--- a/test/test.docx
+++ b/test/test.docx
@@ -279,10 +279,10 @@
             <v:path o:extrusionok="f" gradientshapeok="t" o:connecttype="rect"/>
             <o:lock v:ext="edit" aspectratio="t"/>
           </v:shapetype>
-          <v:shape id="_x0000_i1025" type="#_x0000_t75" style="width:435.2pt;height:155.55pt" o:ole="">
+          <v:shape id="_x0000_i1025" type="#_x0000_t75" style="width:435.5pt;height:155.5pt" o:ole="">
             <v:imagedata r:id="rId7" o:title=""/>
           </v:shape>
-          <o:OLEObject Type="Embed" ProgID="AutoCAD.Drawing.19" ShapeID="_x0000_i1025" DrawAspect="Content" ObjectID="_1848643168" r:id="rId8"/>
+          <o:OLEObject Type="Embed" ProgID="AutoCAD.Drawing.19" ShapeID="_x0000_i1025" DrawAspect="Content" ObjectID="_1851148327" r:id="rId8"/>
         </w:object>
       </w:r>
     </w:p>
@@ -315,10 +315,10 @@
       </w:pPr>
       <w:r>
         <w:object w:dxaOrig="19260" w:dyaOrig="7005">
-          <v:shape id="_x0000_i1026" type="#_x0000_t75" style="width:413.35pt;height:147.2pt" o:ole="">
+          <v:shape id="_x0000_i1026" type="#_x0000_t75" style="width:413pt;height:147pt" o:ole="">
             <v:imagedata r:id="rId9" o:title=""/>
           </v:shape>
-          <o:OLEObject Type="Embed" ProgID="AutoCAD.Drawing.19" ShapeID="_x0000_i1026" DrawAspect="Content" ObjectID="_1848643169" r:id="rId10"/>
+          <o:OLEObject Type="Embed" ProgID="AutoCAD.Drawing.19" ShapeID="_x0000_i1026" DrawAspect="Content" ObjectID="_1851148328" r:id="rId10"/>
         </w:object>
       </w:r>
     </w:p>
@@ -5558,7 +5558,6 @@
           <w:szCs w:val="30"/>
         </w:rPr>
       </w:pPr>
-      <w:bookmarkStart w:id="36" w:name="_GoBack"/>
       <w:r>
         <w:rPr>
           <w:rFonts w:ascii="黑体" w:eastAsia="黑体" w:hAnsi="黑体" w:hint="eastAsia"/>
@@ -5615,7 +5614,6 @@
             <w:vAlign w:val="center"/>
             <w:hideMark/>
           </w:tcPr>
-          <w:bookmarkEnd w:id="36"/>
           <w:p>
             <w:pPr>
               <w:pStyle w:val="BN9"/>
@@ -7575,10 +7573,201 @@
         <w:spacing w:line="480" w:lineRule="exact"/>
         <w:ind w:firstLineChars="200" w:firstLine="420"/>
         <w:rPr>
+          <w:rFonts w:eastAsia="宋体"/>
+          <w:kern w:val="24"/>
+        </w:rPr>
+      </w:pPr>
+    </w:p>
+    <w:p>
+      <w:pPr>
+        <w:pStyle w:val="1"/>
+        <w:keepNext w:val="0"/>
+        <w:keepLines w:val="0"/>
+        <w:numPr>
+          <w:ilvl w:val="0"/>
+          <w:numId w:val="6"/>
+        </w:numPr>
+        <w:adjustRightInd w:val="0"/>
+        <w:snapToGrid w:val="0"/>
+        <w:jc w:val="left"/>
+        <w:rPr>
+          <w:rFonts w:ascii="黑体" w:eastAsia="黑体" w:hAnsi="黑体"/>
+          <w:color w:val="000000"/>
+          <w:sz w:val="30"/>
+          <w:szCs w:val="30"/>
+        </w:rPr>
+      </w:pPr>
+      <w:r>
+        <w:rPr>
+          <w:rFonts w:ascii="黑体" w:eastAsia="黑体" w:hAnsi="黑体" w:hint="eastAsia"/>
+          <w:color w:val="000000"/>
+          <w:sz w:val="30"/>
+          <w:szCs w:val="30"/>
+        </w:rPr>
+        <w:t>异常标题识别</w:t>
+      </w:r>
+    </w:p>
+    <w:p>
+      <w:r>
+        <w:t>1.1 工程概况</w:t>
+      </w:r>
+    </w:p>
+    <w:p>
+      <w:pPr>
+        <w:rPr>
+          <w:rFonts w:hint="eastAsia"/>
+        </w:rPr>
+      </w:pPr>
+      <w:r>
+        <w:rPr>
+          <w:rFonts w:hint="eastAsia"/>
+        </w:rPr>
+        <w:t>青岛地铁</w:t>
+      </w:r>
+      <w:r>
+        <w:t>8号线支线工程起点为大涧站，终点为胶州火车站。线路长度20.4公里，均为地下线。设车站12座，在大涧站与8号线换乘，在站前大道站与12号线换乘，在福州南路站和兰州西路站与规划10号线换乘。在云泰路与站前大道交口西北象限设置云溪河车辆段一处。设云溪河主变电所1座，利用河套主变电所1座，控制中心设在红岛控制中心</w:t>
+      </w:r>
+    </w:p>
+    <w:p>
+      <w:pPr>
+        <w:spacing w:line="480" w:lineRule="exact"/>
+        <w:ind w:firstLineChars="200" w:firstLine="420"/>
+        <w:rPr>
+          <w:rFonts w:eastAsia="宋体"/>
+          <w:kern w:val="24"/>
+        </w:rPr>
+      </w:pPr>
+      <w:r>
+        <w:rPr>
+          <w:rFonts w:eastAsia="宋体"/>
+          <w:kern w:val="24"/>
+        </w:rPr>
+        <w:t xml:space="preserve">1.3.2 </w:t>
+      </w:r>
+      <w:r>
+        <w:rPr>
+          <w:rFonts w:eastAsia="宋体"/>
+          <w:kern w:val="24"/>
+        </w:rPr>
+        <w:t>工期要求</w:t>
+      </w:r>
+    </w:p>
+    <w:p>
+      <w:pPr>
+        <w:spacing w:line="480" w:lineRule="exact"/>
+        <w:ind w:firstLineChars="200" w:firstLine="420"/>
+        <w:rPr>
+          <w:rFonts w:eastAsia="宋体"/>
+          <w:kern w:val="24"/>
+        </w:rPr>
+      </w:pPr>
+      <w:r>
+        <w:rPr>
           <w:rFonts w:eastAsia="宋体" w:hint="eastAsia"/>
           <w:kern w:val="24"/>
         </w:rPr>
-      </w:pPr>
+        <w:t>投标人应在投标文件中根据招标人提出的总工期和各关键节点时间要求，制定本工程从合同生效开始的（包括但不限于）系统设计、接口设计及测试、样机制造及测试、制造</w:t>
+      </w:r>
+      <w:r>
+        <w:rPr>
+          <w:rFonts w:eastAsia="宋体"/>
+          <w:kern w:val="24"/>
+        </w:rPr>
+        <w:t>/</w:t>
+      </w:r>
+      <w:r>
+        <w:rPr>
+          <w:rFonts w:eastAsia="宋体"/>
+          <w:kern w:val="24"/>
+        </w:rPr>
+        <w:t>采购、工厂测试、供货、安装督导、完工测试、系统调试与试验、系统自检、综合联调、试运行、试运营等直至最终验收全过程的工期计划。</w:t>
+      </w:r>
+    </w:p>
+    <w:p>
+      <w:pPr>
+        <w:spacing w:line="480" w:lineRule="exact"/>
+        <w:ind w:firstLineChars="200" w:firstLine="420"/>
+        <w:rPr>
+          <w:rFonts w:eastAsia="宋体"/>
+          <w:kern w:val="24"/>
+        </w:rPr>
+      </w:pPr>
+      <w:r>
+        <w:rPr>
+          <w:rFonts w:eastAsia="宋体"/>
+          <w:kern w:val="24"/>
+        </w:rPr>
+        <w:t xml:space="preserve">1.8.3 </w:t>
+      </w:r>
+      <w:r>
+        <w:rPr>
+          <w:rFonts w:eastAsia="宋体"/>
+          <w:kern w:val="24"/>
+        </w:rPr>
+        <w:t>电磁兼容（</w:t>
+      </w:r>
+      <w:r>
+        <w:rPr>
+          <w:rFonts w:eastAsia="宋体"/>
+          <w:kern w:val="24"/>
+        </w:rPr>
+        <w:t>EMC</w:t>
+      </w:r>
+      <w:r>
+        <w:rPr>
+          <w:rFonts w:eastAsia="宋体"/>
+          <w:kern w:val="24"/>
+        </w:rPr>
+        <w:t>）</w:t>
+      </w:r>
+    </w:p>
+    <w:p>
+      <w:pPr>
+        <w:spacing w:line="480" w:lineRule="exact"/>
+        <w:ind w:firstLineChars="200" w:firstLine="420"/>
+        <w:rPr>
+          <w:rFonts w:eastAsia="宋体" w:hint="eastAsia"/>
+          <w:kern w:val="24"/>
+        </w:rPr>
+      </w:pPr>
+      <w:r>
+        <w:rPr>
+          <w:rFonts w:eastAsia="宋体" w:hint="eastAsia"/>
+          <w:kern w:val="24"/>
+        </w:rPr>
+        <w:lastRenderedPageBreak/>
+        <w:t>对于电子设备要考虑防电磁干扰措施，电磁兼容性能应满足国家相关标准的要求。投标人应提交</w:t>
+      </w:r>
+      <w:r>
+        <w:rPr>
+          <w:rFonts w:eastAsia="宋体"/>
+          <w:kern w:val="24"/>
+        </w:rPr>
+        <w:t>EMC</w:t>
+      </w:r>
+      <w:r>
+        <w:rPr>
+          <w:rFonts w:eastAsia="宋体"/>
+          <w:kern w:val="24"/>
+        </w:rPr>
+        <w:t>相关证明材料，并应采取措施，解决地铁环境中的电磁干扰</w:t>
+      </w:r>
+      <w:r>
+        <w:rPr>
+          <w:rFonts w:eastAsia="宋体"/>
+          <w:kern w:val="24"/>
+        </w:rPr>
+        <w:t>/</w:t>
+      </w:r>
+      <w:r>
+        <w:rPr>
+          <w:rFonts w:eastAsia="宋体"/>
+          <w:kern w:val="24"/>
+        </w:rPr>
+        <w:t>兼容的问题以及允许辐射电平和对电磁辐射灵敏性的问题。</w:t>
+      </w:r>
+      <w:bookmarkStart w:id="36" w:name="_GoBack"/>
+      <w:bookmarkEnd w:id="36"/>
     </w:p>
     <w:sectPr>
       <w:pgSz w:w="11906" w:h="16838"/>

--- a/test/test.docx
+++ b/test/test.docx
@@ -282,7 +282,7 @@
           <v:shape id="_x0000_i1025" type="#_x0000_t75" style="width:435.5pt;height:155.5pt" o:ole="">
             <v:imagedata r:id="rId7" o:title=""/>
           </v:shape>
-          <o:OLEObject Type="Embed" ProgID="AutoCAD.Drawing.19" ShapeID="_x0000_i1025" DrawAspect="Content" ObjectID="_1851148327" r:id="rId8"/>
+          <o:OLEObject Type="Embed" ProgID="AutoCAD.Drawing.19" ShapeID="_x0000_i1025" DrawAspect="Content" ObjectID="_1851366146" r:id="rId8"/>
         </w:object>
       </w:r>
     </w:p>
@@ -318,7 +318,7 @@
           <v:shape id="_x0000_i1026" type="#_x0000_t75" style="width:413pt;height:147pt" o:ole="">
             <v:imagedata r:id="rId9" o:title=""/>
           </v:shape>
-          <o:OLEObject Type="Embed" ProgID="AutoCAD.Drawing.19" ShapeID="_x0000_i1026" DrawAspect="Content" ObjectID="_1851148328" r:id="rId10"/>
+          <o:OLEObject Type="Embed" ProgID="AutoCAD.Drawing.19" ShapeID="_x0000_i1026" DrawAspect="Content" ObjectID="_1851366147" r:id="rId10"/>
         </w:object>
       </w:r>
     </w:p>
@@ -7613,11 +7613,6 @@
       </w:r>
     </w:p>
     <w:p>
-      <w:pPr>
-        <w:rPr>
-          <w:rFonts w:hint="eastAsia"/>
-        </w:rPr>
-      </w:pPr>
       <w:r>
         <w:rPr>
           <w:rFonts w:hint="eastAsia"/>
@@ -7726,7 +7721,7 @@
         <w:spacing w:line="480" w:lineRule="exact"/>
         <w:ind w:firstLineChars="200" w:firstLine="420"/>
         <w:rPr>
-          <w:rFonts w:eastAsia="宋体" w:hint="eastAsia"/>
+          <w:rFonts w:eastAsia="宋体"/>
           <w:kern w:val="24"/>
         </w:rPr>
       </w:pPr>
@@ -7766,8 +7761,89 @@
         </w:rPr>
         <w:t>兼容的问题以及允许辐射电平和对电磁辐射灵敏性的问题。</w:t>
       </w:r>
-      <w:bookmarkStart w:id="36" w:name="_GoBack"/>
+    </w:p>
+    <w:p>
+      <w:pPr>
+        <w:pStyle w:val="1"/>
+        <w:numPr>
+          <w:ilvl w:val="0"/>
+          <w:numId w:val="12"/>
+        </w:numPr>
+        <w:spacing w:before="0" w:after="0"/>
+        <w:jc w:val="left"/>
+      </w:pPr>
+      <w:bookmarkStart w:id="36" w:name="_Toc239265567"/>
+      <w:r>
+        <w:rPr>
+          <w:rFonts w:hint="eastAsia"/>
+        </w:rPr>
+        <w:t>系统概述</w:t>
+      </w:r>
       <w:bookmarkEnd w:id="36"/>
+    </w:p>
+    <w:p>
+      <w:r>
+        <w:t>本工程乘客信息系统（PIS）是依托多媒体网络技术，以计算机系统为核心，通过设置在站厅、站台、列车客室的显示终端，让乘客及时准确地了解列车运营信息和公共媒体信息的多媒体综合信息系统。在正常情况下，运营信息、公共媒体信息共同协调使用；在紧急情况下运营信息优先使用。该系统是运营信息、公共媒体信息发布兼顾的系统，在正常情况下，两者共同协调使用，在紧急情况下运营信息优先使用。</w:t>
+      </w:r>
+    </w:p>
+    <w:p>
+      <w:r>
+        <w:t>工程包</w:t>
+      </w:r>
+      <w:bookmarkStart w:id="37" w:name="_GoBack"/>
+      <w:bookmarkEnd w:id="37"/>
+      <w:r>
+        <w:t>含10座车站、1座控制中心、1座车辆段。乘客信息系统在车辆、各车站为乘客提供信息服务。</w:t>
+      </w:r>
+    </w:p>
+    <w:p>
+      <w:r>
+        <w:t>本工程车地无线系统采用WLAN 802.11ax（WiFi 6）方案，用以车辆运行和状态数据、紧急文本、车载PIS、车载CCTV、车辆智能运维等业务的传输，具体带宽规划在设计联络阶段确定。</w:t>
+      </w:r>
+    </w:p>
+    <w:p>
+      <w:r>
+        <w:t>车地无线系统采用 WLAN 802.11ax（WiFi 6）技术组网。</w:t>
+      </w:r>
+    </w:p>
+    <w:p>
+      <w:r>
+        <w:t>车载视频存储系统盘使用固态硬盘，车载交换机需采用环网连接方式。</w:t>
+      </w:r>
+    </w:p>
+    <w:p>
+      <w:pPr>
+        <w:pStyle w:val="1"/>
+        <w:numPr>
+          <w:ilvl w:val="0"/>
+          <w:numId w:val="11"/>
+        </w:numPr>
+        <w:spacing w:before="0" w:after="0"/>
+        <w:jc w:val="left"/>
+      </w:pPr>
+      <w:bookmarkStart w:id="38" w:name="_Toc239265568"/>
+      <w:r>
+        <w:rPr>
+          <w:rFonts w:hint="eastAsia"/>
+        </w:rPr>
+        <w:t>系统构成</w:t>
+      </w:r>
+      <w:bookmarkEnd w:id="38"/>
+    </w:p>
+    <w:p>
+      <w:r>
+        <w:t>重庆轨道交通17号线一期工程乘客信息系统由中心子系统、车站子系统、车辆段子系统、车载子系统以及网络子系统构成。</w:t>
+      </w:r>
+    </w:p>
+    <w:p>
+      <w:pPr>
+        <w:spacing w:line="480" w:lineRule="exact"/>
+        <w:ind w:firstLineChars="200" w:firstLine="420"/>
+        <w:rPr>
+          <w:rFonts w:eastAsia="宋体" w:hint="eastAsia"/>
+          <w:kern w:val="24"/>
+        </w:rPr>
+      </w:pPr>
     </w:p>
     <w:sectPr>
       <w:pgSz w:w="11906" w:h="16838"/>
@@ -7969,6 +8045,104 @@
     </w:lvl>
   </w:abstractNum>
   <w:abstractNum w:abstractNumId="3" w15:restartNumberingAfterBreak="0">
+    <w:nsid w:val="1A294283"/>
+    <w:multiLevelType w:val="multilevel"/>
+    <w:tmpl w:val="AEF4717E"/>
+    <w:lvl w:ilvl="0">
+      <w:start w:val="1"/>
+      <w:numFmt w:val="decimal"/>
+      <w:pStyle w:val="1"/>
+      <w:lvlText w:val="%1"/>
+      <w:lvlJc w:val="left"/>
+      <w:pPr>
+        <w:ind w:left="432" w:hanging="432"/>
+      </w:pPr>
+      <w:rPr>
+        <w:color w:val="auto"/>
+      </w:rPr>
+    </w:lvl>
+    <w:lvl w:ilvl="1">
+      <w:start w:val="1"/>
+      <w:numFmt w:val="decimal"/>
+      <w:pStyle w:val="2"/>
+      <w:lvlText w:val="%1.%2"/>
+      <w:lvlJc w:val="left"/>
+      <w:pPr>
+        <w:ind w:left="576" w:hanging="576"/>
+      </w:pPr>
+    </w:lvl>
+    <w:lvl w:ilvl="2">
+      <w:start w:val="1"/>
+      <w:numFmt w:val="decimal"/>
+      <w:pStyle w:val="3"/>
+      <w:lvlText w:val="%1.%2.%3"/>
+      <w:lvlJc w:val="left"/>
+      <w:pPr>
+        <w:ind w:left="720" w:hanging="720"/>
+      </w:pPr>
+    </w:lvl>
+    <w:lvl w:ilvl="3">
+      <w:start w:val="1"/>
+      <w:numFmt w:val="decimal"/>
+      <w:pStyle w:val="4"/>
+      <w:lvlText w:val="%1.%2.%3.%4"/>
+      <w:lvlJc w:val="left"/>
+      <w:pPr>
+        <w:ind w:left="864" w:hanging="864"/>
+      </w:pPr>
+    </w:lvl>
+    <w:lvl w:ilvl="4">
+      <w:start w:val="1"/>
+      <w:numFmt w:val="decimal"/>
+      <w:pStyle w:val="5"/>
+      <w:lvlText w:val="%1.%2.%3.%4.%5"/>
+      <w:lvlJc w:val="left"/>
+      <w:pPr>
+        <w:ind w:left="1008" w:hanging="1008"/>
+      </w:pPr>
+    </w:lvl>
+    <w:lvl w:ilvl="5">
+      <w:start w:val="1"/>
+      <w:numFmt w:val="decimal"/>
+      <w:pStyle w:val="6"/>
+      <w:lvlText w:val="%1.%2.%3.%4.%5.%6"/>
+      <w:lvlJc w:val="left"/>
+      <w:pPr>
+        <w:ind w:left="1152" w:hanging="1152"/>
+      </w:pPr>
+    </w:lvl>
+    <w:lvl w:ilvl="6">
+      <w:start w:val="1"/>
+      <w:numFmt w:val="decimal"/>
+      <w:pStyle w:val="7"/>
+      <w:lvlText w:val="%1.%2.%3.%4.%5.%6.%7"/>
+      <w:lvlJc w:val="left"/>
+      <w:pPr>
+        <w:ind w:left="1296" w:hanging="1296"/>
+      </w:pPr>
+    </w:lvl>
+    <w:lvl w:ilvl="7">
+      <w:start w:val="1"/>
+      <w:numFmt w:val="decimal"/>
+      <w:pStyle w:val="8"/>
+      <w:lvlText w:val="%1.%2.%3.%4.%5.%6.%7.%8"/>
+      <w:lvlJc w:val="left"/>
+      <w:pPr>
+        <w:ind w:left="1440" w:hanging="1440"/>
+      </w:pPr>
+    </w:lvl>
+    <w:lvl w:ilvl="8">
+      <w:start w:val="1"/>
+      <w:numFmt w:val="decimal"/>
+      <w:pStyle w:val="9"/>
+      <w:lvlText w:val="%1.%2.%3.%4.%5.%6.%7.%8.%9"/>
+      <w:lvlJc w:val="left"/>
+      <w:pPr>
+        <w:ind w:left="1584" w:hanging="1584"/>
+      </w:pPr>
+    </w:lvl>
+  </w:abstractNum>
+  <w:abstractNum w:abstractNumId="4" w15:restartNumberingAfterBreak="0">
     <w:nsid w:val="1C86017A"/>
     <w:multiLevelType w:val="multilevel"/>
     <w:tmpl w:val="0409001D"/>
@@ -8054,7 +8228,7 @@
       </w:pPr>
     </w:lvl>
   </w:abstractNum>
-  <w:abstractNum w:abstractNumId="4" w15:restartNumberingAfterBreak="0">
+  <w:abstractNum w:abstractNumId="5" w15:restartNumberingAfterBreak="0">
     <w:nsid w:val="1C952D9E"/>
     <w:multiLevelType w:val="multilevel"/>
     <w:tmpl w:val="1C952D9E"/>
@@ -8173,7 +8347,7 @@
       </w:rPr>
     </w:lvl>
   </w:abstractNum>
-  <w:abstractNum w:abstractNumId="5" w15:restartNumberingAfterBreak="0">
+  <w:abstractNum w:abstractNumId="6" w15:restartNumberingAfterBreak="0">
     <w:nsid w:val="1F0369B7"/>
     <w:multiLevelType w:val="hybridMultilevel"/>
     <w:tmpl w:val="7ADA6B6C"/>
@@ -8262,7 +8436,7 @@
       </w:pPr>
     </w:lvl>
   </w:abstractNum>
-  <w:abstractNum w:abstractNumId="6" w15:restartNumberingAfterBreak="0">
+  <w:abstractNum w:abstractNumId="7" w15:restartNumberingAfterBreak="0">
     <w:nsid w:val="2D037CC5"/>
     <w:multiLevelType w:val="multilevel"/>
     <w:tmpl w:val="283E5170"/>
@@ -8391,7 +8565,7 @@
       </w:rPr>
     </w:lvl>
   </w:abstractNum>
-  <w:abstractNum w:abstractNumId="7" w15:restartNumberingAfterBreak="0">
+  <w:abstractNum w:abstractNumId="8" w15:restartNumberingAfterBreak="0">
     <w:nsid w:val="5CA86EEB"/>
     <w:multiLevelType w:val="multilevel"/>
     <w:tmpl w:val="5CA86EEB"/>
@@ -8504,7 +8678,7 @@
       </w:rPr>
     </w:lvl>
   </w:abstractNum>
-  <w:abstractNum w:abstractNumId="8" w15:restartNumberingAfterBreak="0">
+  <w:abstractNum w:abstractNumId="9" w15:restartNumberingAfterBreak="0">
     <w:nsid w:val="62E53404"/>
     <w:multiLevelType w:val="multilevel"/>
     <w:tmpl w:val="62E53404"/>
@@ -8617,7 +8791,7 @@
       </w:rPr>
     </w:lvl>
   </w:abstractNum>
-  <w:abstractNum w:abstractNumId="9" w15:restartNumberingAfterBreak="0">
+  <w:abstractNum w:abstractNumId="10" w15:restartNumberingAfterBreak="0">
     <w:nsid w:val="7FE3C5C7"/>
     <w:multiLevelType w:val="multilevel"/>
     <w:tmpl w:val="7FE3C5C7"/>
@@ -8737,10 +8911,10 @@
     </w:lvl>
   </w:abstractNum>
   <w:num w:numId="1">
-    <w:abstractNumId w:val="7"/>
+    <w:abstractNumId w:val="8"/>
   </w:num>
   <w:num w:numId="2">
-    <w:abstractNumId w:val="4"/>
+    <w:abstractNumId w:val="5"/>
   </w:num>
   <w:num w:numId="3">
     <w:abstractNumId w:val="1"/>
@@ -8749,22 +8923,55 @@
     <w:abstractNumId w:val="0"/>
   </w:num>
   <w:num w:numId="5">
+    <w:abstractNumId w:val="10"/>
+  </w:num>
+  <w:num w:numId="6">
+    <w:abstractNumId w:val="4"/>
+  </w:num>
+  <w:num w:numId="7">
+    <w:abstractNumId w:val="6"/>
+  </w:num>
+  <w:num w:numId="8">
     <w:abstractNumId w:val="9"/>
   </w:num>
-  <w:num w:numId="6">
-    <w:abstractNumId w:val="3"/>
-  </w:num>
-  <w:num w:numId="7">
-    <w:abstractNumId w:val="5"/>
-  </w:num>
-  <w:num w:numId="8">
-    <w:abstractNumId w:val="8"/>
-  </w:num>
   <w:num w:numId="9">
-    <w:abstractNumId w:val="6"/>
+    <w:abstractNumId w:val="7"/>
   </w:num>
   <w:num w:numId="10">
     <w:abstractNumId w:val="2"/>
+  </w:num>
+  <w:num w:numId="11">
+    <w:abstractNumId w:val="3"/>
+  </w:num>
+  <w:num w:numId="12">
+    <w:abstractNumId w:val="3"/>
+    <w:lvlOverride w:ilvl="0">
+      <w:startOverride w:val="1"/>
+    </w:lvlOverride>
+    <w:lvlOverride w:ilvl="1">
+      <w:startOverride w:val="1"/>
+    </w:lvlOverride>
+    <w:lvlOverride w:ilvl="2">
+      <w:startOverride w:val="1"/>
+    </w:lvlOverride>
+    <w:lvlOverride w:ilvl="3">
+      <w:startOverride w:val="1"/>
+    </w:lvlOverride>
+    <w:lvlOverride w:ilvl="4">
+      <w:startOverride w:val="1"/>
+    </w:lvlOverride>
+    <w:lvlOverride w:ilvl="5">
+      <w:startOverride w:val="1"/>
+    </w:lvlOverride>
+    <w:lvlOverride w:ilvl="6">
+      <w:startOverride w:val="1"/>
+    </w:lvlOverride>
+    <w:lvlOverride w:ilvl="7">
+      <w:startOverride w:val="1"/>
+    </w:lvlOverride>
+    <w:lvlOverride w:ilvl="8">
+      <w:startOverride w:val="1"/>
+    </w:lvlOverride>
   </w:num>
 </w:numbering>
 </file>
@@ -8785,15 +8992,15 @@
   </w:docDefaults>
   <w:latentStyles w:defLockedState="0" w:defUIPriority="99" w:defSemiHidden="0" w:defUnhideWhenUsed="0" w:defQFormat="0" w:count="371">
     <w:lsdException w:name="Normal" w:uiPriority="0" w:qFormat="1"/>
-    <w:lsdException w:name="heading 1" w:uiPriority="0" w:qFormat="1"/>
-    <w:lsdException w:name="heading 2" w:semiHidden="1" w:uiPriority="0" w:unhideWhenUsed="1" w:qFormat="1"/>
-    <w:lsdException w:name="heading 3" w:semiHidden="1" w:uiPriority="9" w:unhideWhenUsed="1" w:qFormat="1"/>
-    <w:lsdException w:name="heading 4" w:semiHidden="1" w:uiPriority="9" w:unhideWhenUsed="1" w:qFormat="1"/>
-    <w:lsdException w:name="heading 5" w:semiHidden="1" w:uiPriority="9" w:unhideWhenUsed="1" w:qFormat="1"/>
-    <w:lsdException w:name="heading 6" w:semiHidden="1" w:uiPriority="9" w:unhideWhenUsed="1" w:qFormat="1"/>
-    <w:lsdException w:name="heading 7" w:semiHidden="1" w:uiPriority="9" w:unhideWhenUsed="1" w:qFormat="1"/>
-    <w:lsdException w:name="heading 8" w:semiHidden="1" w:uiPriority="9" w:unhideWhenUsed="1" w:qFormat="1"/>
-    <w:lsdException w:name="heading 9" w:semiHidden="1" w:uiPriority="9" w:unhideWhenUsed="1" w:qFormat="1"/>
+    <w:lsdException w:name="heading 1" w:uiPriority="1" w:qFormat="1"/>
+    <w:lsdException w:name="heading 2" w:semiHidden="1" w:uiPriority="1" w:unhideWhenUsed="1" w:qFormat="1"/>
+    <w:lsdException w:name="heading 3" w:semiHidden="1" w:uiPriority="1" w:unhideWhenUsed="1" w:qFormat="1"/>
+    <w:lsdException w:name="heading 4" w:semiHidden="1" w:uiPriority="1" w:unhideWhenUsed="1" w:qFormat="1"/>
+    <w:lsdException w:name="heading 5" w:semiHidden="1" w:uiPriority="1" w:unhideWhenUsed="1" w:qFormat="1"/>
+    <w:lsdException w:name="heading 6" w:semiHidden="1" w:uiPriority="1" w:unhideWhenUsed="1" w:qFormat="1"/>
+    <w:lsdException w:name="heading 7" w:semiHidden="1" w:uiPriority="1" w:unhideWhenUsed="1" w:qFormat="1"/>
+    <w:lsdException w:name="heading 8" w:semiHidden="1" w:uiPriority="0" w:unhideWhenUsed="1" w:qFormat="1"/>
+    <w:lsdException w:name="heading 9" w:semiHidden="1" w:uiPriority="0" w:unhideWhenUsed="1" w:qFormat="1"/>
     <w:lsdException w:name="index 1" w:semiHidden="1" w:unhideWhenUsed="1"/>
     <w:lsdException w:name="index 2" w:semiHidden="1" w:unhideWhenUsed="1"/>
     <w:lsdException w:name="index 3" w:semiHidden="1" w:unhideWhenUsed="1"/>
@@ -9166,9 +9373,11 @@
   </w:style>
   <w:style w:type="paragraph" w:styleId="1">
     <w:name w:val="heading 1"/>
+    <w:aliases w:val="H1,l1,h1,1 ghost,g,ghost,正文一级标题,Normal + Font: Helvetica,Bold,Space Before 12 pt,Not Bold,1,11,12,13,14,15,111,121,131,16,112,122,132,17,113,123,133,18,114,124,134,141,151,1111,1211,1311,161,1121,1221,1321,171,1131,1231,1331,19,115,125,135,142,章,标"/>
     <w:basedOn w:val="a"/>
     <w:next w:val="a"/>
     <w:link w:val="10"/>
+    <w:uiPriority w:val="1"/>
     <w:qFormat/>
     <w:rsid w:val="00CF04D2"/>
     <w:pPr>
@@ -9188,9 +9397,11 @@
   </w:style>
   <w:style w:type="paragraph" w:styleId="2">
     <w:name w:val="heading 2"/>
+    <w:aliases w:val="21,22,23,24,25,211,221,231,26,212,222,232,27,213,223,233,28,214,224,234,241,251,2111,2211,2311,261,2121,2221,2321,271,2131,2231,2331,2,H2,heading 2,2 headline,h,headline,S&amp;R2,ERMH2,h2,h21,h22,h23,h24,h25,h26,h27,第一层条,29,210,215,281,291,2101,216,242"/>
     <w:basedOn w:val="a"/>
     <w:next w:val="a"/>
     <w:link w:val="20"/>
+    <w:uiPriority w:val="1"/>
     <w:qFormat/>
     <w:rsid w:val="00CF04D2"/>
     <w:pPr>
@@ -9209,11 +9420,11 @@
   </w:style>
   <w:style w:type="paragraph" w:styleId="3">
     <w:name w:val="heading 3"/>
+    <w:aliases w:val="31,32,33,34,35,311,321,331,36,312,322,332,37,313,323,333,38,314,324,334,341,351,3111,3211,3311,361,3121,3221,3321,371,3131,3231,3331,39,315,325,335,342,352,3112,3212,3312,362,3122,3222,3322,372,3132,3232,3332,310,381,391,3101,316,382,392,3102,第二层条"/>
     <w:basedOn w:val="a"/>
     <w:next w:val="a"/>
     <w:link w:val="30"/>
-    <w:uiPriority w:val="9"/>
-    <w:semiHidden/>
+    <w:uiPriority w:val="1"/>
     <w:unhideWhenUsed/>
     <w:qFormat/>
     <w:rsid w:val="009F51E5"/>
@@ -9228,6 +9439,144 @@
       <w:bCs/>
       <w:sz w:val="32"/>
       <w:szCs w:val="32"/>
+    </w:rPr>
+  </w:style>
+  <w:style w:type="paragraph" w:styleId="4">
+    <w:name w:val="heading 4"/>
+    <w:aliases w:val="44,4 dash,d,dash,4 dash1,d1,dash1,4 dash2,d2,dash2,4 dash11,d11,dash11,4 dash3,d3,dash3,4 dash12,d12,dash12,4 dash21,d21,dash21,4 dash111,d111,dash111,4 dash4,d4,dash4,4 dash5,d5,dash5,4 dash6,d6,dash6,d13,H4,条，(,PIM 4,h4,4,4heading,3,3 dash,H41"/>
+    <w:basedOn w:val="a"/>
+    <w:next w:val="a"/>
+    <w:link w:val="40"/>
+    <w:autoRedefine/>
+    <w:uiPriority w:val="1"/>
+    <w:qFormat/>
+    <w:rsid w:val="006A429A"/>
+    <w:pPr>
+      <w:keepNext/>
+      <w:keepLines/>
+      <w:spacing w:line="360" w:lineRule="auto"/>
+      <w:outlineLvl w:val="3"/>
+    </w:pPr>
+    <w:rPr>
+      <w:rFonts w:ascii="Times New Roman" w:eastAsia="楷体_GB2312" w:hAnsi="Times New Roman" w:cs="Times New Roman"/>
+      <w:b/>
+      <w:bCs/>
+      <w:sz w:val="24"/>
+      <w:szCs w:val="28"/>
+    </w:rPr>
+  </w:style>
+  <w:style w:type="paragraph" w:styleId="5">
+    <w:name w:val="heading 5"/>
+    <w:aliases w:val="55,标题 5 Char,5 sub-bullet,sb,H5,h5,PIM 5,5,heading5,Heading 51,Appendix A to X,Heading 5   Appendix A to X,Indent,Titre5,第四层条,ds,dd,Second Subheading,Table label,l5,hm,mh2,Module heading 2,Head 5,list 5,ITT t5,PA Pico Section,H5-Heading 5,heading 5"/>
+    <w:basedOn w:val="a"/>
+    <w:next w:val="a"/>
+    <w:link w:val="50"/>
+    <w:autoRedefine/>
+    <w:uiPriority w:val="1"/>
+    <w:qFormat/>
+    <w:rsid w:val="006A429A"/>
+    <w:pPr>
+      <w:keepNext/>
+      <w:keepLines/>
+      <w:spacing w:line="360" w:lineRule="auto"/>
+      <w:outlineLvl w:val="4"/>
+    </w:pPr>
+    <w:rPr>
+      <w:rFonts w:ascii="Times New Roman" w:eastAsia="楷体_GB2312" w:hAnsi="Times New Roman" w:cs="Times New Roman"/>
+      <w:b/>
+      <w:bCs/>
+      <w:sz w:val="24"/>
+      <w:szCs w:val="28"/>
+    </w:rPr>
+  </w:style>
+  <w:style w:type="paragraph" w:styleId="6">
+    <w:name w:val="heading 6"/>
+    <w:aliases w:val="66,61,62,Head 6,sub-dash,sd,H6,BOD 4,L6,第五层条,PIM 6,h6,Third Subheading,标题7,Bullet list,Bullet (Single Lines),Legal Level 1.,十号线6,a.,0,01,H61,02,03,04,05,H62,06,07,H63,08,09,ACC标题 6 Char3,ACC标题 6,cnp,Caption number (page-wide),ITT t6,PA Appendix,●"/>
+    <w:basedOn w:val="a"/>
+    <w:next w:val="a"/>
+    <w:link w:val="60"/>
+    <w:autoRedefine/>
+    <w:uiPriority w:val="1"/>
+    <w:qFormat/>
+    <w:rsid w:val="006A429A"/>
+    <w:pPr>
+      <w:keepNext/>
+      <w:keepLines/>
+      <w:spacing w:line="360" w:lineRule="auto"/>
+      <w:ind w:leftChars="-1" w:left="-2" w:firstLine="1"/>
+      <w:outlineLvl w:val="5"/>
+    </w:pPr>
+    <w:rPr>
+      <w:rFonts w:ascii="Times New Roman" w:eastAsia="楷体_GB2312" w:hAnsi="Times New Roman" w:cs="Times New Roman"/>
+      <w:b/>
+      <w:bCs/>
+      <w:sz w:val="24"/>
+      <w:szCs w:val="24"/>
+    </w:rPr>
+  </w:style>
+  <w:style w:type="paragraph" w:styleId="7">
+    <w:name w:val="heading 7"/>
+    <w:aliases w:val="77,(use for appendix),(use for appendix)1,(use for appendix)2,(use for appendix)3,(use for appendix)4,(use for appendix)5,L7,PIM 7,第六层条,letter list,不用,Legal Level 1.1.,Level 1.1,H TIMES1,十号线7,liste[1],-&gt;a),. [(1)],条 5,项标题(1),7 sub-style,71,第六层条1,h7"/>
+    <w:basedOn w:val="a"/>
+    <w:next w:val="a"/>
+    <w:link w:val="70"/>
+    <w:uiPriority w:val="1"/>
+    <w:qFormat/>
+    <w:rsid w:val="006A429A"/>
+    <w:pPr>
+      <w:keepNext/>
+      <w:keepLines/>
+      <w:spacing w:line="360" w:lineRule="auto"/>
+      <w:ind w:left="1296"/>
+      <w:outlineLvl w:val="6"/>
+    </w:pPr>
+    <w:rPr>
+      <w:rFonts w:ascii="Times New Roman" w:eastAsia="楷体" w:hAnsi="Times New Roman" w:cs="Times New Roman"/>
+      <w:b/>
+      <w:bCs/>
+      <w:sz w:val="24"/>
+      <w:szCs w:val="24"/>
+    </w:rPr>
+  </w:style>
+  <w:style w:type="paragraph" w:styleId="8">
+    <w:name w:val="heading 8"/>
+    <w:aliases w:val="第七层条,不用8,注意框体,Legal Level 1.1.1.,表,标题 13,表头_R4,(use for figures),(figure),liste[2],. [(a)],标题 8题注(表格),标题 8(表格),h8,标题 8a,Appendix Titre 3,Heading 8,liste 2,LauT8,liste[2]1,liste[2]2,liste[2]3,liste[2]4,liste[2]5,liste[2]6,liste[2]7,liste[2]8,ITT t8"/>
+    <w:basedOn w:val="a"/>
+    <w:next w:val="a"/>
+    <w:link w:val="80"/>
+    <w:qFormat/>
+    <w:rsid w:val="006A429A"/>
+    <w:pPr>
+      <w:keepNext/>
+      <w:keepLines/>
+      <w:spacing w:before="240" w:after="64" w:line="320" w:lineRule="auto"/>
+      <w:ind w:left="1440"/>
+      <w:outlineLvl w:val="7"/>
+    </w:pPr>
+    <w:rPr>
+      <w:rFonts w:ascii="Arial" w:eastAsia="黑体" w:hAnsi="Arial" w:cs="Times New Roman"/>
+      <w:sz w:val="24"/>
+      <w:szCs w:val="24"/>
+    </w:rPr>
+  </w:style>
+  <w:style w:type="paragraph" w:styleId="9">
+    <w:name w:val="heading 9"/>
+    <w:aliases w:val="第八层条,PIM 9,Appendix,不用9,Legal Level 1.1.1.1.,三级标题,huh,标题12,表格文字_R4,(use for tables),标题 9 Char Char,(table),(tables),Bijlage,liste[3],. [(iii)],题注(插图),h9,Figure,Appendix Titre 4,Heading 9,LauT9,liste[3]1,liste[3]2,liste[3]3,liste[3]4,liste[3]5,hu,9"/>
+    <w:basedOn w:val="a"/>
+    <w:next w:val="a"/>
+    <w:link w:val="90"/>
+    <w:qFormat/>
+    <w:rsid w:val="006A429A"/>
+    <w:pPr>
+      <w:keepNext/>
+      <w:keepLines/>
+      <w:spacing w:before="240" w:after="64" w:line="320" w:lineRule="auto"/>
+      <w:ind w:left="1584"/>
+      <w:outlineLvl w:val="8"/>
+    </w:pPr>
+    <w:rPr>
+      <w:rFonts w:ascii="Arial" w:eastAsia="黑体" w:hAnsi="Arial" w:cs="Times New Roman"/>
+      <w:szCs w:val="21"/>
     </w:rPr>
   </w:style>
   <w:style w:type="character" w:default="1" w:styleId="a0">
@@ -9715,6 +10064,83 @@
       <w:szCs w:val="24"/>
     </w:rPr>
   </w:style>
+  <w:style w:type="character" w:customStyle="1" w:styleId="40">
+    <w:name w:val="标题 4 字符"/>
+    <w:basedOn w:val="a0"/>
+    <w:link w:val="4"/>
+    <w:uiPriority w:val="1"/>
+    <w:rsid w:val="006A429A"/>
+    <w:rPr>
+      <w:rFonts w:ascii="Times New Roman" w:eastAsia="楷体_GB2312" w:hAnsi="Times New Roman" w:cs="Times New Roman"/>
+      <w:b/>
+      <w:bCs/>
+      <w:sz w:val="24"/>
+      <w:szCs w:val="28"/>
+    </w:rPr>
+  </w:style>
+  <w:style w:type="character" w:customStyle="1" w:styleId="50">
+    <w:name w:val="标题 5 字符"/>
+    <w:basedOn w:val="a0"/>
+    <w:link w:val="5"/>
+    <w:uiPriority w:val="1"/>
+    <w:rsid w:val="006A429A"/>
+    <w:rPr>
+      <w:rFonts w:ascii="Times New Roman" w:eastAsia="楷体_GB2312" w:hAnsi="Times New Roman" w:cs="Times New Roman"/>
+      <w:b/>
+      <w:bCs/>
+      <w:sz w:val="24"/>
+      <w:szCs w:val="28"/>
+    </w:rPr>
+  </w:style>
+  <w:style w:type="character" w:customStyle="1" w:styleId="60">
+    <w:name w:val="标题 6 字符"/>
+    <w:basedOn w:val="a0"/>
+    <w:link w:val="6"/>
+    <w:uiPriority w:val="1"/>
+    <w:rsid w:val="006A429A"/>
+    <w:rPr>
+      <w:rFonts w:ascii="Times New Roman" w:eastAsia="楷体_GB2312" w:hAnsi="Times New Roman" w:cs="Times New Roman"/>
+      <w:b/>
+      <w:bCs/>
+      <w:sz w:val="24"/>
+      <w:szCs w:val="24"/>
+    </w:rPr>
+  </w:style>
+  <w:style w:type="character" w:customStyle="1" w:styleId="70">
+    <w:name w:val="标题 7 字符"/>
+    <w:basedOn w:val="a0"/>
+    <w:link w:val="7"/>
+    <w:uiPriority w:val="1"/>
+    <w:rsid w:val="006A429A"/>
+    <w:rPr>
+      <w:rFonts w:ascii="Times New Roman" w:eastAsia="楷体" w:hAnsi="Times New Roman" w:cs="Times New Roman"/>
+      <w:b/>
+      <w:bCs/>
+      <w:sz w:val="24"/>
+      <w:szCs w:val="24"/>
+    </w:rPr>
+  </w:style>
+  <w:style w:type="character" w:customStyle="1" w:styleId="80">
+    <w:name w:val="标题 8 字符"/>
+    <w:basedOn w:val="a0"/>
+    <w:link w:val="8"/>
+    <w:rsid w:val="006A429A"/>
+    <w:rPr>
+      <w:rFonts w:ascii="Arial" w:eastAsia="黑体" w:hAnsi="Arial" w:cs="Times New Roman"/>
+      <w:sz w:val="24"/>
+      <w:szCs w:val="24"/>
+    </w:rPr>
+  </w:style>
+  <w:style w:type="character" w:customStyle="1" w:styleId="90">
+    <w:name w:val="标题 9 字符"/>
+    <w:basedOn w:val="a0"/>
+    <w:link w:val="9"/>
+    <w:rsid w:val="006A429A"/>
+    <w:rPr>
+      <w:rFonts w:ascii="Arial" w:eastAsia="黑体" w:hAnsi="Arial" w:cs="Times New Roman"/>
+      <w:szCs w:val="21"/>
+    </w:rPr>
+  </w:style>
 </w:styles>
 </file>
 

--- a/test/test.docx
+++ b/test/test.docx
@@ -279,10 +279,10 @@
             <v:path o:extrusionok="f" gradientshapeok="t" o:connecttype="rect"/>
             <o:lock v:ext="edit" aspectratio="t"/>
           </v:shapetype>
-          <v:shape id="_x0000_i1025" type="#_x0000_t75" style="width:435.5pt;height:155.5pt" o:ole="">
+          <v:shape id="_x0000_i1025" type="#_x0000_t75" style="width:435.35pt;height:155.65pt" o:ole="">
             <v:imagedata r:id="rId7" o:title=""/>
           </v:shape>
-          <o:OLEObject Type="Embed" ProgID="AutoCAD.Drawing.19" ShapeID="_x0000_i1025" DrawAspect="Content" ObjectID="_1851366146" r:id="rId8"/>
+          <o:OLEObject Type="Embed" ProgID="AutoCAD.Drawing.19" ShapeID="_x0000_i1025" DrawAspect="Content" ObjectID="_1853490686" r:id="rId8"/>
         </w:object>
       </w:r>
     </w:p>
@@ -315,10 +315,10 @@
       </w:pPr>
       <w:r>
         <w:object w:dxaOrig="19260" w:dyaOrig="7005">
-          <v:shape id="_x0000_i1026" type="#_x0000_t75" style="width:413pt;height:147pt" o:ole="">
+          <v:shape id="_x0000_i1026" type="#_x0000_t75" style="width:413.25pt;height:146.9pt" o:ole="">
             <v:imagedata r:id="rId9" o:title=""/>
           </v:shape>
-          <o:OLEObject Type="Embed" ProgID="AutoCAD.Drawing.19" ShapeID="_x0000_i1026" DrawAspect="Content" ObjectID="_1851366147" r:id="rId10"/>
+          <o:OLEObject Type="Embed" ProgID="AutoCAD.Drawing.19" ShapeID="_x0000_i1026" DrawAspect="Content" ObjectID="_1853490687" r:id="rId10"/>
         </w:object>
       </w:r>
     </w:p>
@@ -7788,12 +7788,7 @@
     </w:p>
     <w:p>
       <w:r>
-        <w:t>工程包</w:t>
-      </w:r>
-      <w:bookmarkStart w:id="37" w:name="_GoBack"/>
-      <w:bookmarkEnd w:id="37"/>
-      <w:r>
-        <w:t>含10座车站、1座控制中心、1座车辆段。乘客信息系统在车辆、各车站为乘客提供信息服务。</w:t>
+        <w:t>工程包含10座车站、1座控制中心、1座车辆段。乘客信息系统在车辆、各车站为乘客提供信息服务。</w:t>
       </w:r>
     </w:p>
     <w:p>
@@ -7821,14 +7816,14 @@
         <w:spacing w:before="0" w:after="0"/>
         <w:jc w:val="left"/>
       </w:pPr>
-      <w:bookmarkStart w:id="38" w:name="_Toc239265568"/>
+      <w:bookmarkStart w:id="37" w:name="_Toc239265568"/>
       <w:r>
         <w:rPr>
           <w:rFonts w:hint="eastAsia"/>
         </w:rPr>
         <w:t>系统构成</w:t>
       </w:r>
-      <w:bookmarkEnd w:id="38"/>
+      <w:bookmarkEnd w:id="37"/>
     </w:p>
     <w:p>
       <w:r>
@@ -7837,13 +7832,2553 @@
     </w:p>
     <w:p>
       <w:pPr>
-        <w:spacing w:line="480" w:lineRule="exact"/>
-        <w:ind w:firstLineChars="200" w:firstLine="420"/>
-        <w:rPr>
-          <w:rFonts w:eastAsia="宋体" w:hint="eastAsia"/>
-          <w:kern w:val="24"/>
-        </w:rPr>
-      </w:pPr>
+        <w:pStyle w:val="1"/>
+        <w:numPr>
+          <w:ilvl w:val="0"/>
+          <w:numId w:val="11"/>
+        </w:numPr>
+        <w:spacing w:before="0" w:after="0"/>
+        <w:jc w:val="left"/>
+      </w:pPr>
+      <w:r>
+        <w:rPr>
+          <w:rFonts w:hint="eastAsia"/>
+        </w:rPr>
+        <w:t>丢失的图片</w:t>
+      </w:r>
+    </w:p>
+    <w:p>
+      <w:ins w:id="38" w:author="万里" w:date="2026-10-14T13:43:00Z">
+        <w:r>
+          <mc:AlternateContent>
+            <mc:Choice Requires="wpc">
+              <w:drawing>
+                <wp:inline distT="0" distB="0" distL="0" distR="0" wp14:anchorId="71E800CA" wp14:editId="6C733613">
+                  <wp:extent cx="5274310" cy="1735621"/>
+                  <wp:effectExtent l="0" t="76200" r="859790" b="112395"/>
+                  <wp:docPr id="1313" name="画布 1313"/>
+                  <wp:cNvGraphicFramePr>
+                    <a:graphicFrameLocks xmlns:a="http://schemas.openxmlformats.org/drawingml/2006/main" noChangeAspect="1"/>
+                  </wp:cNvGraphicFramePr>
+                  <a:graphic xmlns:a="http://schemas.openxmlformats.org/drawingml/2006/main">
+                    <a:graphicData uri="http://schemas.microsoft.com/office/word/2010/wordprocessingCanvas">
+                      <wpc:wpc>
+                        <wpc:bg>
+                          <a:noFill/>
+                        </wpc:bg>
+                        <wpc:whole>
+                          <a:ln>
+                            <a:noFill/>
+                          </a:ln>
+                        </wpc:whole>
+                        <wps:wsp>
+                          <wps:cNvPr id="173984565" name="AutoShape 4"/>
+                          <wps:cNvSpPr>
+                            <a:spLocks noChangeAspect="1" noChangeArrowheads="1"/>
+                          </wps:cNvSpPr>
+                          <wps:spPr bwMode="auto">
+                            <a:xfrm>
+                              <a:off x="1457050" y="233416"/>
+                              <a:ext cx="3018779" cy="526650"/>
+                            </a:xfrm>
+                            <a:prstGeom prst="rect">
+                              <a:avLst/>
+                            </a:prstGeom>
+                            <a:noFill/>
+                            <a:ln>
+                              <a:noFill/>
+                            </a:ln>
+                          </wps:spPr>
+                          <wps:bodyPr rot="0" vert="horz" wrap="square" lIns="91440" tIns="45720" rIns="91440" bIns="45720" anchor="t" anchorCtr="0" upright="1">
+                            <a:noAutofit/>
+                          </wps:bodyPr>
+                        </wps:wsp>
+                        <wps:wsp>
+                          <wps:cNvPr id="173984566" name="Freeform 5"/>
+                          <wps:cNvSpPr>
+                            <a:spLocks noEditPoints="1"/>
+                          </wps:cNvSpPr>
+                          <wps:spPr bwMode="auto">
+                            <a:xfrm>
+                              <a:off x="116382" y="524699"/>
+                              <a:ext cx="6003748" cy="219112"/>
+                            </a:xfrm>
+                            <a:custGeom>
+                              <a:avLst/>
+                              <a:gdLst>
+                                <a:gd name="T0" fmla="*/ 0 w 2448"/>
+                                <a:gd name="T1" fmla="*/ 181 h 181"/>
+                                <a:gd name="T2" fmla="*/ 68 w 2448"/>
+                                <a:gd name="T3" fmla="*/ 181 h 181"/>
+                                <a:gd name="T4" fmla="*/ 136 w 2448"/>
+                                <a:gd name="T5" fmla="*/ 181 h 181"/>
+                                <a:gd name="T6" fmla="*/ 204 w 2448"/>
+                                <a:gd name="T7" fmla="*/ 181 h 181"/>
+                                <a:gd name="T8" fmla="*/ 272 w 2448"/>
+                                <a:gd name="T9" fmla="*/ 181 h 181"/>
+                                <a:gd name="T10" fmla="*/ 340 w 2448"/>
+                                <a:gd name="T11" fmla="*/ 181 h 181"/>
+                                <a:gd name="T12" fmla="*/ 408 w 2448"/>
+                                <a:gd name="T13" fmla="*/ 181 h 181"/>
+                                <a:gd name="T14" fmla="*/ 476 w 2448"/>
+                                <a:gd name="T15" fmla="*/ 181 h 181"/>
+                                <a:gd name="T16" fmla="*/ 544 w 2448"/>
+                                <a:gd name="T17" fmla="*/ 181 h 181"/>
+                                <a:gd name="T18" fmla="*/ 612 w 2448"/>
+                                <a:gd name="T19" fmla="*/ 181 h 181"/>
+                                <a:gd name="T20" fmla="*/ 680 w 2448"/>
+                                <a:gd name="T21" fmla="*/ 181 h 181"/>
+                                <a:gd name="T22" fmla="*/ 748 w 2448"/>
+                                <a:gd name="T23" fmla="*/ 181 h 181"/>
+                                <a:gd name="T24" fmla="*/ 816 w 2448"/>
+                                <a:gd name="T25" fmla="*/ 181 h 181"/>
+                                <a:gd name="T26" fmla="*/ 884 w 2448"/>
+                                <a:gd name="T27" fmla="*/ 181 h 181"/>
+                                <a:gd name="T28" fmla="*/ 952 w 2448"/>
+                                <a:gd name="T29" fmla="*/ 181 h 181"/>
+                                <a:gd name="T30" fmla="*/ 1020 w 2448"/>
+                                <a:gd name="T31" fmla="*/ 181 h 181"/>
+                                <a:gd name="T32" fmla="*/ 1088 w 2448"/>
+                                <a:gd name="T33" fmla="*/ 181 h 181"/>
+                                <a:gd name="T34" fmla="*/ 1156 w 2448"/>
+                                <a:gd name="T35" fmla="*/ 181 h 181"/>
+                                <a:gd name="T36" fmla="*/ 1224 w 2448"/>
+                                <a:gd name="T37" fmla="*/ 181 h 181"/>
+                                <a:gd name="T38" fmla="*/ 1292 w 2448"/>
+                                <a:gd name="T39" fmla="*/ 181 h 181"/>
+                                <a:gd name="T40" fmla="*/ 1360 w 2448"/>
+                                <a:gd name="T41" fmla="*/ 181 h 181"/>
+                                <a:gd name="T42" fmla="*/ 1428 w 2448"/>
+                                <a:gd name="T43" fmla="*/ 181 h 181"/>
+                                <a:gd name="T44" fmla="*/ 1496 w 2448"/>
+                                <a:gd name="T45" fmla="*/ 181 h 181"/>
+                                <a:gd name="T46" fmla="*/ 1564 w 2448"/>
+                                <a:gd name="T47" fmla="*/ 181 h 181"/>
+                                <a:gd name="T48" fmla="*/ 1632 w 2448"/>
+                                <a:gd name="T49" fmla="*/ 181 h 181"/>
+                                <a:gd name="T50" fmla="*/ 1700 w 2448"/>
+                                <a:gd name="T51" fmla="*/ 181 h 181"/>
+                                <a:gd name="T52" fmla="*/ 2448 w 2448"/>
+                                <a:gd name="T53" fmla="*/ 36 h 181"/>
+                                <a:gd name="T54" fmla="*/ 2448 w 2448"/>
+                                <a:gd name="T55" fmla="*/ 145 h 181"/>
+                                <a:gd name="T56" fmla="*/ 1768 w 2448"/>
+                                <a:gd name="T57" fmla="*/ 0 h 181"/>
+                                <a:gd name="T58" fmla="*/ 1836 w 2448"/>
+                                <a:gd name="T59" fmla="*/ 0 h 181"/>
+                                <a:gd name="T60" fmla="*/ 1904 w 2448"/>
+                                <a:gd name="T61" fmla="*/ 0 h 181"/>
+                                <a:gd name="T62" fmla="*/ 1972 w 2448"/>
+                                <a:gd name="T63" fmla="*/ 0 h 181"/>
+                                <a:gd name="T64" fmla="*/ 2041 w 2448"/>
+                                <a:gd name="T65" fmla="*/ 0 h 181"/>
+                                <a:gd name="T66" fmla="*/ 2108 w 2448"/>
+                                <a:gd name="T67" fmla="*/ 0 h 181"/>
+                                <a:gd name="T68" fmla="*/ 2176 w 2448"/>
+                                <a:gd name="T69" fmla="*/ 0 h 181"/>
+                                <a:gd name="T70" fmla="*/ 2245 w 2448"/>
+                                <a:gd name="T71" fmla="*/ 0 h 181"/>
+                                <a:gd name="T72" fmla="*/ 2312 w 2448"/>
+                                <a:gd name="T73" fmla="*/ 0 h 181"/>
+                                <a:gd name="T74" fmla="*/ 2381 w 2448"/>
+                                <a:gd name="T75" fmla="*/ 0 h 181"/>
+                                <a:gd name="T76" fmla="*/ 2448 w 2448"/>
+                                <a:gd name="T77" fmla="*/ 0 h 181"/>
+                                <a:gd name="T78" fmla="*/ 0 w 2448"/>
+                                <a:gd name="T79" fmla="*/ 0 h 181"/>
+                                <a:gd name="T80" fmla="*/ 0 w 2448"/>
+                                <a:gd name="T81" fmla="*/ 0 h 181"/>
+                                <a:gd name="T82" fmla="*/ 0 w 2448"/>
+                                <a:gd name="T83" fmla="*/ 0 h 181"/>
+                                <a:gd name="T84" fmla="*/ 0 w 2448"/>
+                                <a:gd name="T85" fmla="*/ 0 h 181"/>
+                                <a:gd name="T86" fmla="*/ 0 w 2448"/>
+                                <a:gd name="T87" fmla="*/ 0 h 181"/>
+                                <a:gd name="T88" fmla="*/ 0 w 2448"/>
+                                <a:gd name="T89" fmla="*/ 0 h 181"/>
+                                <a:gd name="T90" fmla="*/ 0 w 2448"/>
+                                <a:gd name="T91" fmla="*/ 0 h 181"/>
+                                <a:gd name="T92" fmla="*/ 0 w 2448"/>
+                                <a:gd name="T93" fmla="*/ 0 h 181"/>
+                              </a:gdLst>
+                              <a:ahLst/>
+                              <a:cxnLst>
+                                <a:cxn ang="0">
+                                  <a:pos x="T0" y="T1"/>
+                                </a:cxn>
+                                <a:cxn ang="0">
+                                  <a:pos x="T2" y="T3"/>
+                                </a:cxn>
+                                <a:cxn ang="0">
+                                  <a:pos x="T4" y="T5"/>
+                                </a:cxn>
+                                <a:cxn ang="0">
+                                  <a:pos x="T6" y="T7"/>
+                                </a:cxn>
+                                <a:cxn ang="0">
+                                  <a:pos x="T8" y="T9"/>
+                                </a:cxn>
+                                <a:cxn ang="0">
+                                  <a:pos x="T10" y="T11"/>
+                                </a:cxn>
+                                <a:cxn ang="0">
+                                  <a:pos x="T12" y="T13"/>
+                                </a:cxn>
+                                <a:cxn ang="0">
+                                  <a:pos x="T14" y="T15"/>
+                                </a:cxn>
+                                <a:cxn ang="0">
+                                  <a:pos x="T16" y="T17"/>
+                                </a:cxn>
+                                <a:cxn ang="0">
+                                  <a:pos x="T18" y="T19"/>
+                                </a:cxn>
+                                <a:cxn ang="0">
+                                  <a:pos x="T20" y="T21"/>
+                                </a:cxn>
+                                <a:cxn ang="0">
+                                  <a:pos x="T22" y="T23"/>
+                                </a:cxn>
+                                <a:cxn ang="0">
+                                  <a:pos x="T24" y="T25"/>
+                                </a:cxn>
+                                <a:cxn ang="0">
+                                  <a:pos x="T26" y="T27"/>
+                                </a:cxn>
+                                <a:cxn ang="0">
+                                  <a:pos x="T28" y="T29"/>
+                                </a:cxn>
+                                <a:cxn ang="0">
+                                  <a:pos x="T30" y="T31"/>
+                                </a:cxn>
+                                <a:cxn ang="0">
+                                  <a:pos x="T32" y="T33"/>
+                                </a:cxn>
+                                <a:cxn ang="0">
+                                  <a:pos x="T34" y="T35"/>
+                                </a:cxn>
+                                <a:cxn ang="0">
+                                  <a:pos x="T36" y="T37"/>
+                                </a:cxn>
+                                <a:cxn ang="0">
+                                  <a:pos x="T38" y="T39"/>
+                                </a:cxn>
+                                <a:cxn ang="0">
+                                  <a:pos x="T40" y="T41"/>
+                                </a:cxn>
+                                <a:cxn ang="0">
+                                  <a:pos x="T42" y="T43"/>
+                                </a:cxn>
+                                <a:cxn ang="0">
+                                  <a:pos x="T44" y="T45"/>
+                                </a:cxn>
+                                <a:cxn ang="0">
+                                  <a:pos x="T46" y="T47"/>
+                                </a:cxn>
+                                <a:cxn ang="0">
+                                  <a:pos x="T48" y="T49"/>
+                                </a:cxn>
+                                <a:cxn ang="0">
+                                  <a:pos x="T50" y="T51"/>
+                                </a:cxn>
+                                <a:cxn ang="0">
+                                  <a:pos x="T52" y="T53"/>
+                                </a:cxn>
+                                <a:cxn ang="0">
+                                  <a:pos x="T54" y="T55"/>
+                                </a:cxn>
+                                <a:cxn ang="0">
+                                  <a:pos x="T56" y="T57"/>
+                                </a:cxn>
+                                <a:cxn ang="0">
+                                  <a:pos x="T58" y="T59"/>
+                                </a:cxn>
+                                <a:cxn ang="0">
+                                  <a:pos x="T60" y="T61"/>
+                                </a:cxn>
+                                <a:cxn ang="0">
+                                  <a:pos x="T62" y="T63"/>
+                                </a:cxn>
+                                <a:cxn ang="0">
+                                  <a:pos x="T64" y="T65"/>
+                                </a:cxn>
+                                <a:cxn ang="0">
+                                  <a:pos x="T66" y="T67"/>
+                                </a:cxn>
+                                <a:cxn ang="0">
+                                  <a:pos x="T68" y="T69"/>
+                                </a:cxn>
+                                <a:cxn ang="0">
+                                  <a:pos x="T70" y="T71"/>
+                                </a:cxn>
+                                <a:cxn ang="0">
+                                  <a:pos x="T72" y="T73"/>
+                                </a:cxn>
+                                <a:cxn ang="0">
+                                  <a:pos x="T74" y="T75"/>
+                                </a:cxn>
+                                <a:cxn ang="0">
+                                  <a:pos x="T76" y="T77"/>
+                                </a:cxn>
+                                <a:cxn ang="0">
+                                  <a:pos x="T78" y="T79"/>
+                                </a:cxn>
+                                <a:cxn ang="0">
+                                  <a:pos x="T80" y="T81"/>
+                                </a:cxn>
+                                <a:cxn ang="0">
+                                  <a:pos x="T82" y="T83"/>
+                                </a:cxn>
+                                <a:cxn ang="0">
+                                  <a:pos x="T84" y="T85"/>
+                                </a:cxn>
+                                <a:cxn ang="0">
+                                  <a:pos x="T86" y="T87"/>
+                                </a:cxn>
+                                <a:cxn ang="0">
+                                  <a:pos x="T88" y="T89"/>
+                                </a:cxn>
+                                <a:cxn ang="0">
+                                  <a:pos x="T90" y="T91"/>
+                                </a:cxn>
+                                <a:cxn ang="0">
+                                  <a:pos x="T92" y="T93"/>
+                                </a:cxn>
+                              </a:cxnLst>
+                              <a:rect l="0" t="0" r="r" b="b"/>
+                              <a:pathLst>
+                                <a:path w="2448" h="181">
+                                  <a:moveTo>
+                                    <a:pt x="0" y="0"/>
+                                  </a:moveTo>
+                                  <a:lnTo>
+                                    <a:pt x="0" y="181"/>
+                                  </a:lnTo>
+                                  <a:moveTo>
+                                    <a:pt x="68" y="0"/>
+                                  </a:moveTo>
+                                  <a:lnTo>
+                                    <a:pt x="68" y="181"/>
+                                  </a:lnTo>
+                                  <a:moveTo>
+                                    <a:pt x="136" y="0"/>
+                                  </a:moveTo>
+                                  <a:lnTo>
+                                    <a:pt x="136" y="181"/>
+                                  </a:lnTo>
+                                  <a:moveTo>
+                                    <a:pt x="204" y="0"/>
+                                  </a:moveTo>
+                                  <a:lnTo>
+                                    <a:pt x="204" y="181"/>
+                                  </a:lnTo>
+                                  <a:moveTo>
+                                    <a:pt x="272" y="0"/>
+                                  </a:moveTo>
+                                  <a:lnTo>
+                                    <a:pt x="272" y="181"/>
+                                  </a:lnTo>
+                                  <a:moveTo>
+                                    <a:pt x="340" y="0"/>
+                                  </a:moveTo>
+                                  <a:lnTo>
+                                    <a:pt x="340" y="181"/>
+                                  </a:lnTo>
+                                  <a:moveTo>
+                                    <a:pt x="408" y="0"/>
+                                  </a:moveTo>
+                                  <a:lnTo>
+                                    <a:pt x="408" y="181"/>
+                                  </a:lnTo>
+                                  <a:moveTo>
+                                    <a:pt x="476" y="0"/>
+                                  </a:moveTo>
+                                  <a:lnTo>
+                                    <a:pt x="476" y="181"/>
+                                  </a:lnTo>
+                                  <a:moveTo>
+                                    <a:pt x="544" y="0"/>
+                                  </a:moveTo>
+                                  <a:lnTo>
+                                    <a:pt x="544" y="181"/>
+                                  </a:lnTo>
+                                  <a:moveTo>
+                                    <a:pt x="612" y="0"/>
+                                  </a:moveTo>
+                                  <a:lnTo>
+                                    <a:pt x="612" y="181"/>
+                                  </a:lnTo>
+                                  <a:moveTo>
+                                    <a:pt x="680" y="0"/>
+                                  </a:moveTo>
+                                  <a:lnTo>
+                                    <a:pt x="680" y="181"/>
+                                  </a:lnTo>
+                                  <a:moveTo>
+                                    <a:pt x="748" y="0"/>
+                                  </a:moveTo>
+                                  <a:lnTo>
+                                    <a:pt x="748" y="181"/>
+                                  </a:lnTo>
+                                  <a:moveTo>
+                                    <a:pt x="816" y="0"/>
+                                  </a:moveTo>
+                                  <a:lnTo>
+                                    <a:pt x="816" y="181"/>
+                                  </a:lnTo>
+                                  <a:moveTo>
+                                    <a:pt x="884" y="0"/>
+                                  </a:moveTo>
+                                  <a:lnTo>
+                                    <a:pt x="884" y="181"/>
+                                  </a:lnTo>
+                                  <a:moveTo>
+                                    <a:pt x="952" y="0"/>
+                                  </a:moveTo>
+                                  <a:lnTo>
+                                    <a:pt x="952" y="181"/>
+                                  </a:lnTo>
+                                  <a:moveTo>
+                                    <a:pt x="1020" y="0"/>
+                                  </a:moveTo>
+                                  <a:lnTo>
+                                    <a:pt x="1020" y="181"/>
+                                  </a:lnTo>
+                                  <a:moveTo>
+                                    <a:pt x="1088" y="0"/>
+                                  </a:moveTo>
+                                  <a:lnTo>
+                                    <a:pt x="1088" y="181"/>
+                                  </a:lnTo>
+                                  <a:moveTo>
+                                    <a:pt x="1156" y="0"/>
+                                  </a:moveTo>
+                                  <a:lnTo>
+                                    <a:pt x="1156" y="181"/>
+                                  </a:lnTo>
+                                  <a:moveTo>
+                                    <a:pt x="1224" y="0"/>
+                                  </a:moveTo>
+                                  <a:lnTo>
+                                    <a:pt x="1224" y="181"/>
+                                  </a:lnTo>
+                                  <a:moveTo>
+                                    <a:pt x="1292" y="0"/>
+                                  </a:moveTo>
+                                  <a:lnTo>
+                                    <a:pt x="1292" y="181"/>
+                                  </a:lnTo>
+                                  <a:moveTo>
+                                    <a:pt x="1360" y="0"/>
+                                  </a:moveTo>
+                                  <a:lnTo>
+                                    <a:pt x="1360" y="181"/>
+                                  </a:lnTo>
+                                  <a:moveTo>
+                                    <a:pt x="1428" y="0"/>
+                                  </a:moveTo>
+                                  <a:lnTo>
+                                    <a:pt x="1428" y="181"/>
+                                  </a:lnTo>
+                                  <a:moveTo>
+                                    <a:pt x="1496" y="0"/>
+                                  </a:moveTo>
+                                  <a:lnTo>
+                                    <a:pt x="1496" y="181"/>
+                                  </a:lnTo>
+                                  <a:moveTo>
+                                    <a:pt x="1564" y="0"/>
+                                  </a:moveTo>
+                                  <a:lnTo>
+                                    <a:pt x="1564" y="181"/>
+                                  </a:lnTo>
+                                  <a:moveTo>
+                                    <a:pt x="1632" y="0"/>
+                                  </a:moveTo>
+                                  <a:lnTo>
+                                    <a:pt x="1632" y="181"/>
+                                  </a:lnTo>
+                                  <a:moveTo>
+                                    <a:pt x="1700" y="0"/>
+                                  </a:moveTo>
+                                  <a:lnTo>
+                                    <a:pt x="1700" y="181"/>
+                                  </a:lnTo>
+                                  <a:moveTo>
+                                    <a:pt x="0" y="36"/>
+                                  </a:moveTo>
+                                  <a:lnTo>
+                                    <a:pt x="2448" y="36"/>
+                                  </a:lnTo>
+                                  <a:moveTo>
+                                    <a:pt x="0" y="145"/>
+                                  </a:moveTo>
+                                  <a:lnTo>
+                                    <a:pt x="2448" y="145"/>
+                                  </a:lnTo>
+                                  <a:moveTo>
+                                    <a:pt x="1768" y="181"/>
+                                  </a:moveTo>
+                                  <a:lnTo>
+                                    <a:pt x="1768" y="0"/>
+                                  </a:lnTo>
+                                  <a:moveTo>
+                                    <a:pt x="1836" y="181"/>
+                                  </a:moveTo>
+                                  <a:lnTo>
+                                    <a:pt x="1836" y="0"/>
+                                  </a:lnTo>
+                                  <a:moveTo>
+                                    <a:pt x="1904" y="181"/>
+                                  </a:moveTo>
+                                  <a:lnTo>
+                                    <a:pt x="1904" y="0"/>
+                                  </a:lnTo>
+                                  <a:moveTo>
+                                    <a:pt x="1972" y="181"/>
+                                  </a:moveTo>
+                                  <a:lnTo>
+                                    <a:pt x="1972" y="0"/>
+                                  </a:lnTo>
+                                  <a:moveTo>
+                                    <a:pt x="2041" y="181"/>
+                                  </a:moveTo>
+                                  <a:lnTo>
+                                    <a:pt x="2041" y="0"/>
+                                  </a:lnTo>
+                                  <a:moveTo>
+                                    <a:pt x="2108" y="181"/>
+                                  </a:moveTo>
+                                  <a:lnTo>
+                                    <a:pt x="2108" y="0"/>
+                                  </a:lnTo>
+                                  <a:moveTo>
+                                    <a:pt x="2176" y="181"/>
+                                  </a:moveTo>
+                                  <a:lnTo>
+                                    <a:pt x="2176" y="0"/>
+                                  </a:lnTo>
+                                  <a:moveTo>
+                                    <a:pt x="2245" y="181"/>
+                                  </a:moveTo>
+                                  <a:lnTo>
+                                    <a:pt x="2245" y="0"/>
+                                  </a:lnTo>
+                                  <a:moveTo>
+                                    <a:pt x="2312" y="181"/>
+                                  </a:moveTo>
+                                  <a:lnTo>
+                                    <a:pt x="2312" y="0"/>
+                                  </a:lnTo>
+                                  <a:moveTo>
+                                    <a:pt x="2381" y="181"/>
+                                  </a:moveTo>
+                                  <a:lnTo>
+                                    <a:pt x="2381" y="0"/>
+                                  </a:lnTo>
+                                  <a:moveTo>
+                                    <a:pt x="2448" y="181"/>
+                                  </a:moveTo>
+                                  <a:lnTo>
+                                    <a:pt x="2448" y="0"/>
+                                  </a:lnTo>
+                                  <a:moveTo>
+                                    <a:pt x="0" y="181"/>
+                                  </a:moveTo>
+                                  <a:lnTo>
+                                    <a:pt x="0" y="0"/>
+                                  </a:lnTo>
+                                  <a:moveTo>
+                                    <a:pt x="0" y="181"/>
+                                  </a:moveTo>
+                                  <a:lnTo>
+                                    <a:pt x="0" y="0"/>
+                                  </a:lnTo>
+                                  <a:moveTo>
+                                    <a:pt x="0" y="181"/>
+                                  </a:moveTo>
+                                  <a:lnTo>
+                                    <a:pt x="0" y="0"/>
+                                  </a:lnTo>
+                                  <a:moveTo>
+                                    <a:pt x="0" y="181"/>
+                                  </a:moveTo>
+                                  <a:lnTo>
+                                    <a:pt x="0" y="0"/>
+                                  </a:lnTo>
+                                  <a:moveTo>
+                                    <a:pt x="0" y="181"/>
+                                  </a:moveTo>
+                                  <a:lnTo>
+                                    <a:pt x="0" y="0"/>
+                                  </a:lnTo>
+                                  <a:moveTo>
+                                    <a:pt x="0" y="181"/>
+                                  </a:moveTo>
+                                  <a:lnTo>
+                                    <a:pt x="0" y="0"/>
+                                  </a:lnTo>
+                                  <a:moveTo>
+                                    <a:pt x="0" y="181"/>
+                                  </a:moveTo>
+                                  <a:lnTo>
+                                    <a:pt x="0" y="0"/>
+                                  </a:lnTo>
+                                  <a:moveTo>
+                                    <a:pt x="0" y="181"/>
+                                  </a:moveTo>
+                                  <a:lnTo>
+                                    <a:pt x="0" y="0"/>
+                                  </a:lnTo>
+                                </a:path>
+                              </a:pathLst>
+                            </a:custGeom>
+                            <a:noFill/>
+                            <a:ln w="15875" cap="rnd">
+                              <a:solidFill>
+                                <a:srgbClr val="000000"/>
+                              </a:solidFill>
+                              <a:prstDash val="solid"/>
+                              <a:round/>
+                            </a:ln>
+                          </wps:spPr>
+                          <wps:bodyPr rot="0" vert="horz" wrap="square" lIns="91440" tIns="45720" rIns="91440" bIns="45720" anchor="t" anchorCtr="0" upright="1">
+                            <a:noAutofit/>
+                          </wps:bodyPr>
+                        </wps:wsp>
+                        <wps:wsp>
+                          <wps:cNvPr id="173984567" name="Freeform 6"/>
+                          <wps:cNvSpPr>
+                            <a:spLocks noEditPoints="1"/>
+                          </wps:cNvSpPr>
+                          <wps:spPr bwMode="auto">
+                            <a:xfrm>
+                              <a:off x="116382" y="932365"/>
+                              <a:ext cx="6003748" cy="220413"/>
+                            </a:xfrm>
+                            <a:custGeom>
+                              <a:avLst/>
+                              <a:gdLst>
+                                <a:gd name="T0" fmla="*/ 0 w 2448"/>
+                                <a:gd name="T1" fmla="*/ 181 h 181"/>
+                                <a:gd name="T2" fmla="*/ 68 w 2448"/>
+                                <a:gd name="T3" fmla="*/ 181 h 181"/>
+                                <a:gd name="T4" fmla="*/ 136 w 2448"/>
+                                <a:gd name="T5" fmla="*/ 181 h 181"/>
+                                <a:gd name="T6" fmla="*/ 204 w 2448"/>
+                                <a:gd name="T7" fmla="*/ 181 h 181"/>
+                                <a:gd name="T8" fmla="*/ 272 w 2448"/>
+                                <a:gd name="T9" fmla="*/ 181 h 181"/>
+                                <a:gd name="T10" fmla="*/ 340 w 2448"/>
+                                <a:gd name="T11" fmla="*/ 181 h 181"/>
+                                <a:gd name="T12" fmla="*/ 408 w 2448"/>
+                                <a:gd name="T13" fmla="*/ 181 h 181"/>
+                                <a:gd name="T14" fmla="*/ 476 w 2448"/>
+                                <a:gd name="T15" fmla="*/ 181 h 181"/>
+                                <a:gd name="T16" fmla="*/ 544 w 2448"/>
+                                <a:gd name="T17" fmla="*/ 181 h 181"/>
+                                <a:gd name="T18" fmla="*/ 612 w 2448"/>
+                                <a:gd name="T19" fmla="*/ 181 h 181"/>
+                                <a:gd name="T20" fmla="*/ 680 w 2448"/>
+                                <a:gd name="T21" fmla="*/ 181 h 181"/>
+                                <a:gd name="T22" fmla="*/ 748 w 2448"/>
+                                <a:gd name="T23" fmla="*/ 181 h 181"/>
+                                <a:gd name="T24" fmla="*/ 816 w 2448"/>
+                                <a:gd name="T25" fmla="*/ 181 h 181"/>
+                                <a:gd name="T26" fmla="*/ 884 w 2448"/>
+                                <a:gd name="T27" fmla="*/ 181 h 181"/>
+                                <a:gd name="T28" fmla="*/ 952 w 2448"/>
+                                <a:gd name="T29" fmla="*/ 181 h 181"/>
+                                <a:gd name="T30" fmla="*/ 1020 w 2448"/>
+                                <a:gd name="T31" fmla="*/ 181 h 181"/>
+                                <a:gd name="T32" fmla="*/ 1088 w 2448"/>
+                                <a:gd name="T33" fmla="*/ 181 h 181"/>
+                                <a:gd name="T34" fmla="*/ 1156 w 2448"/>
+                                <a:gd name="T35" fmla="*/ 181 h 181"/>
+                                <a:gd name="T36" fmla="*/ 1224 w 2448"/>
+                                <a:gd name="T37" fmla="*/ 181 h 181"/>
+                                <a:gd name="T38" fmla="*/ 1292 w 2448"/>
+                                <a:gd name="T39" fmla="*/ 181 h 181"/>
+                                <a:gd name="T40" fmla="*/ 1360 w 2448"/>
+                                <a:gd name="T41" fmla="*/ 181 h 181"/>
+                                <a:gd name="T42" fmla="*/ 1428 w 2448"/>
+                                <a:gd name="T43" fmla="*/ 181 h 181"/>
+                                <a:gd name="T44" fmla="*/ 1496 w 2448"/>
+                                <a:gd name="T45" fmla="*/ 181 h 181"/>
+                                <a:gd name="T46" fmla="*/ 1564 w 2448"/>
+                                <a:gd name="T47" fmla="*/ 181 h 181"/>
+                                <a:gd name="T48" fmla="*/ 1632 w 2448"/>
+                                <a:gd name="T49" fmla="*/ 181 h 181"/>
+                                <a:gd name="T50" fmla="*/ 1700 w 2448"/>
+                                <a:gd name="T51" fmla="*/ 181 h 181"/>
+                                <a:gd name="T52" fmla="*/ 2448 w 2448"/>
+                                <a:gd name="T53" fmla="*/ 36 h 181"/>
+                                <a:gd name="T54" fmla="*/ 2448 w 2448"/>
+                                <a:gd name="T55" fmla="*/ 145 h 181"/>
+                                <a:gd name="T56" fmla="*/ 1768 w 2448"/>
+                                <a:gd name="T57" fmla="*/ 0 h 181"/>
+                                <a:gd name="T58" fmla="*/ 1836 w 2448"/>
+                                <a:gd name="T59" fmla="*/ 0 h 181"/>
+                                <a:gd name="T60" fmla="*/ 1904 w 2448"/>
+                                <a:gd name="T61" fmla="*/ 0 h 181"/>
+                                <a:gd name="T62" fmla="*/ 1972 w 2448"/>
+                                <a:gd name="T63" fmla="*/ 0 h 181"/>
+                                <a:gd name="T64" fmla="*/ 2041 w 2448"/>
+                                <a:gd name="T65" fmla="*/ 0 h 181"/>
+                                <a:gd name="T66" fmla="*/ 2108 w 2448"/>
+                                <a:gd name="T67" fmla="*/ 0 h 181"/>
+                                <a:gd name="T68" fmla="*/ 2176 w 2448"/>
+                                <a:gd name="T69" fmla="*/ 0 h 181"/>
+                                <a:gd name="T70" fmla="*/ 2245 w 2448"/>
+                                <a:gd name="T71" fmla="*/ 0 h 181"/>
+                                <a:gd name="T72" fmla="*/ 2312 w 2448"/>
+                                <a:gd name="T73" fmla="*/ 0 h 181"/>
+                                <a:gd name="T74" fmla="*/ 2381 w 2448"/>
+                                <a:gd name="T75" fmla="*/ 0 h 181"/>
+                                <a:gd name="T76" fmla="*/ 2448 w 2448"/>
+                                <a:gd name="T77" fmla="*/ 0 h 181"/>
+                                <a:gd name="T78" fmla="*/ 0 w 2448"/>
+                                <a:gd name="T79" fmla="*/ 0 h 181"/>
+                                <a:gd name="T80" fmla="*/ 0 w 2448"/>
+                                <a:gd name="T81" fmla="*/ 0 h 181"/>
+                                <a:gd name="T82" fmla="*/ 0 w 2448"/>
+                                <a:gd name="T83" fmla="*/ 0 h 181"/>
+                                <a:gd name="T84" fmla="*/ 0 w 2448"/>
+                                <a:gd name="T85" fmla="*/ 0 h 181"/>
+                                <a:gd name="T86" fmla="*/ 0 w 2448"/>
+                                <a:gd name="T87" fmla="*/ 0 h 181"/>
+                                <a:gd name="T88" fmla="*/ 0 w 2448"/>
+                                <a:gd name="T89" fmla="*/ 0 h 181"/>
+                                <a:gd name="T90" fmla="*/ 0 w 2448"/>
+                                <a:gd name="T91" fmla="*/ 0 h 181"/>
+                                <a:gd name="T92" fmla="*/ 0 w 2448"/>
+                                <a:gd name="T93" fmla="*/ 0 h 181"/>
+                              </a:gdLst>
+                              <a:ahLst/>
+                              <a:cxnLst>
+                                <a:cxn ang="0">
+                                  <a:pos x="T0" y="T1"/>
+                                </a:cxn>
+                                <a:cxn ang="0">
+                                  <a:pos x="T2" y="T3"/>
+                                </a:cxn>
+                                <a:cxn ang="0">
+                                  <a:pos x="T4" y="T5"/>
+                                </a:cxn>
+                                <a:cxn ang="0">
+                                  <a:pos x="T6" y="T7"/>
+                                </a:cxn>
+                                <a:cxn ang="0">
+                                  <a:pos x="T8" y="T9"/>
+                                </a:cxn>
+                                <a:cxn ang="0">
+                                  <a:pos x="T10" y="T11"/>
+                                </a:cxn>
+                                <a:cxn ang="0">
+                                  <a:pos x="T12" y="T13"/>
+                                </a:cxn>
+                                <a:cxn ang="0">
+                                  <a:pos x="T14" y="T15"/>
+                                </a:cxn>
+                                <a:cxn ang="0">
+                                  <a:pos x="T16" y="T17"/>
+                                </a:cxn>
+                                <a:cxn ang="0">
+                                  <a:pos x="T18" y="T19"/>
+                                </a:cxn>
+                                <a:cxn ang="0">
+                                  <a:pos x="T20" y="T21"/>
+                                </a:cxn>
+                                <a:cxn ang="0">
+                                  <a:pos x="T22" y="T23"/>
+                                </a:cxn>
+                                <a:cxn ang="0">
+                                  <a:pos x="T24" y="T25"/>
+                                </a:cxn>
+                                <a:cxn ang="0">
+                                  <a:pos x="T26" y="T27"/>
+                                </a:cxn>
+                                <a:cxn ang="0">
+                                  <a:pos x="T28" y="T29"/>
+                                </a:cxn>
+                                <a:cxn ang="0">
+                                  <a:pos x="T30" y="T31"/>
+                                </a:cxn>
+                                <a:cxn ang="0">
+                                  <a:pos x="T32" y="T33"/>
+                                </a:cxn>
+                                <a:cxn ang="0">
+                                  <a:pos x="T34" y="T35"/>
+                                </a:cxn>
+                                <a:cxn ang="0">
+                                  <a:pos x="T36" y="T37"/>
+                                </a:cxn>
+                                <a:cxn ang="0">
+                                  <a:pos x="T38" y="T39"/>
+                                </a:cxn>
+                                <a:cxn ang="0">
+                                  <a:pos x="T40" y="T41"/>
+                                </a:cxn>
+                                <a:cxn ang="0">
+                                  <a:pos x="T42" y="T43"/>
+                                </a:cxn>
+                                <a:cxn ang="0">
+                                  <a:pos x="T44" y="T45"/>
+                                </a:cxn>
+                                <a:cxn ang="0">
+                                  <a:pos x="T46" y="T47"/>
+                                </a:cxn>
+                                <a:cxn ang="0">
+                                  <a:pos x="T48" y="T49"/>
+                                </a:cxn>
+                                <a:cxn ang="0">
+                                  <a:pos x="T50" y="T51"/>
+                                </a:cxn>
+                                <a:cxn ang="0">
+                                  <a:pos x="T52" y="T53"/>
+                                </a:cxn>
+                                <a:cxn ang="0">
+                                  <a:pos x="T54" y="T55"/>
+                                </a:cxn>
+                                <a:cxn ang="0">
+                                  <a:pos x="T56" y="T57"/>
+                                </a:cxn>
+                                <a:cxn ang="0">
+                                  <a:pos x="T58" y="T59"/>
+                                </a:cxn>
+                                <a:cxn ang="0">
+                                  <a:pos x="T60" y="T61"/>
+                                </a:cxn>
+                                <a:cxn ang="0">
+                                  <a:pos x="T62" y="T63"/>
+                                </a:cxn>
+                                <a:cxn ang="0">
+                                  <a:pos x="T64" y="T65"/>
+                                </a:cxn>
+                                <a:cxn ang="0">
+                                  <a:pos x="T66" y="T67"/>
+                                </a:cxn>
+                                <a:cxn ang="0">
+                                  <a:pos x="T68" y="T69"/>
+                                </a:cxn>
+                                <a:cxn ang="0">
+                                  <a:pos x="T70" y="T71"/>
+                                </a:cxn>
+                                <a:cxn ang="0">
+                                  <a:pos x="T72" y="T73"/>
+                                </a:cxn>
+                                <a:cxn ang="0">
+                                  <a:pos x="T74" y="T75"/>
+                                </a:cxn>
+                                <a:cxn ang="0">
+                                  <a:pos x="T76" y="T77"/>
+                                </a:cxn>
+                                <a:cxn ang="0">
+                                  <a:pos x="T78" y="T79"/>
+                                </a:cxn>
+                                <a:cxn ang="0">
+                                  <a:pos x="T80" y="T81"/>
+                                </a:cxn>
+                                <a:cxn ang="0">
+                                  <a:pos x="T82" y="T83"/>
+                                </a:cxn>
+                                <a:cxn ang="0">
+                                  <a:pos x="T84" y="T85"/>
+                                </a:cxn>
+                                <a:cxn ang="0">
+                                  <a:pos x="T86" y="T87"/>
+                                </a:cxn>
+                                <a:cxn ang="0">
+                                  <a:pos x="T88" y="T89"/>
+                                </a:cxn>
+                                <a:cxn ang="0">
+                                  <a:pos x="T90" y="T91"/>
+                                </a:cxn>
+                                <a:cxn ang="0">
+                                  <a:pos x="T92" y="T93"/>
+                                </a:cxn>
+                              </a:cxnLst>
+                              <a:rect l="0" t="0" r="r" b="b"/>
+                              <a:pathLst>
+                                <a:path w="2448" h="181">
+                                  <a:moveTo>
+                                    <a:pt x="0" y="0"/>
+                                  </a:moveTo>
+                                  <a:lnTo>
+                                    <a:pt x="0" y="181"/>
+                                  </a:lnTo>
+                                  <a:moveTo>
+                                    <a:pt x="68" y="0"/>
+                                  </a:moveTo>
+                                  <a:lnTo>
+                                    <a:pt x="68" y="181"/>
+                                  </a:lnTo>
+                                  <a:moveTo>
+                                    <a:pt x="136" y="0"/>
+                                  </a:moveTo>
+                                  <a:lnTo>
+                                    <a:pt x="136" y="181"/>
+                                  </a:lnTo>
+                                  <a:moveTo>
+                                    <a:pt x="204" y="0"/>
+                                  </a:moveTo>
+                                  <a:lnTo>
+                                    <a:pt x="204" y="181"/>
+                                  </a:lnTo>
+                                  <a:moveTo>
+                                    <a:pt x="272" y="0"/>
+                                  </a:moveTo>
+                                  <a:lnTo>
+                                    <a:pt x="272" y="181"/>
+                                  </a:lnTo>
+                                  <a:moveTo>
+                                    <a:pt x="340" y="0"/>
+                                  </a:moveTo>
+                                  <a:lnTo>
+                                    <a:pt x="340" y="181"/>
+                                  </a:lnTo>
+                                  <a:moveTo>
+                                    <a:pt x="408" y="0"/>
+                                  </a:moveTo>
+                                  <a:lnTo>
+                                    <a:pt x="408" y="181"/>
+                                  </a:lnTo>
+                                  <a:moveTo>
+                                    <a:pt x="476" y="0"/>
+                                  </a:moveTo>
+                                  <a:lnTo>
+                                    <a:pt x="476" y="181"/>
+                                  </a:lnTo>
+                                  <a:moveTo>
+                                    <a:pt x="544" y="0"/>
+                                  </a:moveTo>
+                                  <a:lnTo>
+                                    <a:pt x="544" y="181"/>
+                                  </a:lnTo>
+                                  <a:moveTo>
+                                    <a:pt x="612" y="0"/>
+                                  </a:moveTo>
+                                  <a:lnTo>
+                                    <a:pt x="612" y="181"/>
+                                  </a:lnTo>
+                                  <a:moveTo>
+                                    <a:pt x="680" y="0"/>
+                                  </a:moveTo>
+                                  <a:lnTo>
+                                    <a:pt x="680" y="181"/>
+                                  </a:lnTo>
+                                  <a:moveTo>
+                                    <a:pt x="748" y="0"/>
+                                  </a:moveTo>
+                                  <a:lnTo>
+                                    <a:pt x="748" y="181"/>
+                                  </a:lnTo>
+                                  <a:moveTo>
+                                    <a:pt x="816" y="0"/>
+                                  </a:moveTo>
+                                  <a:lnTo>
+                                    <a:pt x="816" y="181"/>
+                                  </a:lnTo>
+                                  <a:moveTo>
+                                    <a:pt x="884" y="0"/>
+                                  </a:moveTo>
+                                  <a:lnTo>
+                                    <a:pt x="884" y="181"/>
+                                  </a:lnTo>
+                                  <a:moveTo>
+                                    <a:pt x="952" y="0"/>
+                                  </a:moveTo>
+                                  <a:lnTo>
+                                    <a:pt x="952" y="181"/>
+                                  </a:lnTo>
+                                  <a:moveTo>
+                                    <a:pt x="1020" y="0"/>
+                                  </a:moveTo>
+                                  <a:lnTo>
+                                    <a:pt x="1020" y="181"/>
+                                  </a:lnTo>
+                                  <a:moveTo>
+                                    <a:pt x="1088" y="0"/>
+                                  </a:moveTo>
+                                  <a:lnTo>
+                                    <a:pt x="1088" y="181"/>
+                                  </a:lnTo>
+                                  <a:moveTo>
+                                    <a:pt x="1156" y="0"/>
+                                  </a:moveTo>
+                                  <a:lnTo>
+                                    <a:pt x="1156" y="181"/>
+                                  </a:lnTo>
+                                  <a:moveTo>
+                                    <a:pt x="1224" y="0"/>
+                                  </a:moveTo>
+                                  <a:lnTo>
+                                    <a:pt x="1224" y="181"/>
+                                  </a:lnTo>
+                                  <a:moveTo>
+                                    <a:pt x="1292" y="0"/>
+                                  </a:moveTo>
+                                  <a:lnTo>
+                                    <a:pt x="1292" y="181"/>
+                                  </a:lnTo>
+                                  <a:moveTo>
+                                    <a:pt x="1360" y="0"/>
+                                  </a:moveTo>
+                                  <a:lnTo>
+                                    <a:pt x="1360" y="181"/>
+                                  </a:lnTo>
+                                  <a:moveTo>
+                                    <a:pt x="1428" y="0"/>
+                                  </a:moveTo>
+                                  <a:lnTo>
+                                    <a:pt x="1428" y="181"/>
+                                  </a:lnTo>
+                                  <a:moveTo>
+                                    <a:pt x="1496" y="0"/>
+                                  </a:moveTo>
+                                  <a:lnTo>
+                                    <a:pt x="1496" y="181"/>
+                                  </a:lnTo>
+                                  <a:moveTo>
+                                    <a:pt x="1564" y="0"/>
+                                  </a:moveTo>
+                                  <a:lnTo>
+                                    <a:pt x="1564" y="181"/>
+                                  </a:lnTo>
+                                  <a:moveTo>
+                                    <a:pt x="1632" y="0"/>
+                                  </a:moveTo>
+                                  <a:lnTo>
+                                    <a:pt x="1632" y="181"/>
+                                  </a:lnTo>
+                                  <a:moveTo>
+                                    <a:pt x="1700" y="0"/>
+                                  </a:moveTo>
+                                  <a:lnTo>
+                                    <a:pt x="1700" y="181"/>
+                                  </a:lnTo>
+                                  <a:moveTo>
+                                    <a:pt x="0" y="36"/>
+                                  </a:moveTo>
+                                  <a:lnTo>
+                                    <a:pt x="2448" y="36"/>
+                                  </a:lnTo>
+                                  <a:moveTo>
+                                    <a:pt x="0" y="145"/>
+                                  </a:moveTo>
+                                  <a:lnTo>
+                                    <a:pt x="2448" y="145"/>
+                                  </a:lnTo>
+                                  <a:moveTo>
+                                    <a:pt x="1768" y="181"/>
+                                  </a:moveTo>
+                                  <a:lnTo>
+                                    <a:pt x="1768" y="0"/>
+                                  </a:lnTo>
+                                  <a:moveTo>
+                                    <a:pt x="1836" y="181"/>
+                                  </a:moveTo>
+                                  <a:lnTo>
+                                    <a:pt x="1836" y="0"/>
+                                  </a:lnTo>
+                                  <a:moveTo>
+                                    <a:pt x="1904" y="181"/>
+                                  </a:moveTo>
+                                  <a:lnTo>
+                                    <a:pt x="1904" y="0"/>
+                                  </a:lnTo>
+                                  <a:moveTo>
+                                    <a:pt x="1972" y="181"/>
+                                  </a:moveTo>
+                                  <a:lnTo>
+                                    <a:pt x="1972" y="0"/>
+                                  </a:lnTo>
+                                  <a:moveTo>
+                                    <a:pt x="2041" y="181"/>
+                                  </a:moveTo>
+                                  <a:lnTo>
+                                    <a:pt x="2041" y="0"/>
+                                  </a:lnTo>
+                                  <a:moveTo>
+                                    <a:pt x="2108" y="181"/>
+                                  </a:moveTo>
+                                  <a:lnTo>
+                                    <a:pt x="2108" y="0"/>
+                                  </a:lnTo>
+                                  <a:moveTo>
+                                    <a:pt x="2176" y="181"/>
+                                  </a:moveTo>
+                                  <a:lnTo>
+                                    <a:pt x="2176" y="0"/>
+                                  </a:lnTo>
+                                  <a:moveTo>
+                                    <a:pt x="2245" y="181"/>
+                                  </a:moveTo>
+                                  <a:lnTo>
+                                    <a:pt x="2245" y="0"/>
+                                  </a:lnTo>
+                                  <a:moveTo>
+                                    <a:pt x="2312" y="181"/>
+                                  </a:moveTo>
+                                  <a:lnTo>
+                                    <a:pt x="2312" y="0"/>
+                                  </a:lnTo>
+                                  <a:moveTo>
+                                    <a:pt x="2381" y="181"/>
+                                  </a:moveTo>
+                                  <a:lnTo>
+                                    <a:pt x="2381" y="0"/>
+                                  </a:lnTo>
+                                  <a:moveTo>
+                                    <a:pt x="2448" y="181"/>
+                                  </a:moveTo>
+                                  <a:lnTo>
+                                    <a:pt x="2448" y="0"/>
+                                  </a:lnTo>
+                                  <a:moveTo>
+                                    <a:pt x="0" y="181"/>
+                                  </a:moveTo>
+                                  <a:lnTo>
+                                    <a:pt x="0" y="0"/>
+                                  </a:lnTo>
+                                  <a:moveTo>
+                                    <a:pt x="0" y="181"/>
+                                  </a:moveTo>
+                                  <a:lnTo>
+                                    <a:pt x="0" y="0"/>
+                                  </a:lnTo>
+                                  <a:moveTo>
+                                    <a:pt x="0" y="181"/>
+                                  </a:moveTo>
+                                  <a:lnTo>
+                                    <a:pt x="0" y="0"/>
+                                  </a:lnTo>
+                                  <a:moveTo>
+                                    <a:pt x="0" y="181"/>
+                                  </a:moveTo>
+                                  <a:lnTo>
+                                    <a:pt x="0" y="0"/>
+                                  </a:lnTo>
+                                  <a:moveTo>
+                                    <a:pt x="0" y="181"/>
+                                  </a:moveTo>
+                                  <a:lnTo>
+                                    <a:pt x="0" y="0"/>
+                                  </a:lnTo>
+                                  <a:moveTo>
+                                    <a:pt x="0" y="181"/>
+                                  </a:moveTo>
+                                  <a:lnTo>
+                                    <a:pt x="0" y="0"/>
+                                  </a:lnTo>
+                                  <a:moveTo>
+                                    <a:pt x="0" y="181"/>
+                                  </a:moveTo>
+                                  <a:lnTo>
+                                    <a:pt x="0" y="0"/>
+                                  </a:lnTo>
+                                  <a:moveTo>
+                                    <a:pt x="0" y="181"/>
+                                  </a:moveTo>
+                                  <a:lnTo>
+                                    <a:pt x="0" y="0"/>
+                                  </a:lnTo>
+                                </a:path>
+                              </a:pathLst>
+                            </a:custGeom>
+                            <a:noFill/>
+                            <a:ln w="15875" cap="rnd">
+                              <a:solidFill>
+                                <a:srgbClr val="000000"/>
+                              </a:solidFill>
+                              <a:prstDash val="solid"/>
+                              <a:round/>
+                            </a:ln>
+                          </wps:spPr>
+                          <wps:bodyPr rot="0" vert="horz" wrap="square" lIns="91440" tIns="45720" rIns="91440" bIns="45720" anchor="t" anchorCtr="0" upright="1">
+                            <a:noAutofit/>
+                          </wps:bodyPr>
+                        </wps:wsp>
+                        <wpg:wgp>
+                          <wpg:cNvPr id="173984568" name="Group 7"/>
+                          <wpg:cNvGrpSpPr/>
+                          <wpg:grpSpPr>
+                            <a:xfrm>
+                              <a:off x="0" y="291283"/>
+                              <a:ext cx="1165770" cy="349799"/>
+                              <a:chOff x="384" y="1920"/>
+                              <a:chExt cx="960" cy="288"/>
+                            </a:xfrm>
+                          </wpg:grpSpPr>
+                          <wps:wsp>
+                            <wps:cNvPr id="173984569" name="Line 8"/>
+                            <wps:cNvCnPr>
+                              <a:cxnSpLocks noChangeShapeType="1"/>
+                            </wps:cNvCnPr>
+                            <wps:spPr bwMode="auto">
+                              <a:xfrm>
+                                <a:off x="864" y="1920"/>
+                                <a:ext cx="0" cy="288"/>
+                              </a:xfrm>
+                              <a:prstGeom prst="line">
+                                <a:avLst/>
+                              </a:prstGeom>
+                              <a:noFill/>
+                              <a:ln w="31750">
+                                <a:solidFill>
+                                  <a:srgbClr val="000000"/>
+                                </a:solidFill>
+                                <a:round/>
+                              </a:ln>
+                            </wps:spPr>
+                            <wps:bodyPr/>
+                          </wps:wsp>
+                          <wpg:grpSp>
+                            <wpg:cNvPr id="173984570" name="Group 9"/>
+                            <wpg:cNvGrpSpPr/>
+                            <wpg:grpSpPr>
+                              <a:xfrm>
+                                <a:off x="384" y="1920"/>
+                                <a:ext cx="960" cy="144"/>
+                                <a:chOff x="384" y="1920"/>
+                                <a:chExt cx="960" cy="144"/>
+                              </a:xfrm>
+                            </wpg:grpSpPr>
+                            <wps:wsp>
+                              <wps:cNvPr id="173984571" name="Oval 10"/>
+                              <wps:cNvSpPr>
+                                <a:spLocks noChangeArrowheads="1"/>
+                              </wps:cNvSpPr>
+                              <wps:spPr bwMode="auto">
+                                <a:xfrm>
+                                  <a:off x="864" y="1920"/>
+                                  <a:ext cx="480" cy="96"/>
+                                </a:xfrm>
+                                <a:prstGeom prst="ellipse">
+                                  <a:avLst/>
+                                </a:prstGeom>
+                                <a:solidFill>
+                                  <a:srgbClr val="BBE0E3"/>
+                                </a:solidFill>
+                                <a:ln w="9525">
+                                  <a:solidFill>
+                                    <a:srgbClr val="000000"/>
+                                  </a:solidFill>
+                                  <a:round/>
+                                </a:ln>
+                              </wps:spPr>
+                              <wps:bodyPr rot="0" vert="horz" wrap="square" lIns="91440" tIns="45720" rIns="91440" bIns="45720" anchor="ctr" anchorCtr="0" upright="1">
+                                <a:noAutofit/>
+                              </wps:bodyPr>
+                            </wps:wsp>
+                            <wps:wsp>
+                              <wps:cNvPr id="173984572" name="Oval 11"/>
+                              <wps:cNvSpPr>
+                                <a:spLocks noChangeArrowheads="1"/>
+                              </wps:cNvSpPr>
+                              <wps:spPr bwMode="auto">
+                                <a:xfrm>
+                                  <a:off x="384" y="1920"/>
+                                  <a:ext cx="480" cy="96"/>
+                                </a:xfrm>
+                                <a:prstGeom prst="ellipse">
+                                  <a:avLst/>
+                                </a:prstGeom>
+                                <a:solidFill>
+                                  <a:srgbClr val="BBE0E3"/>
+                                </a:solidFill>
+                                <a:ln w="9525">
+                                  <a:solidFill>
+                                    <a:srgbClr val="000000"/>
+                                  </a:solidFill>
+                                  <a:round/>
+                                </a:ln>
+                              </wps:spPr>
+                              <wps:bodyPr rot="0" vert="horz" wrap="square" lIns="91440" tIns="45720" rIns="91440" bIns="45720" anchor="ctr" anchorCtr="0" upright="1">
+                                <a:noAutofit/>
+                              </wps:bodyPr>
+                            </wps:wsp>
+                            <wps:wsp>
+                              <wps:cNvPr id="173984573" name="Oval 12"/>
+                              <wps:cNvSpPr>
+                                <a:spLocks noChangeArrowheads="1"/>
+                              </wps:cNvSpPr>
+                              <wps:spPr bwMode="auto">
+                                <a:xfrm>
+                                  <a:off x="864" y="1968"/>
+                                  <a:ext cx="480" cy="96"/>
+                                </a:xfrm>
+                                <a:prstGeom prst="ellipse">
+                                  <a:avLst/>
+                                </a:prstGeom>
+                                <a:solidFill>
+                                  <a:srgbClr val="FF9900"/>
+                                </a:solidFill>
+                                <a:ln w="9525">
+                                  <a:solidFill>
+                                    <a:srgbClr val="000000"/>
+                                  </a:solidFill>
+                                  <a:round/>
+                                </a:ln>
+                              </wps:spPr>
+                              <wps:bodyPr rot="0" vert="horz" wrap="square" lIns="91440" tIns="45720" rIns="91440" bIns="45720" anchor="ctr" anchorCtr="0" upright="1">
+                                <a:noAutofit/>
+                              </wps:bodyPr>
+                            </wps:wsp>
+                            <wps:wsp>
+                              <wps:cNvPr id="1280" name="Oval 13"/>
+                              <wps:cNvSpPr>
+                                <a:spLocks noChangeArrowheads="1"/>
+                              </wps:cNvSpPr>
+                              <wps:spPr bwMode="auto">
+                                <a:xfrm>
+                                  <a:off x="384" y="1968"/>
+                                  <a:ext cx="480" cy="96"/>
+                                </a:xfrm>
+                                <a:prstGeom prst="ellipse">
+                                  <a:avLst/>
+                                </a:prstGeom>
+                                <a:solidFill>
+                                  <a:srgbClr val="FF9900"/>
+                                </a:solidFill>
+                                <a:ln w="9525">
+                                  <a:solidFill>
+                                    <a:srgbClr val="000000"/>
+                                  </a:solidFill>
+                                  <a:round/>
+                                </a:ln>
+                              </wps:spPr>
+                              <wps:bodyPr rot="0" vert="horz" wrap="square" lIns="91440" tIns="45720" rIns="91440" bIns="45720" anchor="ctr" anchorCtr="0" upright="1">
+                                <a:noAutofit/>
+                              </wps:bodyPr>
+                            </wps:wsp>
+                          </wpg:grpSp>
+                        </wpg:wgp>
+                        <wpg:wgp>
+                          <wpg:cNvPr id="1281" name="Group 14"/>
+                          <wpg:cNvGrpSpPr/>
+                          <wpg:grpSpPr>
+                            <a:xfrm>
+                              <a:off x="1515566" y="990882"/>
+                              <a:ext cx="1165770" cy="349799"/>
+                              <a:chOff x="384" y="1920"/>
+                              <a:chExt cx="960" cy="288"/>
+                            </a:xfrm>
+                          </wpg:grpSpPr>
+                          <wps:wsp>
+                            <wps:cNvPr id="1282" name="Line 15"/>
+                            <wps:cNvCnPr>
+                              <a:cxnSpLocks noChangeShapeType="1"/>
+                            </wps:cNvCnPr>
+                            <wps:spPr bwMode="auto">
+                              <a:xfrm>
+                                <a:off x="864" y="1920"/>
+                                <a:ext cx="0" cy="288"/>
+                              </a:xfrm>
+                              <a:prstGeom prst="line">
+                                <a:avLst/>
+                              </a:prstGeom>
+                              <a:noFill/>
+                              <a:ln w="31750">
+                                <a:solidFill>
+                                  <a:srgbClr val="000000"/>
+                                </a:solidFill>
+                                <a:round/>
+                              </a:ln>
+                            </wps:spPr>
+                            <wps:bodyPr/>
+                          </wps:wsp>
+                          <wpg:grpSp>
+                            <wpg:cNvPr id="1283" name="Group 16"/>
+                            <wpg:cNvGrpSpPr/>
+                            <wpg:grpSpPr>
+                              <a:xfrm>
+                                <a:off x="384" y="1920"/>
+                                <a:ext cx="960" cy="144"/>
+                                <a:chOff x="384" y="1920"/>
+                                <a:chExt cx="960" cy="144"/>
+                              </a:xfrm>
+                            </wpg:grpSpPr>
+                            <wps:wsp>
+                              <wps:cNvPr id="1284" name="Oval 17"/>
+                              <wps:cNvSpPr>
+                                <a:spLocks noChangeArrowheads="1"/>
+                              </wps:cNvSpPr>
+                              <wps:spPr bwMode="auto">
+                                <a:xfrm>
+                                  <a:off x="864" y="1920"/>
+                                  <a:ext cx="480" cy="96"/>
+                                </a:xfrm>
+                                <a:prstGeom prst="ellipse">
+                                  <a:avLst/>
+                                </a:prstGeom>
+                                <a:solidFill>
+                                  <a:srgbClr val="BBE0E3"/>
+                                </a:solidFill>
+                                <a:ln w="9525">
+                                  <a:solidFill>
+                                    <a:srgbClr val="000000"/>
+                                  </a:solidFill>
+                                  <a:round/>
+                                </a:ln>
+                              </wps:spPr>
+                              <wps:bodyPr rot="0" vert="horz" wrap="square" lIns="91440" tIns="45720" rIns="91440" bIns="45720" anchor="ctr" anchorCtr="0" upright="1">
+                                <a:noAutofit/>
+                              </wps:bodyPr>
+                            </wps:wsp>
+                            <wps:wsp>
+                              <wps:cNvPr id="1285" name="Oval 18"/>
+                              <wps:cNvSpPr>
+                                <a:spLocks noChangeArrowheads="1"/>
+                              </wps:cNvSpPr>
+                              <wps:spPr bwMode="auto">
+                                <a:xfrm>
+                                  <a:off x="384" y="1920"/>
+                                  <a:ext cx="480" cy="96"/>
+                                </a:xfrm>
+                                <a:prstGeom prst="ellipse">
+                                  <a:avLst/>
+                                </a:prstGeom>
+                                <a:solidFill>
+                                  <a:srgbClr val="BBE0E3"/>
+                                </a:solidFill>
+                                <a:ln w="9525">
+                                  <a:solidFill>
+                                    <a:srgbClr val="000000"/>
+                                  </a:solidFill>
+                                  <a:round/>
+                                </a:ln>
+                              </wps:spPr>
+                              <wps:bodyPr rot="0" vert="horz" wrap="square" lIns="91440" tIns="45720" rIns="91440" bIns="45720" anchor="ctr" anchorCtr="0" upright="1">
+                                <a:noAutofit/>
+                              </wps:bodyPr>
+                            </wps:wsp>
+                            <wps:wsp>
+                              <wps:cNvPr id="1286" name="Oval 19"/>
+                              <wps:cNvSpPr>
+                                <a:spLocks noChangeArrowheads="1"/>
+                              </wps:cNvSpPr>
+                              <wps:spPr bwMode="auto">
+                                <a:xfrm>
+                                  <a:off x="864" y="1968"/>
+                                  <a:ext cx="480" cy="96"/>
+                                </a:xfrm>
+                                <a:prstGeom prst="ellipse">
+                                  <a:avLst/>
+                                </a:prstGeom>
+                                <a:solidFill>
+                                  <a:srgbClr val="FF9900"/>
+                                </a:solidFill>
+                                <a:ln w="9525">
+                                  <a:solidFill>
+                                    <a:srgbClr val="000000"/>
+                                  </a:solidFill>
+                                  <a:round/>
+                                </a:ln>
+                              </wps:spPr>
+                              <wps:bodyPr rot="0" vert="horz" wrap="square" lIns="91440" tIns="45720" rIns="91440" bIns="45720" anchor="ctr" anchorCtr="0" upright="1">
+                                <a:noAutofit/>
+                              </wps:bodyPr>
+                            </wps:wsp>
+                            <wps:wsp>
+                              <wps:cNvPr id="1287" name="Oval 20"/>
+                              <wps:cNvSpPr>
+                                <a:spLocks noChangeArrowheads="1"/>
+                              </wps:cNvSpPr>
+                              <wps:spPr bwMode="auto">
+                                <a:xfrm>
+                                  <a:off x="384" y="1968"/>
+                                  <a:ext cx="480" cy="96"/>
+                                </a:xfrm>
+                                <a:prstGeom prst="ellipse">
+                                  <a:avLst/>
+                                </a:prstGeom>
+                                <a:solidFill>
+                                  <a:srgbClr val="FF9900"/>
+                                </a:solidFill>
+                                <a:ln w="9525">
+                                  <a:solidFill>
+                                    <a:srgbClr val="000000"/>
+                                  </a:solidFill>
+                                  <a:round/>
+                                </a:ln>
+                              </wps:spPr>
+                              <wps:bodyPr rot="0" vert="horz" wrap="square" lIns="91440" tIns="45720" rIns="91440" bIns="45720" anchor="ctr" anchorCtr="0" upright="1">
+                                <a:noAutofit/>
+                              </wps:bodyPr>
+                            </wps:wsp>
+                          </wpg:grpSp>
+                        </wpg:wgp>
+                        <wpg:wgp>
+                          <wpg:cNvPr id="1288" name="Group 21"/>
+                          <wpg:cNvGrpSpPr/>
+                          <wpg:grpSpPr>
+                            <a:xfrm>
+                              <a:off x="3147514" y="349799"/>
+                              <a:ext cx="1165770" cy="349799"/>
+                              <a:chOff x="384" y="1920"/>
+                              <a:chExt cx="960" cy="288"/>
+                            </a:xfrm>
+                          </wpg:grpSpPr>
+                          <wps:wsp>
+                            <wps:cNvPr id="1289" name="Line 22"/>
+                            <wps:cNvCnPr>
+                              <a:cxnSpLocks noChangeShapeType="1"/>
+                            </wps:cNvCnPr>
+                            <wps:spPr bwMode="auto">
+                              <a:xfrm>
+                                <a:off x="864" y="1920"/>
+                                <a:ext cx="0" cy="288"/>
+                              </a:xfrm>
+                              <a:prstGeom prst="line">
+                                <a:avLst/>
+                              </a:prstGeom>
+                              <a:noFill/>
+                              <a:ln w="31750">
+                                <a:solidFill>
+                                  <a:srgbClr val="000000"/>
+                                </a:solidFill>
+                                <a:round/>
+                              </a:ln>
+                            </wps:spPr>
+                            <wps:bodyPr/>
+                          </wps:wsp>
+                          <wpg:grpSp>
+                            <wpg:cNvPr id="1290" name="Group 23"/>
+                            <wpg:cNvGrpSpPr/>
+                            <wpg:grpSpPr>
+                              <a:xfrm>
+                                <a:off x="384" y="1920"/>
+                                <a:ext cx="960" cy="144"/>
+                                <a:chOff x="384" y="1920"/>
+                                <a:chExt cx="960" cy="144"/>
+                              </a:xfrm>
+                            </wpg:grpSpPr>
+                            <wps:wsp>
+                              <wps:cNvPr id="1291" name="Oval 24"/>
+                              <wps:cNvSpPr>
+                                <a:spLocks noChangeArrowheads="1"/>
+                              </wps:cNvSpPr>
+                              <wps:spPr bwMode="auto">
+                                <a:xfrm>
+                                  <a:off x="864" y="1920"/>
+                                  <a:ext cx="480" cy="96"/>
+                                </a:xfrm>
+                                <a:prstGeom prst="ellipse">
+                                  <a:avLst/>
+                                </a:prstGeom>
+                                <a:solidFill>
+                                  <a:srgbClr val="BBE0E3"/>
+                                </a:solidFill>
+                                <a:ln w="9525">
+                                  <a:solidFill>
+                                    <a:srgbClr val="000000"/>
+                                  </a:solidFill>
+                                  <a:round/>
+                                </a:ln>
+                              </wps:spPr>
+                              <wps:bodyPr rot="0" vert="horz" wrap="square" lIns="91440" tIns="45720" rIns="91440" bIns="45720" anchor="ctr" anchorCtr="0" upright="1">
+                                <a:noAutofit/>
+                              </wps:bodyPr>
+                            </wps:wsp>
+                            <wps:wsp>
+                              <wps:cNvPr id="1292" name="Oval 25"/>
+                              <wps:cNvSpPr>
+                                <a:spLocks noChangeArrowheads="1"/>
+                              </wps:cNvSpPr>
+                              <wps:spPr bwMode="auto">
+                                <a:xfrm>
+                                  <a:off x="384" y="1920"/>
+                                  <a:ext cx="480" cy="96"/>
+                                </a:xfrm>
+                                <a:prstGeom prst="ellipse">
+                                  <a:avLst/>
+                                </a:prstGeom>
+                                <a:solidFill>
+                                  <a:srgbClr val="BBE0E3"/>
+                                </a:solidFill>
+                                <a:ln w="9525">
+                                  <a:solidFill>
+                                    <a:srgbClr val="000000"/>
+                                  </a:solidFill>
+                                  <a:round/>
+                                </a:ln>
+                              </wps:spPr>
+                              <wps:bodyPr rot="0" vert="horz" wrap="square" lIns="91440" tIns="45720" rIns="91440" bIns="45720" anchor="ctr" anchorCtr="0" upright="1">
+                                <a:noAutofit/>
+                              </wps:bodyPr>
+                            </wps:wsp>
+                            <wps:wsp>
+                              <wps:cNvPr id="1293" name="Oval 26"/>
+                              <wps:cNvSpPr>
+                                <a:spLocks noChangeArrowheads="1"/>
+                              </wps:cNvSpPr>
+                              <wps:spPr bwMode="auto">
+                                <a:xfrm>
+                                  <a:off x="864" y="1968"/>
+                                  <a:ext cx="480" cy="96"/>
+                                </a:xfrm>
+                                <a:prstGeom prst="ellipse">
+                                  <a:avLst/>
+                                </a:prstGeom>
+                                <a:solidFill>
+                                  <a:srgbClr val="FF9900"/>
+                                </a:solidFill>
+                                <a:ln w="9525">
+                                  <a:solidFill>
+                                    <a:srgbClr val="000000"/>
+                                  </a:solidFill>
+                                  <a:round/>
+                                </a:ln>
+                              </wps:spPr>
+                              <wps:bodyPr rot="0" vert="horz" wrap="square" lIns="91440" tIns="45720" rIns="91440" bIns="45720" anchor="ctr" anchorCtr="0" upright="1">
+                                <a:noAutofit/>
+                              </wps:bodyPr>
+                            </wps:wsp>
+                            <wps:wsp>
+                              <wps:cNvPr id="1294" name="Oval 27"/>
+                              <wps:cNvSpPr>
+                                <a:spLocks noChangeArrowheads="1"/>
+                              </wps:cNvSpPr>
+                              <wps:spPr bwMode="auto">
+                                <a:xfrm>
+                                  <a:off x="384" y="1968"/>
+                                  <a:ext cx="480" cy="96"/>
+                                </a:xfrm>
+                                <a:prstGeom prst="ellipse">
+                                  <a:avLst/>
+                                </a:prstGeom>
+                                <a:solidFill>
+                                  <a:srgbClr val="FF9900"/>
+                                </a:solidFill>
+                                <a:ln w="9525">
+                                  <a:solidFill>
+                                    <a:srgbClr val="000000"/>
+                                  </a:solidFill>
+                                  <a:round/>
+                                </a:ln>
+                              </wps:spPr>
+                              <wps:bodyPr rot="0" vert="horz" wrap="square" lIns="91440" tIns="45720" rIns="91440" bIns="45720" anchor="ctr" anchorCtr="0" upright="1">
+                                <a:noAutofit/>
+                              </wps:bodyPr>
+                            </wps:wsp>
+                          </wpg:grpSp>
+                        </wpg:wgp>
+                        <wpg:wgp>
+                          <wpg:cNvPr id="1295" name="Group 28"/>
+                          <wpg:cNvGrpSpPr/>
+                          <wpg:grpSpPr>
+                            <a:xfrm>
+                              <a:off x="4779462" y="990882"/>
+                              <a:ext cx="1165770" cy="349799"/>
+                              <a:chOff x="384" y="1920"/>
+                              <a:chExt cx="960" cy="288"/>
+                            </a:xfrm>
+                          </wpg:grpSpPr>
+                          <wps:wsp>
+                            <wps:cNvPr id="1296" name="Line 29"/>
+                            <wps:cNvCnPr>
+                              <a:cxnSpLocks noChangeShapeType="1"/>
+                            </wps:cNvCnPr>
+                            <wps:spPr bwMode="auto">
+                              <a:xfrm>
+                                <a:off x="864" y="1920"/>
+                                <a:ext cx="0" cy="288"/>
+                              </a:xfrm>
+                              <a:prstGeom prst="line">
+                                <a:avLst/>
+                              </a:prstGeom>
+                              <a:noFill/>
+                              <a:ln w="31750">
+                                <a:solidFill>
+                                  <a:srgbClr val="000000"/>
+                                </a:solidFill>
+                                <a:round/>
+                              </a:ln>
+                            </wps:spPr>
+                            <wps:bodyPr/>
+                          </wps:wsp>
+                          <wpg:grpSp>
+                            <wpg:cNvPr id="1297" name="Group 30"/>
+                            <wpg:cNvGrpSpPr/>
+                            <wpg:grpSpPr>
+                              <a:xfrm>
+                                <a:off x="384" y="1920"/>
+                                <a:ext cx="960" cy="144"/>
+                                <a:chOff x="384" y="1920"/>
+                                <a:chExt cx="960" cy="144"/>
+                              </a:xfrm>
+                            </wpg:grpSpPr>
+                            <wps:wsp>
+                              <wps:cNvPr id="1298" name="Oval 31"/>
+                              <wps:cNvSpPr>
+                                <a:spLocks noChangeArrowheads="1"/>
+                              </wps:cNvSpPr>
+                              <wps:spPr bwMode="auto">
+                                <a:xfrm>
+                                  <a:off x="864" y="1920"/>
+                                  <a:ext cx="480" cy="96"/>
+                                </a:xfrm>
+                                <a:prstGeom prst="ellipse">
+                                  <a:avLst/>
+                                </a:prstGeom>
+                                <a:solidFill>
+                                  <a:srgbClr val="BBE0E3"/>
+                                </a:solidFill>
+                                <a:ln w="9525">
+                                  <a:solidFill>
+                                    <a:srgbClr val="000000"/>
+                                  </a:solidFill>
+                                  <a:round/>
+                                </a:ln>
+                              </wps:spPr>
+                              <wps:bodyPr rot="0" vert="horz" wrap="square" lIns="91440" tIns="45720" rIns="91440" bIns="45720" anchor="ctr" anchorCtr="0" upright="1">
+                                <a:noAutofit/>
+                              </wps:bodyPr>
+                            </wps:wsp>
+                            <wps:wsp>
+                              <wps:cNvPr id="1299" name="Oval 32"/>
+                              <wps:cNvSpPr>
+                                <a:spLocks noChangeArrowheads="1"/>
+                              </wps:cNvSpPr>
+                              <wps:spPr bwMode="auto">
+                                <a:xfrm>
+                                  <a:off x="384" y="1920"/>
+                                  <a:ext cx="480" cy="96"/>
+                                </a:xfrm>
+                                <a:prstGeom prst="ellipse">
+                                  <a:avLst/>
+                                </a:prstGeom>
+                                <a:solidFill>
+                                  <a:srgbClr val="BBE0E3"/>
+                                </a:solidFill>
+                                <a:ln w="9525">
+                                  <a:solidFill>
+                                    <a:srgbClr val="000000"/>
+                                  </a:solidFill>
+                                  <a:round/>
+                                </a:ln>
+                              </wps:spPr>
+                              <wps:bodyPr rot="0" vert="horz" wrap="square" lIns="91440" tIns="45720" rIns="91440" bIns="45720" anchor="ctr" anchorCtr="0" upright="1">
+                                <a:noAutofit/>
+                              </wps:bodyPr>
+                            </wps:wsp>
+                            <wps:wsp>
+                              <wps:cNvPr id="1300" name="Oval 33"/>
+                              <wps:cNvSpPr>
+                                <a:spLocks noChangeArrowheads="1"/>
+                              </wps:cNvSpPr>
+                              <wps:spPr bwMode="auto">
+                                <a:xfrm>
+                                  <a:off x="864" y="1968"/>
+                                  <a:ext cx="480" cy="96"/>
+                                </a:xfrm>
+                                <a:prstGeom prst="ellipse">
+                                  <a:avLst/>
+                                </a:prstGeom>
+                                <a:solidFill>
+                                  <a:srgbClr val="FF9900"/>
+                                </a:solidFill>
+                                <a:ln w="9525">
+                                  <a:solidFill>
+                                    <a:srgbClr val="000000"/>
+                                  </a:solidFill>
+                                  <a:round/>
+                                </a:ln>
+                              </wps:spPr>
+                              <wps:bodyPr rot="0" vert="horz" wrap="square" lIns="91440" tIns="45720" rIns="91440" bIns="45720" anchor="ctr" anchorCtr="0" upright="1">
+                                <a:noAutofit/>
+                              </wps:bodyPr>
+                            </wps:wsp>
+                            <wps:wsp>
+                              <wps:cNvPr id="1301" name="Oval 34"/>
+                              <wps:cNvSpPr>
+                                <a:spLocks noChangeArrowheads="1"/>
+                              </wps:cNvSpPr>
+                              <wps:spPr bwMode="auto">
+                                <a:xfrm>
+                                  <a:off x="384" y="1968"/>
+                                  <a:ext cx="480" cy="96"/>
+                                </a:xfrm>
+                                <a:prstGeom prst="ellipse">
+                                  <a:avLst/>
+                                </a:prstGeom>
+                                <a:solidFill>
+                                  <a:srgbClr val="FF9900"/>
+                                </a:solidFill>
+                                <a:ln w="9525">
+                                  <a:solidFill>
+                                    <a:srgbClr val="000000"/>
+                                  </a:solidFill>
+                                  <a:round/>
+                                </a:ln>
+                              </wps:spPr>
+                              <wps:bodyPr rot="0" vert="horz" wrap="square" lIns="91440" tIns="45720" rIns="91440" bIns="45720" anchor="ctr" anchorCtr="0" upright="1">
+                                <a:noAutofit/>
+                              </wps:bodyPr>
+                            </wps:wsp>
+                          </wpg:grpSp>
+                        </wpg:wgp>
+                        <wps:wsp>
+                          <wps:cNvPr id="1302" name="Oval 35"/>
+                          <wps:cNvSpPr>
+                            <a:spLocks noChangeArrowheads="1"/>
+                          </wps:cNvSpPr>
+                          <wps:spPr bwMode="auto">
+                            <a:xfrm>
+                              <a:off x="3088998" y="1457064"/>
+                              <a:ext cx="583210" cy="116383"/>
+                            </a:xfrm>
+                            <a:prstGeom prst="ellipse">
+                              <a:avLst/>
+                            </a:prstGeom>
+                            <a:solidFill>
+                              <a:srgbClr val="BBE0E3"/>
+                            </a:solidFill>
+                            <a:ln w="9525">
+                              <a:solidFill>
+                                <a:srgbClr val="000000"/>
+                              </a:solidFill>
+                              <a:round/>
+                            </a:ln>
+                          </wps:spPr>
+                          <wps:bodyPr rot="0" vert="horz" wrap="none" lIns="91440" tIns="45720" rIns="91440" bIns="45720" anchor="ctr" anchorCtr="0" upright="1">
+                            <a:noAutofit/>
+                          </wps:bodyPr>
+                        </wps:wsp>
+                        <wps:wsp>
+                          <wps:cNvPr id="1303" name="Oval 36"/>
+                          <wps:cNvSpPr>
+                            <a:spLocks noChangeArrowheads="1"/>
+                          </wps:cNvSpPr>
+                          <wps:spPr bwMode="auto">
+                            <a:xfrm>
+                              <a:off x="4022004" y="1457064"/>
+                              <a:ext cx="582560" cy="116383"/>
+                            </a:xfrm>
+                            <a:prstGeom prst="ellipse">
+                              <a:avLst/>
+                            </a:prstGeom>
+                            <a:solidFill>
+                              <a:srgbClr val="FF9900"/>
+                            </a:solidFill>
+                            <a:ln w="9525">
+                              <a:solidFill>
+                                <a:srgbClr val="000000"/>
+                              </a:solidFill>
+                              <a:round/>
+                            </a:ln>
+                          </wps:spPr>
+                          <wps:bodyPr rot="0" vert="horz" wrap="none" lIns="91440" tIns="45720" rIns="91440" bIns="45720" anchor="ctr" anchorCtr="0" upright="1">
+                            <a:noAutofit/>
+                          </wps:bodyPr>
+                        </wps:wsp>
+                        <wps:wsp>
+                          <wps:cNvPr id="1304" name="Rectangle 37"/>
+                          <wps:cNvSpPr>
+                            <a:spLocks noChangeArrowheads="1"/>
+                          </wps:cNvSpPr>
+                          <wps:spPr bwMode="auto">
+                            <a:xfrm>
+                              <a:off x="174898" y="0"/>
+                              <a:ext cx="1083534" cy="291201"/>
+                            </a:xfrm>
+                            <a:prstGeom prst="rect">
+                              <a:avLst/>
+                            </a:prstGeom>
+                            <a:noFill/>
+                            <a:ln>
+                              <a:noFill/>
+                            </a:ln>
+                          </wps:spPr>
+                          <wps:txbx>
+                            <w:txbxContent>
+                              <w:p>
+                                <w:pPr>
+                                  <w:autoSpaceDE w:val="0"/>
+                                  <w:autoSpaceDN w:val="0"/>
+                                  <w:adjustRightInd w:val="0"/>
+                                  <w:ind w:firstLine="420"/>
+                                  <w:jc w:val="center"/>
+                                  <w:rPr>
+                                    <w:rFonts w:ascii="Arial" w:hAnsi="Arial" w:cs="宋体"/>
+                                    <w:color w:val="000000"/>
+                                    <w:sz w:val="27"/>
+                                    <w:szCs w:val="36"/>
+                                    <w:lang w:val="zh-CN"/>
+                                  </w:rPr>
+                                </w:pPr>
+                                <w:r>
+                                  <w:rPr>
+                                    <w:rFonts w:hint="eastAsia"/>
+                                  </w:rPr>
+                                  <w:t>轨旁天线安装</w:t>
+                                </w:r>
+                              </w:p>
+                            </w:txbxContent>
+                          </wps:txbx>
+                          <wps:bodyPr rot="0" vert="horz" wrap="square" lIns="69494" tIns="34747" rIns="69494" bIns="34747" anchor="t" anchorCtr="0" upright="1">
+                            <a:noAutofit/>
+                          </wps:bodyPr>
+                        </wps:wsp>
+                        <wps:wsp>
+                          <wps:cNvPr id="1305" name="Rectangle 38"/>
+                          <wps:cNvSpPr>
+                            <a:spLocks noChangeArrowheads="1"/>
+                          </wps:cNvSpPr>
+                          <wps:spPr bwMode="auto">
+                            <a:xfrm>
+                              <a:off x="2972616" y="1573264"/>
+                              <a:ext cx="880342" cy="276949"/>
+                            </a:xfrm>
+                            <a:prstGeom prst="rect">
+                              <a:avLst/>
+                            </a:prstGeom>
+                            <a:noFill/>
+                            <a:ln>
+                              <a:noFill/>
+                            </a:ln>
+                          </wps:spPr>
+                          <wps:txbx>
+                            <w:txbxContent>
+                              <w:p>
+                                <w:pPr>
+                                  <w:autoSpaceDE w:val="0"/>
+                                  <w:autoSpaceDN w:val="0"/>
+                                  <w:adjustRightInd w:val="0"/>
+                                  <w:ind w:firstLine="420"/>
+                                  <w:jc w:val="center"/>
+                                  <w:rPr>
+                                    <w:rFonts w:ascii="Arial" w:hAnsi="Arial" w:cs="宋体"/>
+                                    <w:color w:val="000000"/>
+                                    <w:sz w:val="27"/>
+                                    <w:szCs w:val="36"/>
+                                  </w:rPr>
+                                </w:pPr>
+                                <w:r>
+                                  <w:rPr>
+                                    <w:rFonts w:hint="eastAsia"/>
+                                  </w:rPr>
+                                  <w:t>信道</w:t>
+                                </w:r>
+                                <w:r>
+                                  <w:t>149</w:t>
+                                </w:r>
+                              </w:p>
+                            </w:txbxContent>
+                          </wps:txbx>
+                          <wps:bodyPr rot="0" vert="horz" wrap="square" lIns="69494" tIns="34747" rIns="69494" bIns="34747" anchor="t" anchorCtr="0" upright="1">
+                            <a:noAutofit/>
+                          </wps:bodyPr>
+                        </wps:wsp>
+                        <wps:wsp>
+                          <wps:cNvPr id="1306" name="Rectangle 39"/>
+                          <wps:cNvSpPr>
+                            <a:spLocks noChangeArrowheads="1"/>
+                          </wps:cNvSpPr>
+                          <wps:spPr bwMode="auto">
+                            <a:xfrm>
+                              <a:off x="3963488" y="1573264"/>
+                              <a:ext cx="880342" cy="276949"/>
+                            </a:xfrm>
+                            <a:prstGeom prst="rect">
+                              <a:avLst/>
+                            </a:prstGeom>
+                            <a:noFill/>
+                            <a:ln>
+                              <a:noFill/>
+                            </a:ln>
+                          </wps:spPr>
+                          <wps:txbx>
+                            <w:txbxContent>
+                              <w:p>
+                                <w:pPr>
+                                  <w:autoSpaceDE w:val="0"/>
+                                  <w:autoSpaceDN w:val="0"/>
+                                  <w:adjustRightInd w:val="0"/>
+                                  <w:ind w:firstLine="420"/>
+                                  <w:jc w:val="center"/>
+                                  <w:rPr>
+                                    <w:rFonts w:ascii="Arial" w:hAnsi="Arial" w:cs="宋体"/>
+                                    <w:color w:val="000000"/>
+                                    <w:sz w:val="27"/>
+                                    <w:szCs w:val="36"/>
+                                  </w:rPr>
+                                </w:pPr>
+                                <w:r>
+                                  <w:rPr>
+                                    <w:rFonts w:hint="eastAsia"/>
+                                  </w:rPr>
+                                  <w:t>信道</w:t>
+                                </w:r>
+                                <w:r>
+                                  <w:t>165</w:t>
+                                </w:r>
+                              </w:p>
+                            </w:txbxContent>
+                          </wps:txbx>
+                          <wps:bodyPr rot="0" vert="horz" wrap="square" lIns="69494" tIns="34747" rIns="69494" bIns="34747" anchor="t" anchorCtr="0" upright="1">
+                            <a:noAutofit/>
+                          </wps:bodyPr>
+                        </wps:wsp>
+                        <wps:wsp>
+                          <wps:cNvPr id="1308" name="Rectangle 40"/>
+                          <wps:cNvSpPr>
+                            <a:spLocks noChangeArrowheads="1"/>
+                          </wps:cNvSpPr>
+                          <wps:spPr bwMode="auto">
+                            <a:xfrm>
+                              <a:off x="1865362" y="0"/>
+                              <a:ext cx="879691" cy="349485"/>
+                            </a:xfrm>
+                            <a:prstGeom prst="rect">
+                              <a:avLst/>
+                            </a:prstGeom>
+                            <a:noFill/>
+                            <a:ln>
+                              <a:noFill/>
+                            </a:ln>
+                          </wps:spPr>
+                          <wps:txbx>
+                            <w:txbxContent>
+                              <w:p>
+                                <w:pPr>
+                                  <w:autoSpaceDE w:val="0"/>
+                                  <w:autoSpaceDN w:val="0"/>
+                                  <w:adjustRightInd w:val="0"/>
+                                  <w:ind w:firstLine="420"/>
+                                  <w:jc w:val="center"/>
+                                  <w:rPr>
+                                    <w:rFonts w:ascii="Arial" w:hAnsi="Arial" w:cs="宋体"/>
+                                    <w:color w:val="000000"/>
+                                    <w:sz w:val="27"/>
+                                    <w:szCs w:val="36"/>
+                                    <w:lang w:val="zh-CN"/>
+                                  </w:rPr>
+                                </w:pPr>
+                                <w:r>
+                                  <w:rPr>
+                                    <w:rFonts w:hint="eastAsia"/>
+                                  </w:rPr>
+                                  <w:t>上行方向</w:t>
+                                </w:r>
+                              </w:p>
+                            </w:txbxContent>
+                          </wps:txbx>
+                          <wps:bodyPr rot="0" vert="horz" wrap="square" lIns="69494" tIns="34747" rIns="69494" bIns="34747" anchor="t" anchorCtr="0" upright="1">
+                            <a:noAutofit/>
+                          </wps:bodyPr>
+                        </wps:wsp>
+                        <wps:wsp>
+                          <wps:cNvPr id="1309" name="Line 41"/>
+                          <wps:cNvCnPr>
+                            <a:cxnSpLocks noChangeShapeType="1"/>
+                          </wps:cNvCnPr>
+                          <wps:spPr bwMode="auto">
+                            <a:xfrm>
+                              <a:off x="1806846" y="1398547"/>
+                              <a:ext cx="524694" cy="0"/>
+                            </a:xfrm>
+                            <a:prstGeom prst="line">
+                              <a:avLst/>
+                            </a:prstGeom>
+                            <a:noFill/>
+                            <a:ln w="9525">
+                              <a:solidFill>
+                                <a:srgbClr val="000000"/>
+                              </a:solidFill>
+                              <a:round/>
+                              <a:tailEnd type="triangle" w="med" len="med"/>
+                            </a:ln>
+                          </wps:spPr>
+                          <wps:bodyPr/>
+                        </wps:wsp>
+                        <wps:wsp>
+                          <wps:cNvPr id="1310" name="Line 42"/>
+                          <wps:cNvCnPr>
+                            <a:cxnSpLocks noChangeShapeType="1"/>
+                          </wps:cNvCnPr>
+                          <wps:spPr bwMode="auto">
+                            <a:xfrm flipH="1">
+                              <a:off x="1923228" y="0"/>
+                              <a:ext cx="524694" cy="0"/>
+                            </a:xfrm>
+                            <a:prstGeom prst="line">
+                              <a:avLst/>
+                            </a:prstGeom>
+                            <a:noFill/>
+                            <a:ln w="9525">
+                              <a:solidFill>
+                                <a:srgbClr val="000000"/>
+                              </a:solidFill>
+                              <a:round/>
+                              <a:tailEnd type="triangle" w="med" len="med"/>
+                            </a:ln>
+                          </wps:spPr>
+                          <wps:bodyPr/>
+                        </wps:wsp>
+                        <wps:wsp>
+                          <wps:cNvPr id="1311" name="Rectangle 43"/>
+                          <wps:cNvSpPr>
+                            <a:spLocks noChangeArrowheads="1"/>
+                          </wps:cNvSpPr>
+                          <wps:spPr bwMode="auto">
+                            <a:xfrm>
+                              <a:off x="1631948" y="1515405"/>
+                              <a:ext cx="880342" cy="335023"/>
+                            </a:xfrm>
+                            <a:prstGeom prst="rect">
+                              <a:avLst/>
+                            </a:prstGeom>
+                            <a:noFill/>
+                            <a:ln>
+                              <a:noFill/>
+                            </a:ln>
+                          </wps:spPr>
+                          <wps:txbx>
+                            <w:txbxContent>
+                              <w:p>
+                                <w:pPr>
+                                  <w:autoSpaceDE w:val="0"/>
+                                  <w:autoSpaceDN w:val="0"/>
+                                  <w:adjustRightInd w:val="0"/>
+                                  <w:ind w:firstLine="420"/>
+                                  <w:jc w:val="center"/>
+                                  <w:rPr>
+                                    <w:rFonts w:ascii="Arial" w:hAnsi="Arial" w:cs="宋体"/>
+                                    <w:color w:val="000000"/>
+                                    <w:sz w:val="27"/>
+                                    <w:szCs w:val="36"/>
+                                    <w:lang w:val="zh-CN"/>
+                                  </w:rPr>
+                                </w:pPr>
+                                <w:r>
+                                  <w:rPr>
+                                    <w:rFonts w:hint="eastAsia"/>
+                                  </w:rPr>
+                                  <w:t>下行方向</w:t>
+                                </w:r>
+                              </w:p>
+                            </w:txbxContent>
+                          </wps:txbx>
+                          <wps:bodyPr rot="0" vert="horz" wrap="square" lIns="69494" tIns="34747" rIns="69494" bIns="34747" anchor="t" anchorCtr="0" upright="1">
+                            <a:noAutofit/>
+                          </wps:bodyPr>
+                        </wps:wsp>
+                        <wps:wsp>
+                          <wps:cNvPr id="1312" name="Rectangle 44"/>
+                          <wps:cNvSpPr>
+                            <a:spLocks noChangeArrowheads="1"/>
+                          </wps:cNvSpPr>
+                          <wps:spPr bwMode="auto">
+                            <a:xfrm>
+                              <a:off x="932356" y="1165125"/>
+                              <a:ext cx="990872" cy="349702"/>
+                            </a:xfrm>
+                            <a:prstGeom prst="rect">
+                              <a:avLst/>
+                            </a:prstGeom>
+                            <a:noFill/>
+                            <a:ln>
+                              <a:noFill/>
+                            </a:ln>
+                          </wps:spPr>
+                          <wps:txbx>
+                            <w:txbxContent>
+                              <w:p>
+                                <w:pPr>
+                                  <w:autoSpaceDE w:val="0"/>
+                                  <w:autoSpaceDN w:val="0"/>
+                                  <w:adjustRightInd w:val="0"/>
+                                  <w:ind w:firstLine="420"/>
+                                  <w:jc w:val="center"/>
+                                  <w:rPr>
+                                    <w:rFonts w:ascii="Arial" w:hAnsi="Arial" w:cs="宋体"/>
+                                    <w:color w:val="000000"/>
+                                    <w:sz w:val="27"/>
+                                    <w:szCs w:val="36"/>
+                                    <w:lang w:val="zh-CN"/>
+                                  </w:rPr>
+                                </w:pPr>
+                                <w:r>
+                                  <w:rPr>
+                                    <w:rFonts w:hint="eastAsia"/>
+                                  </w:rPr>
+                                  <w:t>轨旁天线安装</w:t>
+                                </w:r>
+                              </w:p>
+                            </w:txbxContent>
+                          </wps:txbx>
+                          <wps:bodyPr rot="0" vert="horz" wrap="square" lIns="69494" tIns="34747" rIns="69494" bIns="34747" anchor="t" anchorCtr="0" upright="1">
+                            <a:noAutofit/>
+                          </wps:bodyPr>
+                        </wps:wsp>
+                      </wpc:wpc>
+                    </a:graphicData>
+                  </a:graphic>
+                </wp:inline>
+              </w:drawing>
+            </mc:Choice>
+            <mc:Fallback>
+              <w:pict>
+                <v:group w14:anchorId="71E800CA" id="画布 1313" o:spid="_x0000_s1026" editas="canvas" style="width:415.3pt;height:136.65pt;mso-position-horizontal-relative:char;mso-position-vertical-relative:line" coordsize="52743,17354" o:gfxdata="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">
+                  <v:shape id="_x0000_s1027" type="#_x0000_t75" style="position:absolute;width:52743;height:17354;visibility:visible;mso-wrap-style:square">
+                    <v:fill o:detectmouseclick="t"/>
+                    <v:path o:connecttype="none"/>
+                  </v:shape>
+                  <v:rect id="AutoShape 4" o:spid="_x0000_s1028" style="position:absolute;left:14570;top:2334;width:30188;height:5266;visibility:visible;mso-wrap-style:square;v-text-anchor:top" o:gfxdata="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" filled="f" stroked="f">
+                    <o:lock v:ext="edit" aspectratio="t"/>
+                  </v:rect>
+                  <v:shape id="Freeform 5" o:spid="_x0000_s1029" style="position:absolute;left:1163;top:5246;width:60038;height:2192;visibility:visible;mso-wrap-style:square;v-text-anchor:top" coordsize="2448,181" o:gfxdata="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" path="m,l,181m68,r,181m136,r,181m204,r,181m272,r,181m340,r,181m408,r,181m476,r,181m544,r,181m612,r,181m680,r,181m748,r,181m816,r,181m884,r,181m952,r,181m1020,r,181m1088,r,181m1156,r,181m1224,r,181m1292,r,181m1360,r,181m1428,r,181m1496,r,181m1564,r,181m1632,r,181m1700,r,181m,36r2448,m,145r2448,m1768,181l1768,t68,181l1836,t68,181l1904,t68,181l1972,t69,181l2041,t67,181l2108,t68,181l2176,t69,181l2245,t67,181l2312,t69,181l2381,t67,181l2448,m,181l,m,181l,m,181l,m,181l,m,181l,m,181l,m,181l,m,181l,e" filled="f" strokeweight="1.25pt">
+                    <v:stroke endcap="round"/>
+                    <v:path arrowok="t" o:connecttype="custom" o:connectlocs="0,219112;166771,219112;333542,219112;500312,219112;667083,219112;833854,219112;1000625,219112;1167395,219112;1334166,219112;1500937,219112;1667708,219112;1834479,219112;2001249,219112;2168020,219112;2334791,219112;2501562,219112;2668332,219112;2835103,219112;3001874,219112;3168645,219112;3335416,219112;3502186,219112;3668957,219112;3835728,219112;4002499,219112;4169269,219112;6003748,43580;6003748,175532;4336040,0;4502811,0;4669582,0;4836353,0;5005576,0;5169894,0;5336665,0;5505888,0;5670206,0;5839430,0;6003748,0;0,0;0,0;0,0;0,0;0,0;0,0;0,0;0,0" o:connectangles="0,0,0,0,0,0,0,0,0,0,0,0,0,0,0,0,0,0,0,0,0,0,0,0,0,0,0,0,0,0,0,0,0,0,0,0,0,0,0,0,0,0,0,0,0,0,0"/>
+                    <o:lock v:ext="edit" verticies="t"/>
+                  </v:shape>
+                  <v:shape id="Freeform 6" o:spid="_x0000_s1030" style="position:absolute;left:1163;top:9323;width:60038;height:2204;visibility:visible;mso-wrap-style:square;v-text-anchor:top" coordsize="2448,181" o:gfxdata="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" path="m,l,181m68,r,181m136,r,181m204,r,181m272,r,181m340,r,181m408,r,181m476,r,181m544,r,181m612,r,181m680,r,181m748,r,181m816,r,181m884,r,181m952,r,181m1020,r,181m1088,r,181m1156,r,181m1224,r,181m1292,r,181m1360,r,181m1428,r,181m1496,r,181m1564,r,181m1632,r,181m1700,r,181m,36r2448,m,145r2448,m1768,181l1768,t68,181l1836,t68,181l1904,t68,181l1972,t69,181l2041,t67,181l2108,t68,181l2176,t69,181l2245,t67,181l2312,t69,181l2381,t67,181l2448,m,181l,m,181l,m,181l,m,181l,m,181l,m,181l,m,181l,m,181l,e" filled="f" strokeweight="1.25pt">
+                    <v:stroke endcap="round"/>
+                    <v:path arrowok="t" o:connecttype="custom" o:connectlocs="0,220413;166771,220413;333542,220413;500312,220413;667083,220413;833854,220413;1000625,220413;1167395,220413;1334166,220413;1500937,220413;1667708,220413;1834479,220413;2001249,220413;2168020,220413;2334791,220413;2501562,220413;2668332,220413;2835103,220413;3001874,220413;3168645,220413;3335416,220413;3502186,220413;3668957,220413;3835728,220413;4002499,220413;4169269,220413;6003748,43839;6003748,176574;4336040,0;4502811,0;4669582,0;4836353,0;5005576,0;5169894,0;5336665,0;5505888,0;5670206,0;5839430,0;6003748,0;0,0;0,0;0,0;0,0;0,0;0,0;0,0;0,0" o:connectangles="0,0,0,0,0,0,0,0,0,0,0,0,0,0,0,0,0,0,0,0,0,0,0,0,0,0,0,0,0,0,0,0,0,0,0,0,0,0,0,0,0,0,0,0,0,0,0"/>
+                    <o:lock v:ext="edit" verticies="t"/>
+                  </v:shape>
+                  <v:group id="Group 7" o:spid="_x0000_s1031" style="position:absolute;top:2912;width:11657;height:3498" coordorigin="384,1920" coordsize="960,288" o:gfxdata="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">
+                    <v:line id="Line 8" o:spid="_x0000_s1032" style="position:absolute;visibility:visible;mso-wrap-style:square" from="864,1920" to="864,2208" o:connectortype="straight" o:gfxdata="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" strokeweight="2.5pt"/>
+                    <v:group id="Group 9" o:spid="_x0000_s1033" style="position:absolute;left:384;top:1920;width:960;height:144" coordorigin="384,1920" coordsize="960,144" o:gfxdata="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">
+                      <v:oval id="Oval 10" o:spid="_x0000_s1034" style="position:absolute;left:864;top:1920;width:480;height:96;visibility:visible;mso-wrap-style:square;v-text-anchor:middle" o:gfxdata="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" fillcolor="#bbe0e3"/>
+                      <v:oval id="Oval 11" o:spid="_x0000_s1035" style="position:absolute;left:384;top:1920;width:480;height:96;visibility:visible;mso-wrap-style:square;v-text-anchor:middle" o:gfxdata="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" fillcolor="#bbe0e3"/>
+                      <v:oval id="Oval 12" o:spid="_x0000_s1036" style="position:absolute;left:864;top:1968;width:480;height:96;visibility:visible;mso-wrap-style:square;v-text-anchor:middle" o:gfxdata="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" fillcolor="#f90"/>
+                      <v:oval id="Oval 13" o:spid="_x0000_s1037" style="position:absolute;left:384;top:1968;width:480;height:96;visibility:visible;mso-wrap-style:square;v-text-anchor:middle" o:gfxdata="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" fillcolor="#f90"/>
+                    </v:group>
+                  </v:group>
+                  <v:group id="Group 14" o:spid="_x0000_s1038" style="position:absolute;left:15155;top:9908;width:11658;height:3498" coordorigin="384,1920" coordsize="960,288" o:gfxdata="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">
+                    <v:line id="Line 15" o:spid="_x0000_s1039" style="position:absolute;visibility:visible;mso-wrap-style:square" from="864,1920" to="864,2208" o:connectortype="straight" o:gfxdata="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" strokeweight="2.5pt"/>
+                    <v:group id="Group 16" o:spid="_x0000_s1040" style="position:absolute;left:384;top:1920;width:960;height:144" coordorigin="384,1920" coordsize="960,144" o:gfxdata="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">
+                      <v:oval id="Oval 17" o:spid="_x0000_s1041" style="position:absolute;left:864;top:1920;width:480;height:96;visibility:visible;mso-wrap-style:square;v-text-anchor:middle" o:gfxdata="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" fillcolor="#bbe0e3"/>
+                      <v:oval id="Oval 18" o:spid="_x0000_s1042" style="position:absolute;left:384;top:1920;width:480;height:96;visibility:visible;mso-wrap-style:square;v-text-anchor:middle" o:gfxdata="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" fillcolor="#bbe0e3"/>
+                      <v:oval id="Oval 19" o:spid="_x0000_s1043" style="position:absolute;left:864;top:1968;width:480;height:96;visibility:visible;mso-wrap-style:square;v-text-anchor:middle" o:gfxdata="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" fillcolor="#f90"/>
+                      <v:oval id="Oval 20" o:spid="_x0000_s1044" style="position:absolute;left:384;top:1968;width:480;height:96;visibility:visible;mso-wrap-style:square;v-text-anchor:middle" o:gfxdata="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" fillcolor="#f90"/>
+                    </v:group>
+                  </v:group>
+                  <v:group id="Group 21" o:spid="_x0000_s1045" style="position:absolute;left:31475;top:3497;width:11657;height:3498" coordorigin="384,1920" coordsize="960,288" o:gfxdata="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">
+                    <v:line id="Line 22" o:spid="_x0000_s1046" style="position:absolute;visibility:visible;mso-wrap-style:square" from="864,1920" to="864,2208" o:connectortype="straight" o:gfxdata="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" strokeweight="2.5pt"/>
+                    <v:group id="Group 23" o:spid="_x0000_s1047" style="position:absolute;left:384;top:1920;width:960;height:144" coordorigin="384,1920" coordsize="960,144" o:gfxdata="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">
+                      <v:oval id="Oval 24" o:spid="_x0000_s1048" style="position:absolute;left:864;top:1920;width:480;height:96;visibility:visible;mso-wrap-style:square;v-text-anchor:middle" o:gfxdata="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" fillcolor="#bbe0e3"/>
+                      <v:oval id="Oval 25" o:spid="_x0000_s1049" style="position:absolute;left:384;top:1920;width:480;height:96;visibility:visible;mso-wrap-style:square;v-text-anchor:middle" o:gfxdata="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" fillcolor="#bbe0e3"/>
+                      <v:oval id="Oval 26" o:spid="_x0000_s1050" style="position:absolute;left:864;top:1968;width:480;height:96;visibility:visible;mso-wrap-style:square;v-text-anchor:middle" o:gfxdata="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" fillcolor="#f90"/>
+                      <v:oval id="Oval 27" o:spid="_x0000_s1051" style="position:absolute;left:384;top:1968;width:480;height:96;visibility:visible;mso-wrap-style:square;v-text-anchor:middle" o:gfxdata="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" fillcolor="#f90"/>
+                    </v:group>
+                  </v:group>
+                  <v:group id="Group 28" o:spid="_x0000_s1052" style="position:absolute;left:47794;top:9908;width:11658;height:3498" coordorigin="384,1920" coordsize="960,288" o:gfxdata="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">
+                    <v:line id="Line 29" o:spid="_x0000_s1053" style="position:absolute;visibility:visible;mso-wrap-style:square" from="864,1920" to="864,2208" o:connectortype="straight" o:gfxdata="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" strokeweight="2.5pt"/>
+                    <v:group id="Group 30" o:spid="_x0000_s1054" style="position:absolute;left:384;top:1920;width:960;height:144" coordorigin="384,1920" coordsize="960,144" o:gfxdata="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">
+                      <v:oval id="Oval 31" o:spid="_x0000_s1055" style="position:absolute;left:864;top:1920;width:480;height:96;visibility:visible;mso-wrap-style:square;v-text-anchor:middle" o:gfxdata="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" fillcolor="#bbe0e3"/>
+                      <v:oval id="Oval 32" o:spid="_x0000_s1056" style="position:absolute;left:384;top:1920;width:480;height:96;visibility:visible;mso-wrap-style:square;v-text-anchor:middle" o:gfxdata="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" fillcolor="#bbe0e3"/>
+                      <v:oval id="Oval 33" o:spid="_x0000_s1057" style="position:absolute;left:864;top:1968;width:480;height:96;visibility:visible;mso-wrap-style:square;v-text-anchor:middle" o:gfxdata="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" fillcolor="#f90"/>
+                      <v:oval id="Oval 34" o:spid="_x0000_s1058" style="position:absolute;left:384;top:1968;width:480;height:96;visibility:visible;mso-wrap-style:square;v-text-anchor:middle" o:gfxdata="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" fillcolor="#f90"/>
+                    </v:group>
+                  </v:group>
+                  <v:oval id="Oval 35" o:spid="_x0000_s1059" style="position:absolute;left:30889;top:14570;width:5833;height:1164;visibility:visible;mso-wrap-style:none;v-text-anchor:middle" o:gfxdata="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" fillcolor="#bbe0e3"/>
+                  <v:oval id="Oval 36" o:spid="_x0000_s1060" style="position:absolute;left:40220;top:14570;width:5825;height:1164;visibility:visible;mso-wrap-style:none;v-text-anchor:middle" o:gfxdata="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" fillcolor="#f90"/>
+                  <v:rect id="Rectangle 37" o:spid="_x0000_s1061" style="position:absolute;left:1748;width:10836;height:2912;visibility:visible;mso-wrap-style:square;v-text-anchor:top" o:gfxdata="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" filled="f" stroked="f">
+                    <v:textbox inset="1.93039mm,.96519mm,1.93039mm,.96519mm">
+                      <w:txbxContent>
+                        <w:p>
+                          <w:pPr>
+                            <w:autoSpaceDE w:val="0"/>
+                            <w:autoSpaceDN w:val="0"/>
+                            <w:adjustRightInd w:val="0"/>
+                            <w:ind w:firstLine="420"/>
+                            <w:jc w:val="center"/>
+                            <w:rPr>
+                              <w:rFonts w:ascii="Arial" w:hAnsi="Arial" w:cs="宋体"/>
+                              <w:color w:val="000000"/>
+                              <w:sz w:val="27"/>
+                              <w:szCs w:val="36"/>
+                              <w:lang w:val="zh-CN"/>
+                            </w:rPr>
+                          </w:pPr>
+                          <w:r>
+                            <w:rPr>
+                              <w:rFonts w:hint="eastAsia"/>
+                            </w:rPr>
+                            <w:t>轨旁天线安装</w:t>
+                          </w:r>
+                        </w:p>
+                      </w:txbxContent>
+                    </v:textbox>
+                  </v:rect>
+                  <v:rect id="Rectangle 38" o:spid="_x0000_s1062" style="position:absolute;left:29726;top:15732;width:8803;height:2770;visibility:visible;mso-wrap-style:square;v-text-anchor:top" o:gfxdata="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" filled="f" stroked="f">
+                    <v:textbox inset="1.93039mm,.96519mm,1.93039mm,.96519mm">
+                      <w:txbxContent>
+                        <w:p>
+                          <w:pPr>
+                            <w:autoSpaceDE w:val="0"/>
+                            <w:autoSpaceDN w:val="0"/>
+                            <w:adjustRightInd w:val="0"/>
+                            <w:ind w:firstLine="420"/>
+                            <w:jc w:val="center"/>
+                            <w:rPr>
+                              <w:rFonts w:ascii="Arial" w:hAnsi="Arial" w:cs="宋体"/>
+                              <w:color w:val="000000"/>
+                              <w:sz w:val="27"/>
+                              <w:szCs w:val="36"/>
+                            </w:rPr>
+                          </w:pPr>
+                          <w:r>
+                            <w:rPr>
+                              <w:rFonts w:hint="eastAsia"/>
+                            </w:rPr>
+                            <w:t>信道</w:t>
+                          </w:r>
+                          <w:r>
+                            <w:t>149</w:t>
+                          </w:r>
+                        </w:p>
+                      </w:txbxContent>
+                    </v:textbox>
+                  </v:rect>
+                  <v:rect id="Rectangle 39" o:spid="_x0000_s1063" style="position:absolute;left:39634;top:15732;width:8804;height:2770;visibility:visible;mso-wrap-style:square;v-text-anchor:top" o:gfxdata="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" filled="f" stroked="f">
+                    <v:textbox inset="1.93039mm,.96519mm,1.93039mm,.96519mm">
+                      <w:txbxContent>
+                        <w:p>
+                          <w:pPr>
+                            <w:autoSpaceDE w:val="0"/>
+                            <w:autoSpaceDN w:val="0"/>
+                            <w:adjustRightInd w:val="0"/>
+                            <w:ind w:firstLine="420"/>
+                            <w:jc w:val="center"/>
+                            <w:rPr>
+                              <w:rFonts w:ascii="Arial" w:hAnsi="Arial" w:cs="宋体"/>
+                              <w:color w:val="000000"/>
+                              <w:sz w:val="27"/>
+                              <w:szCs w:val="36"/>
+                            </w:rPr>
+                          </w:pPr>
+                          <w:r>
+                            <w:rPr>
+                              <w:rFonts w:hint="eastAsia"/>
+                            </w:rPr>
+                            <w:t>信道</w:t>
+                          </w:r>
+                          <w:r>
+                            <w:t>165</w:t>
+                          </w:r>
+                        </w:p>
+                      </w:txbxContent>
+                    </v:textbox>
+                  </v:rect>
+                  <v:rect id="Rectangle 40" o:spid="_x0000_s1064" style="position:absolute;left:18653;width:8797;height:3494;visibility:visible;mso-wrap-style:square;v-text-anchor:top" o:gfxdata="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" filled="f" stroked="f">
+                    <v:textbox inset="1.93039mm,.96519mm,1.93039mm,.96519mm">
+                      <w:txbxContent>
+                        <w:p>
+                          <w:pPr>
+                            <w:autoSpaceDE w:val="0"/>
+                            <w:autoSpaceDN w:val="0"/>
+                            <w:adjustRightInd w:val="0"/>
+                            <w:ind w:firstLine="420"/>
+                            <w:jc w:val="center"/>
+                            <w:rPr>
+                              <w:rFonts w:ascii="Arial" w:hAnsi="Arial" w:cs="宋体"/>
+                              <w:color w:val="000000"/>
+                              <w:sz w:val="27"/>
+                              <w:szCs w:val="36"/>
+                              <w:lang w:val="zh-CN"/>
+                            </w:rPr>
+                          </w:pPr>
+                          <w:r>
+                            <w:rPr>
+                              <w:rFonts w:hint="eastAsia"/>
+                            </w:rPr>
+                            <w:t>上行方向</w:t>
+                          </w:r>
+                        </w:p>
+                      </w:txbxContent>
+                    </v:textbox>
+                  </v:rect>
+                  <v:line id="Line 41" o:spid="_x0000_s1065" style="position:absolute;visibility:visible;mso-wrap-style:square" from="18068,13985" to="23315,13985" o:connectortype="straight" o:gfxdata="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">
+                    <v:stroke endarrow="block"/>
+                  </v:line>
+                  <v:line id="Line 42" o:spid="_x0000_s1066" style="position:absolute;flip:x;visibility:visible;mso-wrap-style:square" from="19232,0" to="24479,0" o:connectortype="straight" o:gfxdata="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">
+                    <v:stroke endarrow="block"/>
+                  </v:line>
+                  <v:rect id="Rectangle 43" o:spid="_x0000_s1067" style="position:absolute;left:16319;top:15154;width:8803;height:3350;visibility:visible;mso-wrap-style:square;v-text-anchor:top" o:gfxdata="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" filled="f" stroked="f">
+                    <v:textbox inset="1.93039mm,.96519mm,1.93039mm,.96519mm">
+                      <w:txbxContent>
+                        <w:p>
+                          <w:pPr>
+                            <w:autoSpaceDE w:val="0"/>
+                            <w:autoSpaceDN w:val="0"/>
+                            <w:adjustRightInd w:val="0"/>
+                            <w:ind w:firstLine="420"/>
+                            <w:jc w:val="center"/>
+                            <w:rPr>
+                              <w:rFonts w:ascii="Arial" w:hAnsi="Arial" w:cs="宋体"/>
+                              <w:color w:val="000000"/>
+                              <w:sz w:val="27"/>
+                              <w:szCs w:val="36"/>
+                              <w:lang w:val="zh-CN"/>
+                            </w:rPr>
+                          </w:pPr>
+                          <w:r>
+                            <w:rPr>
+                              <w:rFonts w:hint="eastAsia"/>
+                            </w:rPr>
+                            <w:t>下行方向</w:t>
+                          </w:r>
+                        </w:p>
+                      </w:txbxContent>
+                    </v:textbox>
+                  </v:rect>
+                  <v:rect id="Rectangle 44" o:spid="_x0000_s1068" style="position:absolute;left:9323;top:11651;width:9909;height:3497;visibility:visible;mso-wrap-style:square;v-text-anchor:top" o:gfxdata="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" filled="f" stroked="f">
+                    <v:textbox inset="1.93039mm,.96519mm,1.93039mm,.96519mm">
+                      <w:txbxContent>
+                        <w:p>
+                          <w:pPr>
+                            <w:autoSpaceDE w:val="0"/>
+                            <w:autoSpaceDN w:val="0"/>
+                            <w:adjustRightInd w:val="0"/>
+                            <w:ind w:firstLine="420"/>
+                            <w:jc w:val="center"/>
+                            <w:rPr>
+                              <w:rFonts w:ascii="Arial" w:hAnsi="Arial" w:cs="宋体"/>
+                              <w:color w:val="000000"/>
+                              <w:sz w:val="27"/>
+                              <w:szCs w:val="36"/>
+                              <w:lang w:val="zh-CN"/>
+                            </w:rPr>
+                          </w:pPr>
+                          <w:r>
+                            <w:rPr>
+                              <w:rFonts w:hint="eastAsia"/>
+                            </w:rPr>
+                            <w:t>轨旁天线安装</w:t>
+                          </w:r>
+                        </w:p>
+                      </w:txbxContent>
+                    </v:textbox>
+                  </v:rect>
+                  <w10:anchorlock/>
+                </v:group>
+              </w:pict>
+            </mc:Fallback>
+          </mc:AlternateContent>
+        </w:r>
+      </w:ins>
+    </w:p>
+    <w:p/>
+    <w:p>
+      <w:ins w:id="39" w:author="万里" w:date="2026-10-14T13:43:00Z">
+        <w:r>
+          <w:drawing>
+            <wp:inline distT="0" distB="0" distL="0" distR="0" wp14:anchorId="706F3839" wp14:editId="75CCD964">
+              <wp:extent cx="4954905" cy="1541780"/>
+              <wp:effectExtent l="0" t="0" r="23495" b="0"/>
+              <wp:docPr id="698" name="图片框 1053"/>
+              <wp:cNvGraphicFramePr>
+                <a:graphicFrameLocks xmlns:a="http://schemas.openxmlformats.org/drawingml/2006/main" noChangeAspect="1"/>
+              </wp:cNvGraphicFramePr>
+              <a:graphic xmlns:a="http://schemas.openxmlformats.org/drawingml/2006/main">
+                <a:graphicData uri="http://schemas.openxmlformats.org/drawingml/2006/picture">
+                  <pic:pic xmlns:pic="http://schemas.openxmlformats.org/drawingml/2006/picture">
+                    <pic:nvPicPr>
+                      <pic:cNvPr id="2" name="图片框 1053"/>
+                      <pic:cNvPicPr>
+                        <a:picLocks noChangeAspect="1" noChangeArrowheads="1"/>
+                      </pic:cNvPicPr>
+                    </pic:nvPicPr>
+                    <pic:blipFill>
+                      <a:blip r:embed="rId12" cstate="print">
+                        <a:extLst>
+                          <a:ext uri="{28A0092B-C50C-407E-A947-70E740481C1C}">
+                            <a14:useLocalDpi xmlns:a14="http://schemas.microsoft.com/office/drawing/2010/main" val="0"/>
+                          </a:ext>
+                        </a:extLst>
+                      </a:blip>
+                      <a:srcRect l="-899" t="-3183" r="3632" b="-4555"/>
+                      <a:stretch>
+                        <a:fillRect/>
+                      </a:stretch>
+                    </pic:blipFill>
+                    <pic:spPr>
+                      <a:xfrm>
+                        <a:off x="0" y="0"/>
+                        <a:ext cx="4954905" cy="1541780"/>
+                      </a:xfrm>
+                      <a:prstGeom prst="rect">
+                        <a:avLst/>
+                      </a:prstGeom>
+                      <a:noFill/>
+                      <a:ln>
+                        <a:noFill/>
+                      </a:ln>
+                    </pic:spPr>
+                  </pic:pic>
+                </a:graphicData>
+              </a:graphic>
+            </wp:inline>
+          </w:drawing>
+        </w:r>
+      </w:ins>
+    </w:p>
+    <w:p>
+      <w:pPr>
+        <w:rPr>
+          <w:rFonts w:hint="eastAsia"/>
+        </w:rPr>
+      </w:pPr>
+      <w:ins w:id="40" w:author="万里" w:date="2026-10-14T13:43:00Z">
+        <w:r>
+          <w:lastRenderedPageBreak/>
+          <w:drawing>
+            <wp:inline distT="0" distB="0" distL="0" distR="0" wp14:anchorId="63096AC0" wp14:editId="7B513704">
+              <wp:extent cx="4880610" cy="2222500"/>
+              <wp:effectExtent l="0" t="0" r="0" b="0"/>
+              <wp:docPr id="697" name="图片框 1052"/>
+              <wp:cNvGraphicFramePr>
+                <a:graphicFrameLocks xmlns:a="http://schemas.openxmlformats.org/drawingml/2006/main" noChangeAspect="1"/>
+              </wp:cNvGraphicFramePr>
+              <a:graphic xmlns:a="http://schemas.openxmlformats.org/drawingml/2006/main">
+                <a:graphicData uri="http://schemas.openxmlformats.org/drawingml/2006/picture">
+                  <pic:pic xmlns:pic="http://schemas.openxmlformats.org/drawingml/2006/picture">
+                    <pic:nvPicPr>
+                      <pic:cNvPr id="1" name="图片框 1052"/>
+                      <pic:cNvPicPr>
+                        <a:picLocks noChangeAspect="1" noChangeArrowheads="1"/>
+                      </pic:cNvPicPr>
+                    </pic:nvPicPr>
+                    <pic:blipFill>
+                      <a:blip r:embed="rId13" cstate="print">
+                        <a:extLst>
+                          <a:ext uri="{28A0092B-C50C-407E-A947-70E740481C1C}">
+                            <a14:useLocalDpi xmlns:a14="http://schemas.microsoft.com/office/drawing/2010/main" val="0"/>
+                          </a:ext>
+                        </a:extLst>
+                      </a:blip>
+                      <a:srcRect l="-989" t="-2087" r="-4645" b="580"/>
+                      <a:stretch>
+                        <a:fillRect/>
+                      </a:stretch>
+                    </pic:blipFill>
+                    <pic:spPr>
+                      <a:xfrm>
+                        <a:off x="0" y="0"/>
+                        <a:ext cx="4880610" cy="2222500"/>
+                      </a:xfrm>
+                      <a:prstGeom prst="rect">
+                        <a:avLst/>
+                      </a:prstGeom>
+                      <a:noFill/>
+                      <a:ln>
+                        <a:noFill/>
+                      </a:ln>
+                    </pic:spPr>
+                  </pic:pic>
+                </a:graphicData>
+              </a:graphic>
+            </wp:inline>
+          </w:drawing>
+        </w:r>
+      </w:ins>
+      <w:bookmarkStart w:id="41" w:name="_GoBack"/>
+      <w:bookmarkEnd w:id="41"/>
     </w:p>
     <w:sectPr>
       <w:pgSz w:w="11906" w:h="16838"/>
@@ -8051,7 +10586,6 @@
     <w:lvl w:ilvl="0">
       <w:start w:val="1"/>
       <w:numFmt w:val="decimal"/>
-      <w:pStyle w:val="1"/>
       <w:lvlText w:val="%1"/>
       <w:lvlJc w:val="left"/>
       <w:pPr>
@@ -8064,7 +10598,6 @@
     <w:lvl w:ilvl="1">
       <w:start w:val="1"/>
       <w:numFmt w:val="decimal"/>
-      <w:pStyle w:val="2"/>
       <w:lvlText w:val="%1.%2"/>
       <w:lvlJc w:val="left"/>
       <w:pPr>
@@ -8074,7 +10607,6 @@
     <w:lvl w:ilvl="2">
       <w:start w:val="1"/>
       <w:numFmt w:val="decimal"/>
-      <w:pStyle w:val="3"/>
       <w:lvlText w:val="%1.%2.%3"/>
       <w:lvlJc w:val="left"/>
       <w:pPr>
@@ -8084,7 +10616,6 @@
     <w:lvl w:ilvl="3">
       <w:start w:val="1"/>
       <w:numFmt w:val="decimal"/>
-      <w:pStyle w:val="4"/>
       <w:lvlText w:val="%1.%2.%3.%4"/>
       <w:lvlJc w:val="left"/>
       <w:pPr>
@@ -8094,7 +10625,6 @@
     <w:lvl w:ilvl="4">
       <w:start w:val="1"/>
       <w:numFmt w:val="decimal"/>
-      <w:pStyle w:val="5"/>
       <w:lvlText w:val="%1.%2.%3.%4.%5"/>
       <w:lvlJc w:val="left"/>
       <w:pPr>
@@ -8104,7 +10634,6 @@
     <w:lvl w:ilvl="5">
       <w:start w:val="1"/>
       <w:numFmt w:val="decimal"/>
-      <w:pStyle w:val="6"/>
       <w:lvlText w:val="%1.%2.%3.%4.%5.%6"/>
       <w:lvlJc w:val="left"/>
       <w:pPr>
@@ -8114,7 +10643,6 @@
     <w:lvl w:ilvl="6">
       <w:start w:val="1"/>
       <w:numFmt w:val="decimal"/>
-      <w:pStyle w:val="7"/>
       <w:lvlText w:val="%1.%2.%3.%4.%5.%6.%7"/>
       <w:lvlJc w:val="left"/>
       <w:pPr>
@@ -8124,7 +10652,6 @@
     <w:lvl w:ilvl="7">
       <w:start w:val="1"/>
       <w:numFmt w:val="decimal"/>
-      <w:pStyle w:val="8"/>
       <w:lvlText w:val="%1.%2.%3.%4.%5.%6.%7.%8"/>
       <w:lvlJc w:val="left"/>
       <w:pPr>
@@ -8134,7 +10661,6 @@
     <w:lvl w:ilvl="8">
       <w:start w:val="1"/>
       <w:numFmt w:val="decimal"/>
-      <w:pStyle w:val="9"/>
       <w:lvlText w:val="%1.%2.%3.%4.%5.%6.%7.%8.%9"/>
       <w:lvlJc w:val="left"/>
       <w:pPr>
@@ -8974,6 +11500,14 @@
     </w:lvlOverride>
   </w:num>
 </w:numbering>
+</file>
+
+<file path=word/people.xml><?xml version="1.0" encoding="utf-8"?>
+<w15:people xmlns:wpc="http://schemas.microsoft.com/office/word/2010/wordprocessingCanvas" xmlns:cx="http://schemas.microsoft.com/office/drawing/2014/chartex" xmlns:cx1="http://schemas.microsoft.com/office/drawing/2015/9/8/chartex" xmlns:mc="http://schemas.openxmlformats.org/markup-compatibility/2006" xmlns:o="urn:schemas-microsoft-com:office:office" xmlns:r="http://schemas.openxmlformats.org/officeDocument/2006/relationships" xmlns:m="http://schemas.openxmlformats.org/officeDocument/2006/math" xmlns:v="urn:schemas-microsoft-com:vml" xmlns:wp14="http://schemas.microsoft.com/office/word/2010/wordprocessingDrawing" xmlns:wp="http://schemas.openxmlformats.org/drawingml/2006/wordprocessingDrawing" xmlns:w10="urn:schemas-microsoft-com:office:word" xmlns:w="http://schemas.openxmlformats.org/wordprocessingml/2006/main" xmlns:w14="http://schemas.microsoft.com/office/word/2010/wordml" xmlns:w15="http://schemas.microsoft.com/office/word/2012/wordml" xmlns:w16se="http://schemas.microsoft.com/office/word/2015/wordml/symex" xmlns:wpg="http://schemas.microsoft.com/office/word/2010/wordprocessingGroup" xmlns:wpi="http://schemas.microsoft.com/office/word/2010/wordprocessingInk" xmlns:wne="http://schemas.microsoft.com/office/word/2006/wordml" xmlns:wps="http://schemas.microsoft.com/office/word/2010/wordprocessingShape" mc:Ignorable="w14 w15 w16se wp14">
+  <w15:person w15:author="万里">
+    <w15:presenceInfo w15:providerId="Windows Live" w15:userId="e043a6f3bc63d679"/>
+  </w15:person>
+</w15:people>
 </file>
 
 <file path=word/styles.xml><?xml version="1.0" encoding="utf-8"?>
@@ -9689,6 +12223,7 @@
   </w:style>
   <w:style w:type="character" w:customStyle="1" w:styleId="10">
     <w:name w:val="标题 1 字符"/>
+    <w:aliases w:val="H1 字符,l1 字符,h1 字符,1 ghost 字符,g 字符,ghost 字符,正文一级标题 字符,Normal + Font: Helvetica 字符,Bold 字符,Space Before 12 pt 字符,Not Bold 字符,1 字符,11 字符,12 字符,13 字符,14 字符,15 字符,111 字符,121 字符,131 字符,16 字符,112 字符,122 字符,132 字符,17 字符,113 字符,123 字符,133 字符,18 字符,114 字符"/>
     <w:basedOn w:val="a0"/>
     <w:link w:val="1"/>
     <w:rsid w:val="00CF04D2"/>
@@ -9703,6 +12238,7 @@
   </w:style>
   <w:style w:type="character" w:customStyle="1" w:styleId="20">
     <w:name w:val="标题 2 字符"/>
+    <w:aliases w:val="21 字符,22 字符,23 字符,24 字符,25 字符,211 字符,221 字符,231 字符,26 字符,212 字符,222 字符,232 字符,27 字符,213 字符,223 字符,233 字符,28 字符,214 字符,224 字符,234 字符,241 字符,251 字符,2111 字符,2211 字符,2311 字符,261 字符,2121 字符,2221 字符,2321 字符,271 字符,2131 字符,2231 字符,2331 字符,2 字符,H2 字符"/>
     <w:basedOn w:val="a0"/>
     <w:link w:val="2"/>
     <w:rsid w:val="00CF04D2"/>
@@ -9716,6 +12252,7 @@
   </w:style>
   <w:style w:type="character" w:customStyle="1" w:styleId="30">
     <w:name w:val="标题 3 字符"/>
+    <w:aliases w:val="31 字符,32 字符,33 字符,34 字符,35 字符,311 字符,321 字符,331 字符,36 字符,312 字符,322 字符,332 字符,37 字符,313 字符,323 字符,333 字符,38 字符,314 字符,324 字符,334 字符,341 字符,351 字符,3111 字符,3211 字符,3311 字符,361 字符,3121 字符,3221 字符,3321 字符,371 字符,3131 字符,3231 字符,3331 字符,39 字符,315 字符"/>
     <w:basedOn w:val="a0"/>
     <w:link w:val="3"/>
     <w:uiPriority w:val="9"/>
@@ -10066,6 +12603,7 @@
   </w:style>
   <w:style w:type="character" w:customStyle="1" w:styleId="40">
     <w:name w:val="标题 4 字符"/>
+    <w:aliases w:val="44 字符,4 dash 字符,d 字符,dash 字符,4 dash1 字符,d1 字符,dash1 字符,4 dash2 字符,d2 字符,dash2 字符,4 dash11 字符,d11 字符,dash11 字符,4 dash3 字符,d3 字符,dash3 字符,4 dash12 字符,d12 字符,dash12 字符,4 dash21 字符,d21 字符,dash21 字符,4 dash111 字符,d111 字符,dash111 字符,4 dash4 字符,d4 字符"/>
     <w:basedOn w:val="a0"/>
     <w:link w:val="4"/>
     <w:uiPriority w:val="1"/>
@@ -10080,6 +12618,7 @@
   </w:style>
   <w:style w:type="character" w:customStyle="1" w:styleId="50">
     <w:name w:val="标题 5 字符"/>
+    <w:aliases w:val="55 字符,标题 5 Char 字符,5 sub-bullet 字符,sb 字符,H5 字符,h5 字符,PIM 5 字符,5 字符,heading5 字符,Heading 51 字符,Appendix A to X 字符,Heading 5   Appendix A to X 字符,Indent 字符,Titre5 字符,第四层条 字符,ds 字符,dd 字符,Second Subheading 字符,Table label 字符,l5 字符,hm 字符,mh2 字符"/>
     <w:basedOn w:val="a0"/>
     <w:link w:val="5"/>
     <w:uiPriority w:val="1"/>
@@ -10094,6 +12633,7 @@
   </w:style>
   <w:style w:type="character" w:customStyle="1" w:styleId="60">
     <w:name w:val="标题 6 字符"/>
+    <w:aliases w:val="66 字符,61 字符,62 字符,Head 6 字符,sub-dash 字符,sd 字符,H6 字符,BOD 4 字符,L6 字符,第五层条 字符,PIM 6 字符,h6 字符,Third Subheading 字符,标题7 字符,Bullet list 字符,Bullet (Single Lines) 字符,Legal Level 1. 字符,十号线6 字符,a. 字符,0 字符,01 字符,H61 字符,02 字符,03 字符,04 字符,05 字符,H62 字符,06 字符"/>
     <w:basedOn w:val="a0"/>
     <w:link w:val="6"/>
     <w:uiPriority w:val="1"/>
@@ -10108,6 +12648,7 @@
   </w:style>
   <w:style w:type="character" w:customStyle="1" w:styleId="70">
     <w:name w:val="标题 7 字符"/>
+    <w:aliases w:val="77 字符,(use for appendix) 字符,(use for appendix)1 字符,(use for appendix)2 字符,(use for appendix)3 字符,(use for appendix)4 字符,(use for appendix)5 字符,L7 字符,PIM 7 字符,第六层条 字符,letter list 字符,不用 字符,Legal Level 1.1. 字符,Level 1.1 字符,H TIMES1 字符,十号线7 字符,71 字符"/>
     <w:basedOn w:val="a0"/>
     <w:link w:val="7"/>
     <w:uiPriority w:val="1"/>
@@ -10122,6 +12663,7 @@
   </w:style>
   <w:style w:type="character" w:customStyle="1" w:styleId="80">
     <w:name w:val="标题 8 字符"/>
+    <w:aliases w:val="第七层条 字符,不用8 字符,注意框体 字符,Legal Level 1.1.1. 字符,表 字符,标题 13 字符,表头_R4 字符,(use for figures) 字符,(figure) 字符,liste[2] 字符,. [(a)] 字符,标题 8题注(表格) 字符,标题 8(表格) 字符,h8 字符,标题 8a 字符,Appendix Titre 3 字符,Heading 8 字符,liste 2 字符,LauT8 字符,liste[2]1 字符,liste[2]2 字符"/>
     <w:basedOn w:val="a0"/>
     <w:link w:val="8"/>
     <w:rsid w:val="006A429A"/>
@@ -10133,6 +12675,7 @@
   </w:style>
   <w:style w:type="character" w:customStyle="1" w:styleId="90">
     <w:name w:val="标题 9 字符"/>
+    <w:aliases w:val="第八层条 字符,PIM 9 字符,Appendix 字符,不用9 字符,Legal Level 1.1.1.1. 字符,三级标题 字符,huh 字符,标题12 字符,表格文字_R4 字符,(use for tables) 字符,标题 9 Char Char 字符,(table) 字符,(tables) 字符,Bijlage 字符,liste[3] 字符,. [(iii)] 字符,题注(插图) 字符,h9 字符,Figure 字符,Appendix Titre 4 字符,LauT9 字符"/>
     <w:basedOn w:val="a0"/>
     <w:link w:val="9"/>
     <w:rsid w:val="006A429A"/>

--- a/test/test.docx
+++ b/test/test.docx
@@ -279,10 +279,10 @@
             <v:path o:extrusionok="f" gradientshapeok="t" o:connecttype="rect"/>
             <o:lock v:ext="edit" aspectratio="t"/>
           </v:shapetype>
-          <v:shape id="_x0000_i1025" type="#_x0000_t75" style="width:435.35pt;height:155.65pt" o:ole="">
+          <v:shape id="_x0000_i1025" type="#_x0000_t75" style="width:435.3pt;height:155.6pt" o:ole="">
             <v:imagedata r:id="rId7" o:title=""/>
           </v:shape>
-          <o:OLEObject Type="Embed" ProgID="AutoCAD.Drawing.19" ShapeID="_x0000_i1025" DrawAspect="Content" ObjectID="_1853490686" r:id="rId8"/>
+          <o:OLEObject Type="Embed" ProgID="AutoCAD.Drawing.19" ShapeID="_x0000_i1025" DrawAspect="Content" ObjectID="_1854871684" r:id="rId8"/>
         </w:object>
       </w:r>
     </w:p>
@@ -315,10 +315,10 @@
       </w:pPr>
       <w:r>
         <w:object w:dxaOrig="19260" w:dyaOrig="7005">
-          <v:shape id="_x0000_i1026" type="#_x0000_t75" style="width:413.25pt;height:146.9pt" o:ole="">
+          <v:shape id="_x0000_i1026" type="#_x0000_t75" style="width:412.95pt;height:146.9pt" o:ole="">
             <v:imagedata r:id="rId9" o:title=""/>
           </v:shape>
-          <o:OLEObject Type="Embed" ProgID="AutoCAD.Drawing.19" ShapeID="_x0000_i1026" DrawAspect="Content" ObjectID="_1853490687" r:id="rId10"/>
+          <o:OLEObject Type="Embed" ProgID="AutoCAD.Drawing.19" ShapeID="_x0000_i1026" DrawAspect="Content" ObjectID="_1854871685" r:id="rId10"/>
         </w:object>
       </w:r>
     </w:p>
@@ -7848,2537 +7848,2752 @@
       </w:r>
     </w:p>
     <w:p>
-      <w:ins w:id="38" w:author="万里" w:date="2026-10-14T13:43:00Z">
-        <w:r>
-          <mc:AlternateContent>
-            <mc:Choice Requires="wpc">
-              <w:drawing>
-                <wp:inline distT="0" distB="0" distL="0" distR="0" wp14:anchorId="71E800CA" wp14:editId="6C733613">
-                  <wp:extent cx="5274310" cy="1735621"/>
-                  <wp:effectExtent l="0" t="76200" r="859790" b="112395"/>
-                  <wp:docPr id="1313" name="画布 1313"/>
-                  <wp:cNvGraphicFramePr>
-                    <a:graphicFrameLocks xmlns:a="http://schemas.openxmlformats.org/drawingml/2006/main" noChangeAspect="1"/>
-                  </wp:cNvGraphicFramePr>
-                  <a:graphic xmlns:a="http://schemas.openxmlformats.org/drawingml/2006/main">
-                    <a:graphicData uri="http://schemas.microsoft.com/office/word/2010/wordprocessingCanvas">
-                      <wpc:wpc>
-                        <wpc:bg>
+      <w:r>
+        <w:rPr>
+          <w:noProof/>
+        </w:rPr>
+        <mc:AlternateContent>
+          <mc:Choice Requires="wpc">
+            <w:drawing>
+              <wp:inline distT="0" distB="0" distL="0" distR="0" wp14:anchorId="71E800CA" wp14:editId="6C733613">
+                <wp:extent cx="5274310" cy="1735621"/>
+                <wp:effectExtent l="0" t="76200" r="859790" b="112395"/>
+                <wp:docPr id="1313" name="画布 1313"/>
+                <wp:cNvGraphicFramePr>
+                  <a:graphicFrameLocks xmlns:a="http://schemas.openxmlformats.org/drawingml/2006/main" noChangeAspect="1"/>
+                </wp:cNvGraphicFramePr>
+                <a:graphic xmlns:a="http://schemas.openxmlformats.org/drawingml/2006/main">
+                  <a:graphicData uri="http://schemas.microsoft.com/office/word/2010/wordprocessingCanvas">
+                    <wpc:wpc>
+                      <wpc:bg>
+                        <a:noFill/>
+                      </wpc:bg>
+                      <wpc:whole>
+                        <a:ln>
                           <a:noFill/>
-                        </wpc:bg>
-                        <wpc:whole>
+                        </a:ln>
+                      </wpc:whole>
+                      <wps:wsp>
+                        <wps:cNvPr id="173984565" name="AutoShape 4"/>
+                        <wps:cNvSpPr>
+                          <a:spLocks noChangeAspect="1" noChangeArrowheads="1"/>
+                        </wps:cNvSpPr>
+                        <wps:spPr bwMode="auto">
+                          <a:xfrm>
+                            <a:off x="1457050" y="233416"/>
+                            <a:ext cx="3018779" cy="526650"/>
+                          </a:xfrm>
+                          <a:prstGeom prst="rect">
+                            <a:avLst/>
+                          </a:prstGeom>
+                          <a:noFill/>
                           <a:ln>
                             <a:noFill/>
                           </a:ln>
-                        </wpc:whole>
+                        </wps:spPr>
+                        <wps:bodyPr rot="0" vert="horz" wrap="square" lIns="91440" tIns="45720" rIns="91440" bIns="45720" anchor="t" anchorCtr="0" upright="1">
+                          <a:noAutofit/>
+                        </wps:bodyPr>
+                      </wps:wsp>
+                      <wps:wsp>
+                        <wps:cNvPr id="173984566" name="Freeform 5"/>
+                        <wps:cNvSpPr>
+                          <a:spLocks noEditPoints="1"/>
+                        </wps:cNvSpPr>
+                        <wps:spPr bwMode="auto">
+                          <a:xfrm>
+                            <a:off x="116382" y="524699"/>
+                            <a:ext cx="6003748" cy="219112"/>
+                          </a:xfrm>
+                          <a:custGeom>
+                            <a:avLst/>
+                            <a:gdLst>
+                              <a:gd name="T0" fmla="*/ 0 w 2448"/>
+                              <a:gd name="T1" fmla="*/ 181 h 181"/>
+                              <a:gd name="T2" fmla="*/ 68 w 2448"/>
+                              <a:gd name="T3" fmla="*/ 181 h 181"/>
+                              <a:gd name="T4" fmla="*/ 136 w 2448"/>
+                              <a:gd name="T5" fmla="*/ 181 h 181"/>
+                              <a:gd name="T6" fmla="*/ 204 w 2448"/>
+                              <a:gd name="T7" fmla="*/ 181 h 181"/>
+                              <a:gd name="T8" fmla="*/ 272 w 2448"/>
+                              <a:gd name="T9" fmla="*/ 181 h 181"/>
+                              <a:gd name="T10" fmla="*/ 340 w 2448"/>
+                              <a:gd name="T11" fmla="*/ 181 h 181"/>
+                              <a:gd name="T12" fmla="*/ 408 w 2448"/>
+                              <a:gd name="T13" fmla="*/ 181 h 181"/>
+                              <a:gd name="T14" fmla="*/ 476 w 2448"/>
+                              <a:gd name="T15" fmla="*/ 181 h 181"/>
+                              <a:gd name="T16" fmla="*/ 544 w 2448"/>
+                              <a:gd name="T17" fmla="*/ 181 h 181"/>
+                              <a:gd name="T18" fmla="*/ 612 w 2448"/>
+                              <a:gd name="T19" fmla="*/ 181 h 181"/>
+                              <a:gd name="T20" fmla="*/ 680 w 2448"/>
+                              <a:gd name="T21" fmla="*/ 181 h 181"/>
+                              <a:gd name="T22" fmla="*/ 748 w 2448"/>
+                              <a:gd name="T23" fmla="*/ 181 h 181"/>
+                              <a:gd name="T24" fmla="*/ 816 w 2448"/>
+                              <a:gd name="T25" fmla="*/ 181 h 181"/>
+                              <a:gd name="T26" fmla="*/ 884 w 2448"/>
+                              <a:gd name="T27" fmla="*/ 181 h 181"/>
+                              <a:gd name="T28" fmla="*/ 952 w 2448"/>
+                              <a:gd name="T29" fmla="*/ 181 h 181"/>
+                              <a:gd name="T30" fmla="*/ 1020 w 2448"/>
+                              <a:gd name="T31" fmla="*/ 181 h 181"/>
+                              <a:gd name="T32" fmla="*/ 1088 w 2448"/>
+                              <a:gd name="T33" fmla="*/ 181 h 181"/>
+                              <a:gd name="T34" fmla="*/ 1156 w 2448"/>
+                              <a:gd name="T35" fmla="*/ 181 h 181"/>
+                              <a:gd name="T36" fmla="*/ 1224 w 2448"/>
+                              <a:gd name="T37" fmla="*/ 181 h 181"/>
+                              <a:gd name="T38" fmla="*/ 1292 w 2448"/>
+                              <a:gd name="T39" fmla="*/ 181 h 181"/>
+                              <a:gd name="T40" fmla="*/ 1360 w 2448"/>
+                              <a:gd name="T41" fmla="*/ 181 h 181"/>
+                              <a:gd name="T42" fmla="*/ 1428 w 2448"/>
+                              <a:gd name="T43" fmla="*/ 181 h 181"/>
+                              <a:gd name="T44" fmla="*/ 1496 w 2448"/>
+                              <a:gd name="T45" fmla="*/ 181 h 181"/>
+                              <a:gd name="T46" fmla="*/ 1564 w 2448"/>
+                              <a:gd name="T47" fmla="*/ 181 h 181"/>
+                              <a:gd name="T48" fmla="*/ 1632 w 2448"/>
+                              <a:gd name="T49" fmla="*/ 181 h 181"/>
+                              <a:gd name="T50" fmla="*/ 1700 w 2448"/>
+                              <a:gd name="T51" fmla="*/ 181 h 181"/>
+                              <a:gd name="T52" fmla="*/ 2448 w 2448"/>
+                              <a:gd name="T53" fmla="*/ 36 h 181"/>
+                              <a:gd name="T54" fmla="*/ 2448 w 2448"/>
+                              <a:gd name="T55" fmla="*/ 145 h 181"/>
+                              <a:gd name="T56" fmla="*/ 1768 w 2448"/>
+                              <a:gd name="T57" fmla="*/ 0 h 181"/>
+                              <a:gd name="T58" fmla="*/ 1836 w 2448"/>
+                              <a:gd name="T59" fmla="*/ 0 h 181"/>
+                              <a:gd name="T60" fmla="*/ 1904 w 2448"/>
+                              <a:gd name="T61" fmla="*/ 0 h 181"/>
+                              <a:gd name="T62" fmla="*/ 1972 w 2448"/>
+                              <a:gd name="T63" fmla="*/ 0 h 181"/>
+                              <a:gd name="T64" fmla="*/ 2041 w 2448"/>
+                              <a:gd name="T65" fmla="*/ 0 h 181"/>
+                              <a:gd name="T66" fmla="*/ 2108 w 2448"/>
+                              <a:gd name="T67" fmla="*/ 0 h 181"/>
+                              <a:gd name="T68" fmla="*/ 2176 w 2448"/>
+                              <a:gd name="T69" fmla="*/ 0 h 181"/>
+                              <a:gd name="T70" fmla="*/ 2245 w 2448"/>
+                              <a:gd name="T71" fmla="*/ 0 h 181"/>
+                              <a:gd name="T72" fmla="*/ 2312 w 2448"/>
+                              <a:gd name="T73" fmla="*/ 0 h 181"/>
+                              <a:gd name="T74" fmla="*/ 2381 w 2448"/>
+                              <a:gd name="T75" fmla="*/ 0 h 181"/>
+                              <a:gd name="T76" fmla="*/ 2448 w 2448"/>
+                              <a:gd name="T77" fmla="*/ 0 h 181"/>
+                              <a:gd name="T78" fmla="*/ 0 w 2448"/>
+                              <a:gd name="T79" fmla="*/ 0 h 181"/>
+                              <a:gd name="T80" fmla="*/ 0 w 2448"/>
+                              <a:gd name="T81" fmla="*/ 0 h 181"/>
+                              <a:gd name="T82" fmla="*/ 0 w 2448"/>
+                              <a:gd name="T83" fmla="*/ 0 h 181"/>
+                              <a:gd name="T84" fmla="*/ 0 w 2448"/>
+                              <a:gd name="T85" fmla="*/ 0 h 181"/>
+                              <a:gd name="T86" fmla="*/ 0 w 2448"/>
+                              <a:gd name="T87" fmla="*/ 0 h 181"/>
+                              <a:gd name="T88" fmla="*/ 0 w 2448"/>
+                              <a:gd name="T89" fmla="*/ 0 h 181"/>
+                              <a:gd name="T90" fmla="*/ 0 w 2448"/>
+                              <a:gd name="T91" fmla="*/ 0 h 181"/>
+                              <a:gd name="T92" fmla="*/ 0 w 2448"/>
+                              <a:gd name="T93" fmla="*/ 0 h 181"/>
+                            </a:gdLst>
+                            <a:ahLst/>
+                            <a:cxnLst>
+                              <a:cxn ang="0">
+                                <a:pos x="T0" y="T1"/>
+                              </a:cxn>
+                              <a:cxn ang="0">
+                                <a:pos x="T2" y="T3"/>
+                              </a:cxn>
+                              <a:cxn ang="0">
+                                <a:pos x="T4" y="T5"/>
+                              </a:cxn>
+                              <a:cxn ang="0">
+                                <a:pos x="T6" y="T7"/>
+                              </a:cxn>
+                              <a:cxn ang="0">
+                                <a:pos x="T8" y="T9"/>
+                              </a:cxn>
+                              <a:cxn ang="0">
+                                <a:pos x="T10" y="T11"/>
+                              </a:cxn>
+                              <a:cxn ang="0">
+                                <a:pos x="T12" y="T13"/>
+                              </a:cxn>
+                              <a:cxn ang="0">
+                                <a:pos x="T14" y="T15"/>
+                              </a:cxn>
+                              <a:cxn ang="0">
+                                <a:pos x="T16" y="T17"/>
+                              </a:cxn>
+                              <a:cxn ang="0">
+                                <a:pos x="T18" y="T19"/>
+                              </a:cxn>
+                              <a:cxn ang="0">
+                                <a:pos x="T20" y="T21"/>
+                              </a:cxn>
+                              <a:cxn ang="0">
+                                <a:pos x="T22" y="T23"/>
+                              </a:cxn>
+                              <a:cxn ang="0">
+                                <a:pos x="T24" y="T25"/>
+                              </a:cxn>
+                              <a:cxn ang="0">
+                                <a:pos x="T26" y="T27"/>
+                              </a:cxn>
+                              <a:cxn ang="0">
+                                <a:pos x="T28" y="T29"/>
+                              </a:cxn>
+                              <a:cxn ang="0">
+                                <a:pos x="T30" y="T31"/>
+                              </a:cxn>
+                              <a:cxn ang="0">
+                                <a:pos x="T32" y="T33"/>
+                              </a:cxn>
+                              <a:cxn ang="0">
+                                <a:pos x="T34" y="T35"/>
+                              </a:cxn>
+                              <a:cxn ang="0">
+                                <a:pos x="T36" y="T37"/>
+                              </a:cxn>
+                              <a:cxn ang="0">
+                                <a:pos x="T38" y="T39"/>
+                              </a:cxn>
+                              <a:cxn ang="0">
+                                <a:pos x="T40" y="T41"/>
+                              </a:cxn>
+                              <a:cxn ang="0">
+                                <a:pos x="T42" y="T43"/>
+                              </a:cxn>
+                              <a:cxn ang="0">
+                                <a:pos x="T44" y="T45"/>
+                              </a:cxn>
+                              <a:cxn ang="0">
+                                <a:pos x="T46" y="T47"/>
+                              </a:cxn>
+                              <a:cxn ang="0">
+                                <a:pos x="T48" y="T49"/>
+                              </a:cxn>
+                              <a:cxn ang="0">
+                                <a:pos x="T50" y="T51"/>
+                              </a:cxn>
+                              <a:cxn ang="0">
+                                <a:pos x="T52" y="T53"/>
+                              </a:cxn>
+                              <a:cxn ang="0">
+                                <a:pos x="T54" y="T55"/>
+                              </a:cxn>
+                              <a:cxn ang="0">
+                                <a:pos x="T56" y="T57"/>
+                              </a:cxn>
+                              <a:cxn ang="0">
+                                <a:pos x="T58" y="T59"/>
+                              </a:cxn>
+                              <a:cxn ang="0">
+                                <a:pos x="T60" y="T61"/>
+                              </a:cxn>
+                              <a:cxn ang="0">
+                                <a:pos x="T62" y="T63"/>
+                              </a:cxn>
+                              <a:cxn ang="0">
+                                <a:pos x="T64" y="T65"/>
+                              </a:cxn>
+                              <a:cxn ang="0">
+                                <a:pos x="T66" y="T67"/>
+                              </a:cxn>
+                              <a:cxn ang="0">
+                                <a:pos x="T68" y="T69"/>
+                              </a:cxn>
+                              <a:cxn ang="0">
+                                <a:pos x="T70" y="T71"/>
+                              </a:cxn>
+                              <a:cxn ang="0">
+                                <a:pos x="T72" y="T73"/>
+                              </a:cxn>
+                              <a:cxn ang="0">
+                                <a:pos x="T74" y="T75"/>
+                              </a:cxn>
+                              <a:cxn ang="0">
+                                <a:pos x="T76" y="T77"/>
+                              </a:cxn>
+                              <a:cxn ang="0">
+                                <a:pos x="T78" y="T79"/>
+                              </a:cxn>
+                              <a:cxn ang="0">
+                                <a:pos x="T80" y="T81"/>
+                              </a:cxn>
+                              <a:cxn ang="0">
+                                <a:pos x="T82" y="T83"/>
+                              </a:cxn>
+                              <a:cxn ang="0">
+                                <a:pos x="T84" y="T85"/>
+                              </a:cxn>
+                              <a:cxn ang="0">
+                                <a:pos x="T86" y="T87"/>
+                              </a:cxn>
+                              <a:cxn ang="0">
+                                <a:pos x="T88" y="T89"/>
+                              </a:cxn>
+                              <a:cxn ang="0">
+                                <a:pos x="T90" y="T91"/>
+                              </a:cxn>
+                              <a:cxn ang="0">
+                                <a:pos x="T92" y="T93"/>
+                              </a:cxn>
+                            </a:cxnLst>
+                            <a:rect l="0" t="0" r="r" b="b"/>
+                            <a:pathLst>
+                              <a:path w="2448" h="181">
+                                <a:moveTo>
+                                  <a:pt x="0" y="0"/>
+                                </a:moveTo>
+                                <a:lnTo>
+                                  <a:pt x="0" y="181"/>
+                                </a:lnTo>
+                                <a:moveTo>
+                                  <a:pt x="68" y="0"/>
+                                </a:moveTo>
+                                <a:lnTo>
+                                  <a:pt x="68" y="181"/>
+                                </a:lnTo>
+                                <a:moveTo>
+                                  <a:pt x="136" y="0"/>
+                                </a:moveTo>
+                                <a:lnTo>
+                                  <a:pt x="136" y="181"/>
+                                </a:lnTo>
+                                <a:moveTo>
+                                  <a:pt x="204" y="0"/>
+                                </a:moveTo>
+                                <a:lnTo>
+                                  <a:pt x="204" y="181"/>
+                                </a:lnTo>
+                                <a:moveTo>
+                                  <a:pt x="272" y="0"/>
+                                </a:moveTo>
+                                <a:lnTo>
+                                  <a:pt x="272" y="181"/>
+                                </a:lnTo>
+                                <a:moveTo>
+                                  <a:pt x="340" y="0"/>
+                                </a:moveTo>
+                                <a:lnTo>
+                                  <a:pt x="340" y="181"/>
+                                </a:lnTo>
+                                <a:moveTo>
+                                  <a:pt x="408" y="0"/>
+                                </a:moveTo>
+                                <a:lnTo>
+                                  <a:pt x="408" y="181"/>
+                                </a:lnTo>
+                                <a:moveTo>
+                                  <a:pt x="476" y="0"/>
+                                </a:moveTo>
+                                <a:lnTo>
+                                  <a:pt x="476" y="181"/>
+                                </a:lnTo>
+                                <a:moveTo>
+                                  <a:pt x="544" y="0"/>
+                                </a:moveTo>
+                                <a:lnTo>
+                                  <a:pt x="544" y="181"/>
+                                </a:lnTo>
+                                <a:moveTo>
+                                  <a:pt x="612" y="0"/>
+                                </a:moveTo>
+                                <a:lnTo>
+                                  <a:pt x="612" y="181"/>
+                                </a:lnTo>
+                                <a:moveTo>
+                                  <a:pt x="680" y="0"/>
+                                </a:moveTo>
+                                <a:lnTo>
+                                  <a:pt x="680" y="181"/>
+                                </a:lnTo>
+                                <a:moveTo>
+                                  <a:pt x="748" y="0"/>
+                                </a:moveTo>
+                                <a:lnTo>
+                                  <a:pt x="748" y="181"/>
+                                </a:lnTo>
+                                <a:moveTo>
+                                  <a:pt x="816" y="0"/>
+                                </a:moveTo>
+                                <a:lnTo>
+                                  <a:pt x="816" y="181"/>
+                                </a:lnTo>
+                                <a:moveTo>
+                                  <a:pt x="884" y="0"/>
+                                </a:moveTo>
+                                <a:lnTo>
+                                  <a:pt x="884" y="181"/>
+                                </a:lnTo>
+                                <a:moveTo>
+                                  <a:pt x="952" y="0"/>
+                                </a:moveTo>
+                                <a:lnTo>
+                                  <a:pt x="952" y="181"/>
+                                </a:lnTo>
+                                <a:moveTo>
+                                  <a:pt x="1020" y="0"/>
+                                </a:moveTo>
+                                <a:lnTo>
+                                  <a:pt x="1020" y="181"/>
+                                </a:lnTo>
+                                <a:moveTo>
+                                  <a:pt x="1088" y="0"/>
+                                </a:moveTo>
+                                <a:lnTo>
+                                  <a:pt x="1088" y="181"/>
+                                </a:lnTo>
+                                <a:moveTo>
+                                  <a:pt x="1156" y="0"/>
+                                </a:moveTo>
+                                <a:lnTo>
+                                  <a:pt x="1156" y="181"/>
+                                </a:lnTo>
+                                <a:moveTo>
+                                  <a:pt x="1224" y="0"/>
+                                </a:moveTo>
+                                <a:lnTo>
+                                  <a:pt x="1224" y="181"/>
+                                </a:lnTo>
+                                <a:moveTo>
+                                  <a:pt x="1292" y="0"/>
+                                </a:moveTo>
+                                <a:lnTo>
+                                  <a:pt x="1292" y="181"/>
+                                </a:lnTo>
+                                <a:moveTo>
+                                  <a:pt x="1360" y="0"/>
+                                </a:moveTo>
+                                <a:lnTo>
+                                  <a:pt x="1360" y="181"/>
+                                </a:lnTo>
+                                <a:moveTo>
+                                  <a:pt x="1428" y="0"/>
+                                </a:moveTo>
+                                <a:lnTo>
+                                  <a:pt x="1428" y="181"/>
+                                </a:lnTo>
+                                <a:moveTo>
+                                  <a:pt x="1496" y="0"/>
+                                </a:moveTo>
+                                <a:lnTo>
+                                  <a:pt x="1496" y="181"/>
+                                </a:lnTo>
+                                <a:moveTo>
+                                  <a:pt x="1564" y="0"/>
+                                </a:moveTo>
+                                <a:lnTo>
+                                  <a:pt x="1564" y="181"/>
+                                </a:lnTo>
+                                <a:moveTo>
+                                  <a:pt x="1632" y="0"/>
+                                </a:moveTo>
+                                <a:lnTo>
+                                  <a:pt x="1632" y="181"/>
+                                </a:lnTo>
+                                <a:moveTo>
+                                  <a:pt x="1700" y="0"/>
+                                </a:moveTo>
+                                <a:lnTo>
+                                  <a:pt x="1700" y="181"/>
+                                </a:lnTo>
+                                <a:moveTo>
+                                  <a:pt x="0" y="36"/>
+                                </a:moveTo>
+                                <a:lnTo>
+                                  <a:pt x="2448" y="36"/>
+                                </a:lnTo>
+                                <a:moveTo>
+                                  <a:pt x="0" y="145"/>
+                                </a:moveTo>
+                                <a:lnTo>
+                                  <a:pt x="2448" y="145"/>
+                                </a:lnTo>
+                                <a:moveTo>
+                                  <a:pt x="1768" y="181"/>
+                                </a:moveTo>
+                                <a:lnTo>
+                                  <a:pt x="1768" y="0"/>
+                                </a:lnTo>
+                                <a:moveTo>
+                                  <a:pt x="1836" y="181"/>
+                                </a:moveTo>
+                                <a:lnTo>
+                                  <a:pt x="1836" y="0"/>
+                                </a:lnTo>
+                                <a:moveTo>
+                                  <a:pt x="1904" y="181"/>
+                                </a:moveTo>
+                                <a:lnTo>
+                                  <a:pt x="1904" y="0"/>
+                                </a:lnTo>
+                                <a:moveTo>
+                                  <a:pt x="1972" y="181"/>
+                                </a:moveTo>
+                                <a:lnTo>
+                                  <a:pt x="1972" y="0"/>
+                                </a:lnTo>
+                                <a:moveTo>
+                                  <a:pt x="2041" y="181"/>
+                                </a:moveTo>
+                                <a:lnTo>
+                                  <a:pt x="2041" y="0"/>
+                                </a:lnTo>
+                                <a:moveTo>
+                                  <a:pt x="2108" y="181"/>
+                                </a:moveTo>
+                                <a:lnTo>
+                                  <a:pt x="2108" y="0"/>
+                                </a:lnTo>
+                                <a:moveTo>
+                                  <a:pt x="2176" y="181"/>
+                                </a:moveTo>
+                                <a:lnTo>
+                                  <a:pt x="2176" y="0"/>
+                                </a:lnTo>
+                                <a:moveTo>
+                                  <a:pt x="2245" y="181"/>
+                                </a:moveTo>
+                                <a:lnTo>
+                                  <a:pt x="2245" y="0"/>
+                                </a:lnTo>
+                                <a:moveTo>
+                                  <a:pt x="2312" y="181"/>
+                                </a:moveTo>
+                                <a:lnTo>
+                                  <a:pt x="2312" y="0"/>
+                                </a:lnTo>
+                                <a:moveTo>
+                                  <a:pt x="2381" y="181"/>
+                                </a:moveTo>
+                                <a:lnTo>
+                                  <a:pt x="2381" y="0"/>
+                                </a:lnTo>
+                                <a:moveTo>
+                                  <a:pt x="2448" y="181"/>
+                                </a:moveTo>
+                                <a:lnTo>
+                                  <a:pt x="2448" y="0"/>
+                                </a:lnTo>
+                                <a:moveTo>
+                                  <a:pt x="0" y="181"/>
+                                </a:moveTo>
+                                <a:lnTo>
+                                  <a:pt x="0" y="0"/>
+                                </a:lnTo>
+                                <a:moveTo>
+                                  <a:pt x="0" y="181"/>
+                                </a:moveTo>
+                                <a:lnTo>
+                                  <a:pt x="0" y="0"/>
+                                </a:lnTo>
+                                <a:moveTo>
+                                  <a:pt x="0" y="181"/>
+                                </a:moveTo>
+                                <a:lnTo>
+                                  <a:pt x="0" y="0"/>
+                                </a:lnTo>
+                                <a:moveTo>
+                                  <a:pt x="0" y="181"/>
+                                </a:moveTo>
+                                <a:lnTo>
+                                  <a:pt x="0" y="0"/>
+                                </a:lnTo>
+                                <a:moveTo>
+                                  <a:pt x="0" y="181"/>
+                                </a:moveTo>
+                                <a:lnTo>
+                                  <a:pt x="0" y="0"/>
+                                </a:lnTo>
+                                <a:moveTo>
+                                  <a:pt x="0" y="181"/>
+                                </a:moveTo>
+                                <a:lnTo>
+                                  <a:pt x="0" y="0"/>
+                                </a:lnTo>
+                                <a:moveTo>
+                                  <a:pt x="0" y="181"/>
+                                </a:moveTo>
+                                <a:lnTo>
+                                  <a:pt x="0" y="0"/>
+                                </a:lnTo>
+                                <a:moveTo>
+                                  <a:pt x="0" y="181"/>
+                                </a:moveTo>
+                                <a:lnTo>
+                                  <a:pt x="0" y="0"/>
+                                </a:lnTo>
+                              </a:path>
+                            </a:pathLst>
+                          </a:custGeom>
+                          <a:noFill/>
+                          <a:ln w="15875" cap="rnd">
+                            <a:solidFill>
+                              <a:srgbClr val="000000"/>
+                            </a:solidFill>
+                            <a:prstDash val="solid"/>
+                            <a:round/>
+                          </a:ln>
+                        </wps:spPr>
+                        <wps:bodyPr rot="0" vert="horz" wrap="square" lIns="91440" tIns="45720" rIns="91440" bIns="45720" anchor="t" anchorCtr="0" upright="1">
+                          <a:noAutofit/>
+                        </wps:bodyPr>
+                      </wps:wsp>
+                      <wps:wsp>
+                        <wps:cNvPr id="173984567" name="Freeform 6"/>
+                        <wps:cNvSpPr>
+                          <a:spLocks noEditPoints="1"/>
+                        </wps:cNvSpPr>
+                        <wps:spPr bwMode="auto">
+                          <a:xfrm>
+                            <a:off x="116382" y="932365"/>
+                            <a:ext cx="6003748" cy="220413"/>
+                          </a:xfrm>
+                          <a:custGeom>
+                            <a:avLst/>
+                            <a:gdLst>
+                              <a:gd name="T0" fmla="*/ 0 w 2448"/>
+                              <a:gd name="T1" fmla="*/ 181 h 181"/>
+                              <a:gd name="T2" fmla="*/ 68 w 2448"/>
+                              <a:gd name="T3" fmla="*/ 181 h 181"/>
+                              <a:gd name="T4" fmla="*/ 136 w 2448"/>
+                              <a:gd name="T5" fmla="*/ 181 h 181"/>
+                              <a:gd name="T6" fmla="*/ 204 w 2448"/>
+                              <a:gd name="T7" fmla="*/ 181 h 181"/>
+                              <a:gd name="T8" fmla="*/ 272 w 2448"/>
+                              <a:gd name="T9" fmla="*/ 181 h 181"/>
+                              <a:gd name="T10" fmla="*/ 340 w 2448"/>
+                              <a:gd name="T11" fmla="*/ 181 h 181"/>
+                              <a:gd name="T12" fmla="*/ 408 w 2448"/>
+                              <a:gd name="T13" fmla="*/ 181 h 181"/>
+                              <a:gd name="T14" fmla="*/ 476 w 2448"/>
+                              <a:gd name="T15" fmla="*/ 181 h 181"/>
+                              <a:gd name="T16" fmla="*/ 544 w 2448"/>
+                              <a:gd name="T17" fmla="*/ 181 h 181"/>
+                              <a:gd name="T18" fmla="*/ 612 w 2448"/>
+                              <a:gd name="T19" fmla="*/ 181 h 181"/>
+                              <a:gd name="T20" fmla="*/ 680 w 2448"/>
+                              <a:gd name="T21" fmla="*/ 181 h 181"/>
+                              <a:gd name="T22" fmla="*/ 748 w 2448"/>
+                              <a:gd name="T23" fmla="*/ 181 h 181"/>
+                              <a:gd name="T24" fmla="*/ 816 w 2448"/>
+                              <a:gd name="T25" fmla="*/ 181 h 181"/>
+                              <a:gd name="T26" fmla="*/ 884 w 2448"/>
+                              <a:gd name="T27" fmla="*/ 181 h 181"/>
+                              <a:gd name="T28" fmla="*/ 952 w 2448"/>
+                              <a:gd name="T29" fmla="*/ 181 h 181"/>
+                              <a:gd name="T30" fmla="*/ 1020 w 2448"/>
+                              <a:gd name="T31" fmla="*/ 181 h 181"/>
+                              <a:gd name="T32" fmla="*/ 1088 w 2448"/>
+                              <a:gd name="T33" fmla="*/ 181 h 181"/>
+                              <a:gd name="T34" fmla="*/ 1156 w 2448"/>
+                              <a:gd name="T35" fmla="*/ 181 h 181"/>
+                              <a:gd name="T36" fmla="*/ 1224 w 2448"/>
+                              <a:gd name="T37" fmla="*/ 181 h 181"/>
+                              <a:gd name="T38" fmla="*/ 1292 w 2448"/>
+                              <a:gd name="T39" fmla="*/ 181 h 181"/>
+                              <a:gd name="T40" fmla="*/ 1360 w 2448"/>
+                              <a:gd name="T41" fmla="*/ 181 h 181"/>
+                              <a:gd name="T42" fmla="*/ 1428 w 2448"/>
+                              <a:gd name="T43" fmla="*/ 181 h 181"/>
+                              <a:gd name="T44" fmla="*/ 1496 w 2448"/>
+                              <a:gd name="T45" fmla="*/ 181 h 181"/>
+                              <a:gd name="T46" fmla="*/ 1564 w 2448"/>
+                              <a:gd name="T47" fmla="*/ 181 h 181"/>
+                              <a:gd name="T48" fmla="*/ 1632 w 2448"/>
+                              <a:gd name="T49" fmla="*/ 181 h 181"/>
+                              <a:gd name="T50" fmla="*/ 1700 w 2448"/>
+                              <a:gd name="T51" fmla="*/ 181 h 181"/>
+                              <a:gd name="T52" fmla="*/ 2448 w 2448"/>
+                              <a:gd name="T53" fmla="*/ 36 h 181"/>
+                              <a:gd name="T54" fmla="*/ 2448 w 2448"/>
+                              <a:gd name="T55" fmla="*/ 145 h 181"/>
+                              <a:gd name="T56" fmla="*/ 1768 w 2448"/>
+                              <a:gd name="T57" fmla="*/ 0 h 181"/>
+                              <a:gd name="T58" fmla="*/ 1836 w 2448"/>
+                              <a:gd name="T59" fmla="*/ 0 h 181"/>
+                              <a:gd name="T60" fmla="*/ 1904 w 2448"/>
+                              <a:gd name="T61" fmla="*/ 0 h 181"/>
+                              <a:gd name="T62" fmla="*/ 1972 w 2448"/>
+                              <a:gd name="T63" fmla="*/ 0 h 181"/>
+                              <a:gd name="T64" fmla="*/ 2041 w 2448"/>
+                              <a:gd name="T65" fmla="*/ 0 h 181"/>
+                              <a:gd name="T66" fmla="*/ 2108 w 2448"/>
+                              <a:gd name="T67" fmla="*/ 0 h 181"/>
+                              <a:gd name="T68" fmla="*/ 2176 w 2448"/>
+                              <a:gd name="T69" fmla="*/ 0 h 181"/>
+                              <a:gd name="T70" fmla="*/ 2245 w 2448"/>
+                              <a:gd name="T71" fmla="*/ 0 h 181"/>
+                              <a:gd name="T72" fmla="*/ 2312 w 2448"/>
+                              <a:gd name="T73" fmla="*/ 0 h 181"/>
+                              <a:gd name="T74" fmla="*/ 2381 w 2448"/>
+                              <a:gd name="T75" fmla="*/ 0 h 181"/>
+                              <a:gd name="T76" fmla="*/ 2448 w 2448"/>
+                              <a:gd name="T77" fmla="*/ 0 h 181"/>
+                              <a:gd name="T78" fmla="*/ 0 w 2448"/>
+                              <a:gd name="T79" fmla="*/ 0 h 181"/>
+                              <a:gd name="T80" fmla="*/ 0 w 2448"/>
+                              <a:gd name="T81" fmla="*/ 0 h 181"/>
+                              <a:gd name="T82" fmla="*/ 0 w 2448"/>
+                              <a:gd name="T83" fmla="*/ 0 h 181"/>
+                              <a:gd name="T84" fmla="*/ 0 w 2448"/>
+                              <a:gd name="T85" fmla="*/ 0 h 181"/>
+                              <a:gd name="T86" fmla="*/ 0 w 2448"/>
+                              <a:gd name="T87" fmla="*/ 0 h 181"/>
+                              <a:gd name="T88" fmla="*/ 0 w 2448"/>
+                              <a:gd name="T89" fmla="*/ 0 h 181"/>
+                              <a:gd name="T90" fmla="*/ 0 w 2448"/>
+                              <a:gd name="T91" fmla="*/ 0 h 181"/>
+                              <a:gd name="T92" fmla="*/ 0 w 2448"/>
+                              <a:gd name="T93" fmla="*/ 0 h 181"/>
+                            </a:gdLst>
+                            <a:ahLst/>
+                            <a:cxnLst>
+                              <a:cxn ang="0">
+                                <a:pos x="T0" y="T1"/>
+                              </a:cxn>
+                              <a:cxn ang="0">
+                                <a:pos x="T2" y="T3"/>
+                              </a:cxn>
+                              <a:cxn ang="0">
+                                <a:pos x="T4" y="T5"/>
+                              </a:cxn>
+                              <a:cxn ang="0">
+                                <a:pos x="T6" y="T7"/>
+                              </a:cxn>
+                              <a:cxn ang="0">
+                                <a:pos x="T8" y="T9"/>
+                              </a:cxn>
+                              <a:cxn ang="0">
+                                <a:pos x="T10" y="T11"/>
+                              </a:cxn>
+                              <a:cxn ang="0">
+                                <a:pos x="T12" y="T13"/>
+                              </a:cxn>
+                              <a:cxn ang="0">
+                                <a:pos x="T14" y="T15"/>
+                              </a:cxn>
+                              <a:cxn ang="0">
+                                <a:pos x="T16" y="T17"/>
+                              </a:cxn>
+                              <a:cxn ang="0">
+                                <a:pos x="T18" y="T19"/>
+                              </a:cxn>
+                              <a:cxn ang="0">
+                                <a:pos x="T20" y="T21"/>
+                              </a:cxn>
+                              <a:cxn ang="0">
+                                <a:pos x="T22" y="T23"/>
+                              </a:cxn>
+                              <a:cxn ang="0">
+                                <a:pos x="T24" y="T25"/>
+                              </a:cxn>
+                              <a:cxn ang="0">
+                                <a:pos x="T26" y="T27"/>
+                              </a:cxn>
+                              <a:cxn ang="0">
+                                <a:pos x="T28" y="T29"/>
+                              </a:cxn>
+                              <a:cxn ang="0">
+                                <a:pos x="T30" y="T31"/>
+                              </a:cxn>
+                              <a:cxn ang="0">
+                                <a:pos x="T32" y="T33"/>
+                              </a:cxn>
+                              <a:cxn ang="0">
+                                <a:pos x="T34" y="T35"/>
+                              </a:cxn>
+                              <a:cxn ang="0">
+                                <a:pos x="T36" y="T37"/>
+                              </a:cxn>
+                              <a:cxn ang="0">
+                                <a:pos x="T38" y="T39"/>
+                              </a:cxn>
+                              <a:cxn ang="0">
+                                <a:pos x="T40" y="T41"/>
+                              </a:cxn>
+                              <a:cxn ang="0">
+                                <a:pos x="T42" y="T43"/>
+                              </a:cxn>
+                              <a:cxn ang="0">
+                                <a:pos x="T44" y="T45"/>
+                              </a:cxn>
+                              <a:cxn ang="0">
+                                <a:pos x="T46" y="T47"/>
+                              </a:cxn>
+                              <a:cxn ang="0">
+                                <a:pos x="T48" y="T49"/>
+                              </a:cxn>
+                              <a:cxn ang="0">
+                                <a:pos x="T50" y="T51"/>
+                              </a:cxn>
+                              <a:cxn ang="0">
+                                <a:pos x="T52" y="T53"/>
+                              </a:cxn>
+                              <a:cxn ang="0">
+                                <a:pos x="T54" y="T55"/>
+                              </a:cxn>
+                              <a:cxn ang="0">
+                                <a:pos x="T56" y="T57"/>
+                              </a:cxn>
+                              <a:cxn ang="0">
+                                <a:pos x="T58" y="T59"/>
+                              </a:cxn>
+                              <a:cxn ang="0">
+                                <a:pos x="T60" y="T61"/>
+                              </a:cxn>
+                              <a:cxn ang="0">
+                                <a:pos x="T62" y="T63"/>
+                              </a:cxn>
+                              <a:cxn ang="0">
+                                <a:pos x="T64" y="T65"/>
+                              </a:cxn>
+                              <a:cxn ang="0">
+                                <a:pos x="T66" y="T67"/>
+                              </a:cxn>
+                              <a:cxn ang="0">
+                                <a:pos x="T68" y="T69"/>
+                              </a:cxn>
+                              <a:cxn ang="0">
+                                <a:pos x="T70" y="T71"/>
+                              </a:cxn>
+                              <a:cxn ang="0">
+                                <a:pos x="T72" y="T73"/>
+                              </a:cxn>
+                              <a:cxn ang="0">
+                                <a:pos x="T74" y="T75"/>
+                              </a:cxn>
+                              <a:cxn ang="0">
+                                <a:pos x="T76" y="T77"/>
+                              </a:cxn>
+                              <a:cxn ang="0">
+                                <a:pos x="T78" y="T79"/>
+                              </a:cxn>
+                              <a:cxn ang="0">
+                                <a:pos x="T80" y="T81"/>
+                              </a:cxn>
+                              <a:cxn ang="0">
+                                <a:pos x="T82" y="T83"/>
+                              </a:cxn>
+                              <a:cxn ang="0">
+                                <a:pos x="T84" y="T85"/>
+                              </a:cxn>
+                              <a:cxn ang="0">
+                                <a:pos x="T86" y="T87"/>
+                              </a:cxn>
+                              <a:cxn ang="0">
+                                <a:pos x="T88" y="T89"/>
+                              </a:cxn>
+                              <a:cxn ang="0">
+                                <a:pos x="T90" y="T91"/>
+                              </a:cxn>
+                              <a:cxn ang="0">
+                                <a:pos x="T92" y="T93"/>
+                              </a:cxn>
+                            </a:cxnLst>
+                            <a:rect l="0" t="0" r="r" b="b"/>
+                            <a:pathLst>
+                              <a:path w="2448" h="181">
+                                <a:moveTo>
+                                  <a:pt x="0" y="0"/>
+                                </a:moveTo>
+                                <a:lnTo>
+                                  <a:pt x="0" y="181"/>
+                                </a:lnTo>
+                                <a:moveTo>
+                                  <a:pt x="68" y="0"/>
+                                </a:moveTo>
+                                <a:lnTo>
+                                  <a:pt x="68" y="181"/>
+                                </a:lnTo>
+                                <a:moveTo>
+                                  <a:pt x="136" y="0"/>
+                                </a:moveTo>
+                                <a:lnTo>
+                                  <a:pt x="136" y="181"/>
+                                </a:lnTo>
+                                <a:moveTo>
+                                  <a:pt x="204" y="0"/>
+                                </a:moveTo>
+                                <a:lnTo>
+                                  <a:pt x="204" y="181"/>
+                                </a:lnTo>
+                                <a:moveTo>
+                                  <a:pt x="272" y="0"/>
+                                </a:moveTo>
+                                <a:lnTo>
+                                  <a:pt x="272" y="181"/>
+                                </a:lnTo>
+                                <a:moveTo>
+                                  <a:pt x="340" y="0"/>
+                                </a:moveTo>
+                                <a:lnTo>
+                                  <a:pt x="340" y="181"/>
+                                </a:lnTo>
+                                <a:moveTo>
+                                  <a:pt x="408" y="0"/>
+                                </a:moveTo>
+                                <a:lnTo>
+                                  <a:pt x="408" y="181"/>
+                                </a:lnTo>
+                                <a:moveTo>
+                                  <a:pt x="476" y="0"/>
+                                </a:moveTo>
+                                <a:lnTo>
+                                  <a:pt x="476" y="181"/>
+                                </a:lnTo>
+                                <a:moveTo>
+                                  <a:pt x="544" y="0"/>
+                                </a:moveTo>
+                                <a:lnTo>
+                                  <a:pt x="544" y="181"/>
+                                </a:lnTo>
+                                <a:moveTo>
+                                  <a:pt x="612" y="0"/>
+                                </a:moveTo>
+                                <a:lnTo>
+                                  <a:pt x="612" y="181"/>
+                                </a:lnTo>
+                                <a:moveTo>
+                                  <a:pt x="680" y="0"/>
+                                </a:moveTo>
+                                <a:lnTo>
+                                  <a:pt x="680" y="181"/>
+                                </a:lnTo>
+                                <a:moveTo>
+                                  <a:pt x="748" y="0"/>
+                                </a:moveTo>
+                                <a:lnTo>
+                                  <a:pt x="748" y="181"/>
+                                </a:lnTo>
+                                <a:moveTo>
+                                  <a:pt x="816" y="0"/>
+                                </a:moveTo>
+                                <a:lnTo>
+                                  <a:pt x="816" y="181"/>
+                                </a:lnTo>
+                                <a:moveTo>
+                                  <a:pt x="884" y="0"/>
+                                </a:moveTo>
+                                <a:lnTo>
+                                  <a:pt x="884" y="181"/>
+                                </a:lnTo>
+                                <a:moveTo>
+                                  <a:pt x="952" y="0"/>
+                                </a:moveTo>
+                                <a:lnTo>
+                                  <a:pt x="952" y="181"/>
+                                </a:lnTo>
+                                <a:moveTo>
+                                  <a:pt x="1020" y="0"/>
+                                </a:moveTo>
+                                <a:lnTo>
+                                  <a:pt x="1020" y="181"/>
+                                </a:lnTo>
+                                <a:moveTo>
+                                  <a:pt x="1088" y="0"/>
+                                </a:moveTo>
+                                <a:lnTo>
+                                  <a:pt x="1088" y="181"/>
+                                </a:lnTo>
+                                <a:moveTo>
+                                  <a:pt x="1156" y="0"/>
+                                </a:moveTo>
+                                <a:lnTo>
+                                  <a:pt x="1156" y="181"/>
+                                </a:lnTo>
+                                <a:moveTo>
+                                  <a:pt x="1224" y="0"/>
+                                </a:moveTo>
+                                <a:lnTo>
+                                  <a:pt x="1224" y="181"/>
+                                </a:lnTo>
+                                <a:moveTo>
+                                  <a:pt x="1292" y="0"/>
+                                </a:moveTo>
+                                <a:lnTo>
+                                  <a:pt x="1292" y="181"/>
+                                </a:lnTo>
+                                <a:moveTo>
+                                  <a:pt x="1360" y="0"/>
+                                </a:moveTo>
+                                <a:lnTo>
+                                  <a:pt x="1360" y="181"/>
+                                </a:lnTo>
+                                <a:moveTo>
+                                  <a:pt x="1428" y="0"/>
+                                </a:moveTo>
+                                <a:lnTo>
+                                  <a:pt x="1428" y="181"/>
+                                </a:lnTo>
+                                <a:moveTo>
+                                  <a:pt x="1496" y="0"/>
+                                </a:moveTo>
+                                <a:lnTo>
+                                  <a:pt x="1496" y="181"/>
+                                </a:lnTo>
+                                <a:moveTo>
+                                  <a:pt x="1564" y="0"/>
+                                </a:moveTo>
+                                <a:lnTo>
+                                  <a:pt x="1564" y="181"/>
+                                </a:lnTo>
+                                <a:moveTo>
+                                  <a:pt x="1632" y="0"/>
+                                </a:moveTo>
+                                <a:lnTo>
+                                  <a:pt x="1632" y="181"/>
+                                </a:lnTo>
+                                <a:moveTo>
+                                  <a:pt x="1700" y="0"/>
+                                </a:moveTo>
+                                <a:lnTo>
+                                  <a:pt x="1700" y="181"/>
+                                </a:lnTo>
+                                <a:moveTo>
+                                  <a:pt x="0" y="36"/>
+                                </a:moveTo>
+                                <a:lnTo>
+                                  <a:pt x="2448" y="36"/>
+                                </a:lnTo>
+                                <a:moveTo>
+                                  <a:pt x="0" y="145"/>
+                                </a:moveTo>
+                                <a:lnTo>
+                                  <a:pt x="2448" y="145"/>
+                                </a:lnTo>
+                                <a:moveTo>
+                                  <a:pt x="1768" y="181"/>
+                                </a:moveTo>
+                                <a:lnTo>
+                                  <a:pt x="1768" y="0"/>
+                                </a:lnTo>
+                                <a:moveTo>
+                                  <a:pt x="1836" y="181"/>
+                                </a:moveTo>
+                                <a:lnTo>
+                                  <a:pt x="1836" y="0"/>
+                                </a:lnTo>
+                                <a:moveTo>
+                                  <a:pt x="1904" y="181"/>
+                                </a:moveTo>
+                                <a:lnTo>
+                                  <a:pt x="1904" y="0"/>
+                                </a:lnTo>
+                                <a:moveTo>
+                                  <a:pt x="1972" y="181"/>
+                                </a:moveTo>
+                                <a:lnTo>
+                                  <a:pt x="1972" y="0"/>
+                                </a:lnTo>
+                                <a:moveTo>
+                                  <a:pt x="2041" y="181"/>
+                                </a:moveTo>
+                                <a:lnTo>
+                                  <a:pt x="2041" y="0"/>
+                                </a:lnTo>
+                                <a:moveTo>
+                                  <a:pt x="2108" y="181"/>
+                                </a:moveTo>
+                                <a:lnTo>
+                                  <a:pt x="2108" y="0"/>
+                                </a:lnTo>
+                                <a:moveTo>
+                                  <a:pt x="2176" y="181"/>
+                                </a:moveTo>
+                                <a:lnTo>
+                                  <a:pt x="2176" y="0"/>
+                                </a:lnTo>
+                                <a:moveTo>
+                                  <a:pt x="2245" y="181"/>
+                                </a:moveTo>
+                                <a:lnTo>
+                                  <a:pt x="2245" y="0"/>
+                                </a:lnTo>
+                                <a:moveTo>
+                                  <a:pt x="2312" y="181"/>
+                                </a:moveTo>
+                                <a:lnTo>
+                                  <a:pt x="2312" y="0"/>
+                                </a:lnTo>
+                                <a:moveTo>
+                                  <a:pt x="2381" y="181"/>
+                                </a:moveTo>
+                                <a:lnTo>
+                                  <a:pt x="2381" y="0"/>
+                                </a:lnTo>
+                                <a:moveTo>
+                                  <a:pt x="2448" y="181"/>
+                                </a:moveTo>
+                                <a:lnTo>
+                                  <a:pt x="2448" y="0"/>
+                                </a:lnTo>
+                                <a:moveTo>
+                                  <a:pt x="0" y="181"/>
+                                </a:moveTo>
+                                <a:lnTo>
+                                  <a:pt x="0" y="0"/>
+                                </a:lnTo>
+                                <a:moveTo>
+                                  <a:pt x="0" y="181"/>
+                                </a:moveTo>
+                                <a:lnTo>
+                                  <a:pt x="0" y="0"/>
+                                </a:lnTo>
+                                <a:moveTo>
+                                  <a:pt x="0" y="181"/>
+                                </a:moveTo>
+                                <a:lnTo>
+                                  <a:pt x="0" y="0"/>
+                                </a:lnTo>
+                                <a:moveTo>
+                                  <a:pt x="0" y="181"/>
+                                </a:moveTo>
+                                <a:lnTo>
+                                  <a:pt x="0" y="0"/>
+                                </a:lnTo>
+                                <a:moveTo>
+                                  <a:pt x="0" y="181"/>
+                                </a:moveTo>
+                                <a:lnTo>
+                                  <a:pt x="0" y="0"/>
+                                </a:lnTo>
+                                <a:moveTo>
+                                  <a:pt x="0" y="181"/>
+                                </a:moveTo>
+                                <a:lnTo>
+                                  <a:pt x="0" y="0"/>
+                                </a:lnTo>
+                                <a:moveTo>
+                                  <a:pt x="0" y="181"/>
+                                </a:moveTo>
+                                <a:lnTo>
+                                  <a:pt x="0" y="0"/>
+                                </a:lnTo>
+                                <a:moveTo>
+                                  <a:pt x="0" y="181"/>
+                                </a:moveTo>
+                                <a:lnTo>
+                                  <a:pt x="0" y="0"/>
+                                </a:lnTo>
+                              </a:path>
+                            </a:pathLst>
+                          </a:custGeom>
+                          <a:noFill/>
+                          <a:ln w="15875" cap="rnd">
+                            <a:solidFill>
+                              <a:srgbClr val="000000"/>
+                            </a:solidFill>
+                            <a:prstDash val="solid"/>
+                            <a:round/>
+                          </a:ln>
+                        </wps:spPr>
+                        <wps:bodyPr rot="0" vert="horz" wrap="square" lIns="91440" tIns="45720" rIns="91440" bIns="45720" anchor="t" anchorCtr="0" upright="1">
+                          <a:noAutofit/>
+                        </wps:bodyPr>
+                      </wps:wsp>
+                      <wpg:wgp>
+                        <wpg:cNvPr id="173984568" name="Group 7"/>
+                        <wpg:cNvGrpSpPr/>
+                        <wpg:grpSpPr>
+                          <a:xfrm>
+                            <a:off x="0" y="291283"/>
+                            <a:ext cx="1165770" cy="349799"/>
+                            <a:chOff x="384" y="1920"/>
+                            <a:chExt cx="960" cy="288"/>
+                          </a:xfrm>
+                        </wpg:grpSpPr>
                         <wps:wsp>
-                          <wps:cNvPr id="173984565" name="AutoShape 4"/>
-                          <wps:cNvSpPr>
-                            <a:spLocks noChangeAspect="1" noChangeArrowheads="1"/>
-                          </wps:cNvSpPr>
+                          <wps:cNvPr id="173984569" name="Line 8"/>
+                          <wps:cNvCnPr>
+                            <a:cxnSpLocks noChangeShapeType="1"/>
+                          </wps:cNvCnPr>
                           <wps:spPr bwMode="auto">
                             <a:xfrm>
-                              <a:off x="1457050" y="233416"/>
-                              <a:ext cx="3018779" cy="526650"/>
+                              <a:off x="864" y="1920"/>
+                              <a:ext cx="0" cy="288"/>
                             </a:xfrm>
-                            <a:prstGeom prst="rect">
+                            <a:prstGeom prst="line">
                               <a:avLst/>
                             </a:prstGeom>
                             <a:noFill/>
-                            <a:ln>
-                              <a:noFill/>
-                            </a:ln>
-                          </wps:spPr>
-                          <wps:bodyPr rot="0" vert="horz" wrap="square" lIns="91440" tIns="45720" rIns="91440" bIns="45720" anchor="t" anchorCtr="0" upright="1">
-                            <a:noAutofit/>
-                          </wps:bodyPr>
-                        </wps:wsp>
-                        <wps:wsp>
-                          <wps:cNvPr id="173984566" name="Freeform 5"/>
-                          <wps:cNvSpPr>
-                            <a:spLocks noEditPoints="1"/>
-                          </wps:cNvSpPr>
-                          <wps:spPr bwMode="auto">
-                            <a:xfrm>
-                              <a:off x="116382" y="524699"/>
-                              <a:ext cx="6003748" cy="219112"/>
-                            </a:xfrm>
-                            <a:custGeom>
-                              <a:avLst/>
-                              <a:gdLst>
-                                <a:gd name="T0" fmla="*/ 0 w 2448"/>
-                                <a:gd name="T1" fmla="*/ 181 h 181"/>
-                                <a:gd name="T2" fmla="*/ 68 w 2448"/>
-                                <a:gd name="T3" fmla="*/ 181 h 181"/>
-                                <a:gd name="T4" fmla="*/ 136 w 2448"/>
-                                <a:gd name="T5" fmla="*/ 181 h 181"/>
-                                <a:gd name="T6" fmla="*/ 204 w 2448"/>
-                                <a:gd name="T7" fmla="*/ 181 h 181"/>
-                                <a:gd name="T8" fmla="*/ 272 w 2448"/>
-                                <a:gd name="T9" fmla="*/ 181 h 181"/>
-                                <a:gd name="T10" fmla="*/ 340 w 2448"/>
-                                <a:gd name="T11" fmla="*/ 181 h 181"/>
-                                <a:gd name="T12" fmla="*/ 408 w 2448"/>
-                                <a:gd name="T13" fmla="*/ 181 h 181"/>
-                                <a:gd name="T14" fmla="*/ 476 w 2448"/>
-                                <a:gd name="T15" fmla="*/ 181 h 181"/>
-                                <a:gd name="T16" fmla="*/ 544 w 2448"/>
-                                <a:gd name="T17" fmla="*/ 181 h 181"/>
-                                <a:gd name="T18" fmla="*/ 612 w 2448"/>
-                                <a:gd name="T19" fmla="*/ 181 h 181"/>
-                                <a:gd name="T20" fmla="*/ 680 w 2448"/>
-                                <a:gd name="T21" fmla="*/ 181 h 181"/>
-                                <a:gd name="T22" fmla="*/ 748 w 2448"/>
-                                <a:gd name="T23" fmla="*/ 181 h 181"/>
-                                <a:gd name="T24" fmla="*/ 816 w 2448"/>
-                                <a:gd name="T25" fmla="*/ 181 h 181"/>
-                                <a:gd name="T26" fmla="*/ 884 w 2448"/>
-                                <a:gd name="T27" fmla="*/ 181 h 181"/>
-                                <a:gd name="T28" fmla="*/ 952 w 2448"/>
-                                <a:gd name="T29" fmla="*/ 181 h 181"/>
-                                <a:gd name="T30" fmla="*/ 1020 w 2448"/>
-                                <a:gd name="T31" fmla="*/ 181 h 181"/>
-                                <a:gd name="T32" fmla="*/ 1088 w 2448"/>
-                                <a:gd name="T33" fmla="*/ 181 h 181"/>
-                                <a:gd name="T34" fmla="*/ 1156 w 2448"/>
-                                <a:gd name="T35" fmla="*/ 181 h 181"/>
-                                <a:gd name="T36" fmla="*/ 1224 w 2448"/>
-                                <a:gd name="T37" fmla="*/ 181 h 181"/>
-                                <a:gd name="T38" fmla="*/ 1292 w 2448"/>
-                                <a:gd name="T39" fmla="*/ 181 h 181"/>
-                                <a:gd name="T40" fmla="*/ 1360 w 2448"/>
-                                <a:gd name="T41" fmla="*/ 181 h 181"/>
-                                <a:gd name="T42" fmla="*/ 1428 w 2448"/>
-                                <a:gd name="T43" fmla="*/ 181 h 181"/>
-                                <a:gd name="T44" fmla="*/ 1496 w 2448"/>
-                                <a:gd name="T45" fmla="*/ 181 h 181"/>
-                                <a:gd name="T46" fmla="*/ 1564 w 2448"/>
-                                <a:gd name="T47" fmla="*/ 181 h 181"/>
-                                <a:gd name="T48" fmla="*/ 1632 w 2448"/>
-                                <a:gd name="T49" fmla="*/ 181 h 181"/>
-                                <a:gd name="T50" fmla="*/ 1700 w 2448"/>
-                                <a:gd name="T51" fmla="*/ 181 h 181"/>
-                                <a:gd name="T52" fmla="*/ 2448 w 2448"/>
-                                <a:gd name="T53" fmla="*/ 36 h 181"/>
-                                <a:gd name="T54" fmla="*/ 2448 w 2448"/>
-                                <a:gd name="T55" fmla="*/ 145 h 181"/>
-                                <a:gd name="T56" fmla="*/ 1768 w 2448"/>
-                                <a:gd name="T57" fmla="*/ 0 h 181"/>
-                                <a:gd name="T58" fmla="*/ 1836 w 2448"/>
-                                <a:gd name="T59" fmla="*/ 0 h 181"/>
-                                <a:gd name="T60" fmla="*/ 1904 w 2448"/>
-                                <a:gd name="T61" fmla="*/ 0 h 181"/>
-                                <a:gd name="T62" fmla="*/ 1972 w 2448"/>
-                                <a:gd name="T63" fmla="*/ 0 h 181"/>
-                                <a:gd name="T64" fmla="*/ 2041 w 2448"/>
-                                <a:gd name="T65" fmla="*/ 0 h 181"/>
-                                <a:gd name="T66" fmla="*/ 2108 w 2448"/>
-                                <a:gd name="T67" fmla="*/ 0 h 181"/>
-                                <a:gd name="T68" fmla="*/ 2176 w 2448"/>
-                                <a:gd name="T69" fmla="*/ 0 h 181"/>
-                                <a:gd name="T70" fmla="*/ 2245 w 2448"/>
-                                <a:gd name="T71" fmla="*/ 0 h 181"/>
-                                <a:gd name="T72" fmla="*/ 2312 w 2448"/>
-                                <a:gd name="T73" fmla="*/ 0 h 181"/>
-                                <a:gd name="T74" fmla="*/ 2381 w 2448"/>
-                                <a:gd name="T75" fmla="*/ 0 h 181"/>
-                                <a:gd name="T76" fmla="*/ 2448 w 2448"/>
-                                <a:gd name="T77" fmla="*/ 0 h 181"/>
-                                <a:gd name="T78" fmla="*/ 0 w 2448"/>
-                                <a:gd name="T79" fmla="*/ 0 h 181"/>
-                                <a:gd name="T80" fmla="*/ 0 w 2448"/>
-                                <a:gd name="T81" fmla="*/ 0 h 181"/>
-                                <a:gd name="T82" fmla="*/ 0 w 2448"/>
-                                <a:gd name="T83" fmla="*/ 0 h 181"/>
-                                <a:gd name="T84" fmla="*/ 0 w 2448"/>
-                                <a:gd name="T85" fmla="*/ 0 h 181"/>
-                                <a:gd name="T86" fmla="*/ 0 w 2448"/>
-                                <a:gd name="T87" fmla="*/ 0 h 181"/>
-                                <a:gd name="T88" fmla="*/ 0 w 2448"/>
-                                <a:gd name="T89" fmla="*/ 0 h 181"/>
-                                <a:gd name="T90" fmla="*/ 0 w 2448"/>
-                                <a:gd name="T91" fmla="*/ 0 h 181"/>
-                                <a:gd name="T92" fmla="*/ 0 w 2448"/>
-                                <a:gd name="T93" fmla="*/ 0 h 181"/>
-                              </a:gdLst>
-                              <a:ahLst/>
-                              <a:cxnLst>
-                                <a:cxn ang="0">
-                                  <a:pos x="T0" y="T1"/>
-                                </a:cxn>
-                                <a:cxn ang="0">
-                                  <a:pos x="T2" y="T3"/>
-                                </a:cxn>
-                                <a:cxn ang="0">
-                                  <a:pos x="T4" y="T5"/>
-                                </a:cxn>
-                                <a:cxn ang="0">
-                                  <a:pos x="T6" y="T7"/>
-                                </a:cxn>
-                                <a:cxn ang="0">
-                                  <a:pos x="T8" y="T9"/>
-                                </a:cxn>
-                                <a:cxn ang="0">
-                                  <a:pos x="T10" y="T11"/>
-                                </a:cxn>
-                                <a:cxn ang="0">
-                                  <a:pos x="T12" y="T13"/>
-                                </a:cxn>
-                                <a:cxn ang="0">
-                                  <a:pos x="T14" y="T15"/>
-                                </a:cxn>
-                                <a:cxn ang="0">
-                                  <a:pos x="T16" y="T17"/>
-                                </a:cxn>
-                                <a:cxn ang="0">
-                                  <a:pos x="T18" y="T19"/>
-                                </a:cxn>
-                                <a:cxn ang="0">
-                                  <a:pos x="T20" y="T21"/>
-                                </a:cxn>
-                                <a:cxn ang="0">
-                                  <a:pos x="T22" y="T23"/>
-                                </a:cxn>
-                                <a:cxn ang="0">
-                                  <a:pos x="T24" y="T25"/>
-                                </a:cxn>
-                                <a:cxn ang="0">
-                                  <a:pos x="T26" y="T27"/>
-                                </a:cxn>
-                                <a:cxn ang="0">
-                                  <a:pos x="T28" y="T29"/>
-                                </a:cxn>
-                                <a:cxn ang="0">
-                                  <a:pos x="T30" y="T31"/>
-                                </a:cxn>
-                                <a:cxn ang="0">
-                                  <a:pos x="T32" y="T33"/>
-                                </a:cxn>
-                                <a:cxn ang="0">
-                                  <a:pos x="T34" y="T35"/>
-                                </a:cxn>
-                                <a:cxn ang="0">
-                                  <a:pos x="T36" y="T37"/>
-                                </a:cxn>
-                                <a:cxn ang="0">
-                                  <a:pos x="T38" y="T39"/>
-                                </a:cxn>
-                                <a:cxn ang="0">
-                                  <a:pos x="T40" y="T41"/>
-                                </a:cxn>
-                                <a:cxn ang="0">
-                                  <a:pos x="T42" y="T43"/>
-                                </a:cxn>
-                                <a:cxn ang="0">
-                                  <a:pos x="T44" y="T45"/>
-                                </a:cxn>
-                                <a:cxn ang="0">
-                                  <a:pos x="T46" y="T47"/>
-                                </a:cxn>
-                                <a:cxn ang="0">
-                                  <a:pos x="T48" y="T49"/>
-                                </a:cxn>
-                                <a:cxn ang="0">
-                                  <a:pos x="T50" y="T51"/>
-                                </a:cxn>
-                                <a:cxn ang="0">
-                                  <a:pos x="T52" y="T53"/>
-                                </a:cxn>
-                                <a:cxn ang="0">
-                                  <a:pos x="T54" y="T55"/>
-                                </a:cxn>
-                                <a:cxn ang="0">
-                                  <a:pos x="T56" y="T57"/>
-                                </a:cxn>
-                                <a:cxn ang="0">
-                                  <a:pos x="T58" y="T59"/>
-                                </a:cxn>
-                                <a:cxn ang="0">
-                                  <a:pos x="T60" y="T61"/>
-                                </a:cxn>
-                                <a:cxn ang="0">
-                                  <a:pos x="T62" y="T63"/>
-                                </a:cxn>
-                                <a:cxn ang="0">
-                                  <a:pos x="T64" y="T65"/>
-                                </a:cxn>
-                                <a:cxn ang="0">
-                                  <a:pos x="T66" y="T67"/>
-                                </a:cxn>
-                                <a:cxn ang="0">
-                                  <a:pos x="T68" y="T69"/>
-                                </a:cxn>
-                                <a:cxn ang="0">
-                                  <a:pos x="T70" y="T71"/>
-                                </a:cxn>
-                                <a:cxn ang="0">
-                                  <a:pos x="T72" y="T73"/>
-                                </a:cxn>
-                                <a:cxn ang="0">
-                                  <a:pos x="T74" y="T75"/>
-                                </a:cxn>
-                                <a:cxn ang="0">
-                                  <a:pos x="T76" y="T77"/>
-                                </a:cxn>
-                                <a:cxn ang="0">
-                                  <a:pos x="T78" y="T79"/>
-                                </a:cxn>
-                                <a:cxn ang="0">
-                                  <a:pos x="T80" y="T81"/>
-                                </a:cxn>
-                                <a:cxn ang="0">
-                                  <a:pos x="T82" y="T83"/>
-                                </a:cxn>
-                                <a:cxn ang="0">
-                                  <a:pos x="T84" y="T85"/>
-                                </a:cxn>
-                                <a:cxn ang="0">
-                                  <a:pos x="T86" y="T87"/>
-                                </a:cxn>
-                                <a:cxn ang="0">
-                                  <a:pos x="T88" y="T89"/>
-                                </a:cxn>
-                                <a:cxn ang="0">
-                                  <a:pos x="T90" y="T91"/>
-                                </a:cxn>
-                                <a:cxn ang="0">
-                                  <a:pos x="T92" y="T93"/>
-                                </a:cxn>
-                              </a:cxnLst>
-                              <a:rect l="0" t="0" r="r" b="b"/>
-                              <a:pathLst>
-                                <a:path w="2448" h="181">
-                                  <a:moveTo>
-                                    <a:pt x="0" y="0"/>
-                                  </a:moveTo>
-                                  <a:lnTo>
-                                    <a:pt x="0" y="181"/>
-                                  </a:lnTo>
-                                  <a:moveTo>
-                                    <a:pt x="68" y="0"/>
-                                  </a:moveTo>
-                                  <a:lnTo>
-                                    <a:pt x="68" y="181"/>
-                                  </a:lnTo>
-                                  <a:moveTo>
-                                    <a:pt x="136" y="0"/>
-                                  </a:moveTo>
-                                  <a:lnTo>
-                                    <a:pt x="136" y="181"/>
-                                  </a:lnTo>
-                                  <a:moveTo>
-                                    <a:pt x="204" y="0"/>
-                                  </a:moveTo>
-                                  <a:lnTo>
-                                    <a:pt x="204" y="181"/>
-                                  </a:lnTo>
-                                  <a:moveTo>
-                                    <a:pt x="272" y="0"/>
-                                  </a:moveTo>
-                                  <a:lnTo>
-                                    <a:pt x="272" y="181"/>
-                                  </a:lnTo>
-                                  <a:moveTo>
-                                    <a:pt x="340" y="0"/>
-                                  </a:moveTo>
-                                  <a:lnTo>
-                                    <a:pt x="340" y="181"/>
-                                  </a:lnTo>
-                                  <a:moveTo>
-                                    <a:pt x="408" y="0"/>
-                                  </a:moveTo>
-                                  <a:lnTo>
-                                    <a:pt x="408" y="181"/>
-                                  </a:lnTo>
-                                  <a:moveTo>
-                                    <a:pt x="476" y="0"/>
-                                  </a:moveTo>
-                                  <a:lnTo>
-                                    <a:pt x="476" y="181"/>
-                                  </a:lnTo>
-                                  <a:moveTo>
-                                    <a:pt x="544" y="0"/>
-                                  </a:moveTo>
-                                  <a:lnTo>
-                                    <a:pt x="544" y="181"/>
-                                  </a:lnTo>
-                                  <a:moveTo>
-                                    <a:pt x="612" y="0"/>
-                                  </a:moveTo>
-                                  <a:lnTo>
-                                    <a:pt x="612" y="181"/>
-                                  </a:lnTo>
-                                  <a:moveTo>
-                                    <a:pt x="680" y="0"/>
-                                  </a:moveTo>
-                                  <a:lnTo>
-                                    <a:pt x="680" y="181"/>
-                                  </a:lnTo>
-                                  <a:moveTo>
-                                    <a:pt x="748" y="0"/>
-                                  </a:moveTo>
-                                  <a:lnTo>
-                                    <a:pt x="748" y="181"/>
-                                  </a:lnTo>
-                                  <a:moveTo>
-                                    <a:pt x="816" y="0"/>
-                                  </a:moveTo>
-                                  <a:lnTo>
-                                    <a:pt x="816" y="181"/>
-                                  </a:lnTo>
-                                  <a:moveTo>
-                                    <a:pt x="884" y="0"/>
-                                  </a:moveTo>
-                                  <a:lnTo>
-                                    <a:pt x="884" y="181"/>
-                                  </a:lnTo>
-                                  <a:moveTo>
-                                    <a:pt x="952" y="0"/>
-                                  </a:moveTo>
-                                  <a:lnTo>
-                                    <a:pt x="952" y="181"/>
-                                  </a:lnTo>
-                                  <a:moveTo>
-                                    <a:pt x="1020" y="0"/>
-                                  </a:moveTo>
-                                  <a:lnTo>
-                                    <a:pt x="1020" y="181"/>
-                                  </a:lnTo>
-                                  <a:moveTo>
-                                    <a:pt x="1088" y="0"/>
-                                  </a:moveTo>
-                                  <a:lnTo>
-                                    <a:pt x="1088" y="181"/>
-                                  </a:lnTo>
-                                  <a:moveTo>
-                                    <a:pt x="1156" y="0"/>
-                                  </a:moveTo>
-                                  <a:lnTo>
-                                    <a:pt x="1156" y="181"/>
-                                  </a:lnTo>
-                                  <a:moveTo>
-                                    <a:pt x="1224" y="0"/>
-                                  </a:moveTo>
-                                  <a:lnTo>
-                                    <a:pt x="1224" y="181"/>
-                                  </a:lnTo>
-                                  <a:moveTo>
-                                    <a:pt x="1292" y="0"/>
-                                  </a:moveTo>
-                                  <a:lnTo>
-                                    <a:pt x="1292" y="181"/>
-                                  </a:lnTo>
-                                  <a:moveTo>
-                                    <a:pt x="1360" y="0"/>
-                                  </a:moveTo>
-                                  <a:lnTo>
-                                    <a:pt x="1360" y="181"/>
-                                  </a:lnTo>
-                                  <a:moveTo>
-                                    <a:pt x="1428" y="0"/>
-                                  </a:moveTo>
-                                  <a:lnTo>
-                                    <a:pt x="1428" y="181"/>
-                                  </a:lnTo>
-                                  <a:moveTo>
-                                    <a:pt x="1496" y="0"/>
-                                  </a:moveTo>
-                                  <a:lnTo>
-                                    <a:pt x="1496" y="181"/>
-                                  </a:lnTo>
-                                  <a:moveTo>
-                                    <a:pt x="1564" y="0"/>
-                                  </a:moveTo>
-                                  <a:lnTo>
-                                    <a:pt x="1564" y="181"/>
-                                  </a:lnTo>
-                                  <a:moveTo>
-                                    <a:pt x="1632" y="0"/>
-                                  </a:moveTo>
-                                  <a:lnTo>
-                                    <a:pt x="1632" y="181"/>
-                                  </a:lnTo>
-                                  <a:moveTo>
-                                    <a:pt x="1700" y="0"/>
-                                  </a:moveTo>
-                                  <a:lnTo>
-                                    <a:pt x="1700" y="181"/>
-                                  </a:lnTo>
-                                  <a:moveTo>
-                                    <a:pt x="0" y="36"/>
-                                  </a:moveTo>
-                                  <a:lnTo>
-                                    <a:pt x="2448" y="36"/>
-                                  </a:lnTo>
-                                  <a:moveTo>
-                                    <a:pt x="0" y="145"/>
-                                  </a:moveTo>
-                                  <a:lnTo>
-                                    <a:pt x="2448" y="145"/>
-                                  </a:lnTo>
-                                  <a:moveTo>
-                                    <a:pt x="1768" y="181"/>
-                                  </a:moveTo>
-                                  <a:lnTo>
-                                    <a:pt x="1768" y="0"/>
-                                  </a:lnTo>
-                                  <a:moveTo>
-                                    <a:pt x="1836" y="181"/>
-                                  </a:moveTo>
-                                  <a:lnTo>
-                                    <a:pt x="1836" y="0"/>
-                                  </a:lnTo>
-                                  <a:moveTo>
-                                    <a:pt x="1904" y="181"/>
-                                  </a:moveTo>
-                                  <a:lnTo>
-                                    <a:pt x="1904" y="0"/>
-                                  </a:lnTo>
-                                  <a:moveTo>
-                                    <a:pt x="1972" y="181"/>
-                                  </a:moveTo>
-                                  <a:lnTo>
-                                    <a:pt x="1972" y="0"/>
-                                  </a:lnTo>
-                                  <a:moveTo>
-                                    <a:pt x="2041" y="181"/>
-                                  </a:moveTo>
-                                  <a:lnTo>
-                                    <a:pt x="2041" y="0"/>
-                                  </a:lnTo>
-                                  <a:moveTo>
-                                    <a:pt x="2108" y="181"/>
-                                  </a:moveTo>
-                                  <a:lnTo>
-                                    <a:pt x="2108" y="0"/>
-                                  </a:lnTo>
-                                  <a:moveTo>
-                                    <a:pt x="2176" y="181"/>
-                                  </a:moveTo>
-                                  <a:lnTo>
-                                    <a:pt x="2176" y="0"/>
-                                  </a:lnTo>
-                                  <a:moveTo>
-                                    <a:pt x="2245" y="181"/>
-                                  </a:moveTo>
-                                  <a:lnTo>
-                                    <a:pt x="2245" y="0"/>
-                                  </a:lnTo>
-                                  <a:moveTo>
-                                    <a:pt x="2312" y="181"/>
-                                  </a:moveTo>
-                                  <a:lnTo>
-                                    <a:pt x="2312" y="0"/>
-                                  </a:lnTo>
-                                  <a:moveTo>
-                                    <a:pt x="2381" y="181"/>
-                                  </a:moveTo>
-                                  <a:lnTo>
-                                    <a:pt x="2381" y="0"/>
-                                  </a:lnTo>
-                                  <a:moveTo>
-                                    <a:pt x="2448" y="181"/>
-                                  </a:moveTo>
-                                  <a:lnTo>
-                                    <a:pt x="2448" y="0"/>
-                                  </a:lnTo>
-                                  <a:moveTo>
-                                    <a:pt x="0" y="181"/>
-                                  </a:moveTo>
-                                  <a:lnTo>
-                                    <a:pt x="0" y="0"/>
-                                  </a:lnTo>
-                                  <a:moveTo>
-                                    <a:pt x="0" y="181"/>
-                                  </a:moveTo>
-                                  <a:lnTo>
-                                    <a:pt x="0" y="0"/>
-                                  </a:lnTo>
-                                  <a:moveTo>
-                                    <a:pt x="0" y="181"/>
-                                  </a:moveTo>
-                                  <a:lnTo>
-                                    <a:pt x="0" y="0"/>
-                                  </a:lnTo>
-                                  <a:moveTo>
-                                    <a:pt x="0" y="181"/>
-                                  </a:moveTo>
-                                  <a:lnTo>
-                                    <a:pt x="0" y="0"/>
-                                  </a:lnTo>
-                                  <a:moveTo>
-                                    <a:pt x="0" y="181"/>
-                                  </a:moveTo>
-                                  <a:lnTo>
-                                    <a:pt x="0" y="0"/>
-                                  </a:lnTo>
-                                  <a:moveTo>
-                                    <a:pt x="0" y="181"/>
-                                  </a:moveTo>
-                                  <a:lnTo>
-                                    <a:pt x="0" y="0"/>
-                                  </a:lnTo>
-                                  <a:moveTo>
-                                    <a:pt x="0" y="181"/>
-                                  </a:moveTo>
-                                  <a:lnTo>
-                                    <a:pt x="0" y="0"/>
-                                  </a:lnTo>
-                                  <a:moveTo>
-                                    <a:pt x="0" y="181"/>
-                                  </a:moveTo>
-                                  <a:lnTo>
-                                    <a:pt x="0" y="0"/>
-                                  </a:lnTo>
-                                </a:path>
-                              </a:pathLst>
-                            </a:custGeom>
-                            <a:noFill/>
-                            <a:ln w="15875" cap="rnd">
+                            <a:ln w="31750">
                               <a:solidFill>
                                 <a:srgbClr val="000000"/>
                               </a:solidFill>
-                              <a:prstDash val="solid"/>
                               <a:round/>
                             </a:ln>
                           </wps:spPr>
-                          <wps:bodyPr rot="0" vert="horz" wrap="square" lIns="91440" tIns="45720" rIns="91440" bIns="45720" anchor="t" anchorCtr="0" upright="1">
-                            <a:noAutofit/>
-                          </wps:bodyPr>
+                          <wps:bodyPr/>
                         </wps:wsp>
-                        <wps:wsp>
-                          <wps:cNvPr id="173984567" name="Freeform 6"/>
-                          <wps:cNvSpPr>
-                            <a:spLocks noEditPoints="1"/>
-                          </wps:cNvSpPr>
-                          <wps:spPr bwMode="auto">
-                            <a:xfrm>
-                              <a:off x="116382" y="932365"/>
-                              <a:ext cx="6003748" cy="220413"/>
-                            </a:xfrm>
-                            <a:custGeom>
-                              <a:avLst/>
-                              <a:gdLst>
-                                <a:gd name="T0" fmla="*/ 0 w 2448"/>
-                                <a:gd name="T1" fmla="*/ 181 h 181"/>
-                                <a:gd name="T2" fmla="*/ 68 w 2448"/>
-                                <a:gd name="T3" fmla="*/ 181 h 181"/>
-                                <a:gd name="T4" fmla="*/ 136 w 2448"/>
-                                <a:gd name="T5" fmla="*/ 181 h 181"/>
-                                <a:gd name="T6" fmla="*/ 204 w 2448"/>
-                                <a:gd name="T7" fmla="*/ 181 h 181"/>
-                                <a:gd name="T8" fmla="*/ 272 w 2448"/>
-                                <a:gd name="T9" fmla="*/ 181 h 181"/>
-                                <a:gd name="T10" fmla="*/ 340 w 2448"/>
-                                <a:gd name="T11" fmla="*/ 181 h 181"/>
-                                <a:gd name="T12" fmla="*/ 408 w 2448"/>
-                                <a:gd name="T13" fmla="*/ 181 h 181"/>
-                                <a:gd name="T14" fmla="*/ 476 w 2448"/>
-                                <a:gd name="T15" fmla="*/ 181 h 181"/>
-                                <a:gd name="T16" fmla="*/ 544 w 2448"/>
-                                <a:gd name="T17" fmla="*/ 181 h 181"/>
-                                <a:gd name="T18" fmla="*/ 612 w 2448"/>
-                                <a:gd name="T19" fmla="*/ 181 h 181"/>
-                                <a:gd name="T20" fmla="*/ 680 w 2448"/>
-                                <a:gd name="T21" fmla="*/ 181 h 181"/>
-                                <a:gd name="T22" fmla="*/ 748 w 2448"/>
-                                <a:gd name="T23" fmla="*/ 181 h 181"/>
-                                <a:gd name="T24" fmla="*/ 816 w 2448"/>
-                                <a:gd name="T25" fmla="*/ 181 h 181"/>
-                                <a:gd name="T26" fmla="*/ 884 w 2448"/>
-                                <a:gd name="T27" fmla="*/ 181 h 181"/>
-                                <a:gd name="T28" fmla="*/ 952 w 2448"/>
-                                <a:gd name="T29" fmla="*/ 181 h 181"/>
-                                <a:gd name="T30" fmla="*/ 1020 w 2448"/>
-                                <a:gd name="T31" fmla="*/ 181 h 181"/>
-                                <a:gd name="T32" fmla="*/ 1088 w 2448"/>
-                                <a:gd name="T33" fmla="*/ 181 h 181"/>
-                                <a:gd name="T34" fmla="*/ 1156 w 2448"/>
-                                <a:gd name="T35" fmla="*/ 181 h 181"/>
-                                <a:gd name="T36" fmla="*/ 1224 w 2448"/>
-                                <a:gd name="T37" fmla="*/ 181 h 181"/>
-                                <a:gd name="T38" fmla="*/ 1292 w 2448"/>
-                                <a:gd name="T39" fmla="*/ 181 h 181"/>
-                                <a:gd name="T40" fmla="*/ 1360 w 2448"/>
-                                <a:gd name="T41" fmla="*/ 181 h 181"/>
-                                <a:gd name="T42" fmla="*/ 1428 w 2448"/>
-                                <a:gd name="T43" fmla="*/ 181 h 181"/>
-                                <a:gd name="T44" fmla="*/ 1496 w 2448"/>
-                                <a:gd name="T45" fmla="*/ 181 h 181"/>
-                                <a:gd name="T46" fmla="*/ 1564 w 2448"/>
-                                <a:gd name="T47" fmla="*/ 181 h 181"/>
-                                <a:gd name="T48" fmla="*/ 1632 w 2448"/>
-                                <a:gd name="T49" fmla="*/ 181 h 181"/>
-                                <a:gd name="T50" fmla="*/ 1700 w 2448"/>
-                                <a:gd name="T51" fmla="*/ 181 h 181"/>
-                                <a:gd name="T52" fmla="*/ 2448 w 2448"/>
-                                <a:gd name="T53" fmla="*/ 36 h 181"/>
-                                <a:gd name="T54" fmla="*/ 2448 w 2448"/>
-                                <a:gd name="T55" fmla="*/ 145 h 181"/>
-                                <a:gd name="T56" fmla="*/ 1768 w 2448"/>
-                                <a:gd name="T57" fmla="*/ 0 h 181"/>
-                                <a:gd name="T58" fmla="*/ 1836 w 2448"/>
-                                <a:gd name="T59" fmla="*/ 0 h 181"/>
-                                <a:gd name="T60" fmla="*/ 1904 w 2448"/>
-                                <a:gd name="T61" fmla="*/ 0 h 181"/>
-                                <a:gd name="T62" fmla="*/ 1972 w 2448"/>
-                                <a:gd name="T63" fmla="*/ 0 h 181"/>
-                                <a:gd name="T64" fmla="*/ 2041 w 2448"/>
-                                <a:gd name="T65" fmla="*/ 0 h 181"/>
-                                <a:gd name="T66" fmla="*/ 2108 w 2448"/>
-                                <a:gd name="T67" fmla="*/ 0 h 181"/>
-                                <a:gd name="T68" fmla="*/ 2176 w 2448"/>
-                                <a:gd name="T69" fmla="*/ 0 h 181"/>
-                                <a:gd name="T70" fmla="*/ 2245 w 2448"/>
-                                <a:gd name="T71" fmla="*/ 0 h 181"/>
-                                <a:gd name="T72" fmla="*/ 2312 w 2448"/>
-                                <a:gd name="T73" fmla="*/ 0 h 181"/>
-                                <a:gd name="T74" fmla="*/ 2381 w 2448"/>
-                                <a:gd name="T75" fmla="*/ 0 h 181"/>
-                                <a:gd name="T76" fmla="*/ 2448 w 2448"/>
-                                <a:gd name="T77" fmla="*/ 0 h 181"/>
-                                <a:gd name="T78" fmla="*/ 0 w 2448"/>
-                                <a:gd name="T79" fmla="*/ 0 h 181"/>
-                                <a:gd name="T80" fmla="*/ 0 w 2448"/>
-                                <a:gd name="T81" fmla="*/ 0 h 181"/>
-                                <a:gd name="T82" fmla="*/ 0 w 2448"/>
-                                <a:gd name="T83" fmla="*/ 0 h 181"/>
-                                <a:gd name="T84" fmla="*/ 0 w 2448"/>
-                                <a:gd name="T85" fmla="*/ 0 h 181"/>
-                                <a:gd name="T86" fmla="*/ 0 w 2448"/>
-                                <a:gd name="T87" fmla="*/ 0 h 181"/>
-                                <a:gd name="T88" fmla="*/ 0 w 2448"/>
-                                <a:gd name="T89" fmla="*/ 0 h 181"/>
-                                <a:gd name="T90" fmla="*/ 0 w 2448"/>
-                                <a:gd name="T91" fmla="*/ 0 h 181"/>
-                                <a:gd name="T92" fmla="*/ 0 w 2448"/>
-                                <a:gd name="T93" fmla="*/ 0 h 181"/>
-                              </a:gdLst>
-                              <a:ahLst/>
-                              <a:cxnLst>
-                                <a:cxn ang="0">
-                                  <a:pos x="T0" y="T1"/>
-                                </a:cxn>
-                                <a:cxn ang="0">
-                                  <a:pos x="T2" y="T3"/>
-                                </a:cxn>
-                                <a:cxn ang="0">
-                                  <a:pos x="T4" y="T5"/>
-                                </a:cxn>
-                                <a:cxn ang="0">
-                                  <a:pos x="T6" y="T7"/>
-                                </a:cxn>
-                                <a:cxn ang="0">
-                                  <a:pos x="T8" y="T9"/>
-                                </a:cxn>
-                                <a:cxn ang="0">
-                                  <a:pos x="T10" y="T11"/>
-                                </a:cxn>
-                                <a:cxn ang="0">
-                                  <a:pos x="T12" y="T13"/>
-                                </a:cxn>
-                                <a:cxn ang="0">
-                                  <a:pos x="T14" y="T15"/>
-                                </a:cxn>
-                                <a:cxn ang="0">
-                                  <a:pos x="T16" y="T17"/>
-                                </a:cxn>
-                                <a:cxn ang="0">
-                                  <a:pos x="T18" y="T19"/>
-                                </a:cxn>
-                                <a:cxn ang="0">
-                                  <a:pos x="T20" y="T21"/>
-                                </a:cxn>
-                                <a:cxn ang="0">
-                                  <a:pos x="T22" y="T23"/>
-                                </a:cxn>
-                                <a:cxn ang="0">
-                                  <a:pos x="T24" y="T25"/>
-                                </a:cxn>
-                                <a:cxn ang="0">
-                                  <a:pos x="T26" y="T27"/>
-                                </a:cxn>
-                                <a:cxn ang="0">
-                                  <a:pos x="T28" y="T29"/>
-                                </a:cxn>
-                                <a:cxn ang="0">
-                                  <a:pos x="T30" y="T31"/>
-                                </a:cxn>
-                                <a:cxn ang="0">
-                                  <a:pos x="T32" y="T33"/>
-                                </a:cxn>
-                                <a:cxn ang="0">
-                                  <a:pos x="T34" y="T35"/>
-                                </a:cxn>
-                                <a:cxn ang="0">
-                                  <a:pos x="T36" y="T37"/>
-                                </a:cxn>
-                                <a:cxn ang="0">
-                                  <a:pos x="T38" y="T39"/>
-                                </a:cxn>
-                                <a:cxn ang="0">
-                                  <a:pos x="T40" y="T41"/>
-                                </a:cxn>
-                                <a:cxn ang="0">
-                                  <a:pos x="T42" y="T43"/>
-                                </a:cxn>
-                                <a:cxn ang="0">
-                                  <a:pos x="T44" y="T45"/>
-                                </a:cxn>
-                                <a:cxn ang="0">
-                                  <a:pos x="T46" y="T47"/>
-                                </a:cxn>
-                                <a:cxn ang="0">
-                                  <a:pos x="T48" y="T49"/>
-                                </a:cxn>
-                                <a:cxn ang="0">
-                                  <a:pos x="T50" y="T51"/>
-                                </a:cxn>
-                                <a:cxn ang="0">
-                                  <a:pos x="T52" y="T53"/>
-                                </a:cxn>
-                                <a:cxn ang="0">
-                                  <a:pos x="T54" y="T55"/>
-                                </a:cxn>
-                                <a:cxn ang="0">
-                                  <a:pos x="T56" y="T57"/>
-                                </a:cxn>
-                                <a:cxn ang="0">
-                                  <a:pos x="T58" y="T59"/>
-                                </a:cxn>
-                                <a:cxn ang="0">
-                                  <a:pos x="T60" y="T61"/>
-                                </a:cxn>
-                                <a:cxn ang="0">
-                                  <a:pos x="T62" y="T63"/>
-                                </a:cxn>
-                                <a:cxn ang="0">
-                                  <a:pos x="T64" y="T65"/>
-                                </a:cxn>
-                                <a:cxn ang="0">
-                                  <a:pos x="T66" y="T67"/>
-                                </a:cxn>
-                                <a:cxn ang="0">
-                                  <a:pos x="T68" y="T69"/>
-                                </a:cxn>
-                                <a:cxn ang="0">
-                                  <a:pos x="T70" y="T71"/>
-                                </a:cxn>
-                                <a:cxn ang="0">
-                                  <a:pos x="T72" y="T73"/>
-                                </a:cxn>
-                                <a:cxn ang="0">
-                                  <a:pos x="T74" y="T75"/>
-                                </a:cxn>
-                                <a:cxn ang="0">
-                                  <a:pos x="T76" y="T77"/>
-                                </a:cxn>
-                                <a:cxn ang="0">
-                                  <a:pos x="T78" y="T79"/>
-                                </a:cxn>
-                                <a:cxn ang="0">
-                                  <a:pos x="T80" y="T81"/>
-                                </a:cxn>
-                                <a:cxn ang="0">
-                                  <a:pos x="T82" y="T83"/>
-                                </a:cxn>
-                                <a:cxn ang="0">
-                                  <a:pos x="T84" y="T85"/>
-                                </a:cxn>
-                                <a:cxn ang="0">
-                                  <a:pos x="T86" y="T87"/>
-                                </a:cxn>
-                                <a:cxn ang="0">
-                                  <a:pos x="T88" y="T89"/>
-                                </a:cxn>
-                                <a:cxn ang="0">
-                                  <a:pos x="T90" y="T91"/>
-                                </a:cxn>
-                                <a:cxn ang="0">
-                                  <a:pos x="T92" y="T93"/>
-                                </a:cxn>
-                              </a:cxnLst>
-                              <a:rect l="0" t="0" r="r" b="b"/>
-                              <a:pathLst>
-                                <a:path w="2448" h="181">
-                                  <a:moveTo>
-                                    <a:pt x="0" y="0"/>
-                                  </a:moveTo>
-                                  <a:lnTo>
-                                    <a:pt x="0" y="181"/>
-                                  </a:lnTo>
-                                  <a:moveTo>
-                                    <a:pt x="68" y="0"/>
-                                  </a:moveTo>
-                                  <a:lnTo>
-                                    <a:pt x="68" y="181"/>
-                                  </a:lnTo>
-                                  <a:moveTo>
-                                    <a:pt x="136" y="0"/>
-                                  </a:moveTo>
-                                  <a:lnTo>
-                                    <a:pt x="136" y="181"/>
-                                  </a:lnTo>
-                                  <a:moveTo>
-                                    <a:pt x="204" y="0"/>
-                                  </a:moveTo>
-                                  <a:lnTo>
-                                    <a:pt x="204" y="181"/>
-                                  </a:lnTo>
-                                  <a:moveTo>
-                                    <a:pt x="272" y="0"/>
-                                  </a:moveTo>
-                                  <a:lnTo>
-                                    <a:pt x="272" y="181"/>
-                                  </a:lnTo>
-                                  <a:moveTo>
-                                    <a:pt x="340" y="0"/>
-                                  </a:moveTo>
-                                  <a:lnTo>
-                                    <a:pt x="340" y="181"/>
-                                  </a:lnTo>
-                                  <a:moveTo>
-                                    <a:pt x="408" y="0"/>
-                                  </a:moveTo>
-                                  <a:lnTo>
-                                    <a:pt x="408" y="181"/>
-                                  </a:lnTo>
-                                  <a:moveTo>
-                                    <a:pt x="476" y="0"/>
-                                  </a:moveTo>
-                                  <a:lnTo>
-                                    <a:pt x="476" y="181"/>
-                                  </a:lnTo>
-                                  <a:moveTo>
-                                    <a:pt x="544" y="0"/>
-                                  </a:moveTo>
-                                  <a:lnTo>
-                                    <a:pt x="544" y="181"/>
-                                  </a:lnTo>
-                                  <a:moveTo>
-                                    <a:pt x="612" y="0"/>
-                                  </a:moveTo>
-                                  <a:lnTo>
-                                    <a:pt x="612" y="181"/>
-                                  </a:lnTo>
-                                  <a:moveTo>
-                                    <a:pt x="680" y="0"/>
-                                  </a:moveTo>
-                                  <a:lnTo>
-                                    <a:pt x="680" y="181"/>
-                                  </a:lnTo>
-                                  <a:moveTo>
-                                    <a:pt x="748" y="0"/>
-                                  </a:moveTo>
-                                  <a:lnTo>
-                                    <a:pt x="748" y="181"/>
-                                  </a:lnTo>
-                                  <a:moveTo>
-                                    <a:pt x="816" y="0"/>
-                                  </a:moveTo>
-                                  <a:lnTo>
-                                    <a:pt x="816" y="181"/>
-                                  </a:lnTo>
-                                  <a:moveTo>
-                                    <a:pt x="884" y="0"/>
-                                  </a:moveTo>
-                                  <a:lnTo>
-                                    <a:pt x="884" y="181"/>
-                                  </a:lnTo>
-                                  <a:moveTo>
-                                    <a:pt x="952" y="0"/>
-                                  </a:moveTo>
-                                  <a:lnTo>
-                                    <a:pt x="952" y="181"/>
-                                  </a:lnTo>
-                                  <a:moveTo>
-                                    <a:pt x="1020" y="0"/>
-                                  </a:moveTo>
-                                  <a:lnTo>
-                                    <a:pt x="1020" y="181"/>
-                                  </a:lnTo>
-                                  <a:moveTo>
-                                    <a:pt x="1088" y="0"/>
-                                  </a:moveTo>
-                                  <a:lnTo>
-                                    <a:pt x="1088" y="181"/>
-                                  </a:lnTo>
-                                  <a:moveTo>
-                                    <a:pt x="1156" y="0"/>
-                                  </a:moveTo>
-                                  <a:lnTo>
-                                    <a:pt x="1156" y="181"/>
-                                  </a:lnTo>
-                                  <a:moveTo>
-                                    <a:pt x="1224" y="0"/>
-                                  </a:moveTo>
-                                  <a:lnTo>
-                                    <a:pt x="1224" y="181"/>
-                                  </a:lnTo>
-                                  <a:moveTo>
-                                    <a:pt x="1292" y="0"/>
-                                  </a:moveTo>
-                                  <a:lnTo>
-                                    <a:pt x="1292" y="181"/>
-                                  </a:lnTo>
-                                  <a:moveTo>
-                                    <a:pt x="1360" y="0"/>
-                                  </a:moveTo>
-                                  <a:lnTo>
-                                    <a:pt x="1360" y="181"/>
-                                  </a:lnTo>
-                                  <a:moveTo>
-                                    <a:pt x="1428" y="0"/>
-                                  </a:moveTo>
-                                  <a:lnTo>
-                                    <a:pt x="1428" y="181"/>
-                                  </a:lnTo>
-                                  <a:moveTo>
-                                    <a:pt x="1496" y="0"/>
-                                  </a:moveTo>
-                                  <a:lnTo>
-                                    <a:pt x="1496" y="181"/>
-                                  </a:lnTo>
-                                  <a:moveTo>
-                                    <a:pt x="1564" y="0"/>
-                                  </a:moveTo>
-                                  <a:lnTo>
-                                    <a:pt x="1564" y="181"/>
-                                  </a:lnTo>
-                                  <a:moveTo>
-                                    <a:pt x="1632" y="0"/>
-                                  </a:moveTo>
-                                  <a:lnTo>
-                                    <a:pt x="1632" y="181"/>
-                                  </a:lnTo>
-                                  <a:moveTo>
-                                    <a:pt x="1700" y="0"/>
-                                  </a:moveTo>
-                                  <a:lnTo>
-                                    <a:pt x="1700" y="181"/>
-                                  </a:lnTo>
-                                  <a:moveTo>
-                                    <a:pt x="0" y="36"/>
-                                  </a:moveTo>
-                                  <a:lnTo>
-                                    <a:pt x="2448" y="36"/>
-                                  </a:lnTo>
-                                  <a:moveTo>
-                                    <a:pt x="0" y="145"/>
-                                  </a:moveTo>
-                                  <a:lnTo>
-                                    <a:pt x="2448" y="145"/>
-                                  </a:lnTo>
-                                  <a:moveTo>
-                                    <a:pt x="1768" y="181"/>
-                                  </a:moveTo>
-                                  <a:lnTo>
-                                    <a:pt x="1768" y="0"/>
-                                  </a:lnTo>
-                                  <a:moveTo>
-                                    <a:pt x="1836" y="181"/>
-                                  </a:moveTo>
-                                  <a:lnTo>
-                                    <a:pt x="1836" y="0"/>
-                                  </a:lnTo>
-                                  <a:moveTo>
-                                    <a:pt x="1904" y="181"/>
-                                  </a:moveTo>
-                                  <a:lnTo>
-                                    <a:pt x="1904" y="0"/>
-                                  </a:lnTo>
-                                  <a:moveTo>
-                                    <a:pt x="1972" y="181"/>
-                                  </a:moveTo>
-                                  <a:lnTo>
-                                    <a:pt x="1972" y="0"/>
-                                  </a:lnTo>
-                                  <a:moveTo>
-                                    <a:pt x="2041" y="181"/>
-                                  </a:moveTo>
-                                  <a:lnTo>
-                                    <a:pt x="2041" y="0"/>
-                                  </a:lnTo>
-                                  <a:moveTo>
-                                    <a:pt x="2108" y="181"/>
-                                  </a:moveTo>
-                                  <a:lnTo>
-                                    <a:pt x="2108" y="0"/>
-                                  </a:lnTo>
-                                  <a:moveTo>
-                                    <a:pt x="2176" y="181"/>
-                                  </a:moveTo>
-                                  <a:lnTo>
-                                    <a:pt x="2176" y="0"/>
-                                  </a:lnTo>
-                                  <a:moveTo>
-                                    <a:pt x="2245" y="181"/>
-                                  </a:moveTo>
-                                  <a:lnTo>
-                                    <a:pt x="2245" y="0"/>
-                                  </a:lnTo>
-                                  <a:moveTo>
-                                    <a:pt x="2312" y="181"/>
-                                  </a:moveTo>
-                                  <a:lnTo>
-                                    <a:pt x="2312" y="0"/>
-                                  </a:lnTo>
-                                  <a:moveTo>
-                                    <a:pt x="2381" y="181"/>
-                                  </a:moveTo>
-                                  <a:lnTo>
-                                    <a:pt x="2381" y="0"/>
-                                  </a:lnTo>
-                                  <a:moveTo>
-                                    <a:pt x="2448" y="181"/>
-                                  </a:moveTo>
-                                  <a:lnTo>
-                                    <a:pt x="2448" y="0"/>
-                                  </a:lnTo>
-                                  <a:moveTo>
-                                    <a:pt x="0" y="181"/>
-                                  </a:moveTo>
-                                  <a:lnTo>
-                                    <a:pt x="0" y="0"/>
-                                  </a:lnTo>
-                                  <a:moveTo>
-                                    <a:pt x="0" y="181"/>
-                                  </a:moveTo>
-                                  <a:lnTo>
-                                    <a:pt x="0" y="0"/>
-                                  </a:lnTo>
-                                  <a:moveTo>
-                                    <a:pt x="0" y="181"/>
-                                  </a:moveTo>
-                                  <a:lnTo>
-                                    <a:pt x="0" y="0"/>
-                                  </a:lnTo>
-                                  <a:moveTo>
-                                    <a:pt x="0" y="181"/>
-                                  </a:moveTo>
-                                  <a:lnTo>
-                                    <a:pt x="0" y="0"/>
-                                  </a:lnTo>
-                                  <a:moveTo>
-                                    <a:pt x="0" y="181"/>
-                                  </a:moveTo>
-                                  <a:lnTo>
-                                    <a:pt x="0" y="0"/>
-                                  </a:lnTo>
-                                  <a:moveTo>
-                                    <a:pt x="0" y="181"/>
-                                  </a:moveTo>
-                                  <a:lnTo>
-                                    <a:pt x="0" y="0"/>
-                                  </a:lnTo>
-                                  <a:moveTo>
-                                    <a:pt x="0" y="181"/>
-                                  </a:moveTo>
-                                  <a:lnTo>
-                                    <a:pt x="0" y="0"/>
-                                  </a:lnTo>
-                                  <a:moveTo>
-                                    <a:pt x="0" y="181"/>
-                                  </a:moveTo>
-                                  <a:lnTo>
-                                    <a:pt x="0" y="0"/>
-                                  </a:lnTo>
-                                </a:path>
-                              </a:pathLst>
-                            </a:custGeom>
-                            <a:noFill/>
-                            <a:ln w="15875" cap="rnd">
-                              <a:solidFill>
-                                <a:srgbClr val="000000"/>
-                              </a:solidFill>
-                              <a:prstDash val="solid"/>
-                              <a:round/>
-                            </a:ln>
-                          </wps:spPr>
-                          <wps:bodyPr rot="0" vert="horz" wrap="square" lIns="91440" tIns="45720" rIns="91440" bIns="45720" anchor="t" anchorCtr="0" upright="1">
-                            <a:noAutofit/>
-                          </wps:bodyPr>
-                        </wps:wsp>
-                        <wpg:wgp>
-                          <wpg:cNvPr id="173984568" name="Group 7"/>
+                        <wpg:grpSp>
+                          <wpg:cNvPr id="173984570" name="Group 9"/>
                           <wpg:cNvGrpSpPr/>
                           <wpg:grpSpPr>
                             <a:xfrm>
-                              <a:off x="0" y="291283"/>
-                              <a:ext cx="1165770" cy="349799"/>
+                              <a:off x="384" y="1920"/>
+                              <a:ext cx="960" cy="144"/>
                               <a:chOff x="384" y="1920"/>
-                              <a:chExt cx="960" cy="288"/>
+                              <a:chExt cx="960" cy="144"/>
                             </a:xfrm>
                           </wpg:grpSpPr>
                           <wps:wsp>
-                            <wps:cNvPr id="173984569" name="Line 8"/>
-                            <wps:cNvCnPr>
-                              <a:cxnSpLocks noChangeShapeType="1"/>
-                            </wps:cNvCnPr>
+                            <wps:cNvPr id="173984571" name="Oval 10"/>
+                            <wps:cNvSpPr>
+                              <a:spLocks noChangeArrowheads="1"/>
+                            </wps:cNvSpPr>
                             <wps:spPr bwMode="auto">
                               <a:xfrm>
                                 <a:off x="864" y="1920"/>
-                                <a:ext cx="0" cy="288"/>
+                                <a:ext cx="480" cy="96"/>
                               </a:xfrm>
-                              <a:prstGeom prst="line">
+                              <a:prstGeom prst="ellipse">
                                 <a:avLst/>
                               </a:prstGeom>
-                              <a:noFill/>
-                              <a:ln w="31750">
+                              <a:solidFill>
+                                <a:srgbClr val="BBE0E3"/>
+                              </a:solidFill>
+                              <a:ln w="9525">
                                 <a:solidFill>
                                   <a:srgbClr val="000000"/>
                                 </a:solidFill>
                                 <a:round/>
                               </a:ln>
                             </wps:spPr>
-                            <wps:bodyPr/>
+                            <wps:bodyPr rot="0" vert="horz" wrap="square" lIns="91440" tIns="45720" rIns="91440" bIns="45720" anchor="ctr" anchorCtr="0" upright="1">
+                              <a:noAutofit/>
+                            </wps:bodyPr>
                           </wps:wsp>
-                          <wpg:grpSp>
-                            <wpg:cNvPr id="173984570" name="Group 9"/>
-                            <wpg:cNvGrpSpPr/>
-                            <wpg:grpSpPr>
+                          <wps:wsp>
+                            <wps:cNvPr id="173984572" name="Oval 11"/>
+                            <wps:cNvSpPr>
+                              <a:spLocks noChangeArrowheads="1"/>
+                            </wps:cNvSpPr>
+                            <wps:spPr bwMode="auto">
                               <a:xfrm>
                                 <a:off x="384" y="1920"/>
-                                <a:ext cx="960" cy="144"/>
-                                <a:chOff x="384" y="1920"/>
-                                <a:chExt cx="960" cy="144"/>
+                                <a:ext cx="480" cy="96"/>
                               </a:xfrm>
-                            </wpg:grpSpPr>
-                            <wps:wsp>
-                              <wps:cNvPr id="173984571" name="Oval 10"/>
-                              <wps:cNvSpPr>
-                                <a:spLocks noChangeArrowheads="1"/>
-                              </wps:cNvSpPr>
-                              <wps:spPr bwMode="auto">
-                                <a:xfrm>
-                                  <a:off x="864" y="1920"/>
-                                  <a:ext cx="480" cy="96"/>
-                                </a:xfrm>
-                                <a:prstGeom prst="ellipse">
-                                  <a:avLst/>
-                                </a:prstGeom>
-                                <a:solidFill>
-                                  <a:srgbClr val="BBE0E3"/>
-                                </a:solidFill>
-                                <a:ln w="9525">
-                                  <a:solidFill>
-                                    <a:srgbClr val="000000"/>
-                                  </a:solidFill>
-                                  <a:round/>
-                                </a:ln>
-                              </wps:spPr>
-                              <wps:bodyPr rot="0" vert="horz" wrap="square" lIns="91440" tIns="45720" rIns="91440" bIns="45720" anchor="ctr" anchorCtr="0" upright="1">
-                                <a:noAutofit/>
-                              </wps:bodyPr>
-                            </wps:wsp>
-                            <wps:wsp>
-                              <wps:cNvPr id="173984572" name="Oval 11"/>
-                              <wps:cNvSpPr>
-                                <a:spLocks noChangeArrowheads="1"/>
-                              </wps:cNvSpPr>
-                              <wps:spPr bwMode="auto">
-                                <a:xfrm>
-                                  <a:off x="384" y="1920"/>
-                                  <a:ext cx="480" cy="96"/>
-                                </a:xfrm>
-                                <a:prstGeom prst="ellipse">
-                                  <a:avLst/>
-                                </a:prstGeom>
-                                <a:solidFill>
-                                  <a:srgbClr val="BBE0E3"/>
-                                </a:solidFill>
-                                <a:ln w="9525">
-                                  <a:solidFill>
-                                    <a:srgbClr val="000000"/>
-                                  </a:solidFill>
-                                  <a:round/>
-                                </a:ln>
-                              </wps:spPr>
-                              <wps:bodyPr rot="0" vert="horz" wrap="square" lIns="91440" tIns="45720" rIns="91440" bIns="45720" anchor="ctr" anchorCtr="0" upright="1">
-                                <a:noAutofit/>
-                              </wps:bodyPr>
-                            </wps:wsp>
-                            <wps:wsp>
-                              <wps:cNvPr id="173984573" name="Oval 12"/>
-                              <wps:cNvSpPr>
-                                <a:spLocks noChangeArrowheads="1"/>
-                              </wps:cNvSpPr>
-                              <wps:spPr bwMode="auto">
-                                <a:xfrm>
-                                  <a:off x="864" y="1968"/>
-                                  <a:ext cx="480" cy="96"/>
-                                </a:xfrm>
-                                <a:prstGeom prst="ellipse">
-                                  <a:avLst/>
-                                </a:prstGeom>
-                                <a:solidFill>
-                                  <a:srgbClr val="FF9900"/>
-                                </a:solidFill>
-                                <a:ln w="9525">
-                                  <a:solidFill>
-                                    <a:srgbClr val="000000"/>
-                                  </a:solidFill>
-                                  <a:round/>
-                                </a:ln>
-                              </wps:spPr>
-                              <wps:bodyPr rot="0" vert="horz" wrap="square" lIns="91440" tIns="45720" rIns="91440" bIns="45720" anchor="ctr" anchorCtr="0" upright="1">
-                                <a:noAutofit/>
-                              </wps:bodyPr>
-                            </wps:wsp>
-                            <wps:wsp>
-                              <wps:cNvPr id="1280" name="Oval 13"/>
-                              <wps:cNvSpPr>
-                                <a:spLocks noChangeArrowheads="1"/>
-                              </wps:cNvSpPr>
-                              <wps:spPr bwMode="auto">
-                                <a:xfrm>
-                                  <a:off x="384" y="1968"/>
-                                  <a:ext cx="480" cy="96"/>
-                                </a:xfrm>
-                                <a:prstGeom prst="ellipse">
-                                  <a:avLst/>
-                                </a:prstGeom>
-                                <a:solidFill>
-                                  <a:srgbClr val="FF9900"/>
-                                </a:solidFill>
-                                <a:ln w="9525">
-                                  <a:solidFill>
-                                    <a:srgbClr val="000000"/>
-                                  </a:solidFill>
-                                  <a:round/>
-                                </a:ln>
-                              </wps:spPr>
-                              <wps:bodyPr rot="0" vert="horz" wrap="square" lIns="91440" tIns="45720" rIns="91440" bIns="45720" anchor="ctr" anchorCtr="0" upright="1">
-                                <a:noAutofit/>
-                              </wps:bodyPr>
-                            </wps:wsp>
-                          </wpg:grpSp>
-                        </wpg:wgp>
-                        <wpg:wgp>
-                          <wpg:cNvPr id="1281" name="Group 14"/>
-                          <wpg:cNvGrpSpPr/>
-                          <wpg:grpSpPr>
-                            <a:xfrm>
-                              <a:off x="1515566" y="990882"/>
-                              <a:ext cx="1165770" cy="349799"/>
-                              <a:chOff x="384" y="1920"/>
-                              <a:chExt cx="960" cy="288"/>
-                            </a:xfrm>
-                          </wpg:grpSpPr>
-                          <wps:wsp>
-                            <wps:cNvPr id="1282" name="Line 15"/>
-                            <wps:cNvCnPr>
-                              <a:cxnSpLocks noChangeShapeType="1"/>
-                            </wps:cNvCnPr>
-                            <wps:spPr bwMode="auto">
-                              <a:xfrm>
-                                <a:off x="864" y="1920"/>
-                                <a:ext cx="0" cy="288"/>
-                              </a:xfrm>
-                              <a:prstGeom prst="line">
+                              <a:prstGeom prst="ellipse">
                                 <a:avLst/>
                               </a:prstGeom>
-                              <a:noFill/>
-                              <a:ln w="31750">
+                              <a:solidFill>
+                                <a:srgbClr val="BBE0E3"/>
+                              </a:solidFill>
+                              <a:ln w="9525">
                                 <a:solidFill>
                                   <a:srgbClr val="000000"/>
                                 </a:solidFill>
                                 <a:round/>
                               </a:ln>
                             </wps:spPr>
-                            <wps:bodyPr/>
+                            <wps:bodyPr rot="0" vert="horz" wrap="square" lIns="91440" tIns="45720" rIns="91440" bIns="45720" anchor="ctr" anchorCtr="0" upright="1">
+                              <a:noAutofit/>
+                            </wps:bodyPr>
                           </wps:wsp>
-                          <wpg:grpSp>
-                            <wpg:cNvPr id="1283" name="Group 16"/>
-                            <wpg:cNvGrpSpPr/>
-                            <wpg:grpSpPr>
-                              <a:xfrm>
-                                <a:off x="384" y="1920"/>
-                                <a:ext cx="960" cy="144"/>
-                                <a:chOff x="384" y="1920"/>
-                                <a:chExt cx="960" cy="144"/>
-                              </a:xfrm>
-                            </wpg:grpSpPr>
-                            <wps:wsp>
-                              <wps:cNvPr id="1284" name="Oval 17"/>
-                              <wps:cNvSpPr>
-                                <a:spLocks noChangeArrowheads="1"/>
-                              </wps:cNvSpPr>
-                              <wps:spPr bwMode="auto">
-                                <a:xfrm>
-                                  <a:off x="864" y="1920"/>
-                                  <a:ext cx="480" cy="96"/>
-                                </a:xfrm>
-                                <a:prstGeom prst="ellipse">
-                                  <a:avLst/>
-                                </a:prstGeom>
-                                <a:solidFill>
-                                  <a:srgbClr val="BBE0E3"/>
-                                </a:solidFill>
-                                <a:ln w="9525">
-                                  <a:solidFill>
-                                    <a:srgbClr val="000000"/>
-                                  </a:solidFill>
-                                  <a:round/>
-                                </a:ln>
-                              </wps:spPr>
-                              <wps:bodyPr rot="0" vert="horz" wrap="square" lIns="91440" tIns="45720" rIns="91440" bIns="45720" anchor="ctr" anchorCtr="0" upright="1">
-                                <a:noAutofit/>
-                              </wps:bodyPr>
-                            </wps:wsp>
-                            <wps:wsp>
-                              <wps:cNvPr id="1285" name="Oval 18"/>
-                              <wps:cNvSpPr>
-                                <a:spLocks noChangeArrowheads="1"/>
-                              </wps:cNvSpPr>
-                              <wps:spPr bwMode="auto">
-                                <a:xfrm>
-                                  <a:off x="384" y="1920"/>
-                                  <a:ext cx="480" cy="96"/>
-                                </a:xfrm>
-                                <a:prstGeom prst="ellipse">
-                                  <a:avLst/>
-                                </a:prstGeom>
-                                <a:solidFill>
-                                  <a:srgbClr val="BBE0E3"/>
-                                </a:solidFill>
-                                <a:ln w="9525">
-                                  <a:solidFill>
-                                    <a:srgbClr val="000000"/>
-                                  </a:solidFill>
-                                  <a:round/>
-                                </a:ln>
-                              </wps:spPr>
-                              <wps:bodyPr rot="0" vert="horz" wrap="square" lIns="91440" tIns="45720" rIns="91440" bIns="45720" anchor="ctr" anchorCtr="0" upright="1">
-                                <a:noAutofit/>
-                              </wps:bodyPr>
-                            </wps:wsp>
-                            <wps:wsp>
-                              <wps:cNvPr id="1286" name="Oval 19"/>
-                              <wps:cNvSpPr>
-                                <a:spLocks noChangeArrowheads="1"/>
-                              </wps:cNvSpPr>
-                              <wps:spPr bwMode="auto">
-                                <a:xfrm>
-                                  <a:off x="864" y="1968"/>
-                                  <a:ext cx="480" cy="96"/>
-                                </a:xfrm>
-                                <a:prstGeom prst="ellipse">
-                                  <a:avLst/>
-                                </a:prstGeom>
-                                <a:solidFill>
-                                  <a:srgbClr val="FF9900"/>
-                                </a:solidFill>
-                                <a:ln w="9525">
-                                  <a:solidFill>
-                                    <a:srgbClr val="000000"/>
-                                  </a:solidFill>
-                                  <a:round/>
-                                </a:ln>
-                              </wps:spPr>
-                              <wps:bodyPr rot="0" vert="horz" wrap="square" lIns="91440" tIns="45720" rIns="91440" bIns="45720" anchor="ctr" anchorCtr="0" upright="1">
-                                <a:noAutofit/>
-                              </wps:bodyPr>
-                            </wps:wsp>
-                            <wps:wsp>
-                              <wps:cNvPr id="1287" name="Oval 20"/>
-                              <wps:cNvSpPr>
-                                <a:spLocks noChangeArrowheads="1"/>
-                              </wps:cNvSpPr>
-                              <wps:spPr bwMode="auto">
-                                <a:xfrm>
-                                  <a:off x="384" y="1968"/>
-                                  <a:ext cx="480" cy="96"/>
-                                </a:xfrm>
-                                <a:prstGeom prst="ellipse">
-                                  <a:avLst/>
-                                </a:prstGeom>
-                                <a:solidFill>
-                                  <a:srgbClr val="FF9900"/>
-                                </a:solidFill>
-                                <a:ln w="9525">
-                                  <a:solidFill>
-                                    <a:srgbClr val="000000"/>
-                                  </a:solidFill>
-                                  <a:round/>
-                                </a:ln>
-                              </wps:spPr>
-                              <wps:bodyPr rot="0" vert="horz" wrap="square" lIns="91440" tIns="45720" rIns="91440" bIns="45720" anchor="ctr" anchorCtr="0" upright="1">
-                                <a:noAutofit/>
-                              </wps:bodyPr>
-                            </wps:wsp>
-                          </wpg:grpSp>
-                        </wpg:wgp>
-                        <wpg:wgp>
-                          <wpg:cNvPr id="1288" name="Group 21"/>
-                          <wpg:cNvGrpSpPr/>
-                          <wpg:grpSpPr>
-                            <a:xfrm>
-                              <a:off x="3147514" y="349799"/>
-                              <a:ext cx="1165770" cy="349799"/>
-                              <a:chOff x="384" y="1920"/>
-                              <a:chExt cx="960" cy="288"/>
-                            </a:xfrm>
-                          </wpg:grpSpPr>
                           <wps:wsp>
-                            <wps:cNvPr id="1289" name="Line 22"/>
-                            <wps:cNvCnPr>
-                              <a:cxnSpLocks noChangeShapeType="1"/>
-                            </wps:cNvCnPr>
+                            <wps:cNvPr id="173984573" name="Oval 12"/>
+                            <wps:cNvSpPr>
+                              <a:spLocks noChangeArrowheads="1"/>
+                            </wps:cNvSpPr>
                             <wps:spPr bwMode="auto">
                               <a:xfrm>
-                                <a:off x="864" y="1920"/>
-                                <a:ext cx="0" cy="288"/>
+                                <a:off x="864" y="1968"/>
+                                <a:ext cx="480" cy="96"/>
                               </a:xfrm>
-                              <a:prstGeom prst="line">
+                              <a:prstGeom prst="ellipse">
                                 <a:avLst/>
                               </a:prstGeom>
-                              <a:noFill/>
-                              <a:ln w="31750">
+                              <a:solidFill>
+                                <a:srgbClr val="FF9900"/>
+                              </a:solidFill>
+                              <a:ln w="9525">
                                 <a:solidFill>
                                   <a:srgbClr val="000000"/>
                                 </a:solidFill>
                                 <a:round/>
                               </a:ln>
                             </wps:spPr>
-                            <wps:bodyPr/>
+                            <wps:bodyPr rot="0" vert="horz" wrap="square" lIns="91440" tIns="45720" rIns="91440" bIns="45720" anchor="ctr" anchorCtr="0" upright="1">
+                              <a:noAutofit/>
+                            </wps:bodyPr>
                           </wps:wsp>
-                          <wpg:grpSp>
-                            <wpg:cNvPr id="1290" name="Group 23"/>
-                            <wpg:cNvGrpSpPr/>
-                            <wpg:grpSpPr>
-                              <a:xfrm>
-                                <a:off x="384" y="1920"/>
-                                <a:ext cx="960" cy="144"/>
-                                <a:chOff x="384" y="1920"/>
-                                <a:chExt cx="960" cy="144"/>
-                              </a:xfrm>
-                            </wpg:grpSpPr>
-                            <wps:wsp>
-                              <wps:cNvPr id="1291" name="Oval 24"/>
-                              <wps:cNvSpPr>
-                                <a:spLocks noChangeArrowheads="1"/>
-                              </wps:cNvSpPr>
-                              <wps:spPr bwMode="auto">
-                                <a:xfrm>
-                                  <a:off x="864" y="1920"/>
-                                  <a:ext cx="480" cy="96"/>
-                                </a:xfrm>
-                                <a:prstGeom prst="ellipse">
-                                  <a:avLst/>
-                                </a:prstGeom>
-                                <a:solidFill>
-                                  <a:srgbClr val="BBE0E3"/>
-                                </a:solidFill>
-                                <a:ln w="9525">
-                                  <a:solidFill>
-                                    <a:srgbClr val="000000"/>
-                                  </a:solidFill>
-                                  <a:round/>
-                                </a:ln>
-                              </wps:spPr>
-                              <wps:bodyPr rot="0" vert="horz" wrap="square" lIns="91440" tIns="45720" rIns="91440" bIns="45720" anchor="ctr" anchorCtr="0" upright="1">
-                                <a:noAutofit/>
-                              </wps:bodyPr>
-                            </wps:wsp>
-                            <wps:wsp>
-                              <wps:cNvPr id="1292" name="Oval 25"/>
-                              <wps:cNvSpPr>
-                                <a:spLocks noChangeArrowheads="1"/>
-                              </wps:cNvSpPr>
-                              <wps:spPr bwMode="auto">
-                                <a:xfrm>
-                                  <a:off x="384" y="1920"/>
-                                  <a:ext cx="480" cy="96"/>
-                                </a:xfrm>
-                                <a:prstGeom prst="ellipse">
-                                  <a:avLst/>
-                                </a:prstGeom>
-                                <a:solidFill>
-                                  <a:srgbClr val="BBE0E3"/>
-                                </a:solidFill>
-                                <a:ln w="9525">
-                                  <a:solidFill>
-                                    <a:srgbClr val="000000"/>
-                                  </a:solidFill>
-                                  <a:round/>
-                                </a:ln>
-                              </wps:spPr>
-                              <wps:bodyPr rot="0" vert="horz" wrap="square" lIns="91440" tIns="45720" rIns="91440" bIns="45720" anchor="ctr" anchorCtr="0" upright="1">
-                                <a:noAutofit/>
-                              </wps:bodyPr>
-                            </wps:wsp>
-                            <wps:wsp>
-                              <wps:cNvPr id="1293" name="Oval 26"/>
-                              <wps:cNvSpPr>
-                                <a:spLocks noChangeArrowheads="1"/>
-                              </wps:cNvSpPr>
-                              <wps:spPr bwMode="auto">
-                                <a:xfrm>
-                                  <a:off x="864" y="1968"/>
-                                  <a:ext cx="480" cy="96"/>
-                                </a:xfrm>
-                                <a:prstGeom prst="ellipse">
-                                  <a:avLst/>
-                                </a:prstGeom>
-                                <a:solidFill>
-                                  <a:srgbClr val="FF9900"/>
-                                </a:solidFill>
-                                <a:ln w="9525">
-                                  <a:solidFill>
-                                    <a:srgbClr val="000000"/>
-                                  </a:solidFill>
-                                  <a:round/>
-                                </a:ln>
-                              </wps:spPr>
-                              <wps:bodyPr rot="0" vert="horz" wrap="square" lIns="91440" tIns="45720" rIns="91440" bIns="45720" anchor="ctr" anchorCtr="0" upright="1">
-                                <a:noAutofit/>
-                              </wps:bodyPr>
-                            </wps:wsp>
-                            <wps:wsp>
-                              <wps:cNvPr id="1294" name="Oval 27"/>
-                              <wps:cNvSpPr>
-                                <a:spLocks noChangeArrowheads="1"/>
-                              </wps:cNvSpPr>
-                              <wps:spPr bwMode="auto">
-                                <a:xfrm>
-                                  <a:off x="384" y="1968"/>
-                                  <a:ext cx="480" cy="96"/>
-                                </a:xfrm>
-                                <a:prstGeom prst="ellipse">
-                                  <a:avLst/>
-                                </a:prstGeom>
-                                <a:solidFill>
-                                  <a:srgbClr val="FF9900"/>
-                                </a:solidFill>
-                                <a:ln w="9525">
-                                  <a:solidFill>
-                                    <a:srgbClr val="000000"/>
-                                  </a:solidFill>
-                                  <a:round/>
-                                </a:ln>
-                              </wps:spPr>
-                              <wps:bodyPr rot="0" vert="horz" wrap="square" lIns="91440" tIns="45720" rIns="91440" bIns="45720" anchor="ctr" anchorCtr="0" upright="1">
-                                <a:noAutofit/>
-                              </wps:bodyPr>
-                            </wps:wsp>
-                          </wpg:grpSp>
-                        </wpg:wgp>
-                        <wpg:wgp>
-                          <wpg:cNvPr id="1295" name="Group 28"/>
-                          <wpg:cNvGrpSpPr/>
-                          <wpg:grpSpPr>
-                            <a:xfrm>
-                              <a:off x="4779462" y="990882"/>
-                              <a:ext cx="1165770" cy="349799"/>
-                              <a:chOff x="384" y="1920"/>
-                              <a:chExt cx="960" cy="288"/>
-                            </a:xfrm>
-                          </wpg:grpSpPr>
                           <wps:wsp>
-                            <wps:cNvPr id="1296" name="Line 29"/>
-                            <wps:cNvCnPr>
-                              <a:cxnSpLocks noChangeShapeType="1"/>
-                            </wps:cNvCnPr>
+                            <wps:cNvPr id="1280" name="Oval 13"/>
+                            <wps:cNvSpPr>
+                              <a:spLocks noChangeArrowheads="1"/>
+                            </wps:cNvSpPr>
                             <wps:spPr bwMode="auto">
                               <a:xfrm>
-                                <a:off x="864" y="1920"/>
-                                <a:ext cx="0" cy="288"/>
+                                <a:off x="384" y="1968"/>
+                                <a:ext cx="480" cy="96"/>
                               </a:xfrm>
-                              <a:prstGeom prst="line">
+                              <a:prstGeom prst="ellipse">
                                 <a:avLst/>
                               </a:prstGeom>
-                              <a:noFill/>
-                              <a:ln w="31750">
+                              <a:solidFill>
+                                <a:srgbClr val="FF9900"/>
+                              </a:solidFill>
+                              <a:ln w="9525">
                                 <a:solidFill>
                                   <a:srgbClr val="000000"/>
                                 </a:solidFill>
                                 <a:round/>
                               </a:ln>
                             </wps:spPr>
-                            <wps:bodyPr/>
+                            <wps:bodyPr rot="0" vert="horz" wrap="square" lIns="91440" tIns="45720" rIns="91440" bIns="45720" anchor="ctr" anchorCtr="0" upright="1">
+                              <a:noAutofit/>
+                            </wps:bodyPr>
                           </wps:wsp>
-                          <wpg:grpSp>
-                            <wpg:cNvPr id="1297" name="Group 30"/>
-                            <wpg:cNvGrpSpPr/>
-                            <wpg:grpSpPr>
-                              <a:xfrm>
-                                <a:off x="384" y="1920"/>
-                                <a:ext cx="960" cy="144"/>
-                                <a:chOff x="384" y="1920"/>
-                                <a:chExt cx="960" cy="144"/>
-                              </a:xfrm>
-                            </wpg:grpSpPr>
-                            <wps:wsp>
-                              <wps:cNvPr id="1298" name="Oval 31"/>
-                              <wps:cNvSpPr>
-                                <a:spLocks noChangeArrowheads="1"/>
-                              </wps:cNvSpPr>
-                              <wps:spPr bwMode="auto">
-                                <a:xfrm>
-                                  <a:off x="864" y="1920"/>
-                                  <a:ext cx="480" cy="96"/>
-                                </a:xfrm>
-                                <a:prstGeom prst="ellipse">
-                                  <a:avLst/>
-                                </a:prstGeom>
-                                <a:solidFill>
-                                  <a:srgbClr val="BBE0E3"/>
-                                </a:solidFill>
-                                <a:ln w="9525">
-                                  <a:solidFill>
-                                    <a:srgbClr val="000000"/>
-                                  </a:solidFill>
-                                  <a:round/>
-                                </a:ln>
-                              </wps:spPr>
-                              <wps:bodyPr rot="0" vert="horz" wrap="square" lIns="91440" tIns="45720" rIns="91440" bIns="45720" anchor="ctr" anchorCtr="0" upright="1">
-                                <a:noAutofit/>
-                              </wps:bodyPr>
-                            </wps:wsp>
-                            <wps:wsp>
-                              <wps:cNvPr id="1299" name="Oval 32"/>
-                              <wps:cNvSpPr>
-                                <a:spLocks noChangeArrowheads="1"/>
-                              </wps:cNvSpPr>
-                              <wps:spPr bwMode="auto">
-                                <a:xfrm>
-                                  <a:off x="384" y="1920"/>
-                                  <a:ext cx="480" cy="96"/>
-                                </a:xfrm>
-                                <a:prstGeom prst="ellipse">
-                                  <a:avLst/>
-                                </a:prstGeom>
-                                <a:solidFill>
-                                  <a:srgbClr val="BBE0E3"/>
-                                </a:solidFill>
-                                <a:ln w="9525">
-                                  <a:solidFill>
-                                    <a:srgbClr val="000000"/>
-                                  </a:solidFill>
-                                  <a:round/>
-                                </a:ln>
-                              </wps:spPr>
-                              <wps:bodyPr rot="0" vert="horz" wrap="square" lIns="91440" tIns="45720" rIns="91440" bIns="45720" anchor="ctr" anchorCtr="0" upright="1">
-                                <a:noAutofit/>
-                              </wps:bodyPr>
-                            </wps:wsp>
-                            <wps:wsp>
-                              <wps:cNvPr id="1300" name="Oval 33"/>
-                              <wps:cNvSpPr>
-                                <a:spLocks noChangeArrowheads="1"/>
-                              </wps:cNvSpPr>
-                              <wps:spPr bwMode="auto">
-                                <a:xfrm>
-                                  <a:off x="864" y="1968"/>
-                                  <a:ext cx="480" cy="96"/>
-                                </a:xfrm>
-                                <a:prstGeom prst="ellipse">
-                                  <a:avLst/>
-                                </a:prstGeom>
-                                <a:solidFill>
-                                  <a:srgbClr val="FF9900"/>
-                                </a:solidFill>
-                                <a:ln w="9525">
-                                  <a:solidFill>
-                                    <a:srgbClr val="000000"/>
-                                  </a:solidFill>
-                                  <a:round/>
-                                </a:ln>
-                              </wps:spPr>
-                              <wps:bodyPr rot="0" vert="horz" wrap="square" lIns="91440" tIns="45720" rIns="91440" bIns="45720" anchor="ctr" anchorCtr="0" upright="1">
-                                <a:noAutofit/>
-                              </wps:bodyPr>
-                            </wps:wsp>
-                            <wps:wsp>
-                              <wps:cNvPr id="1301" name="Oval 34"/>
-                              <wps:cNvSpPr>
-                                <a:spLocks noChangeArrowheads="1"/>
-                              </wps:cNvSpPr>
-                              <wps:spPr bwMode="auto">
-                                <a:xfrm>
-                                  <a:off x="384" y="1968"/>
-                                  <a:ext cx="480" cy="96"/>
-                                </a:xfrm>
-                                <a:prstGeom prst="ellipse">
-                                  <a:avLst/>
-                                </a:prstGeom>
-                                <a:solidFill>
-                                  <a:srgbClr val="FF9900"/>
-                                </a:solidFill>
-                                <a:ln w="9525">
-                                  <a:solidFill>
-                                    <a:srgbClr val="000000"/>
-                                  </a:solidFill>
-                                  <a:round/>
-                                </a:ln>
-                              </wps:spPr>
-                              <wps:bodyPr rot="0" vert="horz" wrap="square" lIns="91440" tIns="45720" rIns="91440" bIns="45720" anchor="ctr" anchorCtr="0" upright="1">
-                                <a:noAutofit/>
-                              </wps:bodyPr>
-                            </wps:wsp>
-                          </wpg:grpSp>
-                        </wpg:wgp>
+                        </wpg:grpSp>
+                      </wpg:wgp>
+                      <wpg:wgp>
+                        <wpg:cNvPr id="1281" name="Group 14"/>
+                        <wpg:cNvGrpSpPr/>
+                        <wpg:grpSpPr>
+                          <a:xfrm>
+                            <a:off x="1515566" y="990882"/>
+                            <a:ext cx="1165770" cy="349799"/>
+                            <a:chOff x="384" y="1920"/>
+                            <a:chExt cx="960" cy="288"/>
+                          </a:xfrm>
+                        </wpg:grpSpPr>
                         <wps:wsp>
-                          <wps:cNvPr id="1302" name="Oval 35"/>
-                          <wps:cNvSpPr>
-                            <a:spLocks noChangeArrowheads="1"/>
-                          </wps:cNvSpPr>
+                          <wps:cNvPr id="1282" name="Line 15"/>
+                          <wps:cNvCnPr>
+                            <a:cxnSpLocks noChangeShapeType="1"/>
+                          </wps:cNvCnPr>
                           <wps:spPr bwMode="auto">
                             <a:xfrm>
-                              <a:off x="3088998" y="1457064"/>
-                              <a:ext cx="583210" cy="116383"/>
+                              <a:off x="864" y="1920"/>
+                              <a:ext cx="0" cy="288"/>
                             </a:xfrm>
-                            <a:prstGeom prst="ellipse">
+                            <a:prstGeom prst="line">
                               <a:avLst/>
                             </a:prstGeom>
-                            <a:solidFill>
-                              <a:srgbClr val="BBE0E3"/>
-                            </a:solidFill>
-                            <a:ln w="9525">
+                            <a:noFill/>
+                            <a:ln w="31750">
                               <a:solidFill>
                                 <a:srgbClr val="000000"/>
                               </a:solidFill>
                               <a:round/>
                             </a:ln>
                           </wps:spPr>
-                          <wps:bodyPr rot="0" vert="horz" wrap="none" lIns="91440" tIns="45720" rIns="91440" bIns="45720" anchor="ctr" anchorCtr="0" upright="1">
-                            <a:noAutofit/>
-                          </wps:bodyPr>
+                          <wps:bodyPr/>
                         </wps:wsp>
+                        <wpg:grpSp>
+                          <wpg:cNvPr id="1283" name="Group 16"/>
+                          <wpg:cNvGrpSpPr/>
+                          <wpg:grpSpPr>
+                            <a:xfrm>
+                              <a:off x="384" y="1920"/>
+                              <a:ext cx="960" cy="144"/>
+                              <a:chOff x="384" y="1920"/>
+                              <a:chExt cx="960" cy="144"/>
+                            </a:xfrm>
+                          </wpg:grpSpPr>
+                          <wps:wsp>
+                            <wps:cNvPr id="1284" name="Oval 17"/>
+                            <wps:cNvSpPr>
+                              <a:spLocks noChangeArrowheads="1"/>
+                            </wps:cNvSpPr>
+                            <wps:spPr bwMode="auto">
+                              <a:xfrm>
+                                <a:off x="864" y="1920"/>
+                                <a:ext cx="480" cy="96"/>
+                              </a:xfrm>
+                              <a:prstGeom prst="ellipse">
+                                <a:avLst/>
+                              </a:prstGeom>
+                              <a:solidFill>
+                                <a:srgbClr val="BBE0E3"/>
+                              </a:solidFill>
+                              <a:ln w="9525">
+                                <a:solidFill>
+                                  <a:srgbClr val="000000"/>
+                                </a:solidFill>
+                                <a:round/>
+                              </a:ln>
+                            </wps:spPr>
+                            <wps:bodyPr rot="0" vert="horz" wrap="square" lIns="91440" tIns="45720" rIns="91440" bIns="45720" anchor="ctr" anchorCtr="0" upright="1">
+                              <a:noAutofit/>
+                            </wps:bodyPr>
+                          </wps:wsp>
+                          <wps:wsp>
+                            <wps:cNvPr id="1285" name="Oval 18"/>
+                            <wps:cNvSpPr>
+                              <a:spLocks noChangeArrowheads="1"/>
+                            </wps:cNvSpPr>
+                            <wps:spPr bwMode="auto">
+                              <a:xfrm>
+                                <a:off x="384" y="1920"/>
+                                <a:ext cx="480" cy="96"/>
+                              </a:xfrm>
+                              <a:prstGeom prst="ellipse">
+                                <a:avLst/>
+                              </a:prstGeom>
+                              <a:solidFill>
+                                <a:srgbClr val="BBE0E3"/>
+                              </a:solidFill>
+                              <a:ln w="9525">
+                                <a:solidFill>
+                                  <a:srgbClr val="000000"/>
+                                </a:solidFill>
+                                <a:round/>
+                              </a:ln>
+                            </wps:spPr>
+                            <wps:bodyPr rot="0" vert="horz" wrap="square" lIns="91440" tIns="45720" rIns="91440" bIns="45720" anchor="ctr" anchorCtr="0" upright="1">
+                              <a:noAutofit/>
+                            </wps:bodyPr>
+                          </wps:wsp>
+                          <wps:wsp>
+                            <wps:cNvPr id="1286" name="Oval 19"/>
+                            <wps:cNvSpPr>
+                              <a:spLocks noChangeArrowheads="1"/>
+                            </wps:cNvSpPr>
+                            <wps:spPr bwMode="auto">
+                              <a:xfrm>
+                                <a:off x="864" y="1968"/>
+                                <a:ext cx="480" cy="96"/>
+                              </a:xfrm>
+                              <a:prstGeom prst="ellipse">
+                                <a:avLst/>
+                              </a:prstGeom>
+                              <a:solidFill>
+                                <a:srgbClr val="FF9900"/>
+                              </a:solidFill>
+                              <a:ln w="9525">
+                                <a:solidFill>
+                                  <a:srgbClr val="000000"/>
+                                </a:solidFill>
+                                <a:round/>
+                              </a:ln>
+                            </wps:spPr>
+                            <wps:bodyPr rot="0" vert="horz" wrap="square" lIns="91440" tIns="45720" rIns="91440" bIns="45720" anchor="ctr" anchorCtr="0" upright="1">
+                              <a:noAutofit/>
+                            </wps:bodyPr>
+                          </wps:wsp>
+                          <wps:wsp>
+                            <wps:cNvPr id="1287" name="Oval 20"/>
+                            <wps:cNvSpPr>
+                              <a:spLocks noChangeArrowheads="1"/>
+                            </wps:cNvSpPr>
+                            <wps:spPr bwMode="auto">
+                              <a:xfrm>
+                                <a:off x="384" y="1968"/>
+                                <a:ext cx="480" cy="96"/>
+                              </a:xfrm>
+                              <a:prstGeom prst="ellipse">
+                                <a:avLst/>
+                              </a:prstGeom>
+                              <a:solidFill>
+                                <a:srgbClr val="FF9900"/>
+                              </a:solidFill>
+                              <a:ln w="9525">
+                                <a:solidFill>
+                                  <a:srgbClr val="000000"/>
+                                </a:solidFill>
+                                <a:round/>
+                              </a:ln>
+                            </wps:spPr>
+                            <wps:bodyPr rot="0" vert="horz" wrap="square" lIns="91440" tIns="45720" rIns="91440" bIns="45720" anchor="ctr" anchorCtr="0" upright="1">
+                              <a:noAutofit/>
+                            </wps:bodyPr>
+                          </wps:wsp>
+                        </wpg:grpSp>
+                      </wpg:wgp>
+                      <wpg:wgp>
+                        <wpg:cNvPr id="1288" name="Group 21"/>
+                        <wpg:cNvGrpSpPr/>
+                        <wpg:grpSpPr>
+                          <a:xfrm>
+                            <a:off x="3147514" y="349799"/>
+                            <a:ext cx="1165770" cy="349799"/>
+                            <a:chOff x="384" y="1920"/>
+                            <a:chExt cx="960" cy="288"/>
+                          </a:xfrm>
+                        </wpg:grpSpPr>
                         <wps:wsp>
-                          <wps:cNvPr id="1303" name="Oval 36"/>
-                          <wps:cNvSpPr>
-                            <a:spLocks noChangeArrowheads="1"/>
-                          </wps:cNvSpPr>
+                          <wps:cNvPr id="1289" name="Line 22"/>
+                          <wps:cNvCnPr>
+                            <a:cxnSpLocks noChangeShapeType="1"/>
+                          </wps:cNvCnPr>
                           <wps:spPr bwMode="auto">
                             <a:xfrm>
-                              <a:off x="4022004" y="1457064"/>
-                              <a:ext cx="582560" cy="116383"/>
+                              <a:off x="864" y="1920"/>
+                              <a:ext cx="0" cy="288"/>
                             </a:xfrm>
-                            <a:prstGeom prst="ellipse">
+                            <a:prstGeom prst="line">
                               <a:avLst/>
                             </a:prstGeom>
-                            <a:solidFill>
-                              <a:srgbClr val="FF9900"/>
-                            </a:solidFill>
-                            <a:ln w="9525">
+                            <a:noFill/>
+                            <a:ln w="31750">
                               <a:solidFill>
                                 <a:srgbClr val="000000"/>
                               </a:solidFill>
                               <a:round/>
                             </a:ln>
                           </wps:spPr>
-                          <wps:bodyPr rot="0" vert="horz" wrap="none" lIns="91440" tIns="45720" rIns="91440" bIns="45720" anchor="ctr" anchorCtr="0" upright="1">
-                            <a:noAutofit/>
-                          </wps:bodyPr>
+                          <wps:bodyPr/>
                         </wps:wsp>
+                        <wpg:grpSp>
+                          <wpg:cNvPr id="1290" name="Group 23"/>
+                          <wpg:cNvGrpSpPr/>
+                          <wpg:grpSpPr>
+                            <a:xfrm>
+                              <a:off x="384" y="1920"/>
+                              <a:ext cx="960" cy="144"/>
+                              <a:chOff x="384" y="1920"/>
+                              <a:chExt cx="960" cy="144"/>
+                            </a:xfrm>
+                          </wpg:grpSpPr>
+                          <wps:wsp>
+                            <wps:cNvPr id="1291" name="Oval 24"/>
+                            <wps:cNvSpPr>
+                              <a:spLocks noChangeArrowheads="1"/>
+                            </wps:cNvSpPr>
+                            <wps:spPr bwMode="auto">
+                              <a:xfrm>
+                                <a:off x="864" y="1920"/>
+                                <a:ext cx="480" cy="96"/>
+                              </a:xfrm>
+                              <a:prstGeom prst="ellipse">
+                                <a:avLst/>
+                              </a:prstGeom>
+                              <a:solidFill>
+                                <a:srgbClr val="BBE0E3"/>
+                              </a:solidFill>
+                              <a:ln w="9525">
+                                <a:solidFill>
+                                  <a:srgbClr val="000000"/>
+                                </a:solidFill>
+                                <a:round/>
+                              </a:ln>
+                            </wps:spPr>
+                            <wps:bodyPr rot="0" vert="horz" wrap="square" lIns="91440" tIns="45720" rIns="91440" bIns="45720" anchor="ctr" anchorCtr="0" upright="1">
+                              <a:noAutofit/>
+                            </wps:bodyPr>
+                          </wps:wsp>
+                          <wps:wsp>
+                            <wps:cNvPr id="1292" name="Oval 25"/>
+                            <wps:cNvSpPr>
+                              <a:spLocks noChangeArrowheads="1"/>
+                            </wps:cNvSpPr>
+                            <wps:spPr bwMode="auto">
+                              <a:xfrm>
+                                <a:off x="384" y="1920"/>
+                                <a:ext cx="480" cy="96"/>
+                              </a:xfrm>
+                              <a:prstGeom prst="ellipse">
+                                <a:avLst/>
+                              </a:prstGeom>
+                              <a:solidFill>
+                                <a:srgbClr val="BBE0E3"/>
+                              </a:solidFill>
+                              <a:ln w="9525">
+                                <a:solidFill>
+                                  <a:srgbClr val="000000"/>
+                                </a:solidFill>
+                                <a:round/>
+                              </a:ln>
+                            </wps:spPr>
+                            <wps:bodyPr rot="0" vert="horz" wrap="square" lIns="91440" tIns="45720" rIns="91440" bIns="45720" anchor="ctr" anchorCtr="0" upright="1">
+                              <a:noAutofit/>
+                            </wps:bodyPr>
+                          </wps:wsp>
+                          <wps:wsp>
+                            <wps:cNvPr id="1293" name="Oval 26"/>
+                            <wps:cNvSpPr>
+                              <a:spLocks noChangeArrowheads="1"/>
+                            </wps:cNvSpPr>
+                            <wps:spPr bwMode="auto">
+                              <a:xfrm>
+                                <a:off x="864" y="1968"/>
+                                <a:ext cx="480" cy="96"/>
+                              </a:xfrm>
+                              <a:prstGeom prst="ellipse">
+                                <a:avLst/>
+                              </a:prstGeom>
+                              <a:solidFill>
+                                <a:srgbClr val="FF9900"/>
+                              </a:solidFill>
+                              <a:ln w="9525">
+                                <a:solidFill>
+                                  <a:srgbClr val="000000"/>
+                                </a:solidFill>
+                                <a:round/>
+                              </a:ln>
+                            </wps:spPr>
+                            <wps:bodyPr rot="0" vert="horz" wrap="square" lIns="91440" tIns="45720" rIns="91440" bIns="45720" anchor="ctr" anchorCtr="0" upright="1">
+                              <a:noAutofit/>
+                            </wps:bodyPr>
+                          </wps:wsp>
+                          <wps:wsp>
+                            <wps:cNvPr id="1294" name="Oval 27"/>
+                            <wps:cNvSpPr>
+                              <a:spLocks noChangeArrowheads="1"/>
+                            </wps:cNvSpPr>
+                            <wps:spPr bwMode="auto">
+                              <a:xfrm>
+                                <a:off x="384" y="1968"/>
+                                <a:ext cx="480" cy="96"/>
+                              </a:xfrm>
+                              <a:prstGeom prst="ellipse">
+                                <a:avLst/>
+                              </a:prstGeom>
+                              <a:solidFill>
+                                <a:srgbClr val="FF9900"/>
+                              </a:solidFill>
+                              <a:ln w="9525">
+                                <a:solidFill>
+                                  <a:srgbClr val="000000"/>
+                                </a:solidFill>
+                                <a:round/>
+                              </a:ln>
+                            </wps:spPr>
+                            <wps:bodyPr rot="0" vert="horz" wrap="square" lIns="91440" tIns="45720" rIns="91440" bIns="45720" anchor="ctr" anchorCtr="0" upright="1">
+                              <a:noAutofit/>
+                            </wps:bodyPr>
+                          </wps:wsp>
+                        </wpg:grpSp>
+                      </wpg:wgp>
+                      <wpg:wgp>
+                        <wpg:cNvPr id="1295" name="Group 28"/>
+                        <wpg:cNvGrpSpPr/>
+                        <wpg:grpSpPr>
+                          <a:xfrm>
+                            <a:off x="4779462" y="990882"/>
+                            <a:ext cx="1165770" cy="349799"/>
+                            <a:chOff x="384" y="1920"/>
+                            <a:chExt cx="960" cy="288"/>
+                          </a:xfrm>
+                        </wpg:grpSpPr>
                         <wps:wsp>
-                          <wps:cNvPr id="1304" name="Rectangle 37"/>
-                          <wps:cNvSpPr>
-                            <a:spLocks noChangeArrowheads="1"/>
-                          </wps:cNvSpPr>
-                          <wps:spPr bwMode="auto">
-                            <a:xfrm>
-                              <a:off x="174898" y="0"/>
-                              <a:ext cx="1083534" cy="291201"/>
-                            </a:xfrm>
-                            <a:prstGeom prst="rect">
-                              <a:avLst/>
-                            </a:prstGeom>
-                            <a:noFill/>
-                            <a:ln>
-                              <a:noFill/>
-                            </a:ln>
-                          </wps:spPr>
-                          <wps:txbx>
-                            <w:txbxContent>
-                              <w:p>
-                                <w:pPr>
-                                  <w:autoSpaceDE w:val="0"/>
-                                  <w:autoSpaceDN w:val="0"/>
-                                  <w:adjustRightInd w:val="0"/>
-                                  <w:ind w:firstLine="420"/>
-                                  <w:jc w:val="center"/>
-                                  <w:rPr>
-                                    <w:rFonts w:ascii="Arial" w:hAnsi="Arial" w:cs="宋体"/>
-                                    <w:color w:val="000000"/>
-                                    <w:sz w:val="27"/>
-                                    <w:szCs w:val="36"/>
-                                    <w:lang w:val="zh-CN"/>
-                                  </w:rPr>
-                                </w:pPr>
-                                <w:r>
-                                  <w:rPr>
-                                    <w:rFonts w:hint="eastAsia"/>
-                                  </w:rPr>
-                                  <w:t>轨旁天线安装</w:t>
-                                </w:r>
-                              </w:p>
-                            </w:txbxContent>
-                          </wps:txbx>
-                          <wps:bodyPr rot="0" vert="horz" wrap="square" lIns="69494" tIns="34747" rIns="69494" bIns="34747" anchor="t" anchorCtr="0" upright="1">
-                            <a:noAutofit/>
-                          </wps:bodyPr>
-                        </wps:wsp>
-                        <wps:wsp>
-                          <wps:cNvPr id="1305" name="Rectangle 38"/>
-                          <wps:cNvSpPr>
-                            <a:spLocks noChangeArrowheads="1"/>
-                          </wps:cNvSpPr>
-                          <wps:spPr bwMode="auto">
-                            <a:xfrm>
-                              <a:off x="2972616" y="1573264"/>
-                              <a:ext cx="880342" cy="276949"/>
-                            </a:xfrm>
-                            <a:prstGeom prst="rect">
-                              <a:avLst/>
-                            </a:prstGeom>
-                            <a:noFill/>
-                            <a:ln>
-                              <a:noFill/>
-                            </a:ln>
-                          </wps:spPr>
-                          <wps:txbx>
-                            <w:txbxContent>
-                              <w:p>
-                                <w:pPr>
-                                  <w:autoSpaceDE w:val="0"/>
-                                  <w:autoSpaceDN w:val="0"/>
-                                  <w:adjustRightInd w:val="0"/>
-                                  <w:ind w:firstLine="420"/>
-                                  <w:jc w:val="center"/>
-                                  <w:rPr>
-                                    <w:rFonts w:ascii="Arial" w:hAnsi="Arial" w:cs="宋体"/>
-                                    <w:color w:val="000000"/>
-                                    <w:sz w:val="27"/>
-                                    <w:szCs w:val="36"/>
-                                  </w:rPr>
-                                </w:pPr>
-                                <w:r>
-                                  <w:rPr>
-                                    <w:rFonts w:hint="eastAsia"/>
-                                  </w:rPr>
-                                  <w:t>信道</w:t>
-                                </w:r>
-                                <w:r>
-                                  <w:t>149</w:t>
-                                </w:r>
-                              </w:p>
-                            </w:txbxContent>
-                          </wps:txbx>
-                          <wps:bodyPr rot="0" vert="horz" wrap="square" lIns="69494" tIns="34747" rIns="69494" bIns="34747" anchor="t" anchorCtr="0" upright="1">
-                            <a:noAutofit/>
-                          </wps:bodyPr>
-                        </wps:wsp>
-                        <wps:wsp>
-                          <wps:cNvPr id="1306" name="Rectangle 39"/>
-                          <wps:cNvSpPr>
-                            <a:spLocks noChangeArrowheads="1"/>
-                          </wps:cNvSpPr>
-                          <wps:spPr bwMode="auto">
-                            <a:xfrm>
-                              <a:off x="3963488" y="1573264"/>
-                              <a:ext cx="880342" cy="276949"/>
-                            </a:xfrm>
-                            <a:prstGeom prst="rect">
-                              <a:avLst/>
-                            </a:prstGeom>
-                            <a:noFill/>
-                            <a:ln>
-                              <a:noFill/>
-                            </a:ln>
-                          </wps:spPr>
-                          <wps:txbx>
-                            <w:txbxContent>
-                              <w:p>
-                                <w:pPr>
-                                  <w:autoSpaceDE w:val="0"/>
-                                  <w:autoSpaceDN w:val="0"/>
-                                  <w:adjustRightInd w:val="0"/>
-                                  <w:ind w:firstLine="420"/>
-                                  <w:jc w:val="center"/>
-                                  <w:rPr>
-                                    <w:rFonts w:ascii="Arial" w:hAnsi="Arial" w:cs="宋体"/>
-                                    <w:color w:val="000000"/>
-                                    <w:sz w:val="27"/>
-                                    <w:szCs w:val="36"/>
-                                  </w:rPr>
-                                </w:pPr>
-                                <w:r>
-                                  <w:rPr>
-                                    <w:rFonts w:hint="eastAsia"/>
-                                  </w:rPr>
-                                  <w:t>信道</w:t>
-                                </w:r>
-                                <w:r>
-                                  <w:t>165</w:t>
-                                </w:r>
-                              </w:p>
-                            </w:txbxContent>
-                          </wps:txbx>
-                          <wps:bodyPr rot="0" vert="horz" wrap="square" lIns="69494" tIns="34747" rIns="69494" bIns="34747" anchor="t" anchorCtr="0" upright="1">
-                            <a:noAutofit/>
-                          </wps:bodyPr>
-                        </wps:wsp>
-                        <wps:wsp>
-                          <wps:cNvPr id="1308" name="Rectangle 40"/>
-                          <wps:cNvSpPr>
-                            <a:spLocks noChangeArrowheads="1"/>
-                          </wps:cNvSpPr>
-                          <wps:spPr bwMode="auto">
-                            <a:xfrm>
-                              <a:off x="1865362" y="0"/>
-                              <a:ext cx="879691" cy="349485"/>
-                            </a:xfrm>
-                            <a:prstGeom prst="rect">
-                              <a:avLst/>
-                            </a:prstGeom>
-                            <a:noFill/>
-                            <a:ln>
-                              <a:noFill/>
-                            </a:ln>
-                          </wps:spPr>
-                          <wps:txbx>
-                            <w:txbxContent>
-                              <w:p>
-                                <w:pPr>
-                                  <w:autoSpaceDE w:val="0"/>
-                                  <w:autoSpaceDN w:val="0"/>
-                                  <w:adjustRightInd w:val="0"/>
-                                  <w:ind w:firstLine="420"/>
-                                  <w:jc w:val="center"/>
-                                  <w:rPr>
-                                    <w:rFonts w:ascii="Arial" w:hAnsi="Arial" w:cs="宋体"/>
-                                    <w:color w:val="000000"/>
-                                    <w:sz w:val="27"/>
-                                    <w:szCs w:val="36"/>
-                                    <w:lang w:val="zh-CN"/>
-                                  </w:rPr>
-                                </w:pPr>
-                                <w:r>
-                                  <w:rPr>
-                                    <w:rFonts w:hint="eastAsia"/>
-                                  </w:rPr>
-                                  <w:t>上行方向</w:t>
-                                </w:r>
-                              </w:p>
-                            </w:txbxContent>
-                          </wps:txbx>
-                          <wps:bodyPr rot="0" vert="horz" wrap="square" lIns="69494" tIns="34747" rIns="69494" bIns="34747" anchor="t" anchorCtr="0" upright="1">
-                            <a:noAutofit/>
-                          </wps:bodyPr>
-                        </wps:wsp>
-                        <wps:wsp>
-                          <wps:cNvPr id="1309" name="Line 41"/>
+                          <wps:cNvPr id="1296" name="Line 29"/>
                           <wps:cNvCnPr>
                             <a:cxnSpLocks noChangeShapeType="1"/>
                           </wps:cNvCnPr>
                           <wps:spPr bwMode="auto">
                             <a:xfrm>
-                              <a:off x="1806846" y="1398547"/>
-                              <a:ext cx="524694" cy="0"/>
+                              <a:off x="864" y="1920"/>
+                              <a:ext cx="0" cy="288"/>
                             </a:xfrm>
                             <a:prstGeom prst="line">
                               <a:avLst/>
                             </a:prstGeom>
                             <a:noFill/>
-                            <a:ln w="9525">
+                            <a:ln w="31750">
                               <a:solidFill>
                                 <a:srgbClr val="000000"/>
                               </a:solidFill>
                               <a:round/>
-                              <a:tailEnd type="triangle" w="med" len="med"/>
                             </a:ln>
                           </wps:spPr>
                           <wps:bodyPr/>
                         </wps:wsp>
-                        <wps:wsp>
-                          <wps:cNvPr id="1310" name="Line 42"/>
-                          <wps:cNvCnPr>
-                            <a:cxnSpLocks noChangeShapeType="1"/>
-                          </wps:cNvCnPr>
-                          <wps:spPr bwMode="auto">
-                            <a:xfrm flipH="1">
-                              <a:off x="1923228" y="0"/>
-                              <a:ext cx="524694" cy="0"/>
+                        <wpg:grpSp>
+                          <wpg:cNvPr id="1297" name="Group 30"/>
+                          <wpg:cNvGrpSpPr/>
+                          <wpg:grpSpPr>
+                            <a:xfrm>
+                              <a:off x="384" y="1920"/>
+                              <a:ext cx="960" cy="144"/>
+                              <a:chOff x="384" y="1920"/>
+                              <a:chExt cx="960" cy="144"/>
                             </a:xfrm>
-                            <a:prstGeom prst="line">
-                              <a:avLst/>
-                            </a:prstGeom>
+                          </wpg:grpSpPr>
+                          <wps:wsp>
+                            <wps:cNvPr id="1298" name="Oval 31"/>
+                            <wps:cNvSpPr>
+                              <a:spLocks noChangeArrowheads="1"/>
+                            </wps:cNvSpPr>
+                            <wps:spPr bwMode="auto">
+                              <a:xfrm>
+                                <a:off x="864" y="1920"/>
+                                <a:ext cx="480" cy="96"/>
+                              </a:xfrm>
+                              <a:prstGeom prst="ellipse">
+                                <a:avLst/>
+                              </a:prstGeom>
+                              <a:solidFill>
+                                <a:srgbClr val="BBE0E3"/>
+                              </a:solidFill>
+                              <a:ln w="9525">
+                                <a:solidFill>
+                                  <a:srgbClr val="000000"/>
+                                </a:solidFill>
+                                <a:round/>
+                              </a:ln>
+                            </wps:spPr>
+                            <wps:bodyPr rot="0" vert="horz" wrap="square" lIns="91440" tIns="45720" rIns="91440" bIns="45720" anchor="ctr" anchorCtr="0" upright="1">
+                              <a:noAutofit/>
+                            </wps:bodyPr>
+                          </wps:wsp>
+                          <wps:wsp>
+                            <wps:cNvPr id="1299" name="Oval 32"/>
+                            <wps:cNvSpPr>
+                              <a:spLocks noChangeArrowheads="1"/>
+                            </wps:cNvSpPr>
+                            <wps:spPr bwMode="auto">
+                              <a:xfrm>
+                                <a:off x="384" y="1920"/>
+                                <a:ext cx="480" cy="96"/>
+                              </a:xfrm>
+                              <a:prstGeom prst="ellipse">
+                                <a:avLst/>
+                              </a:prstGeom>
+                              <a:solidFill>
+                                <a:srgbClr val="BBE0E3"/>
+                              </a:solidFill>
+                              <a:ln w="9525">
+                                <a:solidFill>
+                                  <a:srgbClr val="000000"/>
+                                </a:solidFill>
+                                <a:round/>
+                              </a:ln>
+                            </wps:spPr>
+                            <wps:bodyPr rot="0" vert="horz" wrap="square" lIns="91440" tIns="45720" rIns="91440" bIns="45720" anchor="ctr" anchorCtr="0" upright="1">
+                              <a:noAutofit/>
+                            </wps:bodyPr>
+                          </wps:wsp>
+                          <wps:wsp>
+                            <wps:cNvPr id="1300" name="Oval 33"/>
+                            <wps:cNvSpPr>
+                              <a:spLocks noChangeArrowheads="1"/>
+                            </wps:cNvSpPr>
+                            <wps:spPr bwMode="auto">
+                              <a:xfrm>
+                                <a:off x="864" y="1968"/>
+                                <a:ext cx="480" cy="96"/>
+                              </a:xfrm>
+                              <a:prstGeom prst="ellipse">
+                                <a:avLst/>
+                              </a:prstGeom>
+                              <a:solidFill>
+                                <a:srgbClr val="FF9900"/>
+                              </a:solidFill>
+                              <a:ln w="9525">
+                                <a:solidFill>
+                                  <a:srgbClr val="000000"/>
+                                </a:solidFill>
+                                <a:round/>
+                              </a:ln>
+                            </wps:spPr>
+                            <wps:bodyPr rot="0" vert="horz" wrap="square" lIns="91440" tIns="45720" rIns="91440" bIns="45720" anchor="ctr" anchorCtr="0" upright="1">
+                              <a:noAutofit/>
+                            </wps:bodyPr>
+                          </wps:wsp>
+                          <wps:wsp>
+                            <wps:cNvPr id="1301" name="Oval 34"/>
+                            <wps:cNvSpPr>
+                              <a:spLocks noChangeArrowheads="1"/>
+                            </wps:cNvSpPr>
+                            <wps:spPr bwMode="auto">
+                              <a:xfrm>
+                                <a:off x="384" y="1968"/>
+                                <a:ext cx="480" cy="96"/>
+                              </a:xfrm>
+                              <a:prstGeom prst="ellipse">
+                                <a:avLst/>
+                              </a:prstGeom>
+                              <a:solidFill>
+                                <a:srgbClr val="FF9900"/>
+                              </a:solidFill>
+                              <a:ln w="9525">
+                                <a:solidFill>
+                                  <a:srgbClr val="000000"/>
+                                </a:solidFill>
+                                <a:round/>
+                              </a:ln>
+                            </wps:spPr>
+                            <wps:bodyPr rot="0" vert="horz" wrap="square" lIns="91440" tIns="45720" rIns="91440" bIns="45720" anchor="ctr" anchorCtr="0" upright="1">
+                              <a:noAutofit/>
+                            </wps:bodyPr>
+                          </wps:wsp>
+                        </wpg:grpSp>
+                      </wpg:wgp>
+                      <wps:wsp>
+                        <wps:cNvPr id="1302" name="Oval 35"/>
+                        <wps:cNvSpPr>
+                          <a:spLocks noChangeArrowheads="1"/>
+                        </wps:cNvSpPr>
+                        <wps:spPr bwMode="auto">
+                          <a:xfrm>
+                            <a:off x="3088998" y="1457064"/>
+                            <a:ext cx="583210" cy="116383"/>
+                          </a:xfrm>
+                          <a:prstGeom prst="ellipse">
+                            <a:avLst/>
+                          </a:prstGeom>
+                          <a:solidFill>
+                            <a:srgbClr val="BBE0E3"/>
+                          </a:solidFill>
+                          <a:ln w="9525">
+                            <a:solidFill>
+                              <a:srgbClr val="000000"/>
+                            </a:solidFill>
+                            <a:round/>
+                          </a:ln>
+                        </wps:spPr>
+                        <wps:bodyPr rot="0" vert="horz" wrap="none" lIns="91440" tIns="45720" rIns="91440" bIns="45720" anchor="ctr" anchorCtr="0" upright="1">
+                          <a:noAutofit/>
+                        </wps:bodyPr>
+                      </wps:wsp>
+                      <wps:wsp>
+                        <wps:cNvPr id="1303" name="Oval 36"/>
+                        <wps:cNvSpPr>
+                          <a:spLocks noChangeArrowheads="1"/>
+                        </wps:cNvSpPr>
+                        <wps:spPr bwMode="auto">
+                          <a:xfrm>
+                            <a:off x="4022004" y="1457064"/>
+                            <a:ext cx="582560" cy="116383"/>
+                          </a:xfrm>
+                          <a:prstGeom prst="ellipse">
+                            <a:avLst/>
+                          </a:prstGeom>
+                          <a:solidFill>
+                            <a:srgbClr val="FF9900"/>
+                          </a:solidFill>
+                          <a:ln w="9525">
+                            <a:solidFill>
+                              <a:srgbClr val="000000"/>
+                            </a:solidFill>
+                            <a:round/>
+                          </a:ln>
+                        </wps:spPr>
+                        <wps:bodyPr rot="0" vert="horz" wrap="none" lIns="91440" tIns="45720" rIns="91440" bIns="45720" anchor="ctr" anchorCtr="0" upright="1">
+                          <a:noAutofit/>
+                        </wps:bodyPr>
+                      </wps:wsp>
+                      <wps:wsp>
+                        <wps:cNvPr id="1304" name="Rectangle 37"/>
+                        <wps:cNvSpPr>
+                          <a:spLocks noChangeArrowheads="1"/>
+                        </wps:cNvSpPr>
+                        <wps:spPr bwMode="auto">
+                          <a:xfrm>
+                            <a:off x="174898" y="0"/>
+                            <a:ext cx="1083534" cy="291201"/>
+                          </a:xfrm>
+                          <a:prstGeom prst="rect">
+                            <a:avLst/>
+                          </a:prstGeom>
+                          <a:noFill/>
+                          <a:ln>
                             <a:noFill/>
-                            <a:ln w="9525">
-                              <a:solidFill>
-                                <a:srgbClr val="000000"/>
-                              </a:solidFill>
-                              <a:round/>
-                              <a:tailEnd type="triangle" w="med" len="med"/>
-                            </a:ln>
-                          </wps:spPr>
-                          <wps:bodyPr/>
-                        </wps:wsp>
-                        <wps:wsp>
-                          <wps:cNvPr id="1311" name="Rectangle 43"/>
-                          <wps:cNvSpPr>
-                            <a:spLocks noChangeArrowheads="1"/>
-                          </wps:cNvSpPr>
-                          <wps:spPr bwMode="auto">
-                            <a:xfrm>
-                              <a:off x="1631948" y="1515405"/>
-                              <a:ext cx="880342" cy="335023"/>
-                            </a:xfrm>
-                            <a:prstGeom prst="rect">
-                              <a:avLst/>
-                            </a:prstGeom>
+                          </a:ln>
+                        </wps:spPr>
+                        <wps:txbx>
+                          <w:txbxContent>
+                            <w:p>
+                              <w:pPr>
+                                <w:autoSpaceDE w:val="0"/>
+                                <w:autoSpaceDN w:val="0"/>
+                                <w:adjustRightInd w:val="0"/>
+                                <w:ind w:firstLine="420"/>
+                                <w:jc w:val="center"/>
+                                <w:rPr>
+                                  <w:rFonts w:ascii="Arial" w:hAnsi="Arial" w:cs="宋体"/>
+                                  <w:color w:val="000000"/>
+                                  <w:sz w:val="27"/>
+                                  <w:szCs w:val="36"/>
+                                  <w:lang w:val="zh-CN"/>
+                                </w:rPr>
+                              </w:pPr>
+                              <w:r>
+                                <w:rPr>
+                                  <w:rFonts w:hint="eastAsia"/>
+                                </w:rPr>
+                                <w:t>轨旁天线安装</w:t>
+                              </w:r>
+                            </w:p>
+                          </w:txbxContent>
+                        </wps:txbx>
+                        <wps:bodyPr rot="0" vert="horz" wrap="square" lIns="69494" tIns="34747" rIns="69494" bIns="34747" anchor="t" anchorCtr="0" upright="1">
+                          <a:noAutofit/>
+                        </wps:bodyPr>
+                      </wps:wsp>
+                      <wps:wsp>
+                        <wps:cNvPr id="1305" name="Rectangle 38"/>
+                        <wps:cNvSpPr>
+                          <a:spLocks noChangeArrowheads="1"/>
+                        </wps:cNvSpPr>
+                        <wps:spPr bwMode="auto">
+                          <a:xfrm>
+                            <a:off x="2972616" y="1573264"/>
+                            <a:ext cx="880342" cy="276949"/>
+                          </a:xfrm>
+                          <a:prstGeom prst="rect">
+                            <a:avLst/>
+                          </a:prstGeom>
+                          <a:noFill/>
+                          <a:ln>
                             <a:noFill/>
-                            <a:ln>
-                              <a:noFill/>
-                            </a:ln>
-                          </wps:spPr>
-                          <wps:txbx>
-                            <w:txbxContent>
-                              <w:p>
-                                <w:pPr>
-                                  <w:autoSpaceDE w:val="0"/>
-                                  <w:autoSpaceDN w:val="0"/>
-                                  <w:adjustRightInd w:val="0"/>
-                                  <w:ind w:firstLine="420"/>
-                                  <w:jc w:val="center"/>
-                                  <w:rPr>
-                                    <w:rFonts w:ascii="Arial" w:hAnsi="Arial" w:cs="宋体"/>
-                                    <w:color w:val="000000"/>
-                                    <w:sz w:val="27"/>
-                                    <w:szCs w:val="36"/>
-                                    <w:lang w:val="zh-CN"/>
-                                  </w:rPr>
-                                </w:pPr>
-                                <w:r>
-                                  <w:rPr>
-                                    <w:rFonts w:hint="eastAsia"/>
-                                  </w:rPr>
-                                  <w:t>下行方向</w:t>
-                                </w:r>
-                              </w:p>
-                            </w:txbxContent>
-                          </wps:txbx>
-                          <wps:bodyPr rot="0" vert="horz" wrap="square" lIns="69494" tIns="34747" rIns="69494" bIns="34747" anchor="t" anchorCtr="0" upright="1">
-                            <a:noAutofit/>
-                          </wps:bodyPr>
-                        </wps:wsp>
-                        <wps:wsp>
-                          <wps:cNvPr id="1312" name="Rectangle 44"/>
-                          <wps:cNvSpPr>
-                            <a:spLocks noChangeArrowheads="1"/>
-                          </wps:cNvSpPr>
-                          <wps:spPr bwMode="auto">
-                            <a:xfrm>
-                              <a:off x="932356" y="1165125"/>
-                              <a:ext cx="990872" cy="349702"/>
-                            </a:xfrm>
-                            <a:prstGeom prst="rect">
-                              <a:avLst/>
-                            </a:prstGeom>
+                          </a:ln>
+                        </wps:spPr>
+                        <wps:txbx>
+                          <w:txbxContent>
+                            <w:p>
+                              <w:pPr>
+                                <w:autoSpaceDE w:val="0"/>
+                                <w:autoSpaceDN w:val="0"/>
+                                <w:adjustRightInd w:val="0"/>
+                                <w:ind w:firstLine="420"/>
+                                <w:jc w:val="center"/>
+                                <w:rPr>
+                                  <w:rFonts w:ascii="Arial" w:hAnsi="Arial" w:cs="宋体"/>
+                                  <w:color w:val="000000"/>
+                                  <w:sz w:val="27"/>
+                                  <w:szCs w:val="36"/>
+                                </w:rPr>
+                              </w:pPr>
+                              <w:r>
+                                <w:rPr>
+                                  <w:rFonts w:hint="eastAsia"/>
+                                </w:rPr>
+                                <w:t>信道</w:t>
+                              </w:r>
+                              <w:r>
+                                <w:t>149</w:t>
+                              </w:r>
+                            </w:p>
+                          </w:txbxContent>
+                        </wps:txbx>
+                        <wps:bodyPr rot="0" vert="horz" wrap="square" lIns="69494" tIns="34747" rIns="69494" bIns="34747" anchor="t" anchorCtr="0" upright="1">
+                          <a:noAutofit/>
+                        </wps:bodyPr>
+                      </wps:wsp>
+                      <wps:wsp>
+                        <wps:cNvPr id="1306" name="Rectangle 39"/>
+                        <wps:cNvSpPr>
+                          <a:spLocks noChangeArrowheads="1"/>
+                        </wps:cNvSpPr>
+                        <wps:spPr bwMode="auto">
+                          <a:xfrm>
+                            <a:off x="3963488" y="1573264"/>
+                            <a:ext cx="880342" cy="276949"/>
+                          </a:xfrm>
+                          <a:prstGeom prst="rect">
+                            <a:avLst/>
+                          </a:prstGeom>
+                          <a:noFill/>
+                          <a:ln>
                             <a:noFill/>
-                            <a:ln>
-                              <a:noFill/>
-                            </a:ln>
-                          </wps:spPr>
-                          <wps:txbx>
-                            <w:txbxContent>
-                              <w:p>
-                                <w:pPr>
-                                  <w:autoSpaceDE w:val="0"/>
-                                  <w:autoSpaceDN w:val="0"/>
-                                  <w:adjustRightInd w:val="0"/>
-                                  <w:ind w:firstLine="420"/>
-                                  <w:jc w:val="center"/>
-                                  <w:rPr>
-                                    <w:rFonts w:ascii="Arial" w:hAnsi="Arial" w:cs="宋体"/>
-                                    <w:color w:val="000000"/>
-                                    <w:sz w:val="27"/>
-                                    <w:szCs w:val="36"/>
-                                    <w:lang w:val="zh-CN"/>
-                                  </w:rPr>
-                                </w:pPr>
-                                <w:r>
-                                  <w:rPr>
-                                    <w:rFonts w:hint="eastAsia"/>
-                                  </w:rPr>
-                                  <w:t>轨旁天线安装</w:t>
-                                </w:r>
-                              </w:p>
-                            </w:txbxContent>
-                          </wps:txbx>
-                          <wps:bodyPr rot="0" vert="horz" wrap="square" lIns="69494" tIns="34747" rIns="69494" bIns="34747" anchor="t" anchorCtr="0" upright="1">
-                            <a:noAutofit/>
-                          </wps:bodyPr>
-                        </wps:wsp>
-                      </wpc:wpc>
-                    </a:graphicData>
-                  </a:graphic>
-                </wp:inline>
-              </w:drawing>
-            </mc:Choice>
-            <mc:Fallback>
-              <w:pict>
-                <v:group w14:anchorId="71E800CA" id="画布 1313" o:spid="_x0000_s1026" editas="canvas" style="width:415.3pt;height:136.65pt;mso-position-horizontal-relative:char;mso-position-vertical-relative:line" coordsize="52743,17354" o:gfxdata="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">
-                  <v:shape id="_x0000_s1027" type="#_x0000_t75" style="position:absolute;width:52743;height:17354;visibility:visible;mso-wrap-style:square">
-                    <v:fill o:detectmouseclick="t"/>
-                    <v:path o:connecttype="none"/>
-                  </v:shape>
-                  <v:rect id="AutoShape 4" o:spid="_x0000_s1028" style="position:absolute;left:14570;top:2334;width:30188;height:5266;visibility:visible;mso-wrap-style:square;v-text-anchor:top" o:gfxdata="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" filled="f" stroked="f">
-                    <o:lock v:ext="edit" aspectratio="t"/>
-                  </v:rect>
-                  <v:shape id="Freeform 5" o:spid="_x0000_s1029" style="position:absolute;left:1163;top:5246;width:60038;height:2192;visibility:visible;mso-wrap-style:square;v-text-anchor:top" coordsize="2448,181" o:gfxdata="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" path="m,l,181m68,r,181m136,r,181m204,r,181m272,r,181m340,r,181m408,r,181m476,r,181m544,r,181m612,r,181m680,r,181m748,r,181m816,r,181m884,r,181m952,r,181m1020,r,181m1088,r,181m1156,r,181m1224,r,181m1292,r,181m1360,r,181m1428,r,181m1496,r,181m1564,r,181m1632,r,181m1700,r,181m,36r2448,m,145r2448,m1768,181l1768,t68,181l1836,t68,181l1904,t68,181l1972,t69,181l2041,t67,181l2108,t68,181l2176,t69,181l2245,t67,181l2312,t69,181l2381,t67,181l2448,m,181l,m,181l,m,181l,m,181l,m,181l,m,181l,m,181l,m,181l,e" filled="f" strokeweight="1.25pt">
-                    <v:stroke endcap="round"/>
-                    <v:path arrowok="t" o:connecttype="custom" o:connectlocs="0,219112;166771,219112;333542,219112;500312,219112;667083,219112;833854,219112;1000625,219112;1167395,219112;1334166,219112;1500937,219112;1667708,219112;1834479,219112;2001249,219112;2168020,219112;2334791,219112;2501562,219112;2668332,219112;2835103,219112;3001874,219112;3168645,219112;3335416,219112;3502186,219112;3668957,219112;3835728,219112;4002499,219112;4169269,219112;6003748,43580;6003748,175532;4336040,0;4502811,0;4669582,0;4836353,0;5005576,0;5169894,0;5336665,0;5505888,0;5670206,0;5839430,0;6003748,0;0,0;0,0;0,0;0,0;0,0;0,0;0,0;0,0" o:connectangles="0,0,0,0,0,0,0,0,0,0,0,0,0,0,0,0,0,0,0,0,0,0,0,0,0,0,0,0,0,0,0,0,0,0,0,0,0,0,0,0,0,0,0,0,0,0,0"/>
-                    <o:lock v:ext="edit" verticies="t"/>
-                  </v:shape>
-                  <v:shape id="Freeform 6" o:spid="_x0000_s1030" style="position:absolute;left:1163;top:9323;width:60038;height:2204;visibility:visible;mso-wrap-style:square;v-text-anchor:top" coordsize="2448,181" o:gfxdata="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" path="m,l,181m68,r,181m136,r,181m204,r,181m272,r,181m340,r,181m408,r,181m476,r,181m544,r,181m612,r,181m680,r,181m748,r,181m816,r,181m884,r,181m952,r,181m1020,r,181m1088,r,181m1156,r,181m1224,r,181m1292,r,181m1360,r,181m1428,r,181m1496,r,181m1564,r,181m1632,r,181m1700,r,181m,36r2448,m,145r2448,m1768,181l1768,t68,181l1836,t68,181l1904,t68,181l1972,t69,181l2041,t67,181l2108,t68,181l2176,t69,181l2245,t67,181l2312,t69,181l2381,t67,181l2448,m,181l,m,181l,m,181l,m,181l,m,181l,m,181l,m,181l,m,181l,e" filled="f" strokeweight="1.25pt">
-                    <v:stroke endcap="round"/>
-                    <v:path arrowok="t" o:connecttype="custom" o:connectlocs="0,220413;166771,220413;333542,220413;500312,220413;667083,220413;833854,220413;1000625,220413;1167395,220413;1334166,220413;1500937,220413;1667708,220413;1834479,220413;2001249,220413;2168020,220413;2334791,220413;2501562,220413;2668332,220413;2835103,220413;3001874,220413;3168645,220413;3335416,220413;3502186,220413;3668957,220413;3835728,220413;4002499,220413;4169269,220413;6003748,43839;6003748,176574;4336040,0;4502811,0;4669582,0;4836353,0;5005576,0;5169894,0;5336665,0;5505888,0;5670206,0;5839430,0;6003748,0;0,0;0,0;0,0;0,0;0,0;0,0;0,0;0,0" o:connectangles="0,0,0,0,0,0,0,0,0,0,0,0,0,0,0,0,0,0,0,0,0,0,0,0,0,0,0,0,0,0,0,0,0,0,0,0,0,0,0,0,0,0,0,0,0,0,0"/>
-                    <o:lock v:ext="edit" verticies="t"/>
-                  </v:shape>
-                  <v:group id="Group 7" o:spid="_x0000_s1031" style="position:absolute;top:2912;width:11657;height:3498" coordorigin="384,1920" coordsize="960,288" o:gfxdata="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">
-                    <v:line id="Line 8" o:spid="_x0000_s1032" style="position:absolute;visibility:visible;mso-wrap-style:square" from="864,1920" to="864,2208" o:connectortype="straight" o:gfxdata="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" strokeweight="2.5pt"/>
-                    <v:group id="Group 9" o:spid="_x0000_s1033" style="position:absolute;left:384;top:1920;width:960;height:144" coordorigin="384,1920" coordsize="960,144" o:gfxdata="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">
-                      <v:oval id="Oval 10" o:spid="_x0000_s1034" style="position:absolute;left:864;top:1920;width:480;height:96;visibility:visible;mso-wrap-style:square;v-text-anchor:middle" o:gfxdata="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" fillcolor="#bbe0e3"/>
-                      <v:oval id="Oval 11" o:spid="_x0000_s1035" style="position:absolute;left:384;top:1920;width:480;height:96;visibility:visible;mso-wrap-style:square;v-text-anchor:middle" o:gfxdata="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" fillcolor="#bbe0e3"/>
-                      <v:oval id="Oval 12" o:spid="_x0000_s1036" style="position:absolute;left:864;top:1968;width:480;height:96;visibility:visible;mso-wrap-style:square;v-text-anchor:middle" o:gfxdata="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" fillcolor="#f90"/>
-                      <v:oval id="Oval 13" o:spid="_x0000_s1037" style="position:absolute;left:384;top:1968;width:480;height:96;visibility:visible;mso-wrap-style:square;v-text-anchor:middle" o:gfxdata="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" fillcolor="#f90"/>
-                    </v:group>
+                          </a:ln>
+                        </wps:spPr>
+                        <wps:txbx>
+                          <w:txbxContent>
+                            <w:p>
+                              <w:pPr>
+                                <w:autoSpaceDE w:val="0"/>
+                                <w:autoSpaceDN w:val="0"/>
+                                <w:adjustRightInd w:val="0"/>
+                                <w:ind w:firstLine="420"/>
+                                <w:jc w:val="center"/>
+                                <w:rPr>
+                                  <w:rFonts w:ascii="Arial" w:hAnsi="Arial" w:cs="宋体"/>
+                                  <w:color w:val="000000"/>
+                                  <w:sz w:val="27"/>
+                                  <w:szCs w:val="36"/>
+                                </w:rPr>
+                              </w:pPr>
+                              <w:r>
+                                <w:rPr>
+                                  <w:rFonts w:hint="eastAsia"/>
+                                </w:rPr>
+                                <w:t>信道</w:t>
+                              </w:r>
+                              <w:r>
+                                <w:t>165</w:t>
+                              </w:r>
+                            </w:p>
+                          </w:txbxContent>
+                        </wps:txbx>
+                        <wps:bodyPr rot="0" vert="horz" wrap="square" lIns="69494" tIns="34747" rIns="69494" bIns="34747" anchor="t" anchorCtr="0" upright="1">
+                          <a:noAutofit/>
+                        </wps:bodyPr>
+                      </wps:wsp>
+                      <wps:wsp>
+                        <wps:cNvPr id="1308" name="Rectangle 40"/>
+                        <wps:cNvSpPr>
+                          <a:spLocks noChangeArrowheads="1"/>
+                        </wps:cNvSpPr>
+                        <wps:spPr bwMode="auto">
+                          <a:xfrm>
+                            <a:off x="1865362" y="0"/>
+                            <a:ext cx="879691" cy="349485"/>
+                          </a:xfrm>
+                          <a:prstGeom prst="rect">
+                            <a:avLst/>
+                          </a:prstGeom>
+                          <a:noFill/>
+                          <a:ln>
+                            <a:noFill/>
+                          </a:ln>
+                        </wps:spPr>
+                        <wps:txbx>
+                          <w:txbxContent>
+                            <w:p>
+                              <w:pPr>
+                                <w:autoSpaceDE w:val="0"/>
+                                <w:autoSpaceDN w:val="0"/>
+                                <w:adjustRightInd w:val="0"/>
+                                <w:ind w:firstLine="420"/>
+                                <w:jc w:val="center"/>
+                                <w:rPr>
+                                  <w:rFonts w:ascii="Arial" w:hAnsi="Arial" w:cs="宋体"/>
+                                  <w:color w:val="000000"/>
+                                  <w:sz w:val="27"/>
+                                  <w:szCs w:val="36"/>
+                                  <w:lang w:val="zh-CN"/>
+                                </w:rPr>
+                              </w:pPr>
+                              <w:r>
+                                <w:rPr>
+                                  <w:rFonts w:hint="eastAsia"/>
+                                </w:rPr>
+                                <w:t>上行方向</w:t>
+                              </w:r>
+                            </w:p>
+                          </w:txbxContent>
+                        </wps:txbx>
+                        <wps:bodyPr rot="0" vert="horz" wrap="square" lIns="69494" tIns="34747" rIns="69494" bIns="34747" anchor="t" anchorCtr="0" upright="1">
+                          <a:noAutofit/>
+                        </wps:bodyPr>
+                      </wps:wsp>
+                      <wps:wsp>
+                        <wps:cNvPr id="1309" name="Line 41"/>
+                        <wps:cNvCnPr>
+                          <a:cxnSpLocks noChangeShapeType="1"/>
+                        </wps:cNvCnPr>
+                        <wps:spPr bwMode="auto">
+                          <a:xfrm>
+                            <a:off x="1806846" y="1398547"/>
+                            <a:ext cx="524694" cy="0"/>
+                          </a:xfrm>
+                          <a:prstGeom prst="line">
+                            <a:avLst/>
+                          </a:prstGeom>
+                          <a:noFill/>
+                          <a:ln w="9525">
+                            <a:solidFill>
+                              <a:srgbClr val="000000"/>
+                            </a:solidFill>
+                            <a:round/>
+                            <a:tailEnd type="triangle" w="med" len="med"/>
+                          </a:ln>
+                        </wps:spPr>
+                        <wps:bodyPr/>
+                      </wps:wsp>
+                      <wps:wsp>
+                        <wps:cNvPr id="1310" name="Line 42"/>
+                        <wps:cNvCnPr>
+                          <a:cxnSpLocks noChangeShapeType="1"/>
+                        </wps:cNvCnPr>
+                        <wps:spPr bwMode="auto">
+                          <a:xfrm flipH="1">
+                            <a:off x="1923228" y="0"/>
+                            <a:ext cx="524694" cy="0"/>
+                          </a:xfrm>
+                          <a:prstGeom prst="line">
+                            <a:avLst/>
+                          </a:prstGeom>
+                          <a:noFill/>
+                          <a:ln w="9525">
+                            <a:solidFill>
+                              <a:srgbClr val="000000"/>
+                            </a:solidFill>
+                            <a:round/>
+                            <a:tailEnd type="triangle" w="med" len="med"/>
+                          </a:ln>
+                        </wps:spPr>
+                        <wps:bodyPr/>
+                      </wps:wsp>
+                      <wps:wsp>
+                        <wps:cNvPr id="1311" name="Rectangle 43"/>
+                        <wps:cNvSpPr>
+                          <a:spLocks noChangeArrowheads="1"/>
+                        </wps:cNvSpPr>
+                        <wps:spPr bwMode="auto">
+                          <a:xfrm>
+                            <a:off x="1631948" y="1515405"/>
+                            <a:ext cx="880342" cy="335023"/>
+                          </a:xfrm>
+                          <a:prstGeom prst="rect">
+                            <a:avLst/>
+                          </a:prstGeom>
+                          <a:noFill/>
+                          <a:ln>
+                            <a:noFill/>
+                          </a:ln>
+                        </wps:spPr>
+                        <wps:txbx>
+                          <w:txbxContent>
+                            <w:p>
+                              <w:pPr>
+                                <w:autoSpaceDE w:val="0"/>
+                                <w:autoSpaceDN w:val="0"/>
+                                <w:adjustRightInd w:val="0"/>
+                                <w:ind w:firstLine="420"/>
+                                <w:jc w:val="center"/>
+                                <w:rPr>
+                                  <w:rFonts w:ascii="Arial" w:hAnsi="Arial" w:cs="宋体"/>
+                                  <w:color w:val="000000"/>
+                                  <w:sz w:val="27"/>
+                                  <w:szCs w:val="36"/>
+                                  <w:lang w:val="zh-CN"/>
+                                </w:rPr>
+                              </w:pPr>
+                              <w:r>
+                                <w:rPr>
+                                  <w:rFonts w:hint="eastAsia"/>
+                                </w:rPr>
+                                <w:t>下行方向</w:t>
+                              </w:r>
+                            </w:p>
+                          </w:txbxContent>
+                        </wps:txbx>
+                        <wps:bodyPr rot="0" vert="horz" wrap="square" lIns="69494" tIns="34747" rIns="69494" bIns="34747" anchor="t" anchorCtr="0" upright="1">
+                          <a:noAutofit/>
+                        </wps:bodyPr>
+                      </wps:wsp>
+                      <wps:wsp>
+                        <wps:cNvPr id="1312" name="Rectangle 44"/>
+                        <wps:cNvSpPr>
+                          <a:spLocks noChangeArrowheads="1"/>
+                        </wps:cNvSpPr>
+                        <wps:spPr bwMode="auto">
+                          <a:xfrm>
+                            <a:off x="932356" y="1165125"/>
+                            <a:ext cx="990872" cy="349702"/>
+                          </a:xfrm>
+                          <a:prstGeom prst="rect">
+                            <a:avLst/>
+                          </a:prstGeom>
+                          <a:noFill/>
+                          <a:ln>
+                            <a:noFill/>
+                          </a:ln>
+                        </wps:spPr>
+                        <wps:txbx>
+                          <w:txbxContent>
+                            <w:p>
+                              <w:pPr>
+                                <w:autoSpaceDE w:val="0"/>
+                                <w:autoSpaceDN w:val="0"/>
+                                <w:adjustRightInd w:val="0"/>
+                                <w:ind w:firstLine="420"/>
+                                <w:jc w:val="center"/>
+                                <w:rPr>
+                                  <w:rFonts w:ascii="Arial" w:hAnsi="Arial" w:cs="宋体"/>
+                                  <w:color w:val="000000"/>
+                                  <w:sz w:val="27"/>
+                                  <w:szCs w:val="36"/>
+                                  <w:lang w:val="zh-CN"/>
+                                </w:rPr>
+                              </w:pPr>
+                              <w:r>
+                                <w:rPr>
+                                  <w:rFonts w:hint="eastAsia"/>
+                                </w:rPr>
+                                <w:t>轨旁天线安装</w:t>
+                              </w:r>
+                            </w:p>
+                          </w:txbxContent>
+                        </wps:txbx>
+                        <wps:bodyPr rot="0" vert="horz" wrap="square" lIns="69494" tIns="34747" rIns="69494" bIns="34747" anchor="t" anchorCtr="0" upright="1">
+                          <a:noAutofit/>
+                        </wps:bodyPr>
+                      </wps:wsp>
+                    </wpc:wpc>
+                  </a:graphicData>
+                </a:graphic>
+              </wp:inline>
+            </w:drawing>
+          </mc:Choice>
+          <mc:Fallback>
+            <w:pict>
+              <v:group w14:anchorId="71E800CA" id="画布 1313" o:spid="_x0000_s1026" editas="canvas" style="width:415.3pt;height:136.65pt;mso-position-horizontal-relative:char;mso-position-vertical-relative:line" coordsize="52743,17354" o:gfxdata="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">
+                <v:shape id="_x0000_s1027" type="#_x0000_t75" style="position:absolute;width:52743;height:17354;visibility:visible;mso-wrap-style:square">
+                  <v:fill o:detectmouseclick="t"/>
+                  <v:path o:connecttype="none"/>
+                </v:shape>
+                <v:rect id="AutoShape 4" o:spid="_x0000_s1028" style="position:absolute;left:14570;top:2334;width:30188;height:5266;visibility:visible;mso-wrap-style:square;v-text-anchor:top" o:gfxdata="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" filled="f" stroked="f">
+                  <o:lock v:ext="edit" aspectratio="t"/>
+                </v:rect>
+                <v:shape id="Freeform 5" o:spid="_x0000_s1029" style="position:absolute;left:1163;top:5246;width:60038;height:2192;visibility:visible;mso-wrap-style:square;v-text-anchor:top" coordsize="2448,181" o:gfxdata="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" path="m,l,181m68,r,181m136,r,181m204,r,181m272,r,181m340,r,181m408,r,181m476,r,181m544,r,181m612,r,181m680,r,181m748,r,181m816,r,181m884,r,181m952,r,181m1020,r,181m1088,r,181m1156,r,181m1224,r,181m1292,r,181m1360,r,181m1428,r,181m1496,r,181m1564,r,181m1632,r,181m1700,r,181m,36r2448,m,145r2448,m1768,181l1768,t68,181l1836,t68,181l1904,t68,181l1972,t69,181l2041,t67,181l2108,t68,181l2176,t69,181l2245,t67,181l2312,t69,181l2381,t67,181l2448,m,181l,m,181l,m,181l,m,181l,m,181l,m,181l,m,181l,m,181l,e" filled="f" strokeweight="1.25pt">
+                  <v:stroke endcap="round"/>
+                  <v:path arrowok="t" o:connecttype="custom" o:connectlocs="0,219112;166771,219112;333542,219112;500312,219112;667083,219112;833854,219112;1000625,219112;1167395,219112;1334166,219112;1500937,219112;1667708,219112;1834479,219112;2001249,219112;2168020,219112;2334791,219112;2501562,219112;2668332,219112;2835103,219112;3001874,219112;3168645,219112;3335416,219112;3502186,219112;3668957,219112;3835728,219112;4002499,219112;4169269,219112;6003748,43580;6003748,175532;4336040,0;4502811,0;4669582,0;4836353,0;5005576,0;5169894,0;5336665,0;5505888,0;5670206,0;5839430,0;6003748,0;0,0;0,0;0,0;0,0;0,0;0,0;0,0;0,0" o:connectangles="0,0,0,0,0,0,0,0,0,0,0,0,0,0,0,0,0,0,0,0,0,0,0,0,0,0,0,0,0,0,0,0,0,0,0,0,0,0,0,0,0,0,0,0,0,0,0"/>
+                  <o:lock v:ext="edit" verticies="t"/>
+                </v:shape>
+                <v:shape id="Freeform 6" o:spid="_x0000_s1030" style="position:absolute;left:1163;top:9323;width:60038;height:2204;visibility:visible;mso-wrap-style:square;v-text-anchor:top" coordsize="2448,181" o:gfxdata="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" path="m,l,181m68,r,181m136,r,181m204,r,181m272,r,181m340,r,181m408,r,181m476,r,181m544,r,181m612,r,181m680,r,181m748,r,181m816,r,181m884,r,181m952,r,181m1020,r,181m1088,r,181m1156,r,181m1224,r,181m1292,r,181m1360,r,181m1428,r,181m1496,r,181m1564,r,181m1632,r,181m1700,r,181m,36r2448,m,145r2448,m1768,181l1768,t68,181l1836,t68,181l1904,t68,181l1972,t69,181l2041,t67,181l2108,t68,181l2176,t69,181l2245,t67,181l2312,t69,181l2381,t67,181l2448,m,181l,m,181l,m,181l,m,181l,m,181l,m,181l,m,181l,m,181l,e" filled="f" strokeweight="1.25pt">
+                  <v:stroke endcap="round"/>
+                  <v:path arrowok="t" o:connecttype="custom" o:connectlocs="0,220413;166771,220413;333542,220413;500312,220413;667083,220413;833854,220413;1000625,220413;1167395,220413;1334166,220413;1500937,220413;1667708,220413;1834479,220413;2001249,220413;2168020,220413;2334791,220413;2501562,220413;2668332,220413;2835103,220413;3001874,220413;3168645,220413;3335416,220413;3502186,220413;3668957,220413;3835728,220413;4002499,220413;4169269,220413;6003748,43839;6003748,176574;4336040,0;4502811,0;4669582,0;4836353,0;5005576,0;5169894,0;5336665,0;5505888,0;5670206,0;5839430,0;6003748,0;0,0;0,0;0,0;0,0;0,0;0,0;0,0;0,0" o:connectangles="0,0,0,0,0,0,0,0,0,0,0,0,0,0,0,0,0,0,0,0,0,0,0,0,0,0,0,0,0,0,0,0,0,0,0,0,0,0,0,0,0,0,0,0,0,0,0"/>
+                  <o:lock v:ext="edit" verticies="t"/>
+                </v:shape>
+                <v:group id="Group 7" o:spid="_x0000_s1031" style="position:absolute;top:2912;width:11657;height:3498" coordorigin="384,1920" coordsize="960,288" o:gfxdata="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">
+                  <v:line id="Line 8" o:spid="_x0000_s1032" style="position:absolute;visibility:visible;mso-wrap-style:square" from="864,1920" to="864,2208" o:connectortype="straight" o:gfxdata="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" strokeweight="2.5pt"/>
+                  <v:group id="Group 9" o:spid="_x0000_s1033" style="position:absolute;left:384;top:1920;width:960;height:144" coordorigin="384,1920" coordsize="960,144" o:gfxdata="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">
+                    <v:oval id="Oval 10" o:spid="_x0000_s1034" style="position:absolute;left:864;top:1920;width:480;height:96;visibility:visible;mso-wrap-style:square;v-text-anchor:middle" o:gfxdata="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" fillcolor="#bbe0e3"/>
+                    <v:oval id="Oval 11" o:spid="_x0000_s1035" style="position:absolute;left:384;top:1920;width:480;height:96;visibility:visible;mso-wrap-style:square;v-text-anchor:middle" o:gfxdata="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" fillcolor="#bbe0e3"/>
+                    <v:oval id="Oval 12" o:spid="_x0000_s1036" style="position:absolute;left:864;top:1968;width:480;height:96;visibility:visible;mso-wrap-style:square;v-text-anchor:middle" o:gfxdata="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" fillcolor="#f90"/>
+                    <v:oval id="Oval 13" o:spid="_x0000_s1037" style="position:absolute;left:384;top:1968;width:480;height:96;visibility:visible;mso-wrap-style:square;v-text-anchor:middle" o:gfxdata="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" fillcolor="#f90"/>
                   </v:group>
-                  <v:group id="Group 14" o:spid="_x0000_s1038" style="position:absolute;left:15155;top:9908;width:11658;height:3498" coordorigin="384,1920" coordsize="960,288" o:gfxdata="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">
-                    <v:line id="Line 15" o:spid="_x0000_s1039" style="position:absolute;visibility:visible;mso-wrap-style:square" from="864,1920" to="864,2208" o:connectortype="straight" o:gfxdata="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" strokeweight="2.5pt"/>
-                    <v:group id="Group 16" o:spid="_x0000_s1040" style="position:absolute;left:384;top:1920;width:960;height:144" coordorigin="384,1920" coordsize="960,144" o:gfxdata="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">
-                      <v:oval id="Oval 17" o:spid="_x0000_s1041" style="position:absolute;left:864;top:1920;width:480;height:96;visibility:visible;mso-wrap-style:square;v-text-anchor:middle" o:gfxdata="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" fillcolor="#bbe0e3"/>
-                      <v:oval id="Oval 18" o:spid="_x0000_s1042" style="position:absolute;left:384;top:1920;width:480;height:96;visibility:visible;mso-wrap-style:square;v-text-anchor:middle" o:gfxdata="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" fillcolor="#bbe0e3"/>
-                      <v:oval id="Oval 19" o:spid="_x0000_s1043" style="position:absolute;left:864;top:1968;width:480;height:96;visibility:visible;mso-wrap-style:square;v-text-anchor:middle" o:gfxdata="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" fillcolor="#f90"/>
-                      <v:oval id="Oval 20" o:spid="_x0000_s1044" style="position:absolute;left:384;top:1968;width:480;height:96;visibility:visible;mso-wrap-style:square;v-text-anchor:middle" o:gfxdata="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" fillcolor="#f90"/>
-                    </v:group>
+                </v:group>
+                <v:group id="Group 14" o:spid="_x0000_s1038" style="position:absolute;left:15155;top:9908;width:11658;height:3498" coordorigin="384,1920" coordsize="960,288" o:gfxdata="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">
+                  <v:line id="Line 15" o:spid="_x0000_s1039" style="position:absolute;visibility:visible;mso-wrap-style:square" from="864,1920" to="864,2208" o:connectortype="straight" o:gfxdata="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" strokeweight="2.5pt"/>
+                  <v:group id="Group 16" o:spid="_x0000_s1040" style="position:absolute;left:384;top:1920;width:960;height:144" coordorigin="384,1920" coordsize="960,144" o:gfxdata="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">
+                    <v:oval id="Oval 17" o:spid="_x0000_s1041" style="position:absolute;left:864;top:1920;width:480;height:96;visibility:visible;mso-wrap-style:square;v-text-anchor:middle" o:gfxdata="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" fillcolor="#bbe0e3"/>
+                    <v:oval id="Oval 18" o:spid="_x0000_s1042" style="position:absolute;left:384;top:1920;width:480;height:96;visibility:visible;mso-wrap-style:square;v-text-anchor:middle" o:gfxdata="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" fillcolor="#bbe0e3"/>
+                    <v:oval id="Oval 19" o:spid="_x0000_s1043" style="position:absolute;left:864;top:1968;width:480;height:96;visibility:visible;mso-wrap-style:square;v-text-anchor:middle" o:gfxdata="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" fillcolor="#f90"/>
+                    <v:oval id="Oval 20" o:spid="_x0000_s1044" style="position:absolute;left:384;top:1968;width:480;height:96;visibility:visible;mso-wrap-style:square;v-text-anchor:middle" o:gfxdata="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" fillcolor="#f90"/>
                   </v:group>
-                  <v:group id="Group 21" o:spid="_x0000_s1045" style="position:absolute;left:31475;top:3497;width:11657;height:3498" coordorigin="384,1920" coordsize="960,288" o:gfxdata="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">
-                    <v:line id="Line 22" o:spid="_x0000_s1046" style="position:absolute;visibility:visible;mso-wrap-style:square" from="864,1920" to="864,2208" o:connectortype="straight" o:gfxdata="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" strokeweight="2.5pt"/>
-                    <v:group id="Group 23" o:spid="_x0000_s1047" style="position:absolute;left:384;top:1920;width:960;height:144" coordorigin="384,1920" coordsize="960,144" o:gfxdata="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">
-                      <v:oval id="Oval 24" o:spid="_x0000_s1048" style="position:absolute;left:864;top:1920;width:480;height:96;visibility:visible;mso-wrap-style:square;v-text-anchor:middle" o:gfxdata="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" fillcolor="#bbe0e3"/>
-                      <v:oval id="Oval 25" o:spid="_x0000_s1049" style="position:absolute;left:384;top:1920;width:480;height:96;visibility:visible;mso-wrap-style:square;v-text-anchor:middle" o:gfxdata="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" fillcolor="#bbe0e3"/>
-                      <v:oval id="Oval 26" o:spid="_x0000_s1050" style="position:absolute;left:864;top:1968;width:480;height:96;visibility:visible;mso-wrap-style:square;v-text-anchor:middle" o:gfxdata="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" fillcolor="#f90"/>
-                      <v:oval id="Oval 27" o:spid="_x0000_s1051" style="position:absolute;left:384;top:1968;width:480;height:96;visibility:visible;mso-wrap-style:square;v-text-anchor:middle" o:gfxdata="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" fillcolor="#f90"/>
-                    </v:group>
+                </v:group>
+                <v:group id="Group 21" o:spid="_x0000_s1045" style="position:absolute;left:31475;top:3497;width:11657;height:3498" coordorigin="384,1920" coordsize="960,288" o:gfxdata="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">
+                  <v:line id="Line 22" o:spid="_x0000_s1046" style="position:absolute;visibility:visible;mso-wrap-style:square" from="864,1920" to="864,2208" o:connectortype="straight" o:gfxdata="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" strokeweight="2.5pt"/>
+                  <v:group id="Group 23" o:spid="_x0000_s1047" style="position:absolute;left:384;top:1920;width:960;height:144" coordorigin="384,1920" coordsize="960,144" o:gfxdata="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">
+                    <v:oval id="Oval 24" o:spid="_x0000_s1048" style="position:absolute;left:864;top:1920;width:480;height:96;visibility:visible;mso-wrap-style:square;v-text-anchor:middle" o:gfxdata="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" fillcolor="#bbe0e3"/>
+                    <v:oval id="Oval 25" o:spid="_x0000_s1049" style="position:absolute;left:384;top:1920;width:480;height:96;visibility:visible;mso-wrap-style:square;v-text-anchor:middle" o:gfxdata="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" fillcolor="#bbe0e3"/>
+                    <v:oval id="Oval 26" o:spid="_x0000_s1050" style="position:absolute;left:864;top:1968;width:480;height:96;visibility:visible;mso-wrap-style:square;v-text-anchor:middle" o:gfxdata="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" fillcolor="#f90"/>
+                    <v:oval id="Oval 27" o:spid="_x0000_s1051" style="position:absolute;left:384;top:1968;width:480;height:96;visibility:visible;mso-wrap-style:square;v-text-anchor:middle" o:gfxdata="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" fillcolor="#f90"/>
                   </v:group>
-                  <v:group id="Group 28" o:spid="_x0000_s1052" style="position:absolute;left:47794;top:9908;width:11658;height:3498" coordorigin="384,1920" coordsize="960,288" o:gfxdata="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">
-                    <v:line id="Line 29" o:spid="_x0000_s1053" style="position:absolute;visibility:visible;mso-wrap-style:square" from="864,1920" to="864,2208" o:connectortype="straight" o:gfxdata="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" strokeweight="2.5pt"/>
-                    <v:group id="Group 30" o:spid="_x0000_s1054" style="position:absolute;left:384;top:1920;width:960;height:144" coordorigin="384,1920" coordsize="960,144" o:gfxdata="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">
-                      <v:oval id="Oval 31" o:spid="_x0000_s1055" style="position:absolute;left:864;top:1920;width:480;height:96;visibility:visible;mso-wrap-style:square;v-text-anchor:middle" o:gfxdata="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" fillcolor="#bbe0e3"/>
-                      <v:oval id="Oval 32" o:spid="_x0000_s1056" style="position:absolute;left:384;top:1920;width:480;height:96;visibility:visible;mso-wrap-style:square;v-text-anchor:middle" o:gfxdata="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" fillcolor="#bbe0e3"/>
-                      <v:oval id="Oval 33" o:spid="_x0000_s1057" style="position:absolute;left:864;top:1968;width:480;height:96;visibility:visible;mso-wrap-style:square;v-text-anchor:middle" o:gfxdata="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" fillcolor="#f90"/>
-                      <v:oval id="Oval 34" o:spid="_x0000_s1058" style="position:absolute;left:384;top:1968;width:480;height:96;visibility:visible;mso-wrap-style:square;v-text-anchor:middle" o:gfxdata="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" fillcolor="#f90"/>
-                    </v:group>
+                </v:group>
+                <v:group id="Group 28" o:spid="_x0000_s1052" style="position:absolute;left:47794;top:9908;width:11658;height:3498" coordorigin="384,1920" coordsize="960,288" o:gfxdata="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">
+                  <v:line id="Line 29" o:spid="_x0000_s1053" style="position:absolute;visibility:visible;mso-wrap-style:square" from="864,1920" to="864,2208" o:connectortype="straight" o:gfxdata="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" strokeweight="2.5pt"/>
+                  <v:group id="Group 30" o:spid="_x0000_s1054" style="position:absolute;left:384;top:1920;width:960;height:144" coordorigin="384,1920" coordsize="960,144" o:gfxdata="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">
+                    <v:oval id="Oval 31" o:spid="_x0000_s1055" style="position:absolute;left:864;top:1920;width:480;height:96;visibility:visible;mso-wrap-style:square;v-text-anchor:middle" o:gfxdata="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" fillcolor="#bbe0e3"/>
+                    <v:oval id="Oval 32" o:spid="_x0000_s1056" style="position:absolute;left:384;top:1920;width:480;height:96;visibility:visible;mso-wrap-style:square;v-text-anchor:middle" o:gfxdata="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" fillcolor="#bbe0e3"/>
+                    <v:oval id="Oval 33" o:spid="_x0000_s1057" style="position:absolute;left:864;top:1968;width:480;height:96;visibility:visible;mso-wrap-style:square;v-text-anchor:middle" o:gfxdata="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" fillcolor="#f90"/>
+                    <v:oval id="Oval 34" o:spid="_x0000_s1058" style="position:absolute;left:384;top:1968;width:480;height:96;visibility:visible;mso-wrap-style:square;v-text-anchor:middle" o:gfxdata="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" fillcolor="#f90"/>
                   </v:group>
-                  <v:oval id="Oval 35" o:spid="_x0000_s1059" style="position:absolute;left:30889;top:14570;width:5833;height:1164;visibility:visible;mso-wrap-style:none;v-text-anchor:middle" o:gfxdata="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" fillcolor="#bbe0e3"/>
-                  <v:oval id="Oval 36" o:spid="_x0000_s1060" style="position:absolute;left:40220;top:14570;width:5825;height:1164;visibility:visible;mso-wrap-style:none;v-text-anchor:middle" o:gfxdata="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" fillcolor="#f90"/>
-                  <v:rect id="Rectangle 37" o:spid="_x0000_s1061" style="position:absolute;left:1748;width:10836;height:2912;visibility:visible;mso-wrap-style:square;v-text-anchor:top" o:gfxdata="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" filled="f" stroked="f">
-                    <v:textbox inset="1.93039mm,.96519mm,1.93039mm,.96519mm">
-                      <w:txbxContent>
-                        <w:p>
-                          <w:pPr>
-                            <w:autoSpaceDE w:val="0"/>
-                            <w:autoSpaceDN w:val="0"/>
-                            <w:adjustRightInd w:val="0"/>
-                            <w:ind w:firstLine="420"/>
-                            <w:jc w:val="center"/>
-                            <w:rPr>
-                              <w:rFonts w:ascii="Arial" w:hAnsi="Arial" w:cs="宋体"/>
-                              <w:color w:val="000000"/>
-                              <w:sz w:val="27"/>
-                              <w:szCs w:val="36"/>
-                              <w:lang w:val="zh-CN"/>
-                            </w:rPr>
-                          </w:pPr>
-                          <w:r>
-                            <w:rPr>
-                              <w:rFonts w:hint="eastAsia"/>
-                            </w:rPr>
-                            <w:t>轨旁天线安装</w:t>
-                          </w:r>
-                        </w:p>
-                      </w:txbxContent>
-                    </v:textbox>
-                  </v:rect>
-                  <v:rect id="Rectangle 38" o:spid="_x0000_s1062" style="position:absolute;left:29726;top:15732;width:8803;height:2770;visibility:visible;mso-wrap-style:square;v-text-anchor:top" o:gfxdata="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" filled="f" stroked="f">
-                    <v:textbox inset="1.93039mm,.96519mm,1.93039mm,.96519mm">
-                      <w:txbxContent>
-                        <w:p>
-                          <w:pPr>
-                            <w:autoSpaceDE w:val="0"/>
-                            <w:autoSpaceDN w:val="0"/>
-                            <w:adjustRightInd w:val="0"/>
-                            <w:ind w:firstLine="420"/>
-                            <w:jc w:val="center"/>
-                            <w:rPr>
-                              <w:rFonts w:ascii="Arial" w:hAnsi="Arial" w:cs="宋体"/>
-                              <w:color w:val="000000"/>
-                              <w:sz w:val="27"/>
-                              <w:szCs w:val="36"/>
-                            </w:rPr>
-                          </w:pPr>
-                          <w:r>
-                            <w:rPr>
-                              <w:rFonts w:hint="eastAsia"/>
-                            </w:rPr>
-                            <w:t>信道</w:t>
-                          </w:r>
-                          <w:r>
-                            <w:t>149</w:t>
-                          </w:r>
-                        </w:p>
-                      </w:txbxContent>
-                    </v:textbox>
-                  </v:rect>
-                  <v:rect id="Rectangle 39" o:spid="_x0000_s1063" style="position:absolute;left:39634;top:15732;width:8804;height:2770;visibility:visible;mso-wrap-style:square;v-text-anchor:top" o:gfxdata="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" filled="f" stroked="f">
-                    <v:textbox inset="1.93039mm,.96519mm,1.93039mm,.96519mm">
-                      <w:txbxContent>
-                        <w:p>
-                          <w:pPr>
-                            <w:autoSpaceDE w:val="0"/>
-                            <w:autoSpaceDN w:val="0"/>
-                            <w:adjustRightInd w:val="0"/>
-                            <w:ind w:firstLine="420"/>
-                            <w:jc w:val="center"/>
-                            <w:rPr>
-                              <w:rFonts w:ascii="Arial" w:hAnsi="Arial" w:cs="宋体"/>
-                              <w:color w:val="000000"/>
-                              <w:sz w:val="27"/>
-                              <w:szCs w:val="36"/>
-                            </w:rPr>
-                          </w:pPr>
-                          <w:r>
-                            <w:rPr>
-                              <w:rFonts w:hint="eastAsia"/>
-                            </w:rPr>
-                            <w:t>信道</w:t>
-                          </w:r>
-                          <w:r>
-                            <w:t>165</w:t>
-                          </w:r>
-                        </w:p>
-                      </w:txbxContent>
-                    </v:textbox>
-                  </v:rect>
-                  <v:rect id="Rectangle 40" o:spid="_x0000_s1064" style="position:absolute;left:18653;width:8797;height:3494;visibility:visible;mso-wrap-style:square;v-text-anchor:top" o:gfxdata="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" filled="f" stroked="f">
-                    <v:textbox inset="1.93039mm,.96519mm,1.93039mm,.96519mm">
-                      <w:txbxContent>
-                        <w:p>
-                          <w:pPr>
-                            <w:autoSpaceDE w:val="0"/>
-                            <w:autoSpaceDN w:val="0"/>
-                            <w:adjustRightInd w:val="0"/>
-                            <w:ind w:firstLine="420"/>
-                            <w:jc w:val="center"/>
-                            <w:rPr>
-                              <w:rFonts w:ascii="Arial" w:hAnsi="Arial" w:cs="宋体"/>
-                              <w:color w:val="000000"/>
-                              <w:sz w:val="27"/>
-                              <w:szCs w:val="36"/>
-                              <w:lang w:val="zh-CN"/>
-                            </w:rPr>
-                          </w:pPr>
-                          <w:r>
-                            <w:rPr>
-                              <w:rFonts w:hint="eastAsia"/>
-                            </w:rPr>
-                            <w:t>上行方向</w:t>
-                          </w:r>
-                        </w:p>
-                      </w:txbxContent>
-                    </v:textbox>
-                  </v:rect>
-                  <v:line id="Line 41" o:spid="_x0000_s1065" style="position:absolute;visibility:visible;mso-wrap-style:square" from="18068,13985" to="23315,13985" o:connectortype="straight" o:gfxdata="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">
-                    <v:stroke endarrow="block"/>
-                  </v:line>
-                  <v:line id="Line 42" o:spid="_x0000_s1066" style="position:absolute;flip:x;visibility:visible;mso-wrap-style:square" from="19232,0" to="24479,0" o:connectortype="straight" o:gfxdata="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">
-                    <v:stroke endarrow="block"/>
-                  </v:line>
-                  <v:rect id="Rectangle 43" o:spid="_x0000_s1067" style="position:absolute;left:16319;top:15154;width:8803;height:3350;visibility:visible;mso-wrap-style:square;v-text-anchor:top" o:gfxdata="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" filled="f" stroked="f">
-                    <v:textbox inset="1.93039mm,.96519mm,1.93039mm,.96519mm">
-                      <w:txbxContent>
-                        <w:p>
-                          <w:pPr>
-                            <w:autoSpaceDE w:val="0"/>
-                            <w:autoSpaceDN w:val="0"/>
-                            <w:adjustRightInd w:val="0"/>
-                            <w:ind w:firstLine="420"/>
-                            <w:jc w:val="center"/>
-                            <w:rPr>
-                              <w:rFonts w:ascii="Arial" w:hAnsi="Arial" w:cs="宋体"/>
-                              <w:color w:val="000000"/>
-                              <w:sz w:val="27"/>
-                              <w:szCs w:val="36"/>
-                              <w:lang w:val="zh-CN"/>
-                            </w:rPr>
-                          </w:pPr>
-                          <w:r>
-                            <w:rPr>
-                              <w:rFonts w:hint="eastAsia"/>
-                            </w:rPr>
-                            <w:t>下行方向</w:t>
-                          </w:r>
-                        </w:p>
-                      </w:txbxContent>
-                    </v:textbox>
-                  </v:rect>
-                  <v:rect id="Rectangle 44" o:spid="_x0000_s1068" style="position:absolute;left:9323;top:11651;width:9909;height:3497;visibility:visible;mso-wrap-style:square;v-text-anchor:top" o:gfxdata="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" filled="f" stroked="f">
-                    <v:textbox inset="1.93039mm,.96519mm,1.93039mm,.96519mm">
-                      <w:txbxContent>
-                        <w:p>
-                          <w:pPr>
-                            <w:autoSpaceDE w:val="0"/>
-                            <w:autoSpaceDN w:val="0"/>
-                            <w:adjustRightInd w:val="0"/>
-                            <w:ind w:firstLine="420"/>
-                            <w:jc w:val="center"/>
-                            <w:rPr>
-                              <w:rFonts w:ascii="Arial" w:hAnsi="Arial" w:cs="宋体"/>
-                              <w:color w:val="000000"/>
-                              <w:sz w:val="27"/>
-                              <w:szCs w:val="36"/>
-                              <w:lang w:val="zh-CN"/>
-                            </w:rPr>
-                          </w:pPr>
-                          <w:r>
-                            <w:rPr>
-                              <w:rFonts w:hint="eastAsia"/>
-                            </w:rPr>
-                            <w:t>轨旁天线安装</w:t>
-                          </w:r>
-                        </w:p>
-                      </w:txbxContent>
-                    </v:textbox>
-                  </v:rect>
-                  <w10:anchorlock/>
                 </v:group>
-              </w:pict>
-            </mc:Fallback>
-          </mc:AlternateContent>
-        </w:r>
-      </w:ins>
+                <v:oval id="Oval 35" o:spid="_x0000_s1059" style="position:absolute;left:30889;top:14570;width:5833;height:1164;visibility:visible;mso-wrap-style:none;v-text-anchor:middle" o:gfxdata="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" fillcolor="#bbe0e3"/>
+                <v:oval id="Oval 36" o:spid="_x0000_s1060" style="position:absolute;left:40220;top:14570;width:5825;height:1164;visibility:visible;mso-wrap-style:none;v-text-anchor:middle" o:gfxdata="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" fillcolor="#f90"/>
+                <v:rect id="Rectangle 37" o:spid="_x0000_s1061" style="position:absolute;left:1748;width:10836;height:2912;visibility:visible;mso-wrap-style:square;v-text-anchor:top" o:gfxdata="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" filled="f" stroked="f">
+                  <v:textbox inset="1.93039mm,.96519mm,1.93039mm,.96519mm">
+                    <w:txbxContent>
+                      <w:p>
+                        <w:pPr>
+                          <w:autoSpaceDE w:val="0"/>
+                          <w:autoSpaceDN w:val="0"/>
+                          <w:adjustRightInd w:val="0"/>
+                          <w:ind w:firstLine="420"/>
+                          <w:jc w:val="center"/>
+                          <w:rPr>
+                            <w:rFonts w:ascii="Arial" w:hAnsi="Arial" w:cs="宋体"/>
+                            <w:color w:val="000000"/>
+                            <w:sz w:val="27"/>
+                            <w:szCs w:val="36"/>
+                            <w:lang w:val="zh-CN"/>
+                          </w:rPr>
+                        </w:pPr>
+                        <w:r>
+                          <w:rPr>
+                            <w:rFonts w:hint="eastAsia"/>
+                          </w:rPr>
+                          <w:t>轨旁天线安装</w:t>
+                        </w:r>
+                      </w:p>
+                    </w:txbxContent>
+                  </v:textbox>
+                </v:rect>
+                <v:rect id="Rectangle 38" o:spid="_x0000_s1062" style="position:absolute;left:29726;top:15732;width:8803;height:2770;visibility:visible;mso-wrap-style:square;v-text-anchor:top" o:gfxdata="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" filled="f" stroked="f">
+                  <v:textbox inset="1.93039mm,.96519mm,1.93039mm,.96519mm">
+                    <w:txbxContent>
+                      <w:p>
+                        <w:pPr>
+                          <w:autoSpaceDE w:val="0"/>
+                          <w:autoSpaceDN w:val="0"/>
+                          <w:adjustRightInd w:val="0"/>
+                          <w:ind w:firstLine="420"/>
+                          <w:jc w:val="center"/>
+                          <w:rPr>
+                            <w:rFonts w:ascii="Arial" w:hAnsi="Arial" w:cs="宋体"/>
+                            <w:color w:val="000000"/>
+                            <w:sz w:val="27"/>
+                            <w:szCs w:val="36"/>
+                          </w:rPr>
+                        </w:pPr>
+                        <w:r>
+                          <w:rPr>
+                            <w:rFonts w:hint="eastAsia"/>
+                          </w:rPr>
+                          <w:t>信道</w:t>
+                        </w:r>
+                        <w:r>
+                          <w:t>149</w:t>
+                        </w:r>
+                      </w:p>
+                    </w:txbxContent>
+                  </v:textbox>
+                </v:rect>
+                <v:rect id="Rectangle 39" o:spid="_x0000_s1063" style="position:absolute;left:39634;top:15732;width:8804;height:2770;visibility:visible;mso-wrap-style:square;v-text-anchor:top" o:gfxdata="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" filled="f" stroked="f">
+                  <v:textbox inset="1.93039mm,.96519mm,1.93039mm,.96519mm">
+                    <w:txbxContent>
+                      <w:p>
+                        <w:pPr>
+                          <w:autoSpaceDE w:val="0"/>
+                          <w:autoSpaceDN w:val="0"/>
+                          <w:adjustRightInd w:val="0"/>
+                          <w:ind w:firstLine="420"/>
+                          <w:jc w:val="center"/>
+                          <w:rPr>
+                            <w:rFonts w:ascii="Arial" w:hAnsi="Arial" w:cs="宋体"/>
+                            <w:color w:val="000000"/>
+                            <w:sz w:val="27"/>
+                            <w:szCs w:val="36"/>
+                          </w:rPr>
+                        </w:pPr>
+                        <w:r>
+                          <w:rPr>
+                            <w:rFonts w:hint="eastAsia"/>
+                          </w:rPr>
+                          <w:t>信道</w:t>
+                        </w:r>
+                        <w:r>
+                          <w:t>165</w:t>
+                        </w:r>
+                      </w:p>
+                    </w:txbxContent>
+                  </v:textbox>
+                </v:rect>
+                <v:rect id="Rectangle 40" o:spid="_x0000_s1064" style="position:absolute;left:18653;width:8797;height:3494;visibility:visible;mso-wrap-style:square;v-text-anchor:top" o:gfxdata="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" filled="f" stroked="f">
+                  <v:textbox inset="1.93039mm,.96519mm,1.93039mm,.96519mm">
+                    <w:txbxContent>
+                      <w:p>
+                        <w:pPr>
+                          <w:autoSpaceDE w:val="0"/>
+                          <w:autoSpaceDN w:val="0"/>
+                          <w:adjustRightInd w:val="0"/>
+                          <w:ind w:firstLine="420"/>
+                          <w:jc w:val="center"/>
+                          <w:rPr>
+                            <w:rFonts w:ascii="Arial" w:hAnsi="Arial" w:cs="宋体"/>
+                            <w:color w:val="000000"/>
+                            <w:sz w:val="27"/>
+                            <w:szCs w:val="36"/>
+                            <w:lang w:val="zh-CN"/>
+                          </w:rPr>
+                        </w:pPr>
+                        <w:r>
+                          <w:rPr>
+                            <w:rFonts w:hint="eastAsia"/>
+                          </w:rPr>
+                          <w:t>上行方向</w:t>
+                        </w:r>
+                      </w:p>
+                    </w:txbxContent>
+                  </v:textbox>
+                </v:rect>
+                <v:line id="Line 41" o:spid="_x0000_s1065" style="position:absolute;visibility:visible;mso-wrap-style:square" from="18068,13985" to="23315,13985" o:connectortype="straight" o:gfxdata="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">
+                  <v:stroke endarrow="block"/>
+                </v:line>
+                <v:line id="Line 42" o:spid="_x0000_s1066" style="position:absolute;flip:x;visibility:visible;mso-wrap-style:square" from="19232,0" to="24479,0" o:connectortype="straight" o:gfxdata="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">
+                  <v:stroke endarrow="block"/>
+                </v:line>
+                <v:rect id="Rectangle 43" o:spid="_x0000_s1067" style="position:absolute;left:16319;top:15154;width:8803;height:3350;visibility:visible;mso-wrap-style:square;v-text-anchor:top" o:gfxdata="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" filled="f" stroked="f">
+                  <v:textbox inset="1.93039mm,.96519mm,1.93039mm,.96519mm">
+                    <w:txbxContent>
+                      <w:p>
+                        <w:pPr>
+                          <w:autoSpaceDE w:val="0"/>
+                          <w:autoSpaceDN w:val="0"/>
+                          <w:adjustRightInd w:val="0"/>
+                          <w:ind w:firstLine="420"/>
+                          <w:jc w:val="center"/>
+                          <w:rPr>
+                            <w:rFonts w:ascii="Arial" w:hAnsi="Arial" w:cs="宋体"/>
+                            <w:color w:val="000000"/>
+                            <w:sz w:val="27"/>
+                            <w:szCs w:val="36"/>
+                            <w:lang w:val="zh-CN"/>
+                          </w:rPr>
+                        </w:pPr>
+                        <w:r>
+                          <w:rPr>
+                            <w:rFonts w:hint="eastAsia"/>
+                          </w:rPr>
+                          <w:t>下行方向</w:t>
+                        </w:r>
+                      </w:p>
+                    </w:txbxContent>
+                  </v:textbox>
+                </v:rect>
+                <v:rect id="Rectangle 44" o:spid="_x0000_s1068" style="position:absolute;left:9323;top:11651;width:9909;height:3497;visibility:visible;mso-wrap-style:square;v-text-anchor:top" o:gfxdata="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" filled="f" stroked="f">
+                  <v:textbox inset="1.93039mm,.96519mm,1.93039mm,.96519mm">
+                    <w:txbxContent>
+                      <w:p>
+                        <w:pPr>
+                          <w:autoSpaceDE w:val="0"/>
+                          <w:autoSpaceDN w:val="0"/>
+                          <w:adjustRightInd w:val="0"/>
+                          <w:ind w:firstLine="420"/>
+                          <w:jc w:val="center"/>
+                          <w:rPr>
+                            <w:rFonts w:ascii="Arial" w:hAnsi="Arial" w:cs="宋体"/>
+                            <w:color w:val="000000"/>
+                            <w:sz w:val="27"/>
+                            <w:szCs w:val="36"/>
+                            <w:lang w:val="zh-CN"/>
+                          </w:rPr>
+                        </w:pPr>
+                        <w:r>
+                          <w:rPr>
+                            <w:rFonts w:hint="eastAsia"/>
+                          </w:rPr>
+                          <w:t>轨旁天线安装</w:t>
+                        </w:r>
+                      </w:p>
+                    </w:txbxContent>
+                  </v:textbox>
+                </v:rect>
+                <w10:anchorlock/>
+              </v:group>
+            </w:pict>
+          </mc:Fallback>
+        </mc:AlternateContent>
+      </w:r>
     </w:p>
     <w:p/>
     <w:p>
-      <w:ins w:id="39" w:author="万里" w:date="2026-10-14T13:43:00Z">
-        <w:r>
-          <w:drawing>
-            <wp:inline distT="0" distB="0" distL="0" distR="0" wp14:anchorId="706F3839" wp14:editId="75CCD964">
-              <wp:extent cx="4954905" cy="1541780"/>
-              <wp:effectExtent l="0" t="0" r="23495" b="0"/>
-              <wp:docPr id="698" name="图片框 1053"/>
-              <wp:cNvGraphicFramePr>
-                <a:graphicFrameLocks xmlns:a="http://schemas.openxmlformats.org/drawingml/2006/main" noChangeAspect="1"/>
-              </wp:cNvGraphicFramePr>
-              <a:graphic xmlns:a="http://schemas.openxmlformats.org/drawingml/2006/main">
-                <a:graphicData uri="http://schemas.openxmlformats.org/drawingml/2006/picture">
-                  <pic:pic xmlns:pic="http://schemas.openxmlformats.org/drawingml/2006/picture">
-                    <pic:nvPicPr>
-                      <pic:cNvPr id="2" name="图片框 1053"/>
-                      <pic:cNvPicPr>
-                        <a:picLocks noChangeAspect="1" noChangeArrowheads="1"/>
-                      </pic:cNvPicPr>
-                    </pic:nvPicPr>
-                    <pic:blipFill>
-                      <a:blip r:embed="rId12" cstate="print">
-                        <a:extLst>
-                          <a:ext uri="{28A0092B-C50C-407E-A947-70E740481C1C}">
-                            <a14:useLocalDpi xmlns:a14="http://schemas.microsoft.com/office/drawing/2010/main" val="0"/>
-                          </a:ext>
-                        </a:extLst>
-                      </a:blip>
-                      <a:srcRect l="-899" t="-3183" r="3632" b="-4555"/>
-                      <a:stretch>
-                        <a:fillRect/>
-                      </a:stretch>
-                    </pic:blipFill>
-                    <pic:spPr>
-                      <a:xfrm>
-                        <a:off x="0" y="0"/>
-                        <a:ext cx="4954905" cy="1541780"/>
-                      </a:xfrm>
-                      <a:prstGeom prst="rect">
-                        <a:avLst/>
-                      </a:prstGeom>
+      <w:r>
+        <w:rPr>
+          <w:noProof/>
+        </w:rPr>
+        <w:drawing>
+          <wp:inline distT="0" distB="0" distL="0" distR="0" wp14:anchorId="706F3839" wp14:editId="75CCD964">
+            <wp:extent cx="4954905" cy="1541780"/>
+            <wp:effectExtent l="0" t="0" r="23495" b="0"/>
+            <wp:docPr id="698" name="图片框 1053"/>
+            <wp:cNvGraphicFramePr>
+              <a:graphicFrameLocks xmlns:a="http://schemas.openxmlformats.org/drawingml/2006/main" noChangeAspect="1"/>
+            </wp:cNvGraphicFramePr>
+            <a:graphic xmlns:a="http://schemas.openxmlformats.org/drawingml/2006/main">
+              <a:graphicData uri="http://schemas.openxmlformats.org/drawingml/2006/picture">
+                <pic:pic xmlns:pic="http://schemas.openxmlformats.org/drawingml/2006/picture">
+                  <pic:nvPicPr>
+                    <pic:cNvPr id="2" name="图片框 1053"/>
+                    <pic:cNvPicPr>
+                      <a:picLocks noChangeAspect="1" noChangeArrowheads="1"/>
+                    </pic:cNvPicPr>
+                  </pic:nvPicPr>
+                  <pic:blipFill>
+                    <a:blip r:embed="rId12" cstate="print">
+                      <a:extLst>
+                        <a:ext uri="{28A0092B-C50C-407E-A947-70E740481C1C}">
+                          <a14:useLocalDpi xmlns:a14="http://schemas.microsoft.com/office/drawing/2010/main" val="0"/>
+                        </a:ext>
+                      </a:extLst>
+                    </a:blip>
+                    <a:srcRect l="-899" t="-3183" r="3632" b="-4555"/>
+                    <a:stretch>
+                      <a:fillRect/>
+                    </a:stretch>
+                  </pic:blipFill>
+                  <pic:spPr>
+                    <a:xfrm>
+                      <a:off x="0" y="0"/>
+                      <a:ext cx="4954905" cy="1541780"/>
+                    </a:xfrm>
+                    <a:prstGeom prst="rect">
+                      <a:avLst/>
+                    </a:prstGeom>
+                    <a:noFill/>
+                    <a:ln>
                       <a:noFill/>
-                      <a:ln>
-                        <a:noFill/>
-                      </a:ln>
-                    </pic:spPr>
-                  </pic:pic>
-                </a:graphicData>
-              </a:graphic>
-            </wp:inline>
-          </w:drawing>
-        </w:r>
-      </w:ins>
-    </w:p>
-    <w:p>
-      <w:pPr>
+                    </a:ln>
+                  </pic:spPr>
+                </pic:pic>
+              </a:graphicData>
+            </a:graphic>
+          </wp:inline>
+        </w:drawing>
+      </w:r>
+    </w:p>
+    <w:p>
+      <w:r>
+        <w:rPr>
+          <w:noProof/>
+        </w:rPr>
+        <w:lastRenderedPageBreak/>
+        <w:drawing>
+          <wp:inline distT="0" distB="0" distL="0" distR="0" wp14:anchorId="63096AC0" wp14:editId="7B513704">
+            <wp:extent cx="4880610" cy="2222500"/>
+            <wp:effectExtent l="0" t="0" r="0" b="0"/>
+            <wp:docPr id="697" name="图片框 1052"/>
+            <wp:cNvGraphicFramePr>
+              <a:graphicFrameLocks xmlns:a="http://schemas.openxmlformats.org/drawingml/2006/main" noChangeAspect="1"/>
+            </wp:cNvGraphicFramePr>
+            <a:graphic xmlns:a="http://schemas.openxmlformats.org/drawingml/2006/main">
+              <a:graphicData uri="http://schemas.openxmlformats.org/drawingml/2006/picture">
+                <pic:pic xmlns:pic="http://schemas.openxmlformats.org/drawingml/2006/picture">
+                  <pic:nvPicPr>
+                    <pic:cNvPr id="1" name="图片框 1052"/>
+                    <pic:cNvPicPr>
+                      <a:picLocks noChangeAspect="1" noChangeArrowheads="1"/>
+                    </pic:cNvPicPr>
+                  </pic:nvPicPr>
+                  <pic:blipFill>
+                    <a:blip r:embed="rId13" cstate="print">
+                      <a:extLst>
+                        <a:ext uri="{28A0092B-C50C-407E-A947-70E740481C1C}">
+                          <a14:useLocalDpi xmlns:a14="http://schemas.microsoft.com/office/drawing/2010/main" val="0"/>
+                        </a:ext>
+                      </a:extLst>
+                    </a:blip>
+                    <a:srcRect l="-989" t="-2087" r="-4645" b="580"/>
+                    <a:stretch>
+                      <a:fillRect/>
+                    </a:stretch>
+                  </pic:blipFill>
+                  <pic:spPr>
+                    <a:xfrm>
+                      <a:off x="0" y="0"/>
+                      <a:ext cx="4880610" cy="2222500"/>
+                    </a:xfrm>
+                    <a:prstGeom prst="rect">
+                      <a:avLst/>
+                    </a:prstGeom>
+                    <a:noFill/>
+                    <a:ln>
+                      <a:noFill/>
+                    </a:ln>
+                  </pic:spPr>
+                </pic:pic>
+              </a:graphicData>
+            </a:graphic>
+          </wp:inline>
+        </w:drawing>
+      </w:r>
+    </w:p>
+    <w:p>
+      <w:pPr>
+        <w:pStyle w:val="1"/>
+        <w:numPr>
+          <w:ilvl w:val="0"/>
+          <w:numId w:val="11"/>
+        </w:numPr>
+        <w:spacing w:before="0" w:after="0"/>
+        <w:jc w:val="left"/>
+      </w:pPr>
+      <w:r>
         <w:rPr>
           <w:rFonts w:hint="eastAsia"/>
         </w:rPr>
-      </w:pPr>
-      <w:ins w:id="40" w:author="万里" w:date="2026-10-14T13:43:00Z">
-        <w:r>
-          <w:lastRenderedPageBreak/>
-          <w:drawing>
-            <wp:inline distT="0" distB="0" distL="0" distR="0" wp14:anchorId="63096AC0" wp14:editId="7B513704">
-              <wp:extent cx="4880610" cy="2222500"/>
-              <wp:effectExtent l="0" t="0" r="0" b="0"/>
-              <wp:docPr id="697" name="图片框 1052"/>
-              <wp:cNvGraphicFramePr>
-                <a:graphicFrameLocks xmlns:a="http://schemas.openxmlformats.org/drawingml/2006/main" noChangeAspect="1"/>
-              </wp:cNvGraphicFramePr>
-              <a:graphic xmlns:a="http://schemas.openxmlformats.org/drawingml/2006/main">
-                <a:graphicData uri="http://schemas.openxmlformats.org/drawingml/2006/picture">
-                  <pic:pic xmlns:pic="http://schemas.openxmlformats.org/drawingml/2006/picture">
-                    <pic:nvPicPr>
-                      <pic:cNvPr id="1" name="图片框 1052"/>
-                      <pic:cNvPicPr>
-                        <a:picLocks noChangeAspect="1" noChangeArrowheads="1"/>
-                      </pic:cNvPicPr>
-                    </pic:nvPicPr>
-                    <pic:blipFill>
-                      <a:blip r:embed="rId13" cstate="print">
-                        <a:extLst>
-                          <a:ext uri="{28A0092B-C50C-407E-A947-70E740481C1C}">
-                            <a14:useLocalDpi xmlns:a14="http://schemas.microsoft.com/office/drawing/2010/main" val="0"/>
-                          </a:ext>
-                        </a:extLst>
-                      </a:blip>
-                      <a:srcRect l="-989" t="-2087" r="-4645" b="580"/>
-                      <a:stretch>
-                        <a:fillRect/>
-                      </a:stretch>
-                    </pic:blipFill>
-                    <pic:spPr>
-                      <a:xfrm>
-                        <a:off x="0" y="0"/>
-                        <a:ext cx="4880610" cy="2222500"/>
-                      </a:xfrm>
-                      <a:prstGeom prst="rect">
-                        <a:avLst/>
-                      </a:prstGeom>
-                      <a:noFill/>
-                      <a:ln>
-                        <a:noFill/>
-                      </a:ln>
-                    </pic:spPr>
-                  </pic:pic>
-                </a:graphicData>
-              </a:graphic>
-            </wp:inline>
-          </w:drawing>
-        </w:r>
-      </w:ins>
-      <w:bookmarkStart w:id="41" w:name="_GoBack"/>
-      <w:bookmarkEnd w:id="41"/>
+        <w:t>符号转换有问题</w:t>
+      </w:r>
+    </w:p>
+    <w:p/>
+    <w:p>
+      <w:pPr>
+        <w:spacing w:line="360" w:lineRule="auto"/>
+        <w:rPr>
+          <w:rFonts w:ascii="Times New Roman" w:eastAsia="宋体" w:hAnsi="Times New Roman" w:cs="Times New Roman"/>
+          <w:szCs w:val="24"/>
+        </w:rPr>
+      </w:pPr>
+      <w:r>
+        <w:rPr>
+          <w:rFonts w:ascii="Times New Roman" w:eastAsia="宋体" w:hAnsi="Times New Roman" w:cs="Times New Roman"/>
+          <w:szCs w:val="24"/>
+        </w:rPr>
+        <w:t>■</w:t>
+      </w:r>
+      <w:r>
+        <w:rPr>
+          <w:rFonts w:ascii="Times New Roman" w:eastAsia="宋体" w:hAnsi="Times New Roman" w:cs="Times New Roman"/>
+          <w:szCs w:val="24"/>
+        </w:rPr>
+        <w:t>先进性：采用</w:t>
+      </w:r>
+      <w:r>
+        <w:rPr>
+          <w:rFonts w:ascii="Times New Roman" w:eastAsia="宋体" w:hAnsi="Times New Roman" w:cs="Times New Roman"/>
+          <w:szCs w:val="24"/>
+        </w:rPr>
+        <w:t xml:space="preserve"> Wi-Fi 7</w:t>
+      </w:r>
+      <w:r>
+        <w:rPr>
+          <w:rFonts w:ascii="Times New Roman" w:eastAsia="宋体" w:hAnsi="Times New Roman" w:cs="Times New Roman"/>
+          <w:szCs w:val="24"/>
+        </w:rPr>
+        <w:t>（</w:t>
+      </w:r>
+      <w:r>
+        <w:rPr>
+          <w:rFonts w:ascii="Times New Roman" w:eastAsia="宋体" w:hAnsi="Times New Roman" w:cs="Times New Roman"/>
+          <w:szCs w:val="24"/>
+        </w:rPr>
+        <w:t>802.11be</w:t>
+      </w:r>
+      <w:r>
+        <w:rPr>
+          <w:rFonts w:ascii="Times New Roman" w:eastAsia="宋体" w:hAnsi="Times New Roman" w:cs="Times New Roman"/>
+          <w:szCs w:val="24"/>
+        </w:rPr>
+        <w:t>）、万兆承载等主流先进技术，保障系统生命周期内技术不落后。</w:t>
+      </w:r>
+    </w:p>
+    <w:p>
+      <w:pPr>
+        <w:spacing w:line="360" w:lineRule="auto"/>
+        <w:rPr>
+          <w:rFonts w:ascii="Times New Roman" w:eastAsia="宋体" w:hAnsi="Times New Roman" w:cs="Times New Roman"/>
+          <w:szCs w:val="24"/>
+        </w:rPr>
+      </w:pPr>
+      <w:r>
+        <w:rPr>
+          <w:rFonts w:ascii="Times New Roman" w:eastAsia="宋体" w:hAnsi="Times New Roman" w:cs="Times New Roman"/>
+          <w:szCs w:val="24"/>
+        </w:rPr>
+        <w:t>■</w:t>
+      </w:r>
+      <w:r>
+        <w:rPr>
+          <w:rFonts w:ascii="Times New Roman" w:eastAsia="宋体" w:hAnsi="Times New Roman" w:cs="Times New Roman"/>
+          <w:szCs w:val="24"/>
+        </w:rPr>
+        <w:t>可靠性：核心、汇聚设备关键部件冗余配置，链路毫秒级收敛，满足轨道交通</w:t>
+      </w:r>
+      <w:r>
+        <w:rPr>
+          <w:rFonts w:ascii="Times New Roman" w:eastAsia="宋体" w:hAnsi="Times New Roman" w:cs="Times New Roman"/>
+          <w:szCs w:val="24"/>
+        </w:rPr>
+        <w:t xml:space="preserve"> 7×24 </w:t>
+      </w:r>
+      <w:r>
+        <w:rPr>
+          <w:rFonts w:ascii="Times New Roman" w:eastAsia="宋体" w:hAnsi="Times New Roman" w:cs="Times New Roman"/>
+          <w:szCs w:val="24"/>
+        </w:rPr>
+        <w:t>小时不间断运行要求。</w:t>
+      </w:r>
+      <w:bookmarkStart w:id="38" w:name="_GoBack"/>
+      <w:bookmarkEnd w:id="38"/>
+    </w:p>
+    <w:p>
+      <w:pPr>
+        <w:spacing w:line="360" w:lineRule="auto"/>
+        <w:rPr>
+          <w:rFonts w:ascii="Times New Roman" w:eastAsia="宋体" w:hAnsi="Times New Roman" w:cs="Times New Roman"/>
+          <w:szCs w:val="24"/>
+        </w:rPr>
+      </w:pPr>
+      <w:r>
+        <w:rPr>
+          <w:rFonts w:ascii="Times New Roman" w:eastAsia="宋体" w:hAnsi="Times New Roman" w:cs="Times New Roman"/>
+          <w:szCs w:val="24"/>
+        </w:rPr>
+        <w:t>■</w:t>
+      </w:r>
+      <w:r>
+        <w:rPr>
+          <w:rFonts w:ascii="Times New Roman" w:eastAsia="宋体" w:hAnsi="Times New Roman" w:cs="Times New Roman"/>
+          <w:szCs w:val="24"/>
+        </w:rPr>
+        <w:t>安全性：无线侧支持</w:t>
+      </w:r>
+      <w:r>
+        <w:rPr>
+          <w:rFonts w:ascii="Times New Roman" w:eastAsia="宋体" w:hAnsi="Times New Roman" w:cs="Times New Roman"/>
+          <w:szCs w:val="24"/>
+        </w:rPr>
+        <w:t xml:space="preserve"> WPA3 </w:t>
+      </w:r>
+      <w:r>
+        <w:rPr>
+          <w:rFonts w:ascii="Times New Roman" w:eastAsia="宋体" w:hAnsi="Times New Roman" w:cs="Times New Roman"/>
+          <w:szCs w:val="24"/>
+        </w:rPr>
+        <w:t>加密与</w:t>
+      </w:r>
+      <w:r>
+        <w:rPr>
+          <w:rFonts w:ascii="Times New Roman" w:eastAsia="宋体" w:hAnsi="Times New Roman" w:cs="Times New Roman"/>
+          <w:szCs w:val="24"/>
+        </w:rPr>
+        <w:t xml:space="preserve"> WIPS </w:t>
+      </w:r>
+      <w:r>
+        <w:rPr>
+          <w:rFonts w:ascii="Times New Roman" w:eastAsia="宋体" w:hAnsi="Times New Roman" w:cs="Times New Roman"/>
+          <w:szCs w:val="24"/>
+        </w:rPr>
+        <w:t>入侵防御，有线侧具备完善的接入控制与攻击防护能力。</w:t>
+      </w:r>
+    </w:p>
+    <w:p>
+      <w:pPr>
+        <w:spacing w:line="360" w:lineRule="auto"/>
+        <w:rPr>
+          <w:rFonts w:ascii="Times New Roman" w:eastAsia="宋体" w:hAnsi="Times New Roman" w:cs="Times New Roman"/>
+          <w:szCs w:val="24"/>
+        </w:rPr>
+      </w:pPr>
+      <w:r>
+        <w:rPr>
+          <w:rFonts w:ascii="Times New Roman" w:eastAsia="宋体" w:hAnsi="Times New Roman" w:cs="Times New Roman"/>
+          <w:szCs w:val="24"/>
+        </w:rPr>
+        <w:t>■</w:t>
+      </w:r>
+      <w:r>
+        <w:rPr>
+          <w:rFonts w:ascii="Times New Roman" w:eastAsia="宋体" w:hAnsi="Times New Roman" w:cs="Times New Roman"/>
+          <w:szCs w:val="24"/>
+        </w:rPr>
+        <w:t>可运维性：支持拓扑自动发现、一键巡检、配置备份、日志分析等功能，降低运维难度与人力投入。</w:t>
+      </w:r>
+    </w:p>
+    <w:p>
+      <w:pPr>
+        <w:spacing w:line="360" w:lineRule="auto"/>
+        <w:rPr>
+          <w:rFonts w:ascii="Times New Roman" w:eastAsia="宋体" w:hAnsi="Times New Roman" w:cs="Times New Roman"/>
+          <w:szCs w:val="24"/>
+        </w:rPr>
+      </w:pPr>
+      <w:r>
+        <w:rPr>
+          <w:rFonts w:ascii="Times New Roman" w:eastAsia="宋体" w:hAnsi="Times New Roman" w:cs="Times New Roman"/>
+          <w:szCs w:val="24"/>
+        </w:rPr>
+        <w:t>■</w:t>
+      </w:r>
+      <w:r>
+        <w:rPr>
+          <w:rFonts w:ascii="Times New Roman" w:eastAsia="宋体" w:hAnsi="Times New Roman" w:cs="Times New Roman"/>
+          <w:szCs w:val="24"/>
+        </w:rPr>
+        <w:t>可扩展性：模块化、标准化设计，支持平滑扩容与多线路统一纳管。</w:t>
+      </w:r>
+    </w:p>
+    <w:p>
+      <w:pPr>
+        <w:rPr>
+          <w:rFonts w:hint="eastAsia"/>
+        </w:rPr>
+      </w:pPr>
+    </w:p>
+    <w:p>
+      <w:pPr>
+        <w:rPr>
+          <w:rFonts w:hint="eastAsia"/>
+        </w:rPr>
+      </w:pPr>
     </w:p>
     <w:sectPr>
       <w:pgSz w:w="11906" w:h="16838"/>
@@ -11500,14 +11715,6 @@
     </w:lvlOverride>
   </w:num>
 </w:numbering>
-</file>
-
-<file path=word/people.xml><?xml version="1.0" encoding="utf-8"?>
-<w15:people xmlns:wpc="http://schemas.microsoft.com/office/word/2010/wordprocessingCanvas" xmlns:cx="http://schemas.microsoft.com/office/drawing/2014/chartex" xmlns:cx1="http://schemas.microsoft.com/office/drawing/2015/9/8/chartex" xmlns:mc="http://schemas.openxmlformats.org/markup-compatibility/2006" xmlns:o="urn:schemas-microsoft-com:office:office" xmlns:r="http://schemas.openxmlformats.org/officeDocument/2006/relationships" xmlns:m="http://schemas.openxmlformats.org/officeDocument/2006/math" xmlns:v="urn:schemas-microsoft-com:vml" xmlns:wp14="http://schemas.microsoft.com/office/word/2010/wordprocessingDrawing" xmlns:wp="http://schemas.openxmlformats.org/drawingml/2006/wordprocessingDrawing" xmlns:w10="urn:schemas-microsoft-com:office:word" xmlns:w="http://schemas.openxmlformats.org/wordprocessingml/2006/main" xmlns:w14="http://schemas.microsoft.com/office/word/2010/wordml" xmlns:w15="http://schemas.microsoft.com/office/word/2012/wordml" xmlns:w16se="http://schemas.microsoft.com/office/word/2015/wordml/symex" xmlns:wpg="http://schemas.microsoft.com/office/word/2010/wordprocessingGroup" xmlns:wpi="http://schemas.microsoft.com/office/word/2010/wordprocessingInk" xmlns:wne="http://schemas.microsoft.com/office/word/2006/wordml" xmlns:wps="http://schemas.microsoft.com/office/word/2010/wordprocessingShape" mc:Ignorable="w14 w15 w16se wp14">
-  <w15:person w15:author="万里">
-    <w15:presenceInfo w15:providerId="Windows Live" w15:userId="e043a6f3bc63d679"/>
-  </w15:person>
-</w15:people>
 </file>
 
 <file path=word/styles.xml><?xml version="1.0" encoding="utf-8"?>
